--- a/Инструкции по регулировке/Инструкция по настройке C8-54.docx
+++ b/Инструкции по регулировке/Инструкция по настройке C8-54.docx
@@ -775,7 +775,6 @@
         </w:rPr>
         <w:t xml:space="preserve">- программатор </w:t>
       </w:r>
-      <w:proofErr w:type="spellStart"/>
       <w:r>
         <w:rPr>
           <w:rFonts w:ascii="Times New Roman" w:hAnsi="Times New Roman" w:cs="Times New Roman"/>
@@ -785,7 +784,6 @@
         </w:rPr>
         <w:t>PICkit</w:t>
       </w:r>
-      <w:proofErr w:type="spellEnd"/>
       <w:r>
         <w:rPr>
           <w:rFonts w:ascii="Times New Roman" w:hAnsi="Times New Roman" w:cs="Times New Roman"/>
@@ -1132,20 +1130,8 @@
           <w:szCs w:val="24"/>
           <w:lang w:val="en-US"/>
         </w:rPr>
-        <w:t>S8-54\sources\Display\</w:t>
-      </w:r>
-      <w:proofErr w:type="spellStart"/>
-      <w:r>
-        <w:rPr>
-          <w:rFonts w:ascii="Times New Roman" w:hAnsi="Times New Roman" w:cs="Times New Roman"/>
-          <w:b/>
-          <w:sz w:val="24"/>
-          <w:szCs w:val="24"/>
-          <w:lang w:val="en-US"/>
-        </w:rPr>
-        <w:t>Display.hex</w:t>
-      </w:r>
-      <w:proofErr w:type="spellEnd"/>
+        <w:t>S8-54\sources\Display\Display.hex</w:t>
+      </w:r>
       <w:r>
         <w:rPr>
           <w:rFonts w:ascii="Times New Roman" w:hAnsi="Times New Roman" w:cs="Times New Roman"/>
@@ -1247,27 +1233,15 @@
         </w:rPr>
         <w:t xml:space="preserve"> </w:t>
       </w:r>
-      <w:proofErr w:type="spellStart"/>
-      <w:r>
-        <w:rPr>
-          <w:rFonts w:ascii="Times New Roman" w:hAnsi="Times New Roman" w:cs="Times New Roman"/>
-          <w:b/>
-          <w:sz w:val="24"/>
-          <w:szCs w:val="24"/>
-          <w:lang w:val="en-US"/>
-        </w:rPr>
-        <w:t>PICkit</w:t>
-      </w:r>
-      <w:proofErr w:type="spellEnd"/>
-      <w:r>
-        <w:rPr>
-          <w:rFonts w:ascii="Times New Roman" w:hAnsi="Times New Roman" w:cs="Times New Roman"/>
-          <w:b/>
-          <w:sz w:val="24"/>
-          <w:szCs w:val="24"/>
-          <w:lang w:val="en-US"/>
-        </w:rPr>
-        <w:t xml:space="preserve"> 3</w:t>
+      <w:r>
+        <w:rPr>
+          <w:rFonts w:ascii="Times New Roman" w:hAnsi="Times New Roman" w:cs="Times New Roman"/>
+          <w:b/>
+          <w:sz w:val="24"/>
+          <w:szCs w:val="24"/>
+          <w:lang w:val="en-US"/>
+        </w:rPr>
+        <w:t>PICkit 3</w:t>
       </w:r>
       <w:r>
         <w:rPr>
@@ -1618,29 +1592,7 @@
           <w:szCs w:val="24"/>
           <w:lang w:val="en-US"/>
         </w:rPr>
-        <w:t xml:space="preserve">Power target circuit from </w:t>
-      </w:r>
-      <w:proofErr w:type="spellStart"/>
-      <w:r>
-        <w:rPr>
-          <w:rFonts w:ascii="Times New Roman" w:hAnsi="Times New Roman" w:cs="Times New Roman"/>
-          <w:b/>
-          <w:sz w:val="24"/>
-          <w:szCs w:val="24"/>
-          <w:lang w:val="en-US"/>
-        </w:rPr>
-        <w:t>PICkit</w:t>
-      </w:r>
-      <w:proofErr w:type="spellEnd"/>
-      <w:r>
-        <w:rPr>
-          <w:rFonts w:ascii="Times New Roman" w:hAnsi="Times New Roman" w:cs="Times New Roman"/>
-          <w:b/>
-          <w:sz w:val="24"/>
-          <w:szCs w:val="24"/>
-          <w:lang w:val="en-US"/>
-        </w:rPr>
-        <w:t xml:space="preserve"> 3</w:t>
+        <w:t>Power target circuit from PICkit 3</w:t>
       </w:r>
       <w:r>
         <w:rPr>
@@ -1819,25 +1771,16 @@
           <w:sz w:val="24"/>
           <w:szCs w:val="24"/>
         </w:rPr>
-        <w:t xml:space="preserve">осуществляется </w:t>
-      </w:r>
-      <w:proofErr w:type="spellStart"/>
-      <w:r>
-        <w:rPr>
-          <w:rFonts w:ascii="Times New Roman" w:hAnsi="Times New Roman" w:cs="Times New Roman"/>
-          <w:sz w:val="24"/>
-          <w:szCs w:val="24"/>
-        </w:rPr>
-        <w:t>песле</w:t>
-      </w:r>
-      <w:proofErr w:type="spellEnd"/>
-      <w:r>
-        <w:rPr>
-          <w:rFonts w:ascii="Times New Roman" w:hAnsi="Times New Roman" w:cs="Times New Roman"/>
-          <w:sz w:val="24"/>
-          <w:szCs w:val="24"/>
-        </w:rPr>
-        <w:t xml:space="preserve"> установки платы в рабочем приборе после проверки работоспособности </w:t>
+        <w:t xml:space="preserve">осуществляется песле установки платы в рабочем приборе после проверки </w:t>
+      </w:r>
+      <w:proofErr w:type="gramStart"/>
+      <w:r>
+        <w:rPr>
+          <w:rFonts w:ascii="Times New Roman" w:hAnsi="Times New Roman" w:cs="Times New Roman"/>
+          <w:sz w:val="24"/>
+          <w:szCs w:val="24"/>
+        </w:rPr>
+        <w:t xml:space="preserve">работоспособности </w:t>
       </w:r>
       <w:r>
         <w:rPr>
@@ -1848,6 +1791,7 @@
         </w:rPr>
         <w:t xml:space="preserve"> Процессора</w:t>
       </w:r>
+      <w:proofErr w:type="gramEnd"/>
       <w:r>
         <w:rPr>
           <w:rFonts w:ascii="Times New Roman" w:hAnsi="Times New Roman" w:cs="Times New Roman"/>
@@ -2444,7 +2388,6 @@
         </w:rPr>
         <w:t xml:space="preserve">- программатор </w:t>
       </w:r>
-      <w:proofErr w:type="spellStart"/>
       <w:r>
         <w:rPr>
           <w:rFonts w:ascii="Times New Roman" w:hAnsi="Times New Roman" w:cs="Times New Roman"/>
@@ -2454,7 +2397,6 @@
         </w:rPr>
         <w:t>PICkit</w:t>
       </w:r>
-      <w:proofErr w:type="spellEnd"/>
       <w:r>
         <w:rPr>
           <w:rFonts w:ascii="Times New Roman" w:hAnsi="Times New Roman" w:cs="Times New Roman"/>
@@ -2515,25 +2457,7 @@
           <w:sz w:val="24"/>
           <w:szCs w:val="24"/>
         </w:rPr>
-        <w:t xml:space="preserve">. Первые пять контактов второго разъёма программатора </w:t>
-      </w:r>
-      <w:proofErr w:type="spellStart"/>
-      <w:r>
-        <w:rPr>
-          <w:rFonts w:ascii="Times New Roman" w:hAnsi="Times New Roman" w:cs="Times New Roman"/>
-          <w:sz w:val="24"/>
-          <w:szCs w:val="24"/>
-        </w:rPr>
-        <w:t>соеднить</w:t>
-      </w:r>
-      <w:proofErr w:type="spellEnd"/>
-      <w:r>
-        <w:rPr>
-          <w:rFonts w:ascii="Times New Roman" w:hAnsi="Times New Roman" w:cs="Times New Roman"/>
-          <w:sz w:val="24"/>
-          <w:szCs w:val="24"/>
-        </w:rPr>
-        <w:t xml:space="preserve"> с соответствующими контактами разъёма </w:t>
+        <w:t xml:space="preserve">. Первые пять контактов второго разъёма программатора соеднить с соответствующими контактами разъёма </w:t>
       </w:r>
       <w:r>
         <w:rPr>
@@ -2559,7 +2483,7 @@
           <w:sz w:val="24"/>
           <w:szCs w:val="24"/>
         </w:rPr>
-        <w:t xml:space="preserve">Панели управления  </w:t>
+        <w:t xml:space="preserve">Панели управления </w:t>
       </w:r>
       <w:r>
         <w:rPr>
@@ -2824,7 +2748,6 @@
         </w:rPr>
         <w:t xml:space="preserve"> </w:t>
       </w:r>
-      <w:proofErr w:type="spellStart"/>
       <w:r>
         <w:rPr>
           <w:rFonts w:ascii="Times New Roman" w:hAnsi="Times New Roman" w:cs="Times New Roman"/>
@@ -2835,7 +2758,6 @@
         </w:rPr>
         <w:t>mn_sever_rf.hex</w:t>
       </w:r>
-      <w:proofErr w:type="spellEnd"/>
       <w:r>
         <w:rPr>
           <w:rFonts w:ascii="Times New Roman" w:hAnsi="Times New Roman" w:cs="Times New Roman"/>
@@ -2937,27 +2859,15 @@
         </w:rPr>
         <w:t xml:space="preserve"> </w:t>
       </w:r>
-      <w:proofErr w:type="spellStart"/>
-      <w:r>
-        <w:rPr>
-          <w:rFonts w:ascii="Times New Roman" w:hAnsi="Times New Roman" w:cs="Times New Roman"/>
-          <w:b/>
-          <w:sz w:val="24"/>
-          <w:szCs w:val="24"/>
-          <w:lang w:val="en-US"/>
-        </w:rPr>
-        <w:t>PICkit</w:t>
-      </w:r>
-      <w:proofErr w:type="spellEnd"/>
-      <w:r>
-        <w:rPr>
-          <w:rFonts w:ascii="Times New Roman" w:hAnsi="Times New Roman" w:cs="Times New Roman"/>
-          <w:b/>
-          <w:sz w:val="24"/>
-          <w:szCs w:val="24"/>
-          <w:lang w:val="en-US"/>
-        </w:rPr>
-        <w:t xml:space="preserve"> 3</w:t>
+      <w:r>
+        <w:rPr>
+          <w:rFonts w:ascii="Times New Roman" w:hAnsi="Times New Roman" w:cs="Times New Roman"/>
+          <w:b/>
+          <w:sz w:val="24"/>
+          <w:szCs w:val="24"/>
+          <w:lang w:val="en-US"/>
+        </w:rPr>
+        <w:t>PICkit 3</w:t>
       </w:r>
       <w:r>
         <w:rPr>
@@ -3308,29 +3218,7 @@
           <w:szCs w:val="24"/>
           <w:lang w:val="en-US"/>
         </w:rPr>
-        <w:t xml:space="preserve">Power target circuit from </w:t>
-      </w:r>
-      <w:proofErr w:type="spellStart"/>
-      <w:r>
-        <w:rPr>
-          <w:rFonts w:ascii="Times New Roman" w:hAnsi="Times New Roman" w:cs="Times New Roman"/>
-          <w:b/>
-          <w:sz w:val="24"/>
-          <w:szCs w:val="24"/>
-          <w:lang w:val="en-US"/>
-        </w:rPr>
-        <w:t>PICkit</w:t>
-      </w:r>
-      <w:proofErr w:type="spellEnd"/>
-      <w:r>
-        <w:rPr>
-          <w:rFonts w:ascii="Times New Roman" w:hAnsi="Times New Roman" w:cs="Times New Roman"/>
-          <w:b/>
-          <w:sz w:val="24"/>
-          <w:szCs w:val="24"/>
-          <w:lang w:val="en-US"/>
-        </w:rPr>
-        <w:t xml:space="preserve"> 3</w:t>
+        <w:t>Power target circuit from PICkit 3</w:t>
       </w:r>
       <w:r>
         <w:rPr>
@@ -3509,25 +3397,23 @@
           <w:sz w:val="24"/>
           <w:szCs w:val="24"/>
         </w:rPr>
-        <w:t xml:space="preserve">осуществляется </w:t>
-      </w:r>
-      <w:proofErr w:type="spellStart"/>
-      <w:r>
-        <w:rPr>
-          <w:rFonts w:ascii="Times New Roman" w:hAnsi="Times New Roman" w:cs="Times New Roman"/>
-          <w:sz w:val="24"/>
-          <w:szCs w:val="24"/>
-        </w:rPr>
-        <w:t>песле</w:t>
-      </w:r>
-      <w:proofErr w:type="spellEnd"/>
-      <w:r>
-        <w:rPr>
-          <w:rFonts w:ascii="Times New Roman" w:hAnsi="Times New Roman" w:cs="Times New Roman"/>
-          <w:sz w:val="24"/>
-          <w:szCs w:val="24"/>
-        </w:rPr>
-        <w:t xml:space="preserve"> установки платы в рабочем приборе после проверки работоспособности </w:t>
+        <w:t>осуществляется п</w:t>
+      </w:r>
+      <w:r>
+        <w:rPr>
+          <w:rFonts w:ascii="Times New Roman" w:hAnsi="Times New Roman" w:cs="Times New Roman"/>
+          <w:sz w:val="24"/>
+          <w:szCs w:val="24"/>
+        </w:rPr>
+        <w:t>о</w:t>
+      </w:r>
+      <w:r>
+        <w:rPr>
+          <w:rFonts w:ascii="Times New Roman" w:hAnsi="Times New Roman" w:cs="Times New Roman"/>
+          <w:sz w:val="24"/>
+          <w:szCs w:val="24"/>
+        </w:rPr>
+        <w:t>сле установки платы в рабочем приборе после проверки работоспособности</w:t>
       </w:r>
       <w:r>
         <w:rPr>
@@ -3659,7 +3545,6 @@
         </w:rPr>
         <w:t xml:space="preserve">, формирователь сигналов калибратора, </w:t>
       </w:r>
-      <w:proofErr w:type="spellStart"/>
       <w:r>
         <w:rPr>
           <w:rFonts w:ascii="Times New Roman" w:hAnsi="Times New Roman" w:cs="Times New Roman"/>
@@ -3667,24 +3552,15 @@
           <w:szCs w:val="24"/>
         </w:rPr>
         <w:lastRenderedPageBreak/>
-        <w:t>рандомизатор</w:t>
-      </w:r>
-      <w:proofErr w:type="spellEnd"/>
-      <w:r>
-        <w:rPr>
-          <w:rFonts w:ascii="Times New Roman" w:hAnsi="Times New Roman" w:cs="Times New Roman"/>
-          <w:sz w:val="24"/>
-          <w:szCs w:val="24"/>
-        </w:rPr>
-        <w:t xml:space="preserve">, формирователь звукового сигнала и микросхему </w:t>
-      </w:r>
-      <w:r>
-        <w:rPr>
-          <w:rFonts w:ascii="Times New Roman" w:hAnsi="Times New Roman" w:cs="Times New Roman"/>
-          <w:sz w:val="24"/>
-          <w:szCs w:val="24"/>
-        </w:rPr>
-        <w:t xml:space="preserve"> для </w:t>
+        <w:t xml:space="preserve">рандомизатор, формирователь звукового сигнала и микросхему </w:t>
+      </w:r>
+      <w:r>
+        <w:rPr>
+          <w:rFonts w:ascii="Times New Roman" w:hAnsi="Times New Roman" w:cs="Times New Roman"/>
+          <w:sz w:val="24"/>
+          <w:szCs w:val="24"/>
+        </w:rPr>
+        <w:t xml:space="preserve">для </w:t>
       </w:r>
       <w:r>
         <w:rPr>
@@ -3903,25 +3779,7 @@
           <w:sz w:val="24"/>
           <w:szCs w:val="24"/>
         </w:rPr>
-        <w:t xml:space="preserve"> результатов дискретизации к синхроимпульсу в соответствии с установленной величиной </w:t>
-      </w:r>
-      <w:proofErr w:type="spellStart"/>
-      <w:r>
-        <w:rPr>
-          <w:rFonts w:ascii="Times New Roman" w:hAnsi="Times New Roman" w:cs="Times New Roman"/>
-          <w:sz w:val="24"/>
-          <w:szCs w:val="24"/>
-        </w:rPr>
-        <w:t>предзапуска</w:t>
-      </w:r>
-      <w:proofErr w:type="spellEnd"/>
-      <w:r>
-        <w:rPr>
-          <w:rFonts w:ascii="Times New Roman" w:hAnsi="Times New Roman" w:cs="Times New Roman"/>
-          <w:sz w:val="24"/>
-          <w:szCs w:val="24"/>
-        </w:rPr>
-        <w:t xml:space="preserve">, </w:t>
+        <w:t xml:space="preserve"> результатов дискретизации к синхроимпульсу в соответствии с установленной величиной предзапуска, </w:t>
       </w:r>
       <w:r>
         <w:rPr>
@@ -4017,25 +3875,7 @@
           <w:sz w:val="24"/>
           <w:szCs w:val="24"/>
         </w:rPr>
-        <w:t xml:space="preserve">калибратором осциллографа и </w:t>
-      </w:r>
-      <w:proofErr w:type="spellStart"/>
-      <w:r>
-        <w:rPr>
-          <w:rFonts w:ascii="Times New Roman" w:hAnsi="Times New Roman" w:cs="Times New Roman"/>
-          <w:sz w:val="24"/>
-          <w:szCs w:val="24"/>
-        </w:rPr>
-        <w:t>рандомизатором</w:t>
-      </w:r>
-      <w:proofErr w:type="spellEnd"/>
-      <w:r>
-        <w:rPr>
-          <w:rFonts w:ascii="Times New Roman" w:hAnsi="Times New Roman" w:cs="Times New Roman"/>
-          <w:sz w:val="24"/>
-          <w:szCs w:val="24"/>
-        </w:rPr>
-        <w:t xml:space="preserve">. </w:t>
+        <w:t xml:space="preserve">калибратором осциллографа и рандомизатором. </w:t>
       </w:r>
     </w:p>
     <w:p>
@@ -4071,14 +3911,6 @@
           <w:sz w:val="24"/>
           <w:szCs w:val="24"/>
         </w:rPr>
-        <w:t xml:space="preserve"> </w:t>
-      </w:r>
-      <w:r>
-        <w:rPr>
-          <w:rFonts w:ascii="Times New Roman" w:hAnsi="Times New Roman" w:cs="Times New Roman"/>
-          <w:sz w:val="24"/>
-          <w:szCs w:val="24"/>
-        </w:rPr>
         <w:t xml:space="preserve">Для подключения платы </w:t>
       </w:r>
       <w:r>
@@ -4167,25 +3999,7 @@
           <w:sz w:val="24"/>
           <w:szCs w:val="24"/>
         </w:rPr>
-        <w:t xml:space="preserve"> прозвоните  на плате контакты 4, 5, 6, 8 </w:t>
-      </w:r>
-      <w:proofErr w:type="spellStart"/>
-      <w:r>
-        <w:rPr>
-          <w:rFonts w:ascii="Times New Roman" w:hAnsi="Times New Roman" w:cs="Times New Roman"/>
-          <w:sz w:val="24"/>
-          <w:szCs w:val="24"/>
-        </w:rPr>
-        <w:t>относителено</w:t>
-      </w:r>
-      <w:proofErr w:type="spellEnd"/>
-      <w:r>
-        <w:rPr>
-          <w:rFonts w:ascii="Times New Roman" w:hAnsi="Times New Roman" w:cs="Times New Roman"/>
-          <w:sz w:val="24"/>
-          <w:szCs w:val="24"/>
-        </w:rPr>
-        <w:t xml:space="preserve"> корпуса прибора на отсутствие КЗ.</w:t>
+        <w:t xml:space="preserve"> прозвоните на плате контакты 4, 5, 6, 8 относителено корпуса прибора на отсутствие КЗ.</w:t>
       </w:r>
       <w:r>
         <w:rPr>
@@ -4420,14 +4234,6 @@
       <w:r>
         <w:rPr>
           <w:rFonts w:ascii="Times New Roman" w:hAnsi="Times New Roman" w:cs="Times New Roman"/>
-          <w:sz w:val="24"/>
-          <w:szCs w:val="24"/>
-        </w:rPr>
-        <w:t xml:space="preserve"> </w:t>
-      </w:r>
-      <w:r>
-        <w:rPr>
-          <w:rFonts w:ascii="Times New Roman" w:hAnsi="Times New Roman" w:cs="Times New Roman"/>
           <w:b/>
           <w:sz w:val="24"/>
           <w:szCs w:val="24"/>
@@ -4803,7 +4609,25 @@
           <w:sz w:val="24"/>
           <w:szCs w:val="24"/>
         </w:rPr>
-        <w:t xml:space="preserve"> ПК согласно его описания. Выходной кабель программатора соединить с вилкой ХР</w:t>
+        <w:t xml:space="preserve"> ПК </w:t>
+      </w:r>
+      <w:proofErr w:type="gramStart"/>
+      <w:r>
+        <w:rPr>
+          <w:rFonts w:ascii="Times New Roman" w:hAnsi="Times New Roman" w:cs="Times New Roman"/>
+          <w:sz w:val="24"/>
+          <w:szCs w:val="24"/>
+        </w:rPr>
+        <w:t>согласно его описания</w:t>
+      </w:r>
+      <w:proofErr w:type="gramEnd"/>
+      <w:r>
+        <w:rPr>
+          <w:rFonts w:ascii="Times New Roman" w:hAnsi="Times New Roman" w:cs="Times New Roman"/>
+          <w:sz w:val="24"/>
+          <w:szCs w:val="24"/>
+        </w:rPr>
+        <w:t>. Выходной кабель программатора соединить с вилкой ХР</w:t>
       </w:r>
       <w:r>
         <w:rPr>
@@ -4892,7 +4716,23 @@
           <w:sz w:val="24"/>
           <w:szCs w:val="24"/>
         </w:rPr>
-        <w:t>осциллограф на задней панели а затем на передней;</w:t>
+        <w:t>осциллограф на задней панели</w:t>
+      </w:r>
+      <w:r>
+        <w:rPr>
+          <w:rFonts w:ascii="Times New Roman" w:hAnsi="Times New Roman" w:cs="Times New Roman"/>
+          <w:sz w:val="24"/>
+          <w:szCs w:val="24"/>
+        </w:rPr>
+        <w:t>,</w:t>
+      </w:r>
+      <w:r>
+        <w:rPr>
+          <w:rFonts w:ascii="Times New Roman" w:hAnsi="Times New Roman" w:cs="Times New Roman"/>
+          <w:sz w:val="24"/>
+          <w:szCs w:val="24"/>
+        </w:rPr>
+        <w:t xml:space="preserve"> а затем на передней;</w:t>
       </w:r>
     </w:p>
     <w:p>
@@ -5034,7 +4874,7 @@
           <w:sz w:val="24"/>
           <w:szCs w:val="24"/>
         </w:rPr>
-        <w:t xml:space="preserve"> и  </w:t>
+        <w:t xml:space="preserve"> и </w:t>
       </w:r>
       <w:r>
         <w:rPr>
@@ -5050,7 +4890,7 @@
           <w:sz w:val="24"/>
           <w:szCs w:val="24"/>
         </w:rPr>
-        <w:t xml:space="preserve">файл " </w:t>
+        <w:t>файл "</w:t>
       </w:r>
       <w:r>
         <w:rPr>
@@ -5090,7 +4930,6 @@
         </w:rPr>
         <w:t>.</w:t>
       </w:r>
-      <w:proofErr w:type="spellStart"/>
       <w:r>
         <w:rPr>
           <w:rFonts w:ascii="Times New Roman" w:hAnsi="Times New Roman" w:cs="Times New Roman"/>
@@ -5101,14 +4940,21 @@
         </w:rPr>
         <w:t>jic</w:t>
       </w:r>
-      <w:proofErr w:type="spellEnd"/>
-      <w:r>
-        <w:rPr>
-          <w:rFonts w:ascii="Times New Roman" w:hAnsi="Times New Roman" w:cs="Times New Roman"/>
-          <w:sz w:val="24"/>
-          <w:szCs w:val="24"/>
-        </w:rPr>
-        <w:t xml:space="preserve"> ;</w:t>
+      <w:r>
+        <w:rPr>
+          <w:rFonts w:ascii="Times New Roman" w:hAnsi="Times New Roman" w:cs="Times New Roman"/>
+          <w:sz w:val="24"/>
+          <w:szCs w:val="24"/>
+        </w:rPr>
+        <w:t>"</w:t>
+      </w:r>
+      <w:r>
+        <w:rPr>
+          <w:rFonts w:ascii="Times New Roman" w:hAnsi="Times New Roman" w:cs="Times New Roman"/>
+          <w:sz w:val="24"/>
+          <w:szCs w:val="24"/>
+        </w:rPr>
+        <w:t>;</w:t>
       </w:r>
     </w:p>
     <w:p>
@@ -5144,7 +4990,7 @@
           <w:sz w:val="24"/>
           <w:szCs w:val="24"/>
         </w:rPr>
-        <w:t xml:space="preserve"> программирование микросхемы памяти, после завершения процесса  программирования выключит</w:t>
+        <w:t xml:space="preserve"> программирование микросхемы памяти, после завершения процесса программирования выключит</w:t>
       </w:r>
       <w:r>
         <w:rPr>
@@ -5202,39 +5048,13 @@
         </w:rPr>
         <w:t xml:space="preserve"> </w:t>
       </w:r>
-      <w:proofErr w:type="spellStart"/>
-      <w:r>
-        <w:rPr>
-          <w:rFonts w:ascii="Times New Roman" w:hAnsi="Times New Roman" w:cs="Times New Roman"/>
-          <w:sz w:val="24"/>
-          <w:szCs w:val="24"/>
-        </w:rPr>
-        <w:t>сетвой</w:t>
-      </w:r>
-      <w:proofErr w:type="spellEnd"/>
-      <w:r>
-        <w:rPr>
-          <w:rFonts w:ascii="Times New Roman" w:hAnsi="Times New Roman" w:cs="Times New Roman"/>
-          <w:sz w:val="24"/>
-          <w:szCs w:val="24"/>
-        </w:rPr>
-        <w:t xml:space="preserve"> шнур от сети и </w:t>
-      </w:r>
-      <w:r>
-        <w:rPr>
-          <w:rFonts w:ascii="Times New Roman" w:hAnsi="Times New Roman" w:cs="Times New Roman"/>
-          <w:sz w:val="24"/>
-          <w:szCs w:val="24"/>
-        </w:rPr>
-        <w:t xml:space="preserve"> </w:t>
-      </w:r>
-      <w:r>
-        <w:rPr>
-          <w:rFonts w:ascii="Times New Roman" w:hAnsi="Times New Roman" w:cs="Times New Roman"/>
-          <w:sz w:val="24"/>
-          <w:szCs w:val="24"/>
-        </w:rPr>
-        <w:t xml:space="preserve">отсоедините </w:t>
+      <w:r>
+        <w:rPr>
+          <w:rFonts w:ascii="Times New Roman" w:hAnsi="Times New Roman" w:cs="Times New Roman"/>
+          <w:sz w:val="24"/>
+          <w:szCs w:val="24"/>
+        </w:rPr>
+        <w:t xml:space="preserve">сетвой шнур от сети и отсоедините </w:t>
       </w:r>
       <w:r>
         <w:rPr>
@@ -5307,6 +5127,7 @@
         </w:rPr>
         <w:t>ZIT</w:t>
       </w:r>
+      <w:proofErr w:type="gramStart"/>
       <w:r>
         <w:rPr>
           <w:rFonts w:ascii="Times New Roman" w:hAnsi="Times New Roman" w:cs="Times New Roman"/>
@@ -5315,6 +5136,7 @@
         </w:rPr>
         <w:t>6  (</w:t>
       </w:r>
+      <w:proofErr w:type="gramEnd"/>
       <w:r>
         <w:rPr>
           <w:rFonts w:ascii="Times New Roman" w:hAnsi="Times New Roman" w:cs="Times New Roman"/>
@@ -5643,7 +5465,7 @@
           <w:sz w:val="24"/>
           <w:szCs w:val="24"/>
         </w:rPr>
-        <w:t xml:space="preserve">. Соединить  разъём </w:t>
+        <w:t xml:space="preserve">. Соединить разъём </w:t>
       </w:r>
       <w:r>
         <w:rPr>
@@ -5737,25 +5559,23 @@
           <w:sz w:val="24"/>
           <w:szCs w:val="24"/>
         </w:rPr>
-        <w:t xml:space="preserve">- на ПК </w:t>
-      </w:r>
-      <w:proofErr w:type="spellStart"/>
-      <w:r>
-        <w:rPr>
-          <w:rFonts w:ascii="Times New Roman" w:hAnsi="Times New Roman" w:cs="Times New Roman"/>
-          <w:sz w:val="24"/>
-          <w:szCs w:val="24"/>
-        </w:rPr>
-        <w:t>запусить</w:t>
-      </w:r>
-      <w:proofErr w:type="spellEnd"/>
-      <w:r>
-        <w:rPr>
-          <w:rFonts w:ascii="Times New Roman" w:hAnsi="Times New Roman" w:cs="Times New Roman"/>
-          <w:sz w:val="24"/>
-          <w:szCs w:val="24"/>
-        </w:rPr>
-        <w:t xml:space="preserve"> программу </w:t>
+        <w:t>- на ПК запус</w:t>
+      </w:r>
+      <w:r>
+        <w:rPr>
+          <w:rFonts w:ascii="Times New Roman" w:hAnsi="Times New Roman" w:cs="Times New Roman"/>
+          <w:sz w:val="24"/>
+          <w:szCs w:val="24"/>
+        </w:rPr>
+        <w:t>т</w:t>
+      </w:r>
+      <w:r>
+        <w:rPr>
+          <w:rFonts w:ascii="Times New Roman" w:hAnsi="Times New Roman" w:cs="Times New Roman"/>
+          <w:sz w:val="24"/>
+          <w:szCs w:val="24"/>
+        </w:rPr>
+        <w:t xml:space="preserve">ить программу </w:t>
       </w:r>
       <w:r>
         <w:rPr>
@@ -6194,6 +6014,22 @@
           <w:szCs w:val="24"/>
         </w:rPr>
       </w:pPr>
+      <w:r>
+        <w:rPr>
+          <w:rFonts w:ascii="Times New Roman" w:hAnsi="Times New Roman" w:cs="Times New Roman"/>
+          <w:sz w:val="24"/>
+          <w:szCs w:val="24"/>
+        </w:rPr>
+        <w:t>7.5.5</w:t>
+      </w:r>
+      <w:r>
+        <w:rPr>
+          <w:rFonts w:ascii="Times New Roman" w:hAnsi="Times New Roman" w:cs="Times New Roman"/>
+          <w:sz w:val="24"/>
+          <w:szCs w:val="24"/>
+        </w:rPr>
+        <w:t xml:space="preserve"> Установка напряжения калибратора осциллографа.</w:t>
+      </w:r>
     </w:p>
     <w:p>
       <w:pPr>
@@ -6212,15 +6048,39 @@
           <w:sz w:val="24"/>
           <w:szCs w:val="24"/>
         </w:rPr>
-        <w:t>7.5.5</w:t>
-      </w:r>
-      <w:r>
-        <w:rPr>
-          <w:rFonts w:ascii="Times New Roman" w:hAnsi="Times New Roman" w:cs="Times New Roman"/>
-          <w:sz w:val="24"/>
-          <w:szCs w:val="24"/>
-        </w:rPr>
-        <w:t xml:space="preserve"> Установка напряжения калибратора осциллографа.</w:t>
+        <w:t>Установка напряжения калибратора осциллографа осуществляется на рабочем осциллографе со снятым</w:t>
+      </w:r>
+      <w:r>
+        <w:rPr>
+          <w:rFonts w:ascii="Times New Roman" w:hAnsi="Times New Roman" w:cs="Times New Roman"/>
+          <w:sz w:val="24"/>
+          <w:szCs w:val="24"/>
+        </w:rPr>
+        <w:t>и</w:t>
+      </w:r>
+      <w:r>
+        <w:rPr>
+          <w:rFonts w:ascii="Times New Roman" w:hAnsi="Times New Roman" w:cs="Times New Roman"/>
+          <w:sz w:val="24"/>
+          <w:szCs w:val="24"/>
+        </w:rPr>
+        <w:t xml:space="preserve"> кожухом и верхн</w:t>
+      </w:r>
+      <w:r>
+        <w:rPr>
+          <w:rFonts w:ascii="Times New Roman" w:hAnsi="Times New Roman" w:cs="Times New Roman"/>
+          <w:sz w:val="24"/>
+          <w:szCs w:val="24"/>
+        </w:rPr>
+        <w:t>и</w:t>
+      </w:r>
+      <w:r>
+        <w:rPr>
+          <w:rFonts w:ascii="Times New Roman" w:hAnsi="Times New Roman" w:cs="Times New Roman"/>
+          <w:sz w:val="24"/>
+          <w:szCs w:val="24"/>
+        </w:rPr>
+        <w:t>м экраном.</w:t>
       </w:r>
     </w:p>
     <w:p>
@@ -6240,7 +6100,319 @@
           <w:sz w:val="24"/>
           <w:szCs w:val="24"/>
         </w:rPr>
-        <w:t>Установка напряжения калибратора осциллографа осуществляется на рабочем осциллографе со снятым</w:t>
+        <w:t>Включите питание осциллографа</w:t>
+      </w:r>
+      <w:r>
+        <w:rPr>
+          <w:rFonts w:ascii="Times New Roman" w:hAnsi="Times New Roman" w:cs="Times New Roman"/>
+          <w:sz w:val="24"/>
+          <w:szCs w:val="24"/>
+        </w:rPr>
+        <w:t>.</w:t>
+      </w:r>
+      <w:r>
+        <w:rPr>
+          <w:rFonts w:ascii="Times New Roman" w:hAnsi="Times New Roman" w:cs="Times New Roman"/>
+          <w:sz w:val="24"/>
+          <w:szCs w:val="24"/>
+        </w:rPr>
+        <w:t xml:space="preserve"> </w:t>
+      </w:r>
+      <w:r>
+        <w:rPr>
+          <w:rFonts w:ascii="Times New Roman" w:hAnsi="Times New Roman" w:cs="Times New Roman"/>
+          <w:sz w:val="24"/>
+          <w:szCs w:val="24"/>
+        </w:rPr>
+        <w:t>С</w:t>
+      </w:r>
+      <w:r>
+        <w:rPr>
+          <w:rFonts w:ascii="Times New Roman" w:hAnsi="Times New Roman" w:cs="Times New Roman"/>
+          <w:sz w:val="24"/>
+          <w:szCs w:val="24"/>
+        </w:rPr>
+        <w:t xml:space="preserve">огласно </w:t>
+      </w:r>
+      <w:r>
+        <w:rPr>
+          <w:rFonts w:ascii="Times New Roman" w:hAnsi="Times New Roman" w:cs="Times New Roman"/>
+          <w:b/>
+          <w:sz w:val="24"/>
+          <w:szCs w:val="24"/>
+        </w:rPr>
+        <w:t>Руководств</w:t>
+      </w:r>
+      <w:r>
+        <w:rPr>
+          <w:rFonts w:ascii="Times New Roman" w:hAnsi="Times New Roman" w:cs="Times New Roman"/>
+          <w:b/>
+          <w:sz w:val="24"/>
+          <w:szCs w:val="24"/>
+        </w:rPr>
+        <w:t>у</w:t>
+      </w:r>
+      <w:r>
+        <w:rPr>
+          <w:rFonts w:ascii="Times New Roman" w:hAnsi="Times New Roman" w:cs="Times New Roman"/>
+          <w:b/>
+          <w:sz w:val="24"/>
+          <w:szCs w:val="24"/>
+        </w:rPr>
+        <w:t xml:space="preserve"> по эксплуатации</w:t>
+      </w:r>
+      <w:r>
+        <w:rPr>
+          <w:rFonts w:ascii="Times New Roman" w:hAnsi="Times New Roman" w:cs="Times New Roman"/>
+          <w:sz w:val="24"/>
+          <w:szCs w:val="24"/>
+        </w:rPr>
+        <w:t xml:space="preserve"> (УШЯИ.411161.063 РЭ)</w:t>
+      </w:r>
+      <w:r>
+        <w:rPr>
+          <w:rFonts w:ascii="Times New Roman" w:hAnsi="Times New Roman" w:cs="Times New Roman"/>
+          <w:sz w:val="24"/>
+          <w:szCs w:val="24"/>
+        </w:rPr>
+        <w:t xml:space="preserve"> в </w:t>
+      </w:r>
+      <w:proofErr w:type="gramStart"/>
+      <w:r>
+        <w:rPr>
+          <w:rFonts w:ascii="Times New Roman" w:hAnsi="Times New Roman" w:cs="Times New Roman"/>
+          <w:sz w:val="24"/>
+          <w:szCs w:val="24"/>
+        </w:rPr>
+        <w:t>меню ”СЕРВИС</w:t>
+      </w:r>
+      <w:proofErr w:type="gramEnd"/>
+      <w:r>
+        <w:rPr>
+          <w:rFonts w:ascii="Times New Roman" w:hAnsi="Times New Roman" w:cs="Times New Roman"/>
+          <w:sz w:val="24"/>
+          <w:szCs w:val="24"/>
+        </w:rPr>
+        <w:t>” последовательно выберите “КАЛИБРАТОР”, “+4</w:t>
+      </w:r>
+      <w:r>
+        <w:rPr>
+          <w:rFonts w:ascii="Times New Roman" w:hAnsi="Times New Roman" w:cs="Times New Roman"/>
+          <w:sz w:val="24"/>
+          <w:szCs w:val="24"/>
+          <w:lang w:val="en-US"/>
+        </w:rPr>
+        <w:t>V</w:t>
+      </w:r>
+      <w:r>
+        <w:rPr>
+          <w:rFonts w:ascii="Times New Roman" w:hAnsi="Times New Roman" w:cs="Times New Roman"/>
+          <w:sz w:val="24"/>
+          <w:szCs w:val="24"/>
+        </w:rPr>
+        <w:t>”.</w:t>
+      </w:r>
+    </w:p>
+    <w:p>
+      <w:pPr>
+        <w:spacing w:line="276" w:lineRule="auto"/>
+        <w:ind w:firstLine="709"/>
+        <w:jc w:val="both"/>
+        <w:rPr>
+          <w:rFonts w:ascii="Times New Roman" w:hAnsi="Times New Roman" w:cs="Times New Roman"/>
+          <w:sz w:val="24"/>
+          <w:szCs w:val="24"/>
+        </w:rPr>
+      </w:pPr>
+      <w:r>
+        <w:rPr>
+          <w:rFonts w:ascii="Times New Roman" w:hAnsi="Times New Roman" w:cs="Times New Roman"/>
+          <w:sz w:val="24"/>
+          <w:szCs w:val="24"/>
+        </w:rPr>
+        <w:t>К выходу калибратора осциллографа подключите</w:t>
+      </w:r>
+      <w:r>
+        <w:rPr>
+          <w:rFonts w:ascii="Times New Roman" w:hAnsi="Times New Roman" w:cs="Times New Roman"/>
+          <w:sz w:val="24"/>
+          <w:szCs w:val="24"/>
+        </w:rPr>
+        <w:t xml:space="preserve"> внешний вол</w:t>
+      </w:r>
+      <w:r>
+        <w:rPr>
+          <w:rFonts w:ascii="Times New Roman" w:hAnsi="Times New Roman" w:cs="Times New Roman"/>
+          <w:sz w:val="24"/>
+          <w:szCs w:val="24"/>
+        </w:rPr>
+        <w:t>ь</w:t>
+      </w:r>
+      <w:r>
+        <w:rPr>
+          <w:rFonts w:ascii="Times New Roman" w:hAnsi="Times New Roman" w:cs="Times New Roman"/>
+          <w:sz w:val="24"/>
+          <w:szCs w:val="24"/>
+        </w:rPr>
+        <w:t>тметр</w:t>
+      </w:r>
+      <w:r>
+        <w:rPr>
+          <w:rFonts w:ascii="Times New Roman" w:hAnsi="Times New Roman" w:cs="Times New Roman"/>
+          <w:sz w:val="24"/>
+          <w:szCs w:val="24"/>
+        </w:rPr>
+        <w:t xml:space="preserve"> второй щуп вольтметра подключите к корпусу осциллографа. На плате </w:t>
+      </w:r>
+      <w:r>
+        <w:rPr>
+          <w:rFonts w:ascii="Times New Roman" w:hAnsi="Times New Roman" w:cs="Times New Roman"/>
+          <w:b/>
+          <w:sz w:val="24"/>
+          <w:szCs w:val="24"/>
+        </w:rPr>
+        <w:t>П</w:t>
+      </w:r>
+      <w:r>
+        <w:rPr>
+          <w:rFonts w:ascii="Times New Roman" w:hAnsi="Times New Roman" w:cs="Times New Roman"/>
+          <w:b/>
+          <w:sz w:val="24"/>
+          <w:szCs w:val="24"/>
+        </w:rPr>
+        <w:t xml:space="preserve">роцессора </w:t>
+      </w:r>
+      <w:r>
+        <w:rPr>
+          <w:rFonts w:ascii="Times New Roman" w:hAnsi="Times New Roman" w:cs="Times New Roman"/>
+          <w:sz w:val="24"/>
+          <w:szCs w:val="24"/>
+        </w:rPr>
+        <w:t>(УШЯИ.467444.108)</w:t>
+      </w:r>
+      <w:r>
+        <w:rPr>
+          <w:rFonts w:ascii="Times New Roman" w:hAnsi="Times New Roman" w:cs="Times New Roman"/>
+          <w:b/>
+          <w:sz w:val="24"/>
+          <w:szCs w:val="24"/>
+        </w:rPr>
+        <w:t xml:space="preserve"> </w:t>
+      </w:r>
+      <w:r>
+        <w:rPr>
+          <w:rFonts w:ascii="Times New Roman" w:hAnsi="Times New Roman" w:cs="Times New Roman"/>
+          <w:sz w:val="24"/>
+          <w:szCs w:val="24"/>
+        </w:rPr>
+        <w:t xml:space="preserve">резистором </w:t>
+      </w:r>
+      <w:r>
+        <w:rPr>
+          <w:rFonts w:ascii="Times New Roman" w:hAnsi="Times New Roman" w:cs="Times New Roman"/>
+          <w:sz w:val="24"/>
+          <w:szCs w:val="24"/>
+          <w:lang w:val="en-US"/>
+        </w:rPr>
+        <w:t>RP</w:t>
+      </w:r>
+      <w:r>
+        <w:rPr>
+          <w:rFonts w:ascii="Times New Roman" w:hAnsi="Times New Roman" w:cs="Times New Roman"/>
+          <w:sz w:val="24"/>
+          <w:szCs w:val="24"/>
+        </w:rPr>
+        <w:t>1 установите показания вольтметра в пределах 3,981</w:t>
+      </w:r>
+      <w:r>
+        <w:rPr>
+          <w:rFonts w:ascii="Times New Roman" w:hAnsi="Times New Roman" w:cs="Times New Roman"/>
+          <w:sz w:val="24"/>
+          <w:szCs w:val="24"/>
+          <w:lang w:val="en-US"/>
+        </w:rPr>
+        <w:t>V</w:t>
+      </w:r>
+      <w:r>
+        <w:rPr>
+          <w:rFonts w:ascii="Times New Roman" w:hAnsi="Times New Roman" w:cs="Times New Roman"/>
+          <w:sz w:val="24"/>
+          <w:szCs w:val="24"/>
+        </w:rPr>
+        <w:t>-4,019</w:t>
+      </w:r>
+      <w:r>
+        <w:rPr>
+          <w:rFonts w:ascii="Times New Roman" w:hAnsi="Times New Roman" w:cs="Times New Roman"/>
+          <w:sz w:val="24"/>
+          <w:szCs w:val="24"/>
+          <w:lang w:val="en-US"/>
+        </w:rPr>
+        <w:t>V</w:t>
+      </w:r>
+      <w:r>
+        <w:rPr>
+          <w:rFonts w:ascii="Times New Roman" w:hAnsi="Times New Roman" w:cs="Times New Roman"/>
+          <w:sz w:val="24"/>
+          <w:szCs w:val="24"/>
+        </w:rPr>
+        <w:t>.</w:t>
+      </w:r>
+    </w:p>
+    <w:p>
+      <w:pPr>
+        <w:spacing w:line="276" w:lineRule="auto"/>
+        <w:ind w:firstLine="709"/>
+        <w:jc w:val="both"/>
+        <w:rPr>
+          <w:rFonts w:ascii="Times New Roman" w:hAnsi="Times New Roman" w:cs="Times New Roman"/>
+          <w:sz w:val="24"/>
+          <w:szCs w:val="24"/>
+        </w:rPr>
+      </w:pPr>
+      <w:r>
+        <w:rPr>
+          <w:rFonts w:ascii="Times New Roman" w:hAnsi="Times New Roman" w:cs="Times New Roman"/>
+          <w:sz w:val="24"/>
+          <w:szCs w:val="24"/>
+        </w:rPr>
+        <w:t>7.5.6 Регулировка рандомизатора.</w:t>
+      </w:r>
+    </w:p>
+    <w:p>
+      <w:pPr>
+        <w:spacing w:line="276" w:lineRule="auto"/>
+        <w:ind w:firstLine="709"/>
+        <w:jc w:val="both"/>
+        <w:rPr>
+          <w:rFonts w:ascii="Times New Roman" w:hAnsi="Times New Roman" w:cs="Times New Roman"/>
+          <w:sz w:val="24"/>
+          <w:szCs w:val="24"/>
+        </w:rPr>
+      </w:pPr>
+      <w:r>
+        <w:rPr>
+          <w:rFonts w:ascii="Times New Roman" w:hAnsi="Times New Roman" w:cs="Times New Roman"/>
+          <w:sz w:val="24"/>
+          <w:szCs w:val="24"/>
+        </w:rPr>
+        <w:t>Рег</w:t>
+      </w:r>
+      <w:r>
+        <w:rPr>
+          <w:rFonts w:ascii="Times New Roman" w:hAnsi="Times New Roman" w:cs="Times New Roman"/>
+          <w:sz w:val="24"/>
+          <w:szCs w:val="24"/>
+        </w:rPr>
+        <w:t>у</w:t>
+      </w:r>
+      <w:r>
+        <w:rPr>
+          <w:rFonts w:ascii="Times New Roman" w:hAnsi="Times New Roman" w:cs="Times New Roman"/>
+          <w:sz w:val="24"/>
+          <w:szCs w:val="24"/>
+        </w:rPr>
+        <w:t>лировка рандомизатора осуществляется также на рабочем осциллографе со снятым</w:t>
       </w:r>
       <w:r>
         <w:rPr>
@@ -6256,23 +6428,7 @@
           <w:sz w:val="24"/>
           <w:szCs w:val="24"/>
         </w:rPr>
-        <w:t xml:space="preserve"> кожухом и верхн</w:t>
-      </w:r>
-      <w:r>
-        <w:rPr>
-          <w:rFonts w:ascii="Times New Roman" w:hAnsi="Times New Roman" w:cs="Times New Roman"/>
-          <w:sz w:val="24"/>
-          <w:szCs w:val="24"/>
-        </w:rPr>
-        <w:t>и</w:t>
-      </w:r>
-      <w:r>
-        <w:rPr>
-          <w:rFonts w:ascii="Times New Roman" w:hAnsi="Times New Roman" w:cs="Times New Roman"/>
-          <w:sz w:val="24"/>
-          <w:szCs w:val="24"/>
-        </w:rPr>
-        <w:t>м экраном.</w:t>
+        <w:t xml:space="preserve"> кожухом и верхним экраном.</w:t>
       </w:r>
     </w:p>
     <w:p>
@@ -6292,53 +6448,79 @@
           <w:sz w:val="24"/>
           <w:szCs w:val="24"/>
         </w:rPr>
-        <w:t>Включите питание осциллографа</w:t>
-      </w:r>
-      <w:r>
-        <w:rPr>
-          <w:rFonts w:ascii="Times New Roman" w:hAnsi="Times New Roman" w:cs="Times New Roman"/>
-          <w:sz w:val="24"/>
-          <w:szCs w:val="24"/>
-        </w:rPr>
-        <w:t>.</w:t>
-      </w:r>
-      <w:r>
-        <w:rPr>
-          <w:rFonts w:ascii="Times New Roman" w:hAnsi="Times New Roman" w:cs="Times New Roman"/>
-          <w:sz w:val="24"/>
-          <w:szCs w:val="24"/>
-        </w:rPr>
-        <w:t xml:space="preserve"> </w:t>
-      </w:r>
-      <w:r>
-        <w:rPr>
-          <w:rFonts w:ascii="Times New Roman" w:hAnsi="Times New Roman" w:cs="Times New Roman"/>
-          <w:sz w:val="24"/>
-          <w:szCs w:val="24"/>
-        </w:rPr>
-        <w:t>С</w:t>
-      </w:r>
-      <w:r>
-        <w:rPr>
-          <w:rFonts w:ascii="Times New Roman" w:hAnsi="Times New Roman" w:cs="Times New Roman"/>
-          <w:sz w:val="24"/>
-          <w:szCs w:val="24"/>
-        </w:rPr>
-        <w:t xml:space="preserve">огласно </w:t>
-      </w:r>
-      <w:r>
-        <w:rPr>
-          <w:rFonts w:ascii="Times New Roman" w:hAnsi="Times New Roman" w:cs="Times New Roman"/>
-          <w:b/>
-          <w:sz w:val="24"/>
-          <w:szCs w:val="24"/>
-        </w:rPr>
-        <w:t>Руководств</w:t>
-      </w:r>
-      <w:r>
-        <w:rPr>
-          <w:rFonts w:ascii="Times New Roman" w:hAnsi="Times New Roman" w:cs="Times New Roman"/>
-          <w:b/>
+        <w:t>Включите питание осциллографа. Выключите МЕНЮ. Нажмите по 2 раза последовательно кнопки передней панели “1”, “2”, “3”, ”4”, ”5”</w:t>
+      </w:r>
+      <w:r>
+        <w:rPr>
+          <w:rFonts w:ascii="Times New Roman" w:hAnsi="Times New Roman" w:cs="Times New Roman"/>
+          <w:sz w:val="24"/>
+          <w:szCs w:val="24"/>
+        </w:rPr>
+        <w:t xml:space="preserve">. Включите МЕНЮ, выберите “ОТЛАДКА”/“КОНСОЛЬ” число строк-5. Затем выберите “РАНД-ТОР”, </w:t>
+      </w:r>
+      <w:r>
+        <w:rPr>
+          <w:rFonts w:ascii="Times New Roman" w:hAnsi="Times New Roman" w:cs="Times New Roman"/>
+          <w:sz w:val="24"/>
+          <w:szCs w:val="24"/>
+        </w:rPr>
+        <w:t>“И</w:t>
+      </w:r>
+      <w:r>
+        <w:rPr>
+          <w:rFonts w:ascii="Times New Roman" w:hAnsi="Times New Roman" w:cs="Times New Roman"/>
+          <w:sz w:val="24"/>
+          <w:szCs w:val="24"/>
+        </w:rPr>
+        <w:t>нформация</w:t>
+      </w:r>
+      <w:r>
+        <w:rPr>
+          <w:rFonts w:ascii="Times New Roman" w:hAnsi="Times New Roman" w:cs="Times New Roman"/>
+          <w:sz w:val="24"/>
+          <w:szCs w:val="24"/>
+        </w:rPr>
+        <w:t>”-</w:t>
+      </w:r>
+      <w:r>
+        <w:rPr>
+          <w:rFonts w:ascii="Times New Roman" w:hAnsi="Times New Roman" w:cs="Times New Roman"/>
+          <w:sz w:val="24"/>
+          <w:szCs w:val="24"/>
+        </w:rPr>
+        <w:t xml:space="preserve"> “Показывать”</w:t>
+      </w:r>
+      <w:r>
+        <w:rPr>
+          <w:rFonts w:ascii="Times New Roman" w:hAnsi="Times New Roman" w:cs="Times New Roman"/>
+          <w:sz w:val="24"/>
+          <w:szCs w:val="24"/>
+        </w:rPr>
+        <w:t>, “Усредн” – 4.</w:t>
+      </w:r>
+    </w:p>
+    <w:p>
+      <w:pPr>
+        <w:spacing w:line="276" w:lineRule="auto"/>
+        <w:ind w:firstLine="709"/>
+        <w:jc w:val="both"/>
+        <w:rPr>
+          <w:rFonts w:ascii="Times New Roman" w:hAnsi="Times New Roman" w:cs="Times New Roman"/>
+          <w:sz w:val="24"/>
+          <w:szCs w:val="24"/>
+        </w:rPr>
+      </w:pPr>
+      <w:r>
+        <w:rPr>
+          <w:rFonts w:ascii="Times New Roman" w:hAnsi="Times New Roman" w:cs="Times New Roman"/>
+          <w:sz w:val="24"/>
+          <w:szCs w:val="24"/>
+        </w:rPr>
+        <w:t>Установите коэффициент разверток 20нс/дел. Подайте на вход осциллографа сигнал с частотой 5-10 МГц, настройте устойчив</w:t>
+      </w:r>
+      <w:r>
+        <w:rPr>
+          <w:rFonts w:ascii="Times New Roman" w:hAnsi="Times New Roman" w:cs="Times New Roman"/>
           <w:sz w:val="24"/>
           <w:szCs w:val="24"/>
         </w:rPr>
@@ -6347,44 +6529,10 @@
       <w:r>
         <w:rPr>
           <w:rFonts w:ascii="Times New Roman" w:hAnsi="Times New Roman" w:cs="Times New Roman"/>
-          <w:b/>
-          <w:sz w:val="24"/>
-          <w:szCs w:val="24"/>
-        </w:rPr>
-        <w:t xml:space="preserve"> по эксплуатации</w:t>
-      </w:r>
-      <w:r>
-        <w:rPr>
-          <w:rFonts w:ascii="Times New Roman" w:hAnsi="Times New Roman" w:cs="Times New Roman"/>
-          <w:sz w:val="24"/>
-          <w:szCs w:val="24"/>
-        </w:rPr>
-        <w:t xml:space="preserve"> (УШЯИ.411161.063 РЭ)</w:t>
-      </w:r>
-      <w:r>
-        <w:rPr>
-          <w:rFonts w:ascii="Times New Roman" w:hAnsi="Times New Roman" w:cs="Times New Roman"/>
-          <w:sz w:val="24"/>
-          <w:szCs w:val="24"/>
-        </w:rPr>
-        <w:t xml:space="preserve"> в меню ”СЕРВИС” последовательно выберите “КАЛИБРАТОР”, “+4</w:t>
-      </w:r>
-      <w:r>
-        <w:rPr>
-          <w:rFonts w:ascii="Times New Roman" w:hAnsi="Times New Roman" w:cs="Times New Roman"/>
-          <w:sz w:val="24"/>
-          <w:szCs w:val="24"/>
-          <w:lang w:val="en-US"/>
-        </w:rPr>
-        <w:t>V</w:t>
-      </w:r>
-      <w:r>
-        <w:rPr>
-          <w:rFonts w:ascii="Times New Roman" w:hAnsi="Times New Roman" w:cs="Times New Roman"/>
-          <w:sz w:val="24"/>
-          <w:szCs w:val="24"/>
-        </w:rPr>
-        <w:t>”.</w:t>
+          <w:sz w:val="24"/>
+          <w:szCs w:val="24"/>
+        </w:rPr>
+        <w:t>ю синхронизацию сигнала.</w:t>
       </w:r>
     </w:p>
     <w:p>
@@ -6404,65 +6552,24 @@
           <w:sz w:val="24"/>
           <w:szCs w:val="24"/>
         </w:rPr>
-        <w:t>К выходу калибратора осциллографа подключите</w:t>
-      </w:r>
-      <w:r>
-        <w:rPr>
-          <w:rFonts w:ascii="Times New Roman" w:hAnsi="Times New Roman" w:cs="Times New Roman"/>
-          <w:sz w:val="24"/>
-          <w:szCs w:val="24"/>
-        </w:rPr>
-        <w:t xml:space="preserve"> внешний вол</w:t>
-      </w:r>
-      <w:r>
-        <w:rPr>
-          <w:rFonts w:ascii="Times New Roman" w:hAnsi="Times New Roman" w:cs="Times New Roman"/>
-          <w:sz w:val="24"/>
-          <w:szCs w:val="24"/>
-        </w:rPr>
-        <w:t>ь</w:t>
-      </w:r>
-      <w:r>
-        <w:rPr>
-          <w:rFonts w:ascii="Times New Roman" w:hAnsi="Times New Roman" w:cs="Times New Roman"/>
-          <w:sz w:val="24"/>
-          <w:szCs w:val="24"/>
-        </w:rPr>
-        <w:t>тметр</w:t>
-      </w:r>
-      <w:r>
-        <w:rPr>
-          <w:rFonts w:ascii="Times New Roman" w:hAnsi="Times New Roman" w:cs="Times New Roman"/>
-          <w:sz w:val="24"/>
-          <w:szCs w:val="24"/>
-        </w:rPr>
-        <w:t xml:space="preserve"> второй щуп вольтметра подключите к корпусу осциллографа. На плате </w:t>
-      </w:r>
-      <w:r>
-        <w:rPr>
-          <w:rFonts w:ascii="Times New Roman" w:hAnsi="Times New Roman" w:cs="Times New Roman"/>
-          <w:b/>
-          <w:sz w:val="24"/>
-          <w:szCs w:val="24"/>
-        </w:rPr>
-        <w:t>П</w:t>
-      </w:r>
-      <w:r>
-        <w:rPr>
-          <w:rFonts w:ascii="Times New Roman" w:hAnsi="Times New Roman" w:cs="Times New Roman"/>
-          <w:b/>
-          <w:sz w:val="24"/>
-          <w:szCs w:val="24"/>
-        </w:rPr>
-        <w:t xml:space="preserve">роцессора </w:t>
-      </w:r>
-      <w:r>
-        <w:rPr>
-          <w:rFonts w:ascii="Times New Roman" w:hAnsi="Times New Roman" w:cs="Times New Roman"/>
-          <w:sz w:val="24"/>
-          <w:szCs w:val="24"/>
-        </w:rPr>
-        <w:t xml:space="preserve">(УШЯИ.467444.108) </w:t>
+        <w:t xml:space="preserve">На плате </w:t>
+      </w:r>
+      <w:r>
+        <w:rPr>
+          <w:rFonts w:ascii="Times New Roman" w:hAnsi="Times New Roman" w:cs="Times New Roman"/>
+          <w:b/>
+          <w:sz w:val="24"/>
+          <w:szCs w:val="24"/>
+        </w:rPr>
+        <w:t xml:space="preserve">Процессора </w:t>
+      </w:r>
+      <w:r>
+        <w:rPr>
+          <w:rFonts w:ascii="Times New Roman" w:hAnsi="Times New Roman" w:cs="Times New Roman"/>
+          <w:sz w:val="24"/>
+          <w:szCs w:val="24"/>
+        </w:rPr>
+        <w:t>(УШЯИ.467444.108)</w:t>
       </w:r>
       <w:r>
         <w:rPr>
@@ -6496,341 +6603,6 @@
           <w:sz w:val="24"/>
           <w:szCs w:val="24"/>
         </w:rPr>
-        <w:t>1 установите показания вольтметра в пределах 3,981</w:t>
-      </w:r>
-      <w:r>
-        <w:rPr>
-          <w:rFonts w:ascii="Times New Roman" w:hAnsi="Times New Roman" w:cs="Times New Roman"/>
-          <w:sz w:val="24"/>
-          <w:szCs w:val="24"/>
-          <w:lang w:val="en-US"/>
-        </w:rPr>
-        <w:t>V</w:t>
-      </w:r>
-      <w:r>
-        <w:rPr>
-          <w:rFonts w:ascii="Times New Roman" w:hAnsi="Times New Roman" w:cs="Times New Roman"/>
-          <w:sz w:val="24"/>
-          <w:szCs w:val="24"/>
-        </w:rPr>
-        <w:t>-4,019</w:t>
-      </w:r>
-      <w:r>
-        <w:rPr>
-          <w:rFonts w:ascii="Times New Roman" w:hAnsi="Times New Roman" w:cs="Times New Roman"/>
-          <w:sz w:val="24"/>
-          <w:szCs w:val="24"/>
-          <w:lang w:val="en-US"/>
-        </w:rPr>
-        <w:t>V</w:t>
-      </w:r>
-      <w:r>
-        <w:rPr>
-          <w:rFonts w:ascii="Times New Roman" w:hAnsi="Times New Roman" w:cs="Times New Roman"/>
-          <w:sz w:val="24"/>
-          <w:szCs w:val="24"/>
-        </w:rPr>
-        <w:t>.</w:t>
-      </w:r>
-    </w:p>
-    <w:p>
-      <w:pPr>
-        <w:spacing w:line="276" w:lineRule="auto"/>
-        <w:ind w:firstLine="709"/>
-        <w:jc w:val="both"/>
-        <w:rPr>
-          <w:rFonts w:ascii="Times New Roman" w:hAnsi="Times New Roman" w:cs="Times New Roman"/>
-          <w:sz w:val="24"/>
-          <w:szCs w:val="24"/>
-        </w:rPr>
-      </w:pPr>
-      <w:r>
-        <w:rPr>
-          <w:rFonts w:ascii="Times New Roman" w:hAnsi="Times New Roman" w:cs="Times New Roman"/>
-          <w:sz w:val="24"/>
-          <w:szCs w:val="24"/>
-        </w:rPr>
-        <w:t xml:space="preserve">7.5.6 Регулировка </w:t>
-      </w:r>
-      <w:proofErr w:type="spellStart"/>
-      <w:r>
-        <w:rPr>
-          <w:rFonts w:ascii="Times New Roman" w:hAnsi="Times New Roman" w:cs="Times New Roman"/>
-          <w:sz w:val="24"/>
-          <w:szCs w:val="24"/>
-        </w:rPr>
-        <w:t>рандомизатора</w:t>
-      </w:r>
-      <w:proofErr w:type="spellEnd"/>
-      <w:r>
-        <w:rPr>
-          <w:rFonts w:ascii="Times New Roman" w:hAnsi="Times New Roman" w:cs="Times New Roman"/>
-          <w:sz w:val="24"/>
-          <w:szCs w:val="24"/>
-        </w:rPr>
-        <w:t>.</w:t>
-      </w:r>
-    </w:p>
-    <w:p>
-      <w:pPr>
-        <w:spacing w:line="276" w:lineRule="auto"/>
-        <w:ind w:firstLine="709"/>
-        <w:jc w:val="both"/>
-        <w:rPr>
-          <w:rFonts w:ascii="Times New Roman" w:hAnsi="Times New Roman" w:cs="Times New Roman"/>
-          <w:sz w:val="24"/>
-          <w:szCs w:val="24"/>
-        </w:rPr>
-      </w:pPr>
-      <w:r>
-        <w:rPr>
-          <w:rFonts w:ascii="Times New Roman" w:hAnsi="Times New Roman" w:cs="Times New Roman"/>
-          <w:sz w:val="24"/>
-          <w:szCs w:val="24"/>
-        </w:rPr>
-        <w:t>Рег</w:t>
-      </w:r>
-      <w:r>
-        <w:rPr>
-          <w:rFonts w:ascii="Times New Roman" w:hAnsi="Times New Roman" w:cs="Times New Roman"/>
-          <w:sz w:val="24"/>
-          <w:szCs w:val="24"/>
-        </w:rPr>
-        <w:t>у</w:t>
-      </w:r>
-      <w:r>
-        <w:rPr>
-          <w:rFonts w:ascii="Times New Roman" w:hAnsi="Times New Roman" w:cs="Times New Roman"/>
-          <w:sz w:val="24"/>
-          <w:szCs w:val="24"/>
-        </w:rPr>
-        <w:t xml:space="preserve">лировка </w:t>
-      </w:r>
-      <w:proofErr w:type="spellStart"/>
-      <w:r>
-        <w:rPr>
-          <w:rFonts w:ascii="Times New Roman" w:hAnsi="Times New Roman" w:cs="Times New Roman"/>
-          <w:sz w:val="24"/>
-          <w:szCs w:val="24"/>
-        </w:rPr>
-        <w:t>рандомизатора</w:t>
-      </w:r>
-      <w:proofErr w:type="spellEnd"/>
-      <w:r>
-        <w:rPr>
-          <w:rFonts w:ascii="Times New Roman" w:hAnsi="Times New Roman" w:cs="Times New Roman"/>
-          <w:sz w:val="24"/>
-          <w:szCs w:val="24"/>
-        </w:rPr>
-        <w:t xml:space="preserve"> осуществляется также на рабочем осциллографе со снятым</w:t>
-      </w:r>
-      <w:r>
-        <w:rPr>
-          <w:rFonts w:ascii="Times New Roman" w:hAnsi="Times New Roman" w:cs="Times New Roman"/>
-          <w:sz w:val="24"/>
-          <w:szCs w:val="24"/>
-        </w:rPr>
-        <w:t>и</w:t>
-      </w:r>
-      <w:r>
-        <w:rPr>
-          <w:rFonts w:ascii="Times New Roman" w:hAnsi="Times New Roman" w:cs="Times New Roman"/>
-          <w:sz w:val="24"/>
-          <w:szCs w:val="24"/>
-        </w:rPr>
-        <w:t xml:space="preserve"> кожухом и верхним экраном.</w:t>
-      </w:r>
-    </w:p>
-    <w:p>
-      <w:pPr>
-        <w:spacing w:line="276" w:lineRule="auto"/>
-        <w:ind w:firstLine="709"/>
-        <w:jc w:val="both"/>
-        <w:rPr>
-          <w:rFonts w:ascii="Times New Roman" w:hAnsi="Times New Roman" w:cs="Times New Roman"/>
-          <w:sz w:val="24"/>
-          <w:szCs w:val="24"/>
-        </w:rPr>
-      </w:pPr>
-      <w:r>
-        <w:rPr>
-          <w:rFonts w:ascii="Times New Roman" w:hAnsi="Times New Roman" w:cs="Times New Roman"/>
-          <w:sz w:val="24"/>
-          <w:szCs w:val="24"/>
-        </w:rPr>
-        <w:t>Включите питание осциллографа. Выключите МЕНЮ. Нажмите по 2 раза последовательно кнопки передней панели “1”, “2”, “3”, ”4”, ”5”</w:t>
-      </w:r>
-      <w:r>
-        <w:rPr>
-          <w:rFonts w:ascii="Times New Roman" w:hAnsi="Times New Roman" w:cs="Times New Roman"/>
-          <w:sz w:val="24"/>
-          <w:szCs w:val="24"/>
-        </w:rPr>
-        <w:t xml:space="preserve">. Включите МЕНЮ, выберите “ОТЛАДКА”/“КОНСОЛЬ” число строк-5. Затем выберите “РАНД-ТОР”, </w:t>
-      </w:r>
-      <w:r>
-        <w:rPr>
-          <w:rFonts w:ascii="Times New Roman" w:hAnsi="Times New Roman" w:cs="Times New Roman"/>
-          <w:sz w:val="24"/>
-          <w:szCs w:val="24"/>
-        </w:rPr>
-        <w:t>“И</w:t>
-      </w:r>
-      <w:r>
-        <w:rPr>
-          <w:rFonts w:ascii="Times New Roman" w:hAnsi="Times New Roman" w:cs="Times New Roman"/>
-          <w:sz w:val="24"/>
-          <w:szCs w:val="24"/>
-        </w:rPr>
-        <w:t>нформация</w:t>
-      </w:r>
-      <w:r>
-        <w:rPr>
-          <w:rFonts w:ascii="Times New Roman" w:hAnsi="Times New Roman" w:cs="Times New Roman"/>
-          <w:sz w:val="24"/>
-          <w:szCs w:val="24"/>
-        </w:rPr>
-        <w:t>”-</w:t>
-      </w:r>
-      <w:r>
-        <w:rPr>
-          <w:rFonts w:ascii="Times New Roman" w:hAnsi="Times New Roman" w:cs="Times New Roman"/>
-          <w:sz w:val="24"/>
-          <w:szCs w:val="24"/>
-        </w:rPr>
-        <w:t xml:space="preserve"> “Показывать”</w:t>
-      </w:r>
-      <w:r>
-        <w:rPr>
-          <w:rFonts w:ascii="Times New Roman" w:hAnsi="Times New Roman" w:cs="Times New Roman"/>
-          <w:sz w:val="24"/>
-          <w:szCs w:val="24"/>
-        </w:rPr>
-        <w:t>, “</w:t>
-      </w:r>
-      <w:proofErr w:type="spellStart"/>
-      <w:r>
-        <w:rPr>
-          <w:rFonts w:ascii="Times New Roman" w:hAnsi="Times New Roman" w:cs="Times New Roman"/>
-          <w:sz w:val="24"/>
-          <w:szCs w:val="24"/>
-        </w:rPr>
-        <w:t>Усредн</w:t>
-      </w:r>
-      <w:proofErr w:type="spellEnd"/>
-      <w:r>
-        <w:rPr>
-          <w:rFonts w:ascii="Times New Roman" w:hAnsi="Times New Roman" w:cs="Times New Roman"/>
-          <w:sz w:val="24"/>
-          <w:szCs w:val="24"/>
-        </w:rPr>
-        <w:t>” – 4.</w:t>
-      </w:r>
-    </w:p>
-    <w:p>
-      <w:pPr>
-        <w:spacing w:line="276" w:lineRule="auto"/>
-        <w:ind w:firstLine="709"/>
-        <w:jc w:val="both"/>
-        <w:rPr>
-          <w:rFonts w:ascii="Times New Roman" w:hAnsi="Times New Roman" w:cs="Times New Roman"/>
-          <w:sz w:val="24"/>
-          <w:szCs w:val="24"/>
-        </w:rPr>
-      </w:pPr>
-      <w:r>
-        <w:rPr>
-          <w:rFonts w:ascii="Times New Roman" w:hAnsi="Times New Roman" w:cs="Times New Roman"/>
-          <w:sz w:val="24"/>
-          <w:szCs w:val="24"/>
-        </w:rPr>
-        <w:t>Установите коэффициент разверток 20нс/дел. Подайте на вход осциллографа сигнал с частотой 5-10 МГц, настройте устойчив</w:t>
-      </w:r>
-      <w:r>
-        <w:rPr>
-          <w:rFonts w:ascii="Times New Roman" w:hAnsi="Times New Roman" w:cs="Times New Roman"/>
-          <w:sz w:val="24"/>
-          <w:szCs w:val="24"/>
-        </w:rPr>
-        <w:t>у</w:t>
-      </w:r>
-      <w:r>
-        <w:rPr>
-          <w:rFonts w:ascii="Times New Roman" w:hAnsi="Times New Roman" w:cs="Times New Roman"/>
-          <w:sz w:val="24"/>
-          <w:szCs w:val="24"/>
-        </w:rPr>
-        <w:t>ю синхронизацию сигнала.</w:t>
-      </w:r>
-    </w:p>
-    <w:p>
-      <w:pPr>
-        <w:spacing w:line="276" w:lineRule="auto"/>
-        <w:ind w:firstLine="709"/>
-        <w:jc w:val="both"/>
-        <w:rPr>
-          <w:rFonts w:ascii="Times New Roman" w:hAnsi="Times New Roman" w:cs="Times New Roman"/>
-          <w:sz w:val="24"/>
-          <w:szCs w:val="24"/>
-        </w:rPr>
-      </w:pPr>
-      <w:r>
-        <w:rPr>
-          <w:rFonts w:ascii="Times New Roman" w:hAnsi="Times New Roman" w:cs="Times New Roman"/>
-          <w:sz w:val="24"/>
-          <w:szCs w:val="24"/>
-        </w:rPr>
-        <w:t xml:space="preserve">На плате </w:t>
-      </w:r>
-      <w:r>
-        <w:rPr>
-          <w:rFonts w:ascii="Times New Roman" w:hAnsi="Times New Roman" w:cs="Times New Roman"/>
-          <w:b/>
-          <w:sz w:val="24"/>
-          <w:szCs w:val="24"/>
-        </w:rPr>
-        <w:t xml:space="preserve">Процессора </w:t>
-      </w:r>
-      <w:r>
-        <w:rPr>
-          <w:rFonts w:ascii="Times New Roman" w:hAnsi="Times New Roman" w:cs="Times New Roman"/>
-          <w:sz w:val="24"/>
-          <w:szCs w:val="24"/>
-        </w:rPr>
-        <w:t xml:space="preserve">(УШЯИ.467444.108) </w:t>
-      </w:r>
-      <w:r>
-        <w:rPr>
-          <w:rFonts w:ascii="Times New Roman" w:hAnsi="Times New Roman" w:cs="Times New Roman"/>
-          <w:b/>
-          <w:sz w:val="24"/>
-          <w:szCs w:val="24"/>
-        </w:rPr>
-        <w:t xml:space="preserve"> </w:t>
-      </w:r>
-      <w:r>
-        <w:rPr>
-          <w:rFonts w:ascii="Times New Roman" w:hAnsi="Times New Roman" w:cs="Times New Roman"/>
-          <w:sz w:val="24"/>
-          <w:szCs w:val="24"/>
-        </w:rPr>
-        <w:t xml:space="preserve">резистором </w:t>
-      </w:r>
-      <w:r>
-        <w:rPr>
-          <w:rFonts w:ascii="Times New Roman" w:hAnsi="Times New Roman" w:cs="Times New Roman"/>
-          <w:sz w:val="24"/>
-          <w:szCs w:val="24"/>
-          <w:lang w:val="en-US"/>
-        </w:rPr>
-        <w:t>RP</w:t>
-      </w:r>
-      <w:r>
-        <w:rPr>
-          <w:rFonts w:ascii="Times New Roman" w:hAnsi="Times New Roman" w:cs="Times New Roman"/>
-          <w:sz w:val="24"/>
-          <w:szCs w:val="24"/>
-        </w:rPr>
         <w:t xml:space="preserve">2 добейтесь чтобы </w:t>
       </w:r>
       <w:r>
@@ -6841,6 +6613,7 @@
         </w:rPr>
         <w:t xml:space="preserve">первое числовое </w:t>
       </w:r>
+      <w:proofErr w:type="gramStart"/>
       <w:r>
         <w:rPr>
           <w:rFonts w:ascii="Times New Roman" w:hAnsi="Times New Roman" w:cs="Times New Roman"/>
@@ -6879,15 +6652,24 @@
           <w:sz w:val="24"/>
           <w:szCs w:val="24"/>
         </w:rPr>
-        <w:t>”ВОРОТА”</w:t>
-      </w:r>
-      <w:r>
-        <w:rPr>
-          <w:rFonts w:ascii="Times New Roman" w:hAnsi="Times New Roman" w:cs="Times New Roman"/>
-          <w:sz w:val="24"/>
-          <w:szCs w:val="24"/>
-        </w:rPr>
-        <w:t xml:space="preserve"> было не менее 1000, а второе не более 3000. Процесс </w:t>
+        <w:t>”ВОРОТА</w:t>
+      </w:r>
+      <w:proofErr w:type="gramEnd"/>
+      <w:r>
+        <w:rPr>
+          <w:rFonts w:ascii="Times New Roman" w:hAnsi="Times New Roman" w:cs="Times New Roman"/>
+          <w:sz w:val="24"/>
+          <w:szCs w:val="24"/>
+        </w:rPr>
+        <w:t>”</w:t>
+      </w:r>
+      <w:r>
+        <w:rPr>
+          <w:rFonts w:ascii="Times New Roman" w:hAnsi="Times New Roman" w:cs="Times New Roman"/>
+          <w:sz w:val="24"/>
+          <w:szCs w:val="24"/>
+        </w:rPr>
+        <w:t xml:space="preserve"> было не менее 1000, а второе не более 3000. Процесс установки этих значений статистический поэтому медленный, дождитесь установки </w:t>
       </w:r>
       <w:r>
         <w:rPr>
@@ -6896,7 +6678,7 @@
           <w:szCs w:val="24"/>
         </w:rPr>
         <w:lastRenderedPageBreak/>
-        <w:t>установки этих значений статистический поэтому медленный, дождитесь установки значений. Если настройка выполнена правильно изображение сигнала на экране осциллографа будет без разрывов и искажений.</w:t>
+        <w:t>значений. Если настройка выполнена правильно изображение сигнала на экране осциллографа будет без разрывов и искажений.</w:t>
       </w:r>
     </w:p>
     <w:p>
@@ -6978,25 +6760,7 @@
           <w:sz w:val="24"/>
           <w:szCs w:val="24"/>
         </w:rPr>
-        <w:t xml:space="preserve">После настройки </w:t>
-      </w:r>
-      <w:proofErr w:type="spellStart"/>
-      <w:r>
-        <w:rPr>
-          <w:rFonts w:ascii="Times New Roman" w:hAnsi="Times New Roman" w:cs="Times New Roman"/>
-          <w:sz w:val="24"/>
-          <w:szCs w:val="24"/>
-        </w:rPr>
-        <w:t>рандомизатора</w:t>
-      </w:r>
-      <w:proofErr w:type="spellEnd"/>
-      <w:r>
-        <w:rPr>
-          <w:rFonts w:ascii="Times New Roman" w:hAnsi="Times New Roman" w:cs="Times New Roman"/>
-          <w:sz w:val="24"/>
-          <w:szCs w:val="24"/>
-        </w:rPr>
-        <w:t xml:space="preserve"> </w:t>
+        <w:t xml:space="preserve">После настройки рандомизатора </w:t>
       </w:r>
       <w:r>
         <w:rPr>
@@ -7240,25 +7004,7 @@
           <w:sz w:val="24"/>
           <w:szCs w:val="24"/>
         </w:rPr>
-        <w:t xml:space="preserve">Общая балансировка тракта вертикального отклонения обоих каналов выполняется автоматически при калибровке осциллографа по встроенному калибратору, однако остается небольшое смещение нуля в каналах на чувствительных диапазонах 2; 5; 10 </w:t>
-      </w:r>
-      <w:proofErr w:type="spellStart"/>
-      <w:r>
-        <w:rPr>
-          <w:rFonts w:ascii="Times New Roman" w:hAnsi="Times New Roman" w:cs="Times New Roman"/>
-          <w:sz w:val="24"/>
-          <w:szCs w:val="24"/>
-        </w:rPr>
-        <w:t>мв</w:t>
-      </w:r>
-      <w:proofErr w:type="spellEnd"/>
-      <w:r>
-        <w:rPr>
-          <w:rFonts w:ascii="Times New Roman" w:hAnsi="Times New Roman" w:cs="Times New Roman"/>
-          <w:sz w:val="24"/>
-          <w:szCs w:val="24"/>
-        </w:rPr>
-        <w:t>/дел при открытом входе.</w:t>
+        <w:t>Общая балансировка тракта вертикального отклонения обоих каналов выполняется автоматически при калибровке осциллографа по встроенному калибратору, однако остается небольшое смещение нуля в каналах на чувствительных диапазонах 2; 5; 10 мв/дел при открытом входе.</w:t>
       </w:r>
     </w:p>
     <w:p>
@@ -7278,7 +7024,25 @@
           <w:sz w:val="24"/>
           <w:szCs w:val="24"/>
         </w:rPr>
-        <w:t>Дополнительная балансировка выполняется на собранном  и настроенном осциллографе.</w:t>
+        <w:t xml:space="preserve">Дополнительная балансировка выполняется на </w:t>
+      </w:r>
+      <w:proofErr w:type="gramStart"/>
+      <w:r>
+        <w:rPr>
+          <w:rFonts w:ascii="Times New Roman" w:hAnsi="Times New Roman" w:cs="Times New Roman"/>
+          <w:sz w:val="24"/>
+          <w:szCs w:val="24"/>
+        </w:rPr>
+        <w:t>собранном  и</w:t>
+      </w:r>
+      <w:proofErr w:type="gramEnd"/>
+      <w:r>
+        <w:rPr>
+          <w:rFonts w:ascii="Times New Roman" w:hAnsi="Times New Roman" w:cs="Times New Roman"/>
+          <w:sz w:val="24"/>
+          <w:szCs w:val="24"/>
+        </w:rPr>
+        <w:t xml:space="preserve"> настроенном осциллографе.</w:t>
       </w:r>
     </w:p>
     <w:p>
@@ -7315,7 +7079,25 @@
           <w:sz w:val="24"/>
           <w:szCs w:val="24"/>
         </w:rPr>
-        <w:t xml:space="preserve"> (УШЯИ.411161.063 РЭ). В меню каналов установите “Связь”/”Пост”. В меню “ИЗМЕРЕНИЯ” выберите измерение “</w:t>
+        <w:t xml:space="preserve"> (УШЯИ.411161.063 РЭ). В меню каналов установите “Связь”</w:t>
+      </w:r>
+      <w:proofErr w:type="gramStart"/>
+      <w:r>
+        <w:rPr>
+          <w:rFonts w:ascii="Times New Roman" w:hAnsi="Times New Roman" w:cs="Times New Roman"/>
+          <w:sz w:val="24"/>
+          <w:szCs w:val="24"/>
+        </w:rPr>
+        <w:t>/”Пост</w:t>
+      </w:r>
+      <w:proofErr w:type="gramEnd"/>
+      <w:r>
+        <w:rPr>
+          <w:rFonts w:ascii="Times New Roman" w:hAnsi="Times New Roman" w:cs="Times New Roman"/>
+          <w:sz w:val="24"/>
+          <w:szCs w:val="24"/>
+        </w:rPr>
+        <w:t>”. В меню “ИЗМЕРЕНИЯ” выберите измерение “</w:t>
       </w:r>
       <w:r>
         <w:rPr>
@@ -7332,43 +7114,7 @@
           <w:sz w:val="24"/>
           <w:szCs w:val="24"/>
         </w:rPr>
-        <w:t xml:space="preserve"> </w:t>
-      </w:r>
-      <w:proofErr w:type="spellStart"/>
-      <w:r>
-        <w:rPr>
-          <w:rFonts w:ascii="Times New Roman" w:hAnsi="Times New Roman" w:cs="Times New Roman"/>
-          <w:sz w:val="24"/>
-          <w:szCs w:val="24"/>
-        </w:rPr>
-        <w:t>скз</w:t>
-      </w:r>
-      <w:proofErr w:type="spellEnd"/>
-      <w:r>
-        <w:rPr>
-          <w:rFonts w:ascii="Times New Roman" w:hAnsi="Times New Roman" w:cs="Times New Roman"/>
-          <w:sz w:val="24"/>
-          <w:szCs w:val="24"/>
-        </w:rPr>
-        <w:t xml:space="preserve">”. </w:t>
-      </w:r>
-      <w:proofErr w:type="spellStart"/>
-      <w:r>
-        <w:rPr>
-          <w:rFonts w:ascii="Times New Roman" w:hAnsi="Times New Roman" w:cs="Times New Roman"/>
-          <w:sz w:val="24"/>
-          <w:szCs w:val="24"/>
-        </w:rPr>
-        <w:t>Закоратите</w:t>
-      </w:r>
-      <w:proofErr w:type="spellEnd"/>
-      <w:r>
-        <w:rPr>
-          <w:rFonts w:ascii="Times New Roman" w:hAnsi="Times New Roman" w:cs="Times New Roman"/>
-          <w:sz w:val="24"/>
-          <w:szCs w:val="24"/>
-        </w:rPr>
-        <w:t xml:space="preserve"> входы обоих каналов.</w:t>
+        <w:t xml:space="preserve"> скз”. Закоратите входы обоих каналов.</w:t>
       </w:r>
     </w:p>
     <w:p>
@@ -7389,7 +7135,16 @@
           <w:sz w:val="24"/>
           <w:szCs w:val="24"/>
         </w:rPr>
-        <w:t xml:space="preserve"> Выключите МЕНЮ. Нажмите по 2 раза последовательно кнопки передней панели “1”, “2”, “3”, ”4”, ”5”. Включите МЕНЮ, выберите “ОТЛАДКА”/</w:t>
+        <w:t xml:space="preserve"> Выключите МЕНЮ. Нажмите по 2 раза последовательно кнопки передней панели “1”, “2”, “3”, ”4”, ”5”. Включите МЕНЮ, выберите “ОТЛАДКА”</w:t>
+      </w:r>
+      <w:proofErr w:type="gramStart"/>
+      <w:r>
+        <w:rPr>
+          <w:rFonts w:ascii="Times New Roman" w:hAnsi="Times New Roman" w:cs="Times New Roman"/>
+          <w:sz w:val="24"/>
+          <w:szCs w:val="24"/>
+        </w:rPr>
+        <w:t>/</w:t>
       </w:r>
       <w:r>
         <w:rPr>
@@ -7408,6 +7163,7 @@
         </w:rPr>
         <w:t>АЦП</w:t>
       </w:r>
+      <w:proofErr w:type="gramEnd"/>
       <w:r>
         <w:rPr>
           <w:rFonts w:ascii="Times New Roman" w:hAnsi="Times New Roman" w:cs="Times New Roman"/>
@@ -7558,43 +7314,7 @@
           <w:sz w:val="24"/>
           <w:szCs w:val="24"/>
         </w:rPr>
-        <w:t xml:space="preserve"> </w:t>
-      </w:r>
-      <w:proofErr w:type="spellStart"/>
-      <w:r>
-        <w:rPr>
-          <w:rFonts w:ascii="Times New Roman" w:hAnsi="Times New Roman" w:cs="Times New Roman"/>
-          <w:sz w:val="24"/>
-          <w:szCs w:val="24"/>
-        </w:rPr>
-        <w:t>скз</w:t>
-      </w:r>
-      <w:proofErr w:type="spellEnd"/>
-      <w:r>
-        <w:rPr>
-          <w:rFonts w:ascii="Times New Roman" w:hAnsi="Times New Roman" w:cs="Times New Roman"/>
-          <w:sz w:val="24"/>
-          <w:szCs w:val="24"/>
-        </w:rPr>
-        <w:t xml:space="preserve"> на обоих каналах и на диапазонах коэффициентов отклонения 2; 5: 10 </w:t>
-      </w:r>
-      <w:proofErr w:type="spellStart"/>
-      <w:r>
-        <w:rPr>
-          <w:rFonts w:ascii="Times New Roman" w:hAnsi="Times New Roman" w:cs="Times New Roman"/>
-          <w:sz w:val="24"/>
-          <w:szCs w:val="24"/>
-        </w:rPr>
-        <w:t>мв</w:t>
-      </w:r>
-      <w:proofErr w:type="spellEnd"/>
-      <w:r>
-        <w:rPr>
-          <w:rFonts w:ascii="Times New Roman" w:hAnsi="Times New Roman" w:cs="Times New Roman"/>
-          <w:sz w:val="24"/>
-          <w:szCs w:val="24"/>
-        </w:rPr>
-        <w:t>/дел.</w:t>
+        <w:t xml:space="preserve"> скз на обоих каналах и на диапазонах коэффициентов отклонения 2; 5: 10 мв/дел.</w:t>
       </w:r>
     </w:p>
     <w:p>
@@ -8358,6 +8078,7 @@
     <w:lsdException w:name="HTML Sample" w:semiHidden="1" w:unhideWhenUsed="1"/>
     <w:lsdException w:name="HTML Typewriter" w:semiHidden="1" w:unhideWhenUsed="1"/>
     <w:lsdException w:name="HTML Variable" w:semiHidden="1" w:unhideWhenUsed="1"/>
+    <w:lsdException w:name="Normal Table" w:semiHidden="1" w:unhideWhenUsed="1"/>
     <w:lsdException w:name="annotation subject" w:semiHidden="1" w:unhideWhenUsed="1"/>
     <w:lsdException w:name="No List" w:semiHidden="1" w:unhideWhenUsed="1"/>
     <w:lsdException w:name="Outline List 1" w:semiHidden="1" w:unhideWhenUsed="1"/>
@@ -8400,8 +8121,11 @@
     <w:lsdException w:name="Table Contemporary" w:semiHidden="1" w:unhideWhenUsed="1"/>
     <w:lsdException w:name="Table Elegant" w:semiHidden="1" w:unhideWhenUsed="1"/>
     <w:lsdException w:name="Table Professional" w:semiHidden="1" w:unhideWhenUsed="1"/>
+    <w:lsdException w:name="Table Subtle 1" w:semiHidden="1" w:unhideWhenUsed="1"/>
     <w:lsdException w:name="Table Subtle 2" w:semiHidden="1" w:unhideWhenUsed="1"/>
     <w:lsdException w:name="Table Web 1" w:semiHidden="1" w:unhideWhenUsed="1"/>
+    <w:lsdException w:name="Table Web 2" w:semiHidden="1" w:unhideWhenUsed="1"/>
+    <w:lsdException w:name="Table Web 3" w:semiHidden="1" w:unhideWhenUsed="1"/>
     <w:lsdException w:name="Balloon Text" w:semiHidden="1" w:unhideWhenUsed="1"/>
     <w:lsdException w:name="Table Grid" w:uiPriority="39"/>
     <w:lsdException w:name="Table Theme" w:semiHidden="1" w:unhideWhenUsed="1"/>

--- a/Инструкции по регулировке/Инструкция по настройке C8-54.docx
+++ b/Инструкции по регулировке/Инструкция по настройке C8-54.docx
@@ -4,7 +4,7 @@
   <w:body>
     <w:p>
       <w:pPr>
-        <w:spacing w:line="276" w:lineRule="auto"/>
+        <w:spacing w:after="0" w:line="276" w:lineRule="auto"/>
         <w:ind w:firstLine="709"/>
         <w:jc w:val="both"/>
         <w:rPr>
@@ -24,7 +24,7 @@
     </w:p>
     <w:p>
       <w:pPr>
-        <w:spacing w:line="276" w:lineRule="auto"/>
+        <w:spacing w:after="0" w:line="276" w:lineRule="auto"/>
         <w:ind w:firstLine="709"/>
         <w:jc w:val="both"/>
         <w:rPr>
@@ -169,7 +169,7 @@
     </w:p>
     <w:p>
       <w:pPr>
-        <w:spacing w:line="276" w:lineRule="auto"/>
+        <w:spacing w:after="0" w:line="276" w:lineRule="auto"/>
         <w:ind w:firstLine="709"/>
         <w:jc w:val="both"/>
         <w:rPr>
@@ -424,7 +424,7 @@
     </w:p>
     <w:p>
       <w:pPr>
-        <w:spacing w:line="276" w:lineRule="auto"/>
+        <w:spacing w:after="0" w:line="276" w:lineRule="auto"/>
         <w:ind w:firstLine="709"/>
         <w:jc w:val="both"/>
         <w:rPr>
@@ -545,7 +545,7 @@
     </w:p>
     <w:p>
       <w:pPr>
-        <w:spacing w:line="276" w:lineRule="auto"/>
+        <w:spacing w:after="0" w:line="276" w:lineRule="auto"/>
         <w:ind w:firstLine="709"/>
         <w:jc w:val="both"/>
         <w:rPr>
@@ -633,7 +633,7 @@
     </w:p>
     <w:p>
       <w:pPr>
-        <w:spacing w:line="276" w:lineRule="auto"/>
+        <w:spacing w:after="0" w:line="276" w:lineRule="auto"/>
         <w:ind w:firstLine="709"/>
         <w:jc w:val="both"/>
         <w:rPr>
@@ -687,7 +687,7 @@
     </w:p>
     <w:p>
       <w:pPr>
-        <w:spacing w:line="276" w:lineRule="auto"/>
+        <w:spacing w:after="0" w:line="276" w:lineRule="auto"/>
         <w:ind w:firstLine="709"/>
         <w:jc w:val="both"/>
         <w:rPr>
@@ -758,7 +758,7 @@
     </w:p>
     <w:p>
       <w:pPr>
-        <w:spacing w:line="276" w:lineRule="auto"/>
+        <w:spacing w:after="0" w:line="276" w:lineRule="auto"/>
         <w:ind w:firstLine="709"/>
         <w:jc w:val="both"/>
         <w:rPr>
@@ -775,6 +775,7 @@
         </w:rPr>
         <w:t xml:space="preserve">- программатор </w:t>
       </w:r>
+      <w:proofErr w:type="spellStart"/>
       <w:r>
         <w:rPr>
           <w:rFonts w:ascii="Times New Roman" w:hAnsi="Times New Roman" w:cs="Times New Roman"/>
@@ -784,6 +785,7 @@
         </w:rPr>
         <w:t>PICkit</w:t>
       </w:r>
+      <w:proofErr w:type="spellEnd"/>
       <w:r>
         <w:rPr>
           <w:rFonts w:ascii="Times New Roman" w:hAnsi="Times New Roman" w:cs="Times New Roman"/>
@@ -812,7 +814,7 @@
     </w:p>
     <w:p>
       <w:pPr>
-        <w:spacing w:line="276" w:lineRule="auto"/>
+        <w:spacing w:after="0" w:line="276" w:lineRule="auto"/>
         <w:ind w:firstLine="709"/>
         <w:jc w:val="both"/>
         <w:rPr>
@@ -908,7 +910,7 @@
     </w:p>
     <w:p>
       <w:pPr>
-        <w:spacing w:line="276" w:lineRule="auto"/>
+        <w:spacing w:after="0" w:line="276" w:lineRule="auto"/>
         <w:ind w:firstLine="709"/>
         <w:jc w:val="both"/>
         <w:rPr>
@@ -945,7 +947,7 @@
     </w:p>
     <w:p>
       <w:pPr>
-        <w:spacing w:line="276" w:lineRule="auto"/>
+        <w:spacing w:after="0" w:line="276" w:lineRule="auto"/>
         <w:ind w:firstLine="709"/>
         <w:jc w:val="both"/>
         <w:rPr>
@@ -1016,7 +1018,7 @@
     </w:p>
     <w:p>
       <w:pPr>
-        <w:spacing w:line="276" w:lineRule="auto"/>
+        <w:spacing w:after="0" w:line="276" w:lineRule="auto"/>
         <w:ind w:firstLine="709"/>
         <w:jc w:val="both"/>
         <w:rPr>
@@ -1130,8 +1132,20 @@
           <w:szCs w:val="24"/>
           <w:lang w:val="en-US"/>
         </w:rPr>
-        <w:t>S8-54\sources\Display\Display.hex</w:t>
-      </w:r>
+        <w:t>S8-54\sources\Display\</w:t>
+      </w:r>
+      <w:proofErr w:type="spellStart"/>
+      <w:r>
+        <w:rPr>
+          <w:rFonts w:ascii="Times New Roman" w:hAnsi="Times New Roman" w:cs="Times New Roman"/>
+          <w:b/>
+          <w:sz w:val="24"/>
+          <w:szCs w:val="24"/>
+          <w:lang w:val="en-US"/>
+        </w:rPr>
+        <w:t>Display.hex</w:t>
+      </w:r>
+      <w:proofErr w:type="spellEnd"/>
       <w:r>
         <w:rPr>
           <w:rFonts w:ascii="Times New Roman" w:hAnsi="Times New Roman" w:cs="Times New Roman"/>
@@ -1144,7 +1158,7 @@
     </w:p>
     <w:p>
       <w:pPr>
-        <w:spacing w:line="276" w:lineRule="auto"/>
+        <w:spacing w:after="0" w:line="276" w:lineRule="auto"/>
         <w:ind w:firstLine="709"/>
         <w:jc w:val="both"/>
         <w:rPr>
@@ -1233,15 +1247,27 @@
         </w:rPr>
         <w:t xml:space="preserve"> </w:t>
       </w:r>
-      <w:r>
-        <w:rPr>
-          <w:rFonts w:ascii="Times New Roman" w:hAnsi="Times New Roman" w:cs="Times New Roman"/>
-          <w:b/>
-          <w:sz w:val="24"/>
-          <w:szCs w:val="24"/>
-          <w:lang w:val="en-US"/>
-        </w:rPr>
-        <w:t>PICkit 3</w:t>
+      <w:proofErr w:type="spellStart"/>
+      <w:r>
+        <w:rPr>
+          <w:rFonts w:ascii="Times New Roman" w:hAnsi="Times New Roman" w:cs="Times New Roman"/>
+          <w:b/>
+          <w:sz w:val="24"/>
+          <w:szCs w:val="24"/>
+          <w:lang w:val="en-US"/>
+        </w:rPr>
+        <w:t>PICkit</w:t>
+      </w:r>
+      <w:proofErr w:type="spellEnd"/>
+      <w:r>
+        <w:rPr>
+          <w:rFonts w:ascii="Times New Roman" w:hAnsi="Times New Roman" w:cs="Times New Roman"/>
+          <w:b/>
+          <w:sz w:val="24"/>
+          <w:szCs w:val="24"/>
+          <w:lang w:val="en-US"/>
+        </w:rPr>
+        <w:t xml:space="preserve"> 3</w:t>
       </w:r>
       <w:r>
         <w:rPr>
@@ -1255,7 +1281,7 @@
     </w:p>
     <w:p>
       <w:pPr>
-        <w:spacing w:line="276" w:lineRule="auto"/>
+        <w:spacing w:after="0" w:line="276" w:lineRule="auto"/>
         <w:ind w:firstLine="709"/>
         <w:jc w:val="both"/>
         <w:rPr>
@@ -1383,7 +1409,7 @@
     </w:p>
     <w:p>
       <w:pPr>
-        <w:spacing w:line="276" w:lineRule="auto"/>
+        <w:spacing w:after="0" w:line="276" w:lineRule="auto"/>
         <w:ind w:firstLine="709"/>
         <w:jc w:val="both"/>
         <w:rPr>
@@ -1592,7 +1618,29 @@
           <w:szCs w:val="24"/>
           <w:lang w:val="en-US"/>
         </w:rPr>
-        <w:t>Power target circuit from PICkit 3</w:t>
+        <w:t xml:space="preserve">Power target circuit from </w:t>
+      </w:r>
+      <w:proofErr w:type="spellStart"/>
+      <w:r>
+        <w:rPr>
+          <w:rFonts w:ascii="Times New Roman" w:hAnsi="Times New Roman" w:cs="Times New Roman"/>
+          <w:b/>
+          <w:sz w:val="24"/>
+          <w:szCs w:val="24"/>
+          <w:lang w:val="en-US"/>
+        </w:rPr>
+        <w:t>PICkit</w:t>
+      </w:r>
+      <w:proofErr w:type="spellEnd"/>
+      <w:r>
+        <w:rPr>
+          <w:rFonts w:ascii="Times New Roman" w:hAnsi="Times New Roman" w:cs="Times New Roman"/>
+          <w:b/>
+          <w:sz w:val="24"/>
+          <w:szCs w:val="24"/>
+          <w:lang w:val="en-US"/>
+        </w:rPr>
+        <w:t xml:space="preserve"> 3</w:t>
       </w:r>
       <w:r>
         <w:rPr>
@@ -1606,7 +1654,7 @@
     </w:p>
     <w:p>
       <w:pPr>
-        <w:spacing w:line="276" w:lineRule="auto"/>
+        <w:spacing w:after="0" w:line="276" w:lineRule="auto"/>
         <w:ind w:firstLine="709"/>
         <w:jc w:val="both"/>
         <w:rPr>
@@ -1719,7 +1767,7 @@
     </w:p>
     <w:p>
       <w:pPr>
-        <w:spacing w:line="276" w:lineRule="auto"/>
+        <w:spacing w:after="0" w:line="276" w:lineRule="auto"/>
         <w:ind w:firstLine="709"/>
         <w:jc w:val="both"/>
         <w:rPr>
@@ -1739,7 +1787,7 @@
     </w:p>
     <w:p>
       <w:pPr>
-        <w:spacing w:line="276" w:lineRule="auto"/>
+        <w:spacing w:after="0" w:line="276" w:lineRule="auto"/>
         <w:ind w:firstLine="709"/>
         <w:jc w:val="both"/>
         <w:rPr>
@@ -1771,7 +1819,25 @@
           <w:sz w:val="24"/>
           <w:szCs w:val="24"/>
         </w:rPr>
-        <w:t xml:space="preserve">осуществляется песле установки платы в рабочем приборе после проверки </w:t>
+        <w:t xml:space="preserve">осуществляется </w:t>
+      </w:r>
+      <w:proofErr w:type="spellStart"/>
+      <w:r>
+        <w:rPr>
+          <w:rFonts w:ascii="Times New Roman" w:hAnsi="Times New Roman" w:cs="Times New Roman"/>
+          <w:sz w:val="24"/>
+          <w:szCs w:val="24"/>
+        </w:rPr>
+        <w:t>песле</w:t>
+      </w:r>
+      <w:proofErr w:type="spellEnd"/>
+      <w:r>
+        <w:rPr>
+          <w:rFonts w:ascii="Times New Roman" w:hAnsi="Times New Roman" w:cs="Times New Roman"/>
+          <w:sz w:val="24"/>
+          <w:szCs w:val="24"/>
+        </w:rPr>
+        <w:t xml:space="preserve"> установки платы в рабочем приборе после проверки </w:t>
       </w:r>
       <w:proofErr w:type="gramStart"/>
       <w:r>
@@ -1803,7 +1869,574 @@
     </w:p>
     <w:p>
       <w:pPr>
-        <w:spacing w:line="276" w:lineRule="auto"/>
+        <w:spacing w:after="0" w:line="276" w:lineRule="auto"/>
+        <w:ind w:firstLine="709"/>
+        <w:jc w:val="both"/>
+        <w:rPr>
+          <w:rFonts w:ascii="Times New Roman" w:hAnsi="Times New Roman" w:cs="Times New Roman"/>
+          <w:sz w:val="24"/>
+          <w:szCs w:val="24"/>
+        </w:rPr>
+      </w:pPr>
+      <w:r>
+        <w:rPr>
+          <w:rFonts w:ascii="Times New Roman" w:hAnsi="Times New Roman" w:cs="Times New Roman"/>
+          <w:sz w:val="24"/>
+          <w:szCs w:val="24"/>
+        </w:rPr>
+        <w:t xml:space="preserve">7.4 На </w:t>
+      </w:r>
+      <w:r>
+        <w:rPr>
+          <w:rFonts w:ascii="Times New Roman" w:hAnsi="Times New Roman" w:cs="Times New Roman"/>
+          <w:b/>
+          <w:sz w:val="24"/>
+          <w:szCs w:val="24"/>
+        </w:rPr>
+        <w:t>П</w:t>
+      </w:r>
+      <w:r>
+        <w:rPr>
+          <w:rFonts w:ascii="Times New Roman" w:hAnsi="Times New Roman" w:cs="Times New Roman"/>
+          <w:b/>
+          <w:sz w:val="24"/>
+          <w:szCs w:val="24"/>
+        </w:rPr>
+        <w:t>анели управления</w:t>
+      </w:r>
+      <w:r>
+        <w:rPr>
+          <w:rFonts w:ascii="Times New Roman" w:hAnsi="Times New Roman" w:cs="Times New Roman"/>
+          <w:b/>
+          <w:sz w:val="24"/>
+          <w:szCs w:val="24"/>
+        </w:rPr>
+        <w:t xml:space="preserve"> </w:t>
+      </w:r>
+      <w:r>
+        <w:rPr>
+          <w:rFonts w:ascii="Times New Roman" w:hAnsi="Times New Roman" w:cs="Times New Roman"/>
+          <w:sz w:val="24"/>
+          <w:szCs w:val="24"/>
+        </w:rPr>
+        <w:t>(УШЯИ.467851.015)</w:t>
+      </w:r>
+      <w:r>
+        <w:rPr>
+          <w:rFonts w:ascii="Times New Roman" w:hAnsi="Times New Roman" w:cs="Times New Roman"/>
+          <w:sz w:val="24"/>
+          <w:szCs w:val="24"/>
+        </w:rPr>
+        <w:t xml:space="preserve"> расположены все органы управления передней панели и контроллер передней панели</w:t>
+      </w:r>
+      <w:r>
+        <w:rPr>
+          <w:rFonts w:ascii="Times New Roman" w:hAnsi="Times New Roman" w:cs="Times New Roman"/>
+          <w:sz w:val="24"/>
+          <w:szCs w:val="24"/>
+        </w:rPr>
+        <w:t>,</w:t>
+      </w:r>
+      <w:r>
+        <w:rPr>
+          <w:rFonts w:ascii="Times New Roman" w:hAnsi="Times New Roman" w:cs="Times New Roman"/>
+          <w:sz w:val="24"/>
+          <w:szCs w:val="24"/>
+        </w:rPr>
+        <w:t xml:space="preserve"> выполненный на процессоре </w:t>
+      </w:r>
+      <w:r>
+        <w:rPr>
+          <w:rFonts w:ascii="Times New Roman" w:hAnsi="Times New Roman" w:cs="Times New Roman"/>
+          <w:sz w:val="24"/>
+          <w:szCs w:val="24"/>
+          <w:lang w:val="en-US"/>
+        </w:rPr>
+        <w:t>PIC</w:t>
+      </w:r>
+      <w:r>
+        <w:rPr>
+          <w:rFonts w:ascii="Times New Roman" w:hAnsi="Times New Roman" w:cs="Times New Roman"/>
+          <w:sz w:val="24"/>
+          <w:szCs w:val="24"/>
+        </w:rPr>
+        <w:t>18.</w:t>
+      </w:r>
+    </w:p>
+    <w:p>
+      <w:pPr>
+        <w:spacing w:after="0" w:line="276" w:lineRule="auto"/>
+        <w:ind w:firstLine="709"/>
+        <w:jc w:val="both"/>
+        <w:rPr>
+          <w:rFonts w:ascii="Times New Roman" w:hAnsi="Times New Roman" w:cs="Times New Roman"/>
+          <w:sz w:val="24"/>
+          <w:szCs w:val="24"/>
+        </w:rPr>
+      </w:pPr>
+      <w:r>
+        <w:rPr>
+          <w:rFonts w:ascii="Times New Roman" w:hAnsi="Times New Roman" w:cs="Times New Roman"/>
+          <w:sz w:val="24"/>
+          <w:szCs w:val="24"/>
+        </w:rPr>
+        <w:t>7.4.</w:t>
+      </w:r>
+      <w:r>
+        <w:rPr>
+          <w:rFonts w:ascii="Times New Roman" w:hAnsi="Times New Roman" w:cs="Times New Roman"/>
+          <w:sz w:val="24"/>
+          <w:szCs w:val="24"/>
+        </w:rPr>
+        <w:t>1</w:t>
+      </w:r>
+      <w:r>
+        <w:rPr>
+          <w:rFonts w:ascii="Times New Roman" w:hAnsi="Times New Roman" w:cs="Times New Roman"/>
+          <w:sz w:val="24"/>
+          <w:szCs w:val="24"/>
+        </w:rPr>
+        <w:t xml:space="preserve"> Включите питание осциллографа на задней панели. Убедитесь в наличии напряжения 12</w:t>
+      </w:r>
+      <w:r>
+        <w:rPr>
+          <w:rFonts w:ascii="Times New Roman" w:hAnsi="Times New Roman" w:cs="Times New Roman"/>
+          <w:sz w:val="24"/>
+          <w:szCs w:val="24"/>
+          <w:lang w:val="en-US"/>
+        </w:rPr>
+        <w:t>V</w:t>
+      </w:r>
+      <w:r>
+        <w:rPr>
+          <w:rFonts w:ascii="Times New Roman" w:hAnsi="Times New Roman" w:cs="Times New Roman"/>
+          <w:sz w:val="24"/>
+          <w:szCs w:val="24"/>
+        </w:rPr>
+        <w:t xml:space="preserve"> на контакте 3 микросхемы </w:t>
+      </w:r>
+      <w:r>
+        <w:rPr>
+          <w:rFonts w:ascii="Times New Roman" w:hAnsi="Times New Roman" w:cs="Times New Roman"/>
+          <w:sz w:val="24"/>
+          <w:szCs w:val="24"/>
+          <w:lang w:val="en-US"/>
+        </w:rPr>
+        <w:t>DA</w:t>
+      </w:r>
+      <w:r>
+        <w:rPr>
+          <w:rFonts w:ascii="Times New Roman" w:hAnsi="Times New Roman" w:cs="Times New Roman"/>
+          <w:sz w:val="24"/>
+          <w:szCs w:val="24"/>
+        </w:rPr>
+        <w:t xml:space="preserve">1 платы </w:t>
+      </w:r>
+      <w:r>
+        <w:rPr>
+          <w:rFonts w:ascii="Times New Roman" w:hAnsi="Times New Roman" w:cs="Times New Roman"/>
+          <w:b/>
+          <w:sz w:val="24"/>
+          <w:szCs w:val="24"/>
+        </w:rPr>
+        <w:t>Панели управления</w:t>
+      </w:r>
+      <w:r>
+        <w:rPr>
+          <w:rFonts w:ascii="Times New Roman" w:hAnsi="Times New Roman" w:cs="Times New Roman"/>
+          <w:sz w:val="24"/>
+          <w:szCs w:val="24"/>
+        </w:rPr>
+        <w:t>, а затем напряжения 3,3</w:t>
+      </w:r>
+      <w:r>
+        <w:rPr>
+          <w:rFonts w:ascii="Times New Roman" w:hAnsi="Times New Roman" w:cs="Times New Roman"/>
+          <w:sz w:val="24"/>
+          <w:szCs w:val="24"/>
+          <w:lang w:val="en-US"/>
+        </w:rPr>
+        <w:t>V</w:t>
+      </w:r>
+      <w:r>
+        <w:rPr>
+          <w:rFonts w:ascii="Times New Roman" w:hAnsi="Times New Roman" w:cs="Times New Roman"/>
+          <w:sz w:val="24"/>
+          <w:szCs w:val="24"/>
+        </w:rPr>
+        <w:t xml:space="preserve"> на выводе 1 этой микросхемы. Запрограммируйте </w:t>
+      </w:r>
+      <w:r>
+        <w:rPr>
+          <w:rFonts w:ascii="Times New Roman" w:hAnsi="Times New Roman" w:cs="Times New Roman"/>
+          <w:sz w:val="24"/>
+          <w:szCs w:val="24"/>
+        </w:rPr>
+        <w:t xml:space="preserve">микроконтроллер </w:t>
+      </w:r>
+      <w:r>
+        <w:rPr>
+          <w:rFonts w:ascii="Times New Roman" w:hAnsi="Times New Roman" w:cs="Times New Roman"/>
+          <w:sz w:val="24"/>
+          <w:szCs w:val="24"/>
+          <w:lang w:val="en-US"/>
+        </w:rPr>
+        <w:t>PIC</w:t>
+      </w:r>
+      <w:r>
+        <w:rPr>
+          <w:rFonts w:ascii="Times New Roman" w:hAnsi="Times New Roman" w:cs="Times New Roman"/>
+          <w:sz w:val="24"/>
+          <w:szCs w:val="24"/>
+        </w:rPr>
+        <w:t>18</w:t>
+      </w:r>
+      <w:r>
+        <w:rPr>
+          <w:rFonts w:ascii="Times New Roman" w:hAnsi="Times New Roman" w:cs="Times New Roman"/>
+          <w:sz w:val="24"/>
+          <w:szCs w:val="24"/>
+          <w:lang w:val="en-US"/>
+        </w:rPr>
+        <w:t>F</w:t>
+      </w:r>
+      <w:r>
+        <w:rPr>
+          <w:rFonts w:ascii="Times New Roman" w:hAnsi="Times New Roman" w:cs="Times New Roman"/>
+          <w:sz w:val="24"/>
+          <w:szCs w:val="24"/>
+        </w:rPr>
+        <w:t>2515</w:t>
+      </w:r>
+      <w:r>
+        <w:rPr>
+          <w:rFonts w:ascii="Times New Roman" w:hAnsi="Times New Roman" w:cs="Times New Roman"/>
+          <w:sz w:val="24"/>
+          <w:szCs w:val="24"/>
+          <w:lang w:val="en-US"/>
+        </w:rPr>
+        <w:t>ISO</w:t>
+      </w:r>
+      <w:r>
+        <w:rPr>
+          <w:rFonts w:ascii="Times New Roman" w:hAnsi="Times New Roman" w:cs="Times New Roman"/>
+          <w:sz w:val="24"/>
+          <w:szCs w:val="24"/>
+        </w:rPr>
+        <w:t>.</w:t>
+      </w:r>
+      <w:r>
+        <w:rPr>
+          <w:rFonts w:ascii="Times New Roman" w:hAnsi="Times New Roman" w:cs="Times New Roman"/>
+          <w:sz w:val="24"/>
+          <w:szCs w:val="24"/>
+        </w:rPr>
+        <w:t xml:space="preserve"> Дополнительных регулировок</w:t>
+      </w:r>
+      <w:r>
+        <w:rPr>
+          <w:rFonts w:ascii="Times New Roman" w:hAnsi="Times New Roman" w:cs="Times New Roman"/>
+          <w:sz w:val="24"/>
+          <w:szCs w:val="24"/>
+        </w:rPr>
+        <w:t xml:space="preserve"> плата не требует.</w:t>
+      </w:r>
+    </w:p>
+    <w:p>
+      <w:pPr>
+        <w:spacing w:after="0" w:line="276" w:lineRule="auto"/>
+        <w:ind w:firstLine="709"/>
+        <w:jc w:val="both"/>
+        <w:rPr>
+          <w:rFonts w:ascii="Times New Roman" w:hAnsi="Times New Roman" w:cs="Times New Roman"/>
+          <w:sz w:val="24"/>
+          <w:szCs w:val="24"/>
+        </w:rPr>
+      </w:pPr>
+      <w:r>
+        <w:rPr>
+          <w:rFonts w:ascii="Times New Roman" w:hAnsi="Times New Roman" w:cs="Times New Roman"/>
+          <w:sz w:val="24"/>
+          <w:szCs w:val="24"/>
+        </w:rPr>
+        <w:t>7.4.2</w:t>
+      </w:r>
+      <w:r>
+        <w:rPr>
+          <w:rFonts w:ascii="Times New Roman" w:hAnsi="Times New Roman" w:cs="Times New Roman"/>
+          <w:sz w:val="24"/>
+          <w:szCs w:val="24"/>
+        </w:rPr>
+        <w:t xml:space="preserve"> Программирование микроконтроллера </w:t>
+      </w:r>
+      <w:r>
+        <w:rPr>
+          <w:rFonts w:ascii="Times New Roman" w:hAnsi="Times New Roman" w:cs="Times New Roman"/>
+          <w:sz w:val="24"/>
+          <w:szCs w:val="24"/>
+          <w:lang w:val="en-US"/>
+        </w:rPr>
+        <w:t>PIC</w:t>
+      </w:r>
+      <w:r>
+        <w:rPr>
+          <w:rFonts w:ascii="Times New Roman" w:hAnsi="Times New Roman" w:cs="Times New Roman"/>
+          <w:sz w:val="24"/>
+          <w:szCs w:val="24"/>
+        </w:rPr>
+        <w:t>18</w:t>
+      </w:r>
+      <w:r>
+        <w:rPr>
+          <w:rFonts w:ascii="Times New Roman" w:hAnsi="Times New Roman" w:cs="Times New Roman"/>
+          <w:sz w:val="24"/>
+          <w:szCs w:val="24"/>
+          <w:lang w:val="en-US"/>
+        </w:rPr>
+        <w:t>F</w:t>
+      </w:r>
+      <w:r>
+        <w:rPr>
+          <w:rFonts w:ascii="Times New Roman" w:hAnsi="Times New Roman" w:cs="Times New Roman"/>
+          <w:sz w:val="24"/>
+          <w:szCs w:val="24"/>
+        </w:rPr>
+        <w:t>2515</w:t>
+      </w:r>
+      <w:r>
+        <w:rPr>
+          <w:rFonts w:ascii="Times New Roman" w:hAnsi="Times New Roman" w:cs="Times New Roman"/>
+          <w:sz w:val="24"/>
+          <w:szCs w:val="24"/>
+          <w:lang w:val="en-US"/>
+        </w:rPr>
+        <w:t>ISO</w:t>
+      </w:r>
+      <w:r>
+        <w:rPr>
+          <w:rFonts w:ascii="Times New Roman" w:hAnsi="Times New Roman" w:cs="Times New Roman"/>
+          <w:sz w:val="24"/>
+          <w:szCs w:val="24"/>
+        </w:rPr>
+        <w:t xml:space="preserve"> (</w:t>
+      </w:r>
+      <w:r>
+        <w:rPr>
+          <w:rFonts w:ascii="Times New Roman" w:hAnsi="Times New Roman" w:cs="Times New Roman"/>
+          <w:sz w:val="24"/>
+          <w:szCs w:val="24"/>
+          <w:lang w:val="en-US"/>
+        </w:rPr>
+        <w:t>DD</w:t>
+      </w:r>
+      <w:r>
+        <w:rPr>
+          <w:rFonts w:ascii="Times New Roman" w:hAnsi="Times New Roman" w:cs="Times New Roman"/>
+          <w:sz w:val="24"/>
+          <w:szCs w:val="24"/>
+        </w:rPr>
+        <w:t>1).</w:t>
+      </w:r>
+    </w:p>
+    <w:p>
+      <w:pPr>
+        <w:spacing w:after="0" w:line="276" w:lineRule="auto"/>
+        <w:ind w:firstLine="709"/>
+        <w:jc w:val="both"/>
+        <w:rPr>
+          <w:rFonts w:ascii="Times New Roman" w:hAnsi="Times New Roman" w:cs="Times New Roman"/>
+          <w:sz w:val="24"/>
+          <w:szCs w:val="24"/>
+        </w:rPr>
+      </w:pPr>
+      <w:r>
+        <w:rPr>
+          <w:rFonts w:ascii="Times New Roman" w:hAnsi="Times New Roman" w:cs="Times New Roman"/>
+          <w:sz w:val="24"/>
+          <w:szCs w:val="24"/>
+        </w:rPr>
+        <w:t xml:space="preserve">Для программирования микросхемы </w:t>
+      </w:r>
+      <w:r>
+        <w:rPr>
+          <w:rFonts w:ascii="Times New Roman" w:hAnsi="Times New Roman" w:cs="Times New Roman"/>
+          <w:sz w:val="24"/>
+          <w:szCs w:val="24"/>
+          <w:lang w:val="en-US"/>
+        </w:rPr>
+        <w:t>PIC</w:t>
+      </w:r>
+      <w:r>
+        <w:rPr>
+          <w:rFonts w:ascii="Times New Roman" w:hAnsi="Times New Roman" w:cs="Times New Roman"/>
+          <w:sz w:val="24"/>
+          <w:szCs w:val="24"/>
+        </w:rPr>
+        <w:t>18</w:t>
+      </w:r>
+      <w:r>
+        <w:rPr>
+          <w:rFonts w:ascii="Times New Roman" w:hAnsi="Times New Roman" w:cs="Times New Roman"/>
+          <w:sz w:val="24"/>
+          <w:szCs w:val="24"/>
+          <w:lang w:val="en-US"/>
+        </w:rPr>
+        <w:t>F</w:t>
+      </w:r>
+      <w:r>
+        <w:rPr>
+          <w:rFonts w:ascii="Times New Roman" w:hAnsi="Times New Roman" w:cs="Times New Roman"/>
+          <w:sz w:val="24"/>
+          <w:szCs w:val="24"/>
+        </w:rPr>
+        <w:t>2515</w:t>
+      </w:r>
+      <w:r>
+        <w:rPr>
+          <w:rFonts w:ascii="Times New Roman" w:hAnsi="Times New Roman" w:cs="Times New Roman"/>
+          <w:sz w:val="24"/>
+          <w:szCs w:val="24"/>
+          <w:lang w:val="en-US"/>
+        </w:rPr>
+        <w:t>ISO</w:t>
+      </w:r>
+      <w:r>
+        <w:rPr>
+          <w:rFonts w:ascii="Times New Roman" w:hAnsi="Times New Roman" w:cs="Times New Roman"/>
+          <w:sz w:val="24"/>
+          <w:szCs w:val="24"/>
+        </w:rPr>
+        <w:t xml:space="preserve"> требуется:</w:t>
+      </w:r>
+    </w:p>
+    <w:p>
+      <w:pPr>
+        <w:spacing w:after="0" w:line="276" w:lineRule="auto"/>
+        <w:ind w:firstLine="709"/>
+        <w:jc w:val="both"/>
+        <w:rPr>
+          <w:rFonts w:ascii="Times New Roman" w:hAnsi="Times New Roman" w:cs="Times New Roman"/>
+          <w:sz w:val="24"/>
+          <w:szCs w:val="24"/>
+        </w:rPr>
+      </w:pPr>
+      <w:r>
+        <w:rPr>
+          <w:rFonts w:ascii="Times New Roman" w:hAnsi="Times New Roman" w:cs="Times New Roman"/>
+          <w:sz w:val="24"/>
+          <w:szCs w:val="24"/>
+        </w:rPr>
+        <w:t xml:space="preserve">- ПК с установленной </w:t>
+      </w:r>
+      <w:r>
+        <w:rPr>
+          <w:rFonts w:ascii="Times New Roman" w:hAnsi="Times New Roman" w:cs="Times New Roman"/>
+          <w:sz w:val="24"/>
+          <w:szCs w:val="24"/>
+          <w:lang w:val="en-US"/>
+        </w:rPr>
+        <w:t>OC</w:t>
+      </w:r>
+      <w:r>
+        <w:rPr>
+          <w:rFonts w:ascii="Times New Roman" w:hAnsi="Times New Roman" w:cs="Times New Roman"/>
+          <w:sz w:val="24"/>
+          <w:szCs w:val="24"/>
+        </w:rPr>
+        <w:t xml:space="preserve"> </w:t>
+      </w:r>
+      <w:r>
+        <w:rPr>
+          <w:rFonts w:ascii="Times New Roman" w:hAnsi="Times New Roman" w:cs="Times New Roman"/>
+          <w:sz w:val="24"/>
+          <w:szCs w:val="24"/>
+          <w:lang w:val="en-US"/>
+        </w:rPr>
+        <w:t>Windows</w:t>
+      </w:r>
+      <w:r>
+        <w:rPr>
+          <w:rFonts w:ascii="Times New Roman" w:hAnsi="Times New Roman" w:cs="Times New Roman"/>
+          <w:sz w:val="24"/>
+          <w:szCs w:val="24"/>
+        </w:rPr>
+        <w:t xml:space="preserve"> версии 7 или выше;</w:t>
+      </w:r>
+    </w:p>
+    <w:p>
+      <w:pPr>
+        <w:spacing w:after="0" w:line="276" w:lineRule="auto"/>
+        <w:ind w:firstLine="709"/>
+        <w:jc w:val="both"/>
+        <w:rPr>
+          <w:rFonts w:ascii="Times New Roman" w:hAnsi="Times New Roman" w:cs="Times New Roman"/>
+          <w:sz w:val="24"/>
+          <w:szCs w:val="24"/>
+        </w:rPr>
+      </w:pPr>
+      <w:r>
+        <w:rPr>
+          <w:rFonts w:ascii="Times New Roman" w:hAnsi="Times New Roman" w:cs="Times New Roman"/>
+          <w:sz w:val="24"/>
+          <w:szCs w:val="24"/>
+        </w:rPr>
+        <w:t xml:space="preserve">- среда разработки </w:t>
+      </w:r>
+      <w:r>
+        <w:rPr>
+          <w:rFonts w:ascii="Times New Roman" w:hAnsi="Times New Roman" w:cs="Times New Roman"/>
+          <w:sz w:val="24"/>
+          <w:szCs w:val="24"/>
+          <w:lang w:val="en-US"/>
+        </w:rPr>
+        <w:t>MPLAB</w:t>
+      </w:r>
+      <w:r>
+        <w:rPr>
+          <w:rFonts w:ascii="Times New Roman" w:hAnsi="Times New Roman" w:cs="Times New Roman"/>
+          <w:sz w:val="24"/>
+          <w:szCs w:val="24"/>
+        </w:rPr>
+        <w:t xml:space="preserve"> </w:t>
+      </w:r>
+      <w:r>
+        <w:rPr>
+          <w:rFonts w:ascii="Times New Roman" w:hAnsi="Times New Roman" w:cs="Times New Roman"/>
+          <w:sz w:val="24"/>
+          <w:szCs w:val="24"/>
+          <w:lang w:val="en-US"/>
+        </w:rPr>
+        <w:t>IDE</w:t>
+      </w:r>
+      <w:r>
+        <w:rPr>
+          <w:rFonts w:ascii="Times New Roman" w:hAnsi="Times New Roman" w:cs="Times New Roman"/>
+          <w:sz w:val="24"/>
+          <w:szCs w:val="24"/>
+        </w:rPr>
+        <w:t xml:space="preserve"> </w:t>
+      </w:r>
+      <w:r>
+        <w:rPr>
+          <w:rFonts w:ascii="Times New Roman" w:hAnsi="Times New Roman" w:cs="Times New Roman"/>
+          <w:sz w:val="24"/>
+          <w:szCs w:val="24"/>
+          <w:lang w:val="en-US"/>
+        </w:rPr>
+        <w:t>v</w:t>
+      </w:r>
+      <w:r>
+        <w:rPr>
+          <w:rFonts w:ascii="Times New Roman" w:hAnsi="Times New Roman" w:cs="Times New Roman"/>
+          <w:sz w:val="24"/>
+          <w:szCs w:val="24"/>
+        </w:rPr>
+        <w:t>.8.92;</w:t>
+      </w:r>
+    </w:p>
+    <w:p>
+      <w:pPr>
+        <w:spacing w:after="0" w:line="276" w:lineRule="auto"/>
         <w:ind w:firstLine="709"/>
         <w:jc w:val="both"/>
         <w:rPr>
@@ -1819,145 +2452,107 @@
           <w:szCs w:val="24"/>
         </w:rPr>
         <w:lastRenderedPageBreak/>
-        <w:t xml:space="preserve">7.4 На </w:t>
-      </w:r>
-      <w:r>
-        <w:rPr>
-          <w:rFonts w:ascii="Times New Roman" w:hAnsi="Times New Roman" w:cs="Times New Roman"/>
-          <w:b/>
-          <w:sz w:val="24"/>
-          <w:szCs w:val="24"/>
-        </w:rPr>
-        <w:t>П</w:t>
-      </w:r>
-      <w:r>
-        <w:rPr>
-          <w:rFonts w:ascii="Times New Roman" w:hAnsi="Times New Roman" w:cs="Times New Roman"/>
-          <w:b/>
-          <w:sz w:val="24"/>
-          <w:szCs w:val="24"/>
-        </w:rPr>
-        <w:t>анели управления</w:t>
-      </w:r>
-      <w:r>
-        <w:rPr>
-          <w:rFonts w:ascii="Times New Roman" w:hAnsi="Times New Roman" w:cs="Times New Roman"/>
-          <w:b/>
-          <w:sz w:val="24"/>
-          <w:szCs w:val="24"/>
-        </w:rPr>
-        <w:t xml:space="preserve"> </w:t>
-      </w:r>
-      <w:r>
-        <w:rPr>
-          <w:rFonts w:ascii="Times New Roman" w:hAnsi="Times New Roman" w:cs="Times New Roman"/>
-          <w:sz w:val="24"/>
-          <w:szCs w:val="24"/>
-        </w:rPr>
-        <w:t>(УШЯИ.467851.015)</w:t>
-      </w:r>
-      <w:r>
-        <w:rPr>
-          <w:rFonts w:ascii="Times New Roman" w:hAnsi="Times New Roman" w:cs="Times New Roman"/>
-          <w:sz w:val="24"/>
-          <w:szCs w:val="24"/>
-        </w:rPr>
-        <w:t xml:space="preserve"> расположены все органы управления передней панели и контроллер передней панели</w:t>
-      </w:r>
-      <w:r>
-        <w:rPr>
-          <w:rFonts w:ascii="Times New Roman" w:hAnsi="Times New Roman" w:cs="Times New Roman"/>
-          <w:sz w:val="24"/>
-          <w:szCs w:val="24"/>
-        </w:rPr>
-        <w:t>,</w:t>
-      </w:r>
-      <w:r>
-        <w:rPr>
-          <w:rFonts w:ascii="Times New Roman" w:hAnsi="Times New Roman" w:cs="Times New Roman"/>
-          <w:sz w:val="24"/>
-          <w:szCs w:val="24"/>
-        </w:rPr>
-        <w:t xml:space="preserve"> выполненный на процессоре </w:t>
-      </w:r>
-      <w:r>
-        <w:rPr>
-          <w:rFonts w:ascii="Times New Roman" w:hAnsi="Times New Roman" w:cs="Times New Roman"/>
-          <w:sz w:val="24"/>
-          <w:szCs w:val="24"/>
-          <w:lang w:val="en-US"/>
-        </w:rPr>
-        <w:t>PIC</w:t>
-      </w:r>
-      <w:r>
-        <w:rPr>
-          <w:rFonts w:ascii="Times New Roman" w:hAnsi="Times New Roman" w:cs="Times New Roman"/>
-          <w:sz w:val="24"/>
-          <w:szCs w:val="24"/>
-        </w:rPr>
-        <w:t>18.</w:t>
-      </w:r>
-    </w:p>
-    <w:p>
-      <w:pPr>
-        <w:spacing w:line="276" w:lineRule="auto"/>
-        <w:ind w:firstLine="709"/>
-        <w:jc w:val="both"/>
-        <w:rPr>
-          <w:rFonts w:ascii="Times New Roman" w:hAnsi="Times New Roman" w:cs="Times New Roman"/>
-          <w:sz w:val="24"/>
-          <w:szCs w:val="24"/>
-        </w:rPr>
-      </w:pPr>
-      <w:r>
-        <w:rPr>
-          <w:rFonts w:ascii="Times New Roman" w:hAnsi="Times New Roman" w:cs="Times New Roman"/>
-          <w:sz w:val="24"/>
-          <w:szCs w:val="24"/>
-        </w:rPr>
-        <w:t>7.4.</w:t>
-      </w:r>
-      <w:r>
-        <w:rPr>
-          <w:rFonts w:ascii="Times New Roman" w:hAnsi="Times New Roman" w:cs="Times New Roman"/>
-          <w:sz w:val="24"/>
-          <w:szCs w:val="24"/>
-        </w:rPr>
-        <w:t>1</w:t>
-      </w:r>
-      <w:r>
-        <w:rPr>
-          <w:rFonts w:ascii="Times New Roman" w:hAnsi="Times New Roman" w:cs="Times New Roman"/>
-          <w:sz w:val="24"/>
-          <w:szCs w:val="24"/>
-        </w:rPr>
-        <w:t xml:space="preserve"> Включите питание осциллографа на задней панели. Убедитесь в наличии напряжения 12</w:t>
-      </w:r>
-      <w:r>
-        <w:rPr>
-          <w:rFonts w:ascii="Times New Roman" w:hAnsi="Times New Roman" w:cs="Times New Roman"/>
-          <w:sz w:val="24"/>
-          <w:szCs w:val="24"/>
-          <w:lang w:val="en-US"/>
-        </w:rPr>
-        <w:t>V</w:t>
-      </w:r>
-      <w:r>
-        <w:rPr>
-          <w:rFonts w:ascii="Times New Roman" w:hAnsi="Times New Roman" w:cs="Times New Roman"/>
-          <w:sz w:val="24"/>
-          <w:szCs w:val="24"/>
-        </w:rPr>
-        <w:t xml:space="preserve"> на контакте 3 микросхемы </w:t>
-      </w:r>
-      <w:r>
-        <w:rPr>
-          <w:rFonts w:ascii="Times New Roman" w:hAnsi="Times New Roman" w:cs="Times New Roman"/>
-          <w:sz w:val="24"/>
-          <w:szCs w:val="24"/>
-          <w:lang w:val="en-US"/>
-        </w:rPr>
-        <w:t>DA</w:t>
+        <w:t xml:space="preserve">- программатор </w:t>
+      </w:r>
+      <w:proofErr w:type="spellStart"/>
+      <w:r>
+        <w:rPr>
+          <w:rFonts w:ascii="Times New Roman" w:hAnsi="Times New Roman" w:cs="Times New Roman"/>
+          <w:sz w:val="24"/>
+          <w:szCs w:val="24"/>
+          <w:lang w:val="en-US"/>
+        </w:rPr>
+        <w:t>PICkit</w:t>
+      </w:r>
+      <w:proofErr w:type="spellEnd"/>
+      <w:r>
+        <w:rPr>
+          <w:rFonts w:ascii="Times New Roman" w:hAnsi="Times New Roman" w:cs="Times New Roman"/>
+          <w:sz w:val="24"/>
+          <w:szCs w:val="24"/>
+        </w:rPr>
+        <w:t xml:space="preserve"> 3 фирмы </w:t>
+      </w:r>
+      <w:r>
+        <w:rPr>
+          <w:rFonts w:ascii="Times New Roman" w:hAnsi="Times New Roman" w:cs="Times New Roman"/>
+          <w:sz w:val="24"/>
+          <w:szCs w:val="24"/>
+          <w:lang w:val="en-US"/>
+        </w:rPr>
+        <w:t>Microchip</w:t>
+      </w:r>
+      <w:r>
+        <w:rPr>
+          <w:rFonts w:ascii="Times New Roman" w:hAnsi="Times New Roman" w:cs="Times New Roman"/>
+          <w:sz w:val="24"/>
+          <w:szCs w:val="24"/>
+        </w:rPr>
+        <w:t>.</w:t>
+      </w:r>
+    </w:p>
+    <w:p>
+      <w:pPr>
+        <w:spacing w:after="0" w:line="276" w:lineRule="auto"/>
+        <w:ind w:firstLine="709"/>
+        <w:jc w:val="both"/>
+        <w:rPr>
+          <w:rFonts w:ascii="Times New Roman" w:hAnsi="Times New Roman" w:cs="Times New Roman"/>
+          <w:sz w:val="24"/>
+          <w:szCs w:val="24"/>
+        </w:rPr>
+      </w:pPr>
+      <w:r>
+        <w:rPr>
+          <w:rFonts w:ascii="Times New Roman" w:hAnsi="Times New Roman" w:cs="Times New Roman"/>
+          <w:sz w:val="24"/>
+          <w:szCs w:val="24"/>
+        </w:rPr>
+        <w:t xml:space="preserve">Программатор соединить с ПК через порт </w:t>
+      </w:r>
+      <w:r>
+        <w:rPr>
+          <w:rFonts w:ascii="Times New Roman" w:hAnsi="Times New Roman" w:cs="Times New Roman"/>
+          <w:sz w:val="24"/>
+          <w:szCs w:val="24"/>
+          <w:lang w:val="en-US"/>
+        </w:rPr>
+        <w:t>USB</w:t>
+      </w:r>
+      <w:r>
+        <w:rPr>
+          <w:rFonts w:ascii="Times New Roman" w:hAnsi="Times New Roman" w:cs="Times New Roman"/>
+          <w:sz w:val="24"/>
+          <w:szCs w:val="24"/>
+        </w:rPr>
+        <w:t xml:space="preserve">. Первые пять контактов второго разъёма программатора </w:t>
+      </w:r>
+      <w:proofErr w:type="spellStart"/>
+      <w:r>
+        <w:rPr>
+          <w:rFonts w:ascii="Times New Roman" w:hAnsi="Times New Roman" w:cs="Times New Roman"/>
+          <w:sz w:val="24"/>
+          <w:szCs w:val="24"/>
+        </w:rPr>
+        <w:t>соеднить</w:t>
+      </w:r>
+      <w:proofErr w:type="spellEnd"/>
+      <w:r>
+        <w:rPr>
+          <w:rFonts w:ascii="Times New Roman" w:hAnsi="Times New Roman" w:cs="Times New Roman"/>
+          <w:sz w:val="24"/>
+          <w:szCs w:val="24"/>
+        </w:rPr>
+        <w:t xml:space="preserve"> с соответствующими контактами разъёма </w:t>
+      </w:r>
+      <w:r>
+        <w:rPr>
+          <w:rFonts w:ascii="Times New Roman" w:hAnsi="Times New Roman" w:cs="Times New Roman"/>
+          <w:sz w:val="24"/>
+          <w:szCs w:val="24"/>
+          <w:lang w:val="en-US"/>
+        </w:rPr>
+        <w:t>XP</w:t>
       </w:r>
       <w:r>
         <w:rPr>
@@ -1974,6 +2569,1541 @@
           <w:sz w:val="24"/>
           <w:szCs w:val="24"/>
         </w:rPr>
+        <w:t xml:space="preserve">Панели управления </w:t>
+      </w:r>
+      <w:r>
+        <w:rPr>
+          <w:rFonts w:ascii="Times New Roman" w:hAnsi="Times New Roman" w:cs="Times New Roman"/>
+          <w:sz w:val="24"/>
+          <w:szCs w:val="24"/>
+        </w:rPr>
+        <w:t>(УШЯИ.467851.015).</w:t>
+      </w:r>
+    </w:p>
+    <w:p>
+      <w:pPr>
+        <w:spacing w:after="0" w:line="276" w:lineRule="auto"/>
+        <w:ind w:firstLine="709"/>
+        <w:jc w:val="both"/>
+        <w:rPr>
+          <w:rFonts w:ascii="Times New Roman" w:hAnsi="Times New Roman" w:cs="Times New Roman"/>
+          <w:sz w:val="24"/>
+          <w:szCs w:val="24"/>
+        </w:rPr>
+      </w:pPr>
+      <w:r>
+        <w:rPr>
+          <w:rFonts w:ascii="Times New Roman" w:hAnsi="Times New Roman" w:cs="Times New Roman"/>
+          <w:sz w:val="24"/>
+          <w:szCs w:val="24"/>
+        </w:rPr>
+        <w:t>Программирование производится в следующей последовательности (</w:t>
+      </w:r>
+      <w:r>
+        <w:rPr>
+          <w:rFonts w:ascii="Times New Roman" w:hAnsi="Times New Roman" w:cs="Times New Roman"/>
+          <w:b/>
+          <w:sz w:val="24"/>
+          <w:szCs w:val="24"/>
+        </w:rPr>
+        <w:t>ВНИМАНИЕ! Для программирования микропроцессора питание на осциллограф подавать не нужно</w:t>
+      </w:r>
+      <w:r>
+        <w:rPr>
+          <w:rFonts w:ascii="Times New Roman" w:hAnsi="Times New Roman" w:cs="Times New Roman"/>
+          <w:sz w:val="24"/>
+          <w:szCs w:val="24"/>
+        </w:rPr>
+        <w:t>):</w:t>
+      </w:r>
+    </w:p>
+    <w:p>
+      <w:pPr>
+        <w:spacing w:after="0" w:line="276" w:lineRule="auto"/>
+        <w:ind w:firstLine="709"/>
+        <w:jc w:val="both"/>
+        <w:rPr>
+          <w:rFonts w:ascii="Times New Roman" w:hAnsi="Times New Roman" w:cs="Times New Roman"/>
+          <w:sz w:val="24"/>
+          <w:szCs w:val="24"/>
+        </w:rPr>
+      </w:pPr>
+      <w:r>
+        <w:rPr>
+          <w:rFonts w:ascii="Times New Roman" w:hAnsi="Times New Roman" w:cs="Times New Roman"/>
+          <w:sz w:val="24"/>
+          <w:szCs w:val="24"/>
+        </w:rPr>
+        <w:t>- на ПК запустить программу “</w:t>
+      </w:r>
+      <w:r>
+        <w:rPr>
+          <w:rFonts w:ascii="Times New Roman" w:hAnsi="Times New Roman" w:cs="Times New Roman"/>
+          <w:sz w:val="24"/>
+          <w:szCs w:val="24"/>
+          <w:lang w:val="en-US"/>
+        </w:rPr>
+        <w:t>MPLAB</w:t>
+      </w:r>
+      <w:r>
+        <w:rPr>
+          <w:rFonts w:ascii="Times New Roman" w:hAnsi="Times New Roman" w:cs="Times New Roman"/>
+          <w:sz w:val="24"/>
+          <w:szCs w:val="24"/>
+        </w:rPr>
+        <w:t xml:space="preserve"> </w:t>
+      </w:r>
+      <w:r>
+        <w:rPr>
+          <w:rFonts w:ascii="Times New Roman" w:hAnsi="Times New Roman" w:cs="Times New Roman"/>
+          <w:sz w:val="24"/>
+          <w:szCs w:val="24"/>
+          <w:lang w:val="en-US"/>
+        </w:rPr>
+        <w:t>IDE</w:t>
+      </w:r>
+      <w:r>
+        <w:rPr>
+          <w:rFonts w:ascii="Times New Roman" w:hAnsi="Times New Roman" w:cs="Times New Roman"/>
+          <w:sz w:val="24"/>
+          <w:szCs w:val="24"/>
+        </w:rPr>
+        <w:t xml:space="preserve">” </w:t>
+      </w:r>
+      <w:r>
+        <w:rPr>
+          <w:rFonts w:ascii="Times New Roman" w:hAnsi="Times New Roman" w:cs="Times New Roman"/>
+          <w:sz w:val="24"/>
+          <w:szCs w:val="24"/>
+          <w:lang w:val="en-US"/>
+        </w:rPr>
+        <w:t>v</w:t>
+      </w:r>
+      <w:r>
+        <w:rPr>
+          <w:rFonts w:ascii="Times New Roman" w:hAnsi="Times New Roman" w:cs="Times New Roman"/>
+          <w:sz w:val="24"/>
+          <w:szCs w:val="24"/>
+        </w:rPr>
+        <w:t>.8.92;</w:t>
+      </w:r>
+    </w:p>
+    <w:p>
+      <w:pPr>
+        <w:spacing w:after="0" w:line="276" w:lineRule="auto"/>
+        <w:ind w:firstLine="709"/>
+        <w:jc w:val="both"/>
+        <w:rPr>
+          <w:rFonts w:ascii="Times New Roman" w:hAnsi="Times New Roman" w:cs="Times New Roman"/>
+          <w:sz w:val="24"/>
+          <w:szCs w:val="24"/>
+          <w:lang w:val="en-US"/>
+        </w:rPr>
+      </w:pPr>
+      <w:r>
+        <w:rPr>
+          <w:rFonts w:ascii="Times New Roman" w:hAnsi="Times New Roman" w:cs="Times New Roman"/>
+          <w:sz w:val="24"/>
+          <w:szCs w:val="24"/>
+          <w:lang w:val="en-US"/>
+        </w:rPr>
+        <w:t xml:space="preserve">- </w:t>
+      </w:r>
+      <w:r>
+        <w:rPr>
+          <w:rFonts w:ascii="Times New Roman" w:hAnsi="Times New Roman" w:cs="Times New Roman"/>
+          <w:sz w:val="24"/>
+          <w:szCs w:val="24"/>
+        </w:rPr>
+        <w:t>через</w:t>
+      </w:r>
+      <w:r>
+        <w:rPr>
+          <w:rFonts w:ascii="Times New Roman" w:hAnsi="Times New Roman" w:cs="Times New Roman"/>
+          <w:sz w:val="24"/>
+          <w:szCs w:val="24"/>
+          <w:lang w:val="en-US"/>
+        </w:rPr>
+        <w:t xml:space="preserve"> </w:t>
+      </w:r>
+      <w:r>
+        <w:rPr>
+          <w:rFonts w:ascii="Times New Roman" w:hAnsi="Times New Roman" w:cs="Times New Roman"/>
+          <w:sz w:val="24"/>
+          <w:szCs w:val="24"/>
+        </w:rPr>
+        <w:t>меню</w:t>
+      </w:r>
+      <w:r>
+        <w:rPr>
+          <w:rFonts w:ascii="Times New Roman" w:hAnsi="Times New Roman" w:cs="Times New Roman"/>
+          <w:sz w:val="24"/>
+          <w:szCs w:val="24"/>
+          <w:lang w:val="en-US"/>
+        </w:rPr>
+        <w:t xml:space="preserve"> </w:t>
+      </w:r>
+      <w:r>
+        <w:rPr>
+          <w:rFonts w:ascii="Times New Roman" w:hAnsi="Times New Roman" w:cs="Times New Roman"/>
+          <w:b/>
+          <w:sz w:val="24"/>
+          <w:szCs w:val="24"/>
+          <w:lang w:val="en-US"/>
+        </w:rPr>
+        <w:t>File\Import</w:t>
+      </w:r>
+      <w:r>
+        <w:rPr>
+          <w:rFonts w:ascii="Times New Roman" w:hAnsi="Times New Roman" w:cs="Times New Roman"/>
+          <w:sz w:val="24"/>
+          <w:szCs w:val="24"/>
+          <w:lang w:val="en-US"/>
+        </w:rPr>
+        <w:t xml:space="preserve"> </w:t>
+      </w:r>
+      <w:r>
+        <w:rPr>
+          <w:rFonts w:ascii="Times New Roman" w:hAnsi="Times New Roman" w:cs="Times New Roman"/>
+          <w:sz w:val="24"/>
+          <w:szCs w:val="24"/>
+        </w:rPr>
+        <w:t>импортировать</w:t>
+      </w:r>
+      <w:r>
+        <w:rPr>
+          <w:rFonts w:ascii="Times New Roman" w:hAnsi="Times New Roman" w:cs="Times New Roman"/>
+          <w:sz w:val="24"/>
+          <w:szCs w:val="24"/>
+          <w:lang w:val="en-US"/>
+        </w:rPr>
+        <w:t xml:space="preserve"> </w:t>
+      </w:r>
+      <w:r>
+        <w:rPr>
+          <w:rFonts w:ascii="Times New Roman" w:hAnsi="Times New Roman" w:cs="Times New Roman"/>
+          <w:sz w:val="24"/>
+          <w:szCs w:val="24"/>
+        </w:rPr>
+        <w:t>файл</w:t>
+      </w:r>
+      <w:r>
+        <w:rPr>
+          <w:rFonts w:ascii="Times New Roman" w:hAnsi="Times New Roman" w:cs="Times New Roman"/>
+          <w:sz w:val="24"/>
+          <w:szCs w:val="24"/>
+          <w:lang w:val="en-US"/>
+        </w:rPr>
+        <w:t xml:space="preserve"> </w:t>
+      </w:r>
+      <w:r>
+        <w:rPr>
+          <w:rFonts w:ascii="Times New Roman" w:hAnsi="Times New Roman" w:cs="Times New Roman"/>
+          <w:b/>
+          <w:sz w:val="24"/>
+          <w:szCs w:val="24"/>
+          <w:lang w:val="en-US"/>
+        </w:rPr>
+        <w:t>S8-54\sources\</w:t>
+      </w:r>
+      <w:r>
+        <w:rPr>
+          <w:rFonts w:ascii="Times New Roman" w:hAnsi="Times New Roman" w:cs="Times New Roman"/>
+          <w:sz w:val="24"/>
+          <w:szCs w:val="24"/>
+          <w:lang w:val="en-US"/>
+        </w:rPr>
+        <w:t xml:space="preserve"> </w:t>
+      </w:r>
+      <w:r>
+        <w:rPr>
+          <w:rFonts w:ascii="Times New Roman" w:hAnsi="Times New Roman" w:cs="Times New Roman"/>
+          <w:b/>
+          <w:sz w:val="24"/>
+          <w:szCs w:val="24"/>
+          <w:lang w:val="en-US"/>
+        </w:rPr>
+        <w:t>Panel \</w:t>
+      </w:r>
+      <w:r>
+        <w:rPr>
+          <w:rFonts w:ascii="Times New Roman" w:hAnsi="Times New Roman" w:cs="Times New Roman"/>
+          <w:sz w:val="24"/>
+          <w:szCs w:val="24"/>
+          <w:lang w:val="en-US"/>
+        </w:rPr>
+        <w:t xml:space="preserve"> </w:t>
+      </w:r>
+      <w:proofErr w:type="spellStart"/>
+      <w:r>
+        <w:rPr>
+          <w:rFonts w:ascii="Times New Roman" w:hAnsi="Times New Roman" w:cs="Times New Roman"/>
+          <w:b/>
+          <w:sz w:val="24"/>
+          <w:szCs w:val="24"/>
+          <w:lang w:val="en-US"/>
+        </w:rPr>
+        <w:t>mn_sever_rf.hex</w:t>
+      </w:r>
+      <w:proofErr w:type="spellEnd"/>
+      <w:r>
+        <w:rPr>
+          <w:rFonts w:ascii="Times New Roman" w:hAnsi="Times New Roman" w:cs="Times New Roman"/>
+          <w:sz w:val="24"/>
+          <w:szCs w:val="24"/>
+          <w:lang w:val="en-US"/>
+        </w:rPr>
+        <w:t>;</w:t>
+      </w:r>
+    </w:p>
+    <w:p>
+      <w:pPr>
+        <w:spacing w:after="0" w:line="276" w:lineRule="auto"/>
+        <w:ind w:firstLine="709"/>
+        <w:jc w:val="both"/>
+        <w:rPr>
+          <w:rFonts w:ascii="Times New Roman" w:hAnsi="Times New Roman" w:cs="Times New Roman"/>
+          <w:sz w:val="24"/>
+          <w:szCs w:val="24"/>
+          <w:lang w:val="en-US"/>
+        </w:rPr>
+      </w:pPr>
+      <w:r>
+        <w:rPr>
+          <w:rFonts w:ascii="Times New Roman" w:hAnsi="Times New Roman" w:cs="Times New Roman"/>
+          <w:sz w:val="24"/>
+          <w:szCs w:val="24"/>
+          <w:lang w:val="en-US"/>
+        </w:rPr>
+        <w:t xml:space="preserve">- </w:t>
+      </w:r>
+      <w:r>
+        <w:rPr>
+          <w:rFonts w:ascii="Times New Roman" w:hAnsi="Times New Roman" w:cs="Times New Roman"/>
+          <w:sz w:val="24"/>
+          <w:szCs w:val="24"/>
+        </w:rPr>
+        <w:t>в</w:t>
+      </w:r>
+      <w:r>
+        <w:rPr>
+          <w:rFonts w:ascii="Times New Roman" w:hAnsi="Times New Roman" w:cs="Times New Roman"/>
+          <w:sz w:val="24"/>
+          <w:szCs w:val="24"/>
+          <w:lang w:val="en-US"/>
+        </w:rPr>
+        <w:t xml:space="preserve"> </w:t>
+      </w:r>
+      <w:r>
+        <w:rPr>
+          <w:rFonts w:ascii="Times New Roman" w:hAnsi="Times New Roman" w:cs="Times New Roman"/>
+          <w:sz w:val="24"/>
+          <w:szCs w:val="24"/>
+        </w:rPr>
+        <w:t>меню</w:t>
+      </w:r>
+      <w:r>
+        <w:rPr>
+          <w:rFonts w:ascii="Times New Roman" w:hAnsi="Times New Roman" w:cs="Times New Roman"/>
+          <w:sz w:val="24"/>
+          <w:szCs w:val="24"/>
+          <w:lang w:val="en-US"/>
+        </w:rPr>
+        <w:t xml:space="preserve"> </w:t>
+      </w:r>
+      <w:r>
+        <w:rPr>
+          <w:rFonts w:ascii="Times New Roman" w:hAnsi="Times New Roman" w:cs="Times New Roman"/>
+          <w:b/>
+          <w:sz w:val="24"/>
+          <w:szCs w:val="24"/>
+          <w:lang w:val="en-US"/>
+        </w:rPr>
+        <w:t>Programmer\Select Programmer</w:t>
+      </w:r>
+      <w:r>
+        <w:rPr>
+          <w:rFonts w:ascii="Times New Roman" w:hAnsi="Times New Roman" w:cs="Times New Roman"/>
+          <w:sz w:val="24"/>
+          <w:szCs w:val="24"/>
+          <w:lang w:val="en-US"/>
+        </w:rPr>
+        <w:t xml:space="preserve"> </w:t>
+      </w:r>
+      <w:r>
+        <w:rPr>
+          <w:rFonts w:ascii="Times New Roman" w:hAnsi="Times New Roman" w:cs="Times New Roman"/>
+          <w:sz w:val="24"/>
+          <w:szCs w:val="24"/>
+        </w:rPr>
+        <w:t>выбрать</w:t>
+      </w:r>
+      <w:r>
+        <w:rPr>
+          <w:rFonts w:ascii="Times New Roman" w:hAnsi="Times New Roman" w:cs="Times New Roman"/>
+          <w:sz w:val="24"/>
+          <w:szCs w:val="24"/>
+          <w:lang w:val="en-US"/>
+        </w:rPr>
+        <w:t xml:space="preserve"> </w:t>
+      </w:r>
+      <w:proofErr w:type="spellStart"/>
+      <w:r>
+        <w:rPr>
+          <w:rFonts w:ascii="Times New Roman" w:hAnsi="Times New Roman" w:cs="Times New Roman"/>
+          <w:b/>
+          <w:sz w:val="24"/>
+          <w:szCs w:val="24"/>
+          <w:lang w:val="en-US"/>
+        </w:rPr>
+        <w:t>PICkit</w:t>
+      </w:r>
+      <w:proofErr w:type="spellEnd"/>
+      <w:r>
+        <w:rPr>
+          <w:rFonts w:ascii="Times New Roman" w:hAnsi="Times New Roman" w:cs="Times New Roman"/>
+          <w:b/>
+          <w:sz w:val="24"/>
+          <w:szCs w:val="24"/>
+          <w:lang w:val="en-US"/>
+        </w:rPr>
+        <w:t xml:space="preserve"> 3</w:t>
+      </w:r>
+      <w:r>
+        <w:rPr>
+          <w:rFonts w:ascii="Times New Roman" w:hAnsi="Times New Roman" w:cs="Times New Roman"/>
+          <w:sz w:val="24"/>
+          <w:szCs w:val="24"/>
+          <w:lang w:val="en-US"/>
+        </w:rPr>
+        <w:t>;</w:t>
+      </w:r>
+    </w:p>
+    <w:p>
+      <w:pPr>
+        <w:spacing w:after="0" w:line="276" w:lineRule="auto"/>
+        <w:ind w:firstLine="709"/>
+        <w:jc w:val="both"/>
+        <w:rPr>
+          <w:rFonts w:ascii="Times New Roman" w:hAnsi="Times New Roman" w:cs="Times New Roman"/>
+          <w:sz w:val="24"/>
+          <w:szCs w:val="24"/>
+          <w:lang w:val="en-US"/>
+        </w:rPr>
+      </w:pPr>
+      <w:r>
+        <w:rPr>
+          <w:rFonts w:ascii="Times New Roman" w:hAnsi="Times New Roman" w:cs="Times New Roman"/>
+          <w:sz w:val="24"/>
+          <w:szCs w:val="24"/>
+          <w:lang w:val="en-US"/>
+        </w:rPr>
+        <w:t xml:space="preserve">- </w:t>
+      </w:r>
+      <w:r>
+        <w:rPr>
+          <w:rFonts w:ascii="Times New Roman" w:hAnsi="Times New Roman" w:cs="Times New Roman"/>
+          <w:sz w:val="24"/>
+          <w:szCs w:val="24"/>
+        </w:rPr>
+        <w:t>в</w:t>
+      </w:r>
+      <w:r>
+        <w:rPr>
+          <w:rFonts w:ascii="Times New Roman" w:hAnsi="Times New Roman" w:cs="Times New Roman"/>
+          <w:sz w:val="24"/>
+          <w:szCs w:val="24"/>
+          <w:lang w:val="en-US"/>
+        </w:rPr>
+        <w:t xml:space="preserve"> </w:t>
+      </w:r>
+      <w:r>
+        <w:rPr>
+          <w:rFonts w:ascii="Times New Roman" w:hAnsi="Times New Roman" w:cs="Times New Roman"/>
+          <w:sz w:val="24"/>
+          <w:szCs w:val="24"/>
+        </w:rPr>
+        <w:t>меню</w:t>
+      </w:r>
+      <w:r>
+        <w:rPr>
+          <w:rFonts w:ascii="Times New Roman" w:hAnsi="Times New Roman" w:cs="Times New Roman"/>
+          <w:sz w:val="24"/>
+          <w:szCs w:val="24"/>
+          <w:lang w:val="en-US"/>
+        </w:rPr>
+        <w:t xml:space="preserve"> </w:t>
+      </w:r>
+      <w:r>
+        <w:rPr>
+          <w:rFonts w:ascii="Times New Roman" w:hAnsi="Times New Roman" w:cs="Times New Roman"/>
+          <w:b/>
+          <w:sz w:val="24"/>
+          <w:szCs w:val="24"/>
+          <w:lang w:val="en-US"/>
+        </w:rPr>
+        <w:t>Configure\Select Device…</w:t>
+      </w:r>
+      <w:r>
+        <w:rPr>
+          <w:rFonts w:ascii="Times New Roman" w:hAnsi="Times New Roman" w:cs="Times New Roman"/>
+          <w:sz w:val="24"/>
+          <w:szCs w:val="24"/>
+          <w:lang w:val="en-US"/>
+        </w:rPr>
+        <w:t xml:space="preserve"> </w:t>
+      </w:r>
+      <w:r>
+        <w:rPr>
+          <w:rFonts w:ascii="Times New Roman" w:hAnsi="Times New Roman" w:cs="Times New Roman"/>
+          <w:sz w:val="24"/>
+          <w:szCs w:val="24"/>
+        </w:rPr>
+        <w:t>выбрать</w:t>
+      </w:r>
+      <w:r>
+        <w:rPr>
+          <w:rFonts w:ascii="Times New Roman" w:hAnsi="Times New Roman" w:cs="Times New Roman"/>
+          <w:sz w:val="24"/>
+          <w:szCs w:val="24"/>
+          <w:lang w:val="en-US"/>
+        </w:rPr>
+        <w:t xml:space="preserve"> </w:t>
+      </w:r>
+      <w:r>
+        <w:rPr>
+          <w:rFonts w:ascii="Times New Roman" w:hAnsi="Times New Roman" w:cs="Times New Roman"/>
+          <w:sz w:val="24"/>
+          <w:szCs w:val="24"/>
+        </w:rPr>
+        <w:t>устройство</w:t>
+      </w:r>
+      <w:r>
+        <w:rPr>
+          <w:rFonts w:ascii="Times New Roman" w:hAnsi="Times New Roman" w:cs="Times New Roman"/>
+          <w:sz w:val="24"/>
+          <w:szCs w:val="24"/>
+          <w:lang w:val="en-US"/>
+        </w:rPr>
+        <w:t xml:space="preserve"> </w:t>
+      </w:r>
+      <w:r>
+        <w:rPr>
+          <w:rFonts w:ascii="Times New Roman" w:hAnsi="Times New Roman" w:cs="Times New Roman"/>
+          <w:b/>
+          <w:sz w:val="24"/>
+          <w:szCs w:val="24"/>
+          <w:lang w:val="en-US"/>
+        </w:rPr>
+        <w:t>PIC18F2515</w:t>
+      </w:r>
+      <w:r>
+        <w:rPr>
+          <w:rFonts w:ascii="Times New Roman" w:hAnsi="Times New Roman" w:cs="Times New Roman"/>
+          <w:sz w:val="24"/>
+          <w:szCs w:val="24"/>
+          <w:lang w:val="en-US"/>
+        </w:rPr>
+        <w:t xml:space="preserve">; </w:t>
+      </w:r>
+    </w:p>
+    <w:p>
+      <w:pPr>
+        <w:spacing w:after="0" w:line="276" w:lineRule="auto"/>
+        <w:ind w:firstLine="709"/>
+        <w:jc w:val="both"/>
+        <w:rPr>
+          <w:rFonts w:ascii="Times New Roman" w:hAnsi="Times New Roman" w:cs="Times New Roman"/>
+          <w:sz w:val="24"/>
+          <w:szCs w:val="24"/>
+          <w:lang w:val="en-US"/>
+        </w:rPr>
+      </w:pPr>
+      <w:r>
+        <w:rPr>
+          <w:rFonts w:ascii="Times New Roman" w:hAnsi="Times New Roman" w:cs="Times New Roman"/>
+          <w:sz w:val="24"/>
+          <w:szCs w:val="24"/>
+          <w:lang w:val="en-US"/>
+        </w:rPr>
+        <w:t xml:space="preserve">- </w:t>
+      </w:r>
+      <w:r>
+        <w:rPr>
+          <w:rFonts w:ascii="Times New Roman" w:hAnsi="Times New Roman" w:cs="Times New Roman"/>
+          <w:sz w:val="24"/>
+          <w:szCs w:val="24"/>
+        </w:rPr>
+        <w:t>во</w:t>
+      </w:r>
+      <w:r>
+        <w:rPr>
+          <w:rFonts w:ascii="Times New Roman" w:hAnsi="Times New Roman" w:cs="Times New Roman"/>
+          <w:sz w:val="24"/>
+          <w:szCs w:val="24"/>
+          <w:lang w:val="en-US"/>
+        </w:rPr>
+        <w:t xml:space="preserve"> </w:t>
+      </w:r>
+      <w:r>
+        <w:rPr>
+          <w:rFonts w:ascii="Times New Roman" w:hAnsi="Times New Roman" w:cs="Times New Roman"/>
+          <w:sz w:val="24"/>
+          <w:szCs w:val="24"/>
+        </w:rPr>
+        <w:t>вкладке</w:t>
+      </w:r>
+      <w:r>
+        <w:rPr>
+          <w:rFonts w:ascii="Times New Roman" w:hAnsi="Times New Roman" w:cs="Times New Roman"/>
+          <w:sz w:val="24"/>
+          <w:szCs w:val="24"/>
+          <w:lang w:val="en-US"/>
+        </w:rPr>
+        <w:t xml:space="preserve"> </w:t>
+      </w:r>
+      <w:r>
+        <w:rPr>
+          <w:rFonts w:ascii="Times New Roman" w:hAnsi="Times New Roman" w:cs="Times New Roman"/>
+          <w:b/>
+          <w:sz w:val="24"/>
+          <w:szCs w:val="24"/>
+          <w:lang w:val="en-US"/>
+        </w:rPr>
+        <w:t xml:space="preserve">Power </w:t>
+      </w:r>
+      <w:r>
+        <w:rPr>
+          <w:rFonts w:ascii="Times New Roman" w:hAnsi="Times New Roman" w:cs="Times New Roman"/>
+          <w:sz w:val="24"/>
+          <w:szCs w:val="24"/>
+        </w:rPr>
+        <w:t>меню</w:t>
+      </w:r>
+      <w:r>
+        <w:rPr>
+          <w:rFonts w:ascii="Times New Roman" w:hAnsi="Times New Roman" w:cs="Times New Roman"/>
+          <w:sz w:val="24"/>
+          <w:szCs w:val="24"/>
+          <w:lang w:val="en-US"/>
+        </w:rPr>
+        <w:t xml:space="preserve"> </w:t>
+      </w:r>
+      <w:r>
+        <w:rPr>
+          <w:rFonts w:ascii="Times New Roman" w:hAnsi="Times New Roman" w:cs="Times New Roman"/>
+          <w:b/>
+          <w:sz w:val="24"/>
+          <w:szCs w:val="24"/>
+          <w:lang w:val="en-US"/>
+        </w:rPr>
+        <w:t>Programmer\Settings</w:t>
+      </w:r>
+      <w:r>
+        <w:rPr>
+          <w:rFonts w:ascii="Times New Roman" w:hAnsi="Times New Roman" w:cs="Times New Roman"/>
+          <w:sz w:val="24"/>
+          <w:szCs w:val="24"/>
+          <w:lang w:val="en-US"/>
+        </w:rPr>
+        <w:t xml:space="preserve"> </w:t>
+      </w:r>
+      <w:r>
+        <w:rPr>
+          <w:rFonts w:ascii="Times New Roman" w:hAnsi="Times New Roman" w:cs="Times New Roman"/>
+          <w:sz w:val="24"/>
+          <w:szCs w:val="24"/>
+        </w:rPr>
+        <w:t>установить</w:t>
+      </w:r>
+      <w:r>
+        <w:rPr>
+          <w:rFonts w:ascii="Times New Roman" w:hAnsi="Times New Roman" w:cs="Times New Roman"/>
+          <w:sz w:val="24"/>
+          <w:szCs w:val="24"/>
+          <w:lang w:val="en-US"/>
+        </w:rPr>
+        <w:t xml:space="preserve"> </w:t>
+      </w:r>
+      <w:r>
+        <w:rPr>
+          <w:rFonts w:ascii="Times New Roman" w:hAnsi="Times New Roman" w:cs="Times New Roman"/>
+          <w:sz w:val="24"/>
+          <w:szCs w:val="24"/>
+        </w:rPr>
+        <w:t>напряжение</w:t>
+      </w:r>
+      <w:r>
+        <w:rPr>
+          <w:rFonts w:ascii="Times New Roman" w:hAnsi="Times New Roman" w:cs="Times New Roman"/>
+          <w:sz w:val="24"/>
+          <w:szCs w:val="24"/>
+          <w:lang w:val="en-US"/>
+        </w:rPr>
+        <w:t xml:space="preserve"> 5.0</w:t>
+      </w:r>
+      <w:r>
+        <w:rPr>
+          <w:rFonts w:ascii="Times New Roman" w:hAnsi="Times New Roman" w:cs="Times New Roman"/>
+          <w:sz w:val="24"/>
+          <w:szCs w:val="24"/>
+        </w:rPr>
+        <w:t>В</w:t>
+      </w:r>
+      <w:r>
+        <w:rPr>
+          <w:rFonts w:ascii="Times New Roman" w:hAnsi="Times New Roman" w:cs="Times New Roman"/>
+          <w:sz w:val="24"/>
+          <w:szCs w:val="24"/>
+          <w:lang w:val="en-US"/>
+        </w:rPr>
+        <w:t xml:space="preserve"> </w:t>
+      </w:r>
+      <w:r>
+        <w:rPr>
+          <w:rFonts w:ascii="Times New Roman" w:hAnsi="Times New Roman" w:cs="Times New Roman"/>
+          <w:sz w:val="24"/>
+          <w:szCs w:val="24"/>
+        </w:rPr>
+        <w:t>и</w:t>
+      </w:r>
+      <w:r>
+        <w:rPr>
+          <w:rFonts w:ascii="Times New Roman" w:hAnsi="Times New Roman" w:cs="Times New Roman"/>
+          <w:sz w:val="24"/>
+          <w:szCs w:val="24"/>
+          <w:lang w:val="en-US"/>
+        </w:rPr>
+        <w:t xml:space="preserve"> </w:t>
+      </w:r>
+      <w:r>
+        <w:rPr>
+          <w:rFonts w:ascii="Times New Roman" w:hAnsi="Times New Roman" w:cs="Times New Roman"/>
+          <w:sz w:val="24"/>
+          <w:szCs w:val="24"/>
+        </w:rPr>
+        <w:t>выбрать</w:t>
+      </w:r>
+      <w:r>
+        <w:rPr>
+          <w:rFonts w:ascii="Times New Roman" w:hAnsi="Times New Roman" w:cs="Times New Roman"/>
+          <w:sz w:val="24"/>
+          <w:szCs w:val="24"/>
+          <w:lang w:val="en-US"/>
+        </w:rPr>
+        <w:t xml:space="preserve"> </w:t>
+      </w:r>
+      <w:r>
+        <w:rPr>
+          <w:rFonts w:ascii="Times New Roman" w:hAnsi="Times New Roman" w:cs="Times New Roman"/>
+          <w:sz w:val="24"/>
+          <w:szCs w:val="24"/>
+        </w:rPr>
+        <w:t>пункт</w:t>
+      </w:r>
+      <w:r>
+        <w:rPr>
+          <w:rFonts w:ascii="Times New Roman" w:hAnsi="Times New Roman" w:cs="Times New Roman"/>
+          <w:sz w:val="24"/>
+          <w:szCs w:val="24"/>
+          <w:lang w:val="en-US"/>
+        </w:rPr>
+        <w:t xml:space="preserve"> </w:t>
+      </w:r>
+      <w:r>
+        <w:rPr>
+          <w:rFonts w:ascii="Times New Roman" w:hAnsi="Times New Roman" w:cs="Times New Roman"/>
+          <w:b/>
+          <w:sz w:val="24"/>
+          <w:szCs w:val="24"/>
+          <w:lang w:val="en-US"/>
+        </w:rPr>
+        <w:t xml:space="preserve">Power target circuit from </w:t>
+      </w:r>
+      <w:proofErr w:type="spellStart"/>
+      <w:r>
+        <w:rPr>
+          <w:rFonts w:ascii="Times New Roman" w:hAnsi="Times New Roman" w:cs="Times New Roman"/>
+          <w:b/>
+          <w:sz w:val="24"/>
+          <w:szCs w:val="24"/>
+          <w:lang w:val="en-US"/>
+        </w:rPr>
+        <w:t>PICkit</w:t>
+      </w:r>
+      <w:proofErr w:type="spellEnd"/>
+      <w:r>
+        <w:rPr>
+          <w:rFonts w:ascii="Times New Roman" w:hAnsi="Times New Roman" w:cs="Times New Roman"/>
+          <w:b/>
+          <w:sz w:val="24"/>
+          <w:szCs w:val="24"/>
+          <w:lang w:val="en-US"/>
+        </w:rPr>
+        <w:t xml:space="preserve"> 3</w:t>
+      </w:r>
+      <w:r>
+        <w:rPr>
+          <w:rFonts w:ascii="Times New Roman" w:hAnsi="Times New Roman" w:cs="Times New Roman"/>
+          <w:sz w:val="24"/>
+          <w:szCs w:val="24"/>
+          <w:lang w:val="en-US"/>
+        </w:rPr>
+        <w:t>;</w:t>
+      </w:r>
+    </w:p>
+    <w:p>
+      <w:pPr>
+        <w:spacing w:after="0" w:line="276" w:lineRule="auto"/>
+        <w:ind w:firstLine="709"/>
+        <w:jc w:val="both"/>
+        <w:rPr>
+          <w:rFonts w:ascii="Times New Roman" w:hAnsi="Times New Roman" w:cs="Times New Roman"/>
+          <w:sz w:val="24"/>
+          <w:szCs w:val="24"/>
+        </w:rPr>
+      </w:pPr>
+      <w:r>
+        <w:rPr>
+          <w:rFonts w:ascii="Times New Roman" w:hAnsi="Times New Roman" w:cs="Times New Roman"/>
+          <w:sz w:val="24"/>
+          <w:szCs w:val="24"/>
+        </w:rPr>
+        <w:t xml:space="preserve">- выполнить программирование микропроцессора через меню </w:t>
+      </w:r>
+      <w:r>
+        <w:rPr>
+          <w:rFonts w:ascii="Times New Roman" w:hAnsi="Times New Roman" w:cs="Times New Roman"/>
+          <w:b/>
+          <w:sz w:val="24"/>
+          <w:szCs w:val="24"/>
+          <w:lang w:val="en-US"/>
+        </w:rPr>
+        <w:t>Programmer</w:t>
+      </w:r>
+      <w:r>
+        <w:rPr>
+          <w:rFonts w:ascii="Times New Roman" w:hAnsi="Times New Roman" w:cs="Times New Roman"/>
+          <w:b/>
+          <w:sz w:val="24"/>
+          <w:szCs w:val="24"/>
+        </w:rPr>
+        <w:t>\</w:t>
+      </w:r>
+      <w:r>
+        <w:rPr>
+          <w:rFonts w:ascii="Times New Roman" w:hAnsi="Times New Roman" w:cs="Times New Roman"/>
+          <w:b/>
+          <w:sz w:val="24"/>
+          <w:szCs w:val="24"/>
+          <w:lang w:val="en-US"/>
+        </w:rPr>
+        <w:t>Program</w:t>
+      </w:r>
+      <w:r>
+        <w:rPr>
+          <w:rFonts w:ascii="Times New Roman" w:hAnsi="Times New Roman" w:cs="Times New Roman"/>
+          <w:sz w:val="24"/>
+          <w:szCs w:val="24"/>
+        </w:rPr>
+        <w:t>. Успешное завершение обозначается сообщением «</w:t>
+      </w:r>
+      <w:r>
+        <w:rPr>
+          <w:rFonts w:ascii="Times New Roman" w:hAnsi="Times New Roman" w:cs="Times New Roman"/>
+          <w:b/>
+          <w:sz w:val="24"/>
+          <w:szCs w:val="24"/>
+          <w:lang w:val="en-US"/>
+        </w:rPr>
+        <w:t>Programming</w:t>
+      </w:r>
+      <w:r>
+        <w:rPr>
+          <w:rFonts w:ascii="Times New Roman" w:hAnsi="Times New Roman" w:cs="Times New Roman"/>
+          <w:b/>
+          <w:sz w:val="24"/>
+          <w:szCs w:val="24"/>
+        </w:rPr>
+        <w:t>/</w:t>
+      </w:r>
+      <w:r>
+        <w:rPr>
+          <w:rFonts w:ascii="Times New Roman" w:hAnsi="Times New Roman" w:cs="Times New Roman"/>
+          <w:b/>
+          <w:sz w:val="24"/>
+          <w:szCs w:val="24"/>
+          <w:lang w:val="en-US"/>
+        </w:rPr>
+        <w:t>Verify</w:t>
+      </w:r>
+      <w:r>
+        <w:rPr>
+          <w:rFonts w:ascii="Times New Roman" w:hAnsi="Times New Roman" w:cs="Times New Roman"/>
+          <w:b/>
+          <w:sz w:val="24"/>
+          <w:szCs w:val="24"/>
+        </w:rPr>
+        <w:t xml:space="preserve"> </w:t>
+      </w:r>
+      <w:r>
+        <w:rPr>
+          <w:rFonts w:ascii="Times New Roman" w:hAnsi="Times New Roman" w:cs="Times New Roman"/>
+          <w:b/>
+          <w:sz w:val="24"/>
+          <w:szCs w:val="24"/>
+          <w:lang w:val="en-US"/>
+        </w:rPr>
+        <w:t>complete</w:t>
+      </w:r>
+      <w:r>
+        <w:rPr>
+          <w:rFonts w:ascii="Times New Roman" w:hAnsi="Times New Roman" w:cs="Times New Roman"/>
+          <w:sz w:val="24"/>
+          <w:szCs w:val="24"/>
+        </w:rPr>
+        <w:t>»;</w:t>
+      </w:r>
+    </w:p>
+    <w:p>
+      <w:pPr>
+        <w:spacing w:after="0" w:line="276" w:lineRule="auto"/>
+        <w:ind w:firstLine="709"/>
+        <w:jc w:val="both"/>
+        <w:rPr>
+          <w:rFonts w:ascii="Times New Roman" w:hAnsi="Times New Roman" w:cs="Times New Roman"/>
+          <w:sz w:val="24"/>
+          <w:szCs w:val="24"/>
+        </w:rPr>
+      </w:pPr>
+      <w:r>
+        <w:rPr>
+          <w:rFonts w:ascii="Times New Roman" w:hAnsi="Times New Roman" w:cs="Times New Roman"/>
+          <w:sz w:val="24"/>
+          <w:szCs w:val="24"/>
+        </w:rPr>
+        <w:t>- отсоединить программатор.</w:t>
+      </w:r>
+    </w:p>
+    <w:p>
+      <w:pPr>
+        <w:spacing w:after="0" w:line="276" w:lineRule="auto"/>
+        <w:ind w:firstLine="709"/>
+        <w:jc w:val="both"/>
+        <w:rPr>
+          <w:rFonts w:ascii="Times New Roman" w:hAnsi="Times New Roman" w:cs="Times New Roman"/>
+          <w:sz w:val="24"/>
+          <w:szCs w:val="24"/>
+        </w:rPr>
+      </w:pPr>
+      <w:r>
+        <w:rPr>
+          <w:rFonts w:ascii="Times New Roman" w:hAnsi="Times New Roman" w:cs="Times New Roman"/>
+          <w:sz w:val="24"/>
+          <w:szCs w:val="24"/>
+        </w:rPr>
+        <w:t xml:space="preserve">7.4.3 Проверка работоспособности платы </w:t>
+      </w:r>
+      <w:r>
+        <w:rPr>
+          <w:rFonts w:ascii="Times New Roman" w:hAnsi="Times New Roman" w:cs="Times New Roman"/>
+          <w:b/>
+          <w:sz w:val="24"/>
+          <w:szCs w:val="24"/>
+        </w:rPr>
+        <w:t xml:space="preserve">Панели управления </w:t>
+      </w:r>
+      <w:r>
+        <w:rPr>
+          <w:rFonts w:ascii="Times New Roman" w:hAnsi="Times New Roman" w:cs="Times New Roman"/>
+          <w:sz w:val="24"/>
+          <w:szCs w:val="24"/>
+        </w:rPr>
+        <w:t>осуществляется п</w:t>
+      </w:r>
+      <w:r>
+        <w:rPr>
+          <w:rFonts w:ascii="Times New Roman" w:hAnsi="Times New Roman" w:cs="Times New Roman"/>
+          <w:sz w:val="24"/>
+          <w:szCs w:val="24"/>
+        </w:rPr>
+        <w:t>о</w:t>
+      </w:r>
+      <w:r>
+        <w:rPr>
+          <w:rFonts w:ascii="Times New Roman" w:hAnsi="Times New Roman" w:cs="Times New Roman"/>
+          <w:sz w:val="24"/>
+          <w:szCs w:val="24"/>
+        </w:rPr>
+        <w:t>сле установки платы в рабочем приборе после проверки работоспособности</w:t>
+      </w:r>
+      <w:r>
+        <w:rPr>
+          <w:rFonts w:ascii="Times New Roman" w:hAnsi="Times New Roman" w:cs="Times New Roman"/>
+          <w:b/>
+          <w:sz w:val="24"/>
+          <w:szCs w:val="24"/>
+        </w:rPr>
+        <w:t xml:space="preserve"> Процессора</w:t>
+      </w:r>
+      <w:r>
+        <w:rPr>
+          <w:rFonts w:ascii="Times New Roman" w:hAnsi="Times New Roman" w:cs="Times New Roman"/>
+          <w:sz w:val="24"/>
+          <w:szCs w:val="24"/>
+        </w:rPr>
+        <w:t xml:space="preserve"> (УШЯИ.467444.108).</w:t>
+      </w:r>
+    </w:p>
+    <w:p>
+      <w:pPr>
+        <w:spacing w:after="0" w:line="276" w:lineRule="auto"/>
+        <w:ind w:firstLine="709"/>
+        <w:jc w:val="both"/>
+        <w:rPr>
+          <w:rFonts w:ascii="Times New Roman" w:hAnsi="Times New Roman" w:cs="Times New Roman"/>
+          <w:sz w:val="24"/>
+          <w:szCs w:val="24"/>
+        </w:rPr>
+      </w:pPr>
+    </w:p>
+    <w:p>
+      <w:pPr>
+        <w:spacing w:after="0" w:line="276" w:lineRule="auto"/>
+        <w:ind w:firstLine="709"/>
+        <w:jc w:val="both"/>
+        <w:rPr>
+          <w:rFonts w:ascii="Times New Roman" w:hAnsi="Times New Roman" w:cs="Times New Roman"/>
+          <w:sz w:val="24"/>
+          <w:szCs w:val="24"/>
+        </w:rPr>
+      </w:pPr>
+      <w:r>
+        <w:rPr>
+          <w:rFonts w:ascii="Times New Roman" w:hAnsi="Times New Roman" w:cs="Times New Roman"/>
+          <w:sz w:val="24"/>
+          <w:szCs w:val="24"/>
+        </w:rPr>
+        <w:t>7.5.1</w:t>
+      </w:r>
+      <w:r>
+        <w:rPr>
+          <w:rFonts w:ascii="Times New Roman" w:hAnsi="Times New Roman" w:cs="Times New Roman"/>
+          <w:b/>
+          <w:sz w:val="24"/>
+          <w:szCs w:val="24"/>
+        </w:rPr>
+        <w:t xml:space="preserve"> Процессор</w:t>
+      </w:r>
+      <w:r>
+        <w:rPr>
+          <w:rFonts w:ascii="Times New Roman" w:hAnsi="Times New Roman" w:cs="Times New Roman"/>
+          <w:sz w:val="24"/>
+          <w:szCs w:val="24"/>
+        </w:rPr>
+        <w:t xml:space="preserve"> </w:t>
+      </w:r>
+      <w:r>
+        <w:rPr>
+          <w:rFonts w:ascii="Times New Roman" w:hAnsi="Times New Roman" w:cs="Times New Roman"/>
+          <w:sz w:val="24"/>
+          <w:szCs w:val="24"/>
+        </w:rPr>
+        <w:t>(УШЯИ.467444.108)</w:t>
+      </w:r>
+      <w:r>
+        <w:rPr>
+          <w:rFonts w:ascii="Times New Roman" w:hAnsi="Times New Roman" w:cs="Times New Roman"/>
+          <w:sz w:val="24"/>
+          <w:szCs w:val="24"/>
+        </w:rPr>
+        <w:t xml:space="preserve"> </w:t>
+      </w:r>
+      <w:r>
+        <w:rPr>
+          <w:rFonts w:ascii="Times New Roman" w:hAnsi="Times New Roman" w:cs="Times New Roman"/>
+          <w:sz w:val="24"/>
+          <w:szCs w:val="24"/>
+        </w:rPr>
+        <w:t>содержит основной процессор осциллографа</w:t>
+      </w:r>
+      <w:r>
+        <w:rPr>
+          <w:rFonts w:ascii="Times New Roman" w:hAnsi="Times New Roman" w:cs="Times New Roman"/>
+          <w:sz w:val="24"/>
+          <w:szCs w:val="24"/>
+        </w:rPr>
+        <w:t xml:space="preserve"> с дополнительной оперативной памятью</w:t>
+      </w:r>
+      <w:r>
+        <w:rPr>
+          <w:rFonts w:ascii="Times New Roman" w:hAnsi="Times New Roman" w:cs="Times New Roman"/>
+          <w:sz w:val="24"/>
+          <w:szCs w:val="24"/>
+        </w:rPr>
+        <w:t>, два канала аналого-цифровых преобразователей,</w:t>
+      </w:r>
+      <w:r>
+        <w:rPr>
+          <w:rFonts w:ascii="Times New Roman" w:hAnsi="Times New Roman" w:cs="Times New Roman"/>
+          <w:sz w:val="24"/>
+          <w:szCs w:val="24"/>
+        </w:rPr>
+        <w:t xml:space="preserve"> формирователь синхроимпульса,</w:t>
+      </w:r>
+      <w:r>
+        <w:rPr>
+          <w:rFonts w:ascii="Times New Roman" w:hAnsi="Times New Roman" w:cs="Times New Roman"/>
+          <w:sz w:val="24"/>
+          <w:szCs w:val="24"/>
+        </w:rPr>
+        <w:t xml:space="preserve"> ПЛИС</w:t>
+      </w:r>
+      <w:r>
+        <w:rPr>
+          <w:rFonts w:ascii="Times New Roman" w:hAnsi="Times New Roman" w:cs="Times New Roman"/>
+          <w:sz w:val="24"/>
+          <w:szCs w:val="24"/>
+        </w:rPr>
+        <w:t xml:space="preserve">, формирователь сигналов калибратора, </w:t>
+      </w:r>
+      <w:proofErr w:type="spellStart"/>
+      <w:r>
+        <w:rPr>
+          <w:rFonts w:ascii="Times New Roman" w:hAnsi="Times New Roman" w:cs="Times New Roman"/>
+          <w:sz w:val="24"/>
+          <w:szCs w:val="24"/>
+        </w:rPr>
+        <w:t>рандомизатор</w:t>
+      </w:r>
+      <w:proofErr w:type="spellEnd"/>
+      <w:r>
+        <w:rPr>
+          <w:rFonts w:ascii="Times New Roman" w:hAnsi="Times New Roman" w:cs="Times New Roman"/>
+          <w:sz w:val="24"/>
+          <w:szCs w:val="24"/>
+        </w:rPr>
+        <w:t xml:space="preserve">, формирователь звукового сигнала и микросхему </w:t>
+      </w:r>
+      <w:r>
+        <w:rPr>
+          <w:rFonts w:ascii="Times New Roman" w:hAnsi="Times New Roman" w:cs="Times New Roman"/>
+          <w:sz w:val="24"/>
+          <w:szCs w:val="24"/>
+        </w:rPr>
+        <w:t xml:space="preserve">для </w:t>
+      </w:r>
+      <w:r>
+        <w:rPr>
+          <w:rFonts w:ascii="Times New Roman" w:hAnsi="Times New Roman" w:cs="Times New Roman"/>
+          <w:sz w:val="24"/>
+          <w:szCs w:val="24"/>
+        </w:rPr>
+        <w:t xml:space="preserve">формирования сигналов связи прибора </w:t>
+      </w:r>
+      <w:r>
+        <w:rPr>
+          <w:rFonts w:ascii="Times New Roman" w:hAnsi="Times New Roman" w:cs="Times New Roman"/>
+          <w:sz w:val="24"/>
+          <w:szCs w:val="24"/>
+        </w:rPr>
+        <w:t>в сети “</w:t>
+      </w:r>
+      <w:r>
+        <w:rPr>
+          <w:rFonts w:ascii="Times New Roman" w:hAnsi="Times New Roman" w:cs="Times New Roman"/>
+          <w:sz w:val="24"/>
+          <w:szCs w:val="24"/>
+          <w:lang w:val="en-US"/>
+        </w:rPr>
+        <w:t>Ethernet</w:t>
+      </w:r>
+      <w:r>
+        <w:rPr>
+          <w:rFonts w:ascii="Times New Roman" w:hAnsi="Times New Roman" w:cs="Times New Roman"/>
+          <w:sz w:val="24"/>
+          <w:szCs w:val="24"/>
+        </w:rPr>
+        <w:t>”.</w:t>
+      </w:r>
+    </w:p>
+    <w:p>
+      <w:pPr>
+        <w:spacing w:after="0" w:line="276" w:lineRule="auto"/>
+        <w:ind w:firstLine="709"/>
+        <w:jc w:val="both"/>
+        <w:rPr>
+          <w:rFonts w:ascii="Times New Roman" w:hAnsi="Times New Roman" w:cs="Times New Roman"/>
+          <w:sz w:val="24"/>
+          <w:szCs w:val="24"/>
+        </w:rPr>
+      </w:pPr>
+      <w:r>
+        <w:rPr>
+          <w:rFonts w:ascii="Times New Roman" w:hAnsi="Times New Roman" w:cs="Times New Roman"/>
+          <w:sz w:val="24"/>
+          <w:szCs w:val="24"/>
+        </w:rPr>
+        <w:t>ПЛИС</w:t>
+      </w:r>
+      <w:r>
+        <w:rPr>
+          <w:rFonts w:ascii="Times New Roman" w:hAnsi="Times New Roman" w:cs="Times New Roman"/>
+          <w:sz w:val="24"/>
+          <w:szCs w:val="24"/>
+        </w:rPr>
+        <w:t xml:space="preserve"> </w:t>
+      </w:r>
+      <w:r>
+        <w:rPr>
+          <w:rFonts w:ascii="Times New Roman" w:hAnsi="Times New Roman" w:cs="Times New Roman"/>
+          <w:sz w:val="24"/>
+          <w:szCs w:val="24"/>
+          <w:lang w:val="en-US"/>
+        </w:rPr>
+        <w:t>DD</w:t>
+      </w:r>
+      <w:r>
+        <w:rPr>
+          <w:rFonts w:ascii="Times New Roman" w:hAnsi="Times New Roman" w:cs="Times New Roman"/>
+          <w:sz w:val="24"/>
+          <w:szCs w:val="24"/>
+        </w:rPr>
+        <w:t>3 (</w:t>
+      </w:r>
+      <w:r>
+        <w:rPr>
+          <w:rFonts w:ascii="Times New Roman" w:hAnsi="Times New Roman" w:cs="Times New Roman"/>
+          <w:sz w:val="24"/>
+          <w:szCs w:val="24"/>
+          <w:lang w:val="en-US"/>
+        </w:rPr>
+        <w:t>EP</w:t>
+      </w:r>
+      <w:r>
+        <w:rPr>
+          <w:rFonts w:ascii="Times New Roman" w:hAnsi="Times New Roman" w:cs="Times New Roman"/>
+          <w:sz w:val="24"/>
+          <w:szCs w:val="24"/>
+        </w:rPr>
+        <w:t>3</w:t>
+      </w:r>
+      <w:r>
+        <w:rPr>
+          <w:rFonts w:ascii="Times New Roman" w:hAnsi="Times New Roman" w:cs="Times New Roman"/>
+          <w:sz w:val="24"/>
+          <w:szCs w:val="24"/>
+          <w:lang w:val="en-US"/>
+        </w:rPr>
+        <w:t>C</w:t>
+      </w:r>
+      <w:r>
+        <w:rPr>
+          <w:rFonts w:ascii="Times New Roman" w:hAnsi="Times New Roman" w:cs="Times New Roman"/>
+          <w:sz w:val="24"/>
+          <w:szCs w:val="24"/>
+        </w:rPr>
+        <w:t>16</w:t>
+      </w:r>
+      <w:r>
+        <w:rPr>
+          <w:rFonts w:ascii="Times New Roman" w:hAnsi="Times New Roman" w:cs="Times New Roman"/>
+          <w:sz w:val="24"/>
+          <w:szCs w:val="24"/>
+          <w:lang w:val="en-US"/>
+        </w:rPr>
+        <w:t>Q</w:t>
+      </w:r>
+      <w:r>
+        <w:rPr>
+          <w:rFonts w:ascii="Times New Roman" w:hAnsi="Times New Roman" w:cs="Times New Roman"/>
+          <w:sz w:val="24"/>
+          <w:szCs w:val="24"/>
+        </w:rPr>
+        <w:t>240</w:t>
+      </w:r>
+      <w:r>
+        <w:rPr>
+          <w:rFonts w:ascii="Times New Roman" w:hAnsi="Times New Roman" w:cs="Times New Roman"/>
+          <w:sz w:val="24"/>
+          <w:szCs w:val="24"/>
+          <w:lang w:val="en-US"/>
+        </w:rPr>
+        <w:t>C</w:t>
+      </w:r>
+      <w:r>
+        <w:rPr>
+          <w:rFonts w:ascii="Times New Roman" w:hAnsi="Times New Roman" w:cs="Times New Roman"/>
+          <w:sz w:val="24"/>
+          <w:szCs w:val="24"/>
+        </w:rPr>
+        <w:t>8</w:t>
+      </w:r>
+      <w:r>
+        <w:rPr>
+          <w:rFonts w:ascii="Times New Roman" w:hAnsi="Times New Roman" w:cs="Times New Roman"/>
+          <w:sz w:val="24"/>
+          <w:szCs w:val="24"/>
+          <w:lang w:val="en-US"/>
+        </w:rPr>
+        <w:t>N</w:t>
+      </w:r>
+      <w:r>
+        <w:rPr>
+          <w:rFonts w:ascii="Times New Roman" w:hAnsi="Times New Roman" w:cs="Times New Roman"/>
+          <w:sz w:val="24"/>
+          <w:szCs w:val="24"/>
+        </w:rPr>
+        <w:t>)</w:t>
+      </w:r>
+      <w:r>
+        <w:rPr>
+          <w:rFonts w:ascii="Times New Roman" w:hAnsi="Times New Roman" w:cs="Times New Roman"/>
+          <w:sz w:val="24"/>
+          <w:szCs w:val="24"/>
+        </w:rPr>
+        <w:t xml:space="preserve"> осуществляет </w:t>
+      </w:r>
+      <w:r>
+        <w:rPr>
+          <w:rFonts w:ascii="Times New Roman" w:hAnsi="Times New Roman" w:cs="Times New Roman"/>
+          <w:sz w:val="24"/>
+          <w:szCs w:val="24"/>
+        </w:rPr>
+        <w:t xml:space="preserve">управления режимом дискретизации сигналов, </w:t>
+      </w:r>
+      <w:r>
+        <w:rPr>
+          <w:rFonts w:ascii="Times New Roman" w:hAnsi="Times New Roman" w:cs="Times New Roman"/>
+          <w:sz w:val="24"/>
+          <w:szCs w:val="24"/>
+        </w:rPr>
+        <w:t xml:space="preserve">обеспечивает </w:t>
+      </w:r>
+      <w:r>
+        <w:rPr>
+          <w:rFonts w:ascii="Times New Roman" w:hAnsi="Times New Roman" w:cs="Times New Roman"/>
+          <w:sz w:val="24"/>
+          <w:szCs w:val="24"/>
+        </w:rPr>
+        <w:t>привязк</w:t>
+      </w:r>
+      <w:r>
+        <w:rPr>
+          <w:rFonts w:ascii="Times New Roman" w:hAnsi="Times New Roman" w:cs="Times New Roman"/>
+          <w:sz w:val="24"/>
+          <w:szCs w:val="24"/>
+        </w:rPr>
+        <w:t>у</w:t>
+      </w:r>
+      <w:r>
+        <w:rPr>
+          <w:rFonts w:ascii="Times New Roman" w:hAnsi="Times New Roman" w:cs="Times New Roman"/>
+          <w:sz w:val="24"/>
+          <w:szCs w:val="24"/>
+        </w:rPr>
+        <w:t xml:space="preserve"> начала записи</w:t>
+      </w:r>
+      <w:r>
+        <w:rPr>
+          <w:rFonts w:ascii="Times New Roman" w:hAnsi="Times New Roman" w:cs="Times New Roman"/>
+          <w:sz w:val="24"/>
+          <w:szCs w:val="24"/>
+        </w:rPr>
+        <w:t xml:space="preserve"> результатов дискретизации к синхроимпульсу в соответствии с установленной величиной </w:t>
+      </w:r>
+      <w:proofErr w:type="spellStart"/>
+      <w:r>
+        <w:rPr>
+          <w:rFonts w:ascii="Times New Roman" w:hAnsi="Times New Roman" w:cs="Times New Roman"/>
+          <w:sz w:val="24"/>
+          <w:szCs w:val="24"/>
+        </w:rPr>
+        <w:t>предзапуска</w:t>
+      </w:r>
+      <w:proofErr w:type="spellEnd"/>
+      <w:r>
+        <w:rPr>
+          <w:rFonts w:ascii="Times New Roman" w:hAnsi="Times New Roman" w:cs="Times New Roman"/>
+          <w:sz w:val="24"/>
+          <w:szCs w:val="24"/>
+        </w:rPr>
+        <w:t xml:space="preserve">, </w:t>
+      </w:r>
+      <w:r>
+        <w:rPr>
+          <w:rFonts w:ascii="Times New Roman" w:hAnsi="Times New Roman" w:cs="Times New Roman"/>
+          <w:sz w:val="24"/>
+          <w:szCs w:val="24"/>
+        </w:rPr>
+        <w:t xml:space="preserve">осуществляет </w:t>
+      </w:r>
+      <w:r>
+        <w:rPr>
+          <w:rFonts w:ascii="Times New Roman" w:hAnsi="Times New Roman" w:cs="Times New Roman"/>
+          <w:sz w:val="24"/>
+          <w:szCs w:val="24"/>
+        </w:rPr>
+        <w:t>оперативно</w:t>
+      </w:r>
+      <w:r>
+        <w:rPr>
+          <w:rFonts w:ascii="Times New Roman" w:hAnsi="Times New Roman" w:cs="Times New Roman"/>
+          <w:sz w:val="24"/>
+          <w:szCs w:val="24"/>
+        </w:rPr>
+        <w:t>е</w:t>
+      </w:r>
+      <w:r>
+        <w:rPr>
+          <w:rFonts w:ascii="Times New Roman" w:hAnsi="Times New Roman" w:cs="Times New Roman"/>
+          <w:sz w:val="24"/>
+          <w:szCs w:val="24"/>
+        </w:rPr>
+        <w:t xml:space="preserve"> хранени</w:t>
+      </w:r>
+      <w:r>
+        <w:rPr>
+          <w:rFonts w:ascii="Times New Roman" w:hAnsi="Times New Roman" w:cs="Times New Roman"/>
+          <w:sz w:val="24"/>
+          <w:szCs w:val="24"/>
+        </w:rPr>
+        <w:t xml:space="preserve">е </w:t>
+      </w:r>
+      <w:r>
+        <w:rPr>
+          <w:rFonts w:ascii="Times New Roman" w:hAnsi="Times New Roman" w:cs="Times New Roman"/>
+          <w:sz w:val="24"/>
+          <w:szCs w:val="24"/>
+        </w:rPr>
+        <w:t xml:space="preserve">результатов дискретизации, </w:t>
+      </w:r>
+      <w:r>
+        <w:rPr>
+          <w:rFonts w:ascii="Times New Roman" w:hAnsi="Times New Roman" w:cs="Times New Roman"/>
+          <w:sz w:val="24"/>
+          <w:szCs w:val="24"/>
+        </w:rPr>
+        <w:t>управл</w:t>
+      </w:r>
+      <w:r>
+        <w:rPr>
+          <w:rFonts w:ascii="Times New Roman" w:hAnsi="Times New Roman" w:cs="Times New Roman"/>
+          <w:sz w:val="24"/>
+          <w:szCs w:val="24"/>
+        </w:rPr>
+        <w:t>я</w:t>
+      </w:r>
+      <w:r>
+        <w:rPr>
+          <w:rFonts w:ascii="Times New Roman" w:hAnsi="Times New Roman" w:cs="Times New Roman"/>
+          <w:sz w:val="24"/>
+          <w:szCs w:val="24"/>
+        </w:rPr>
+        <w:t>е</w:t>
+      </w:r>
+      <w:r>
+        <w:rPr>
+          <w:rFonts w:ascii="Times New Roman" w:hAnsi="Times New Roman" w:cs="Times New Roman"/>
+          <w:sz w:val="24"/>
+          <w:szCs w:val="24"/>
+        </w:rPr>
+        <w:t>т</w:t>
+      </w:r>
+      <w:r>
+        <w:rPr>
+          <w:rFonts w:ascii="Times New Roman" w:hAnsi="Times New Roman" w:cs="Times New Roman"/>
+          <w:sz w:val="24"/>
+          <w:szCs w:val="24"/>
+        </w:rPr>
+        <w:t xml:space="preserve"> </w:t>
+      </w:r>
+      <w:r>
+        <w:rPr>
+          <w:rFonts w:ascii="Times New Roman" w:hAnsi="Times New Roman" w:cs="Times New Roman"/>
+          <w:sz w:val="24"/>
+          <w:szCs w:val="24"/>
+        </w:rPr>
+        <w:t xml:space="preserve">калибратором осциллографа и </w:t>
+      </w:r>
+      <w:proofErr w:type="spellStart"/>
+      <w:r>
+        <w:rPr>
+          <w:rFonts w:ascii="Times New Roman" w:hAnsi="Times New Roman" w:cs="Times New Roman"/>
+          <w:sz w:val="24"/>
+          <w:szCs w:val="24"/>
+        </w:rPr>
+        <w:t>рандомизатором</w:t>
+      </w:r>
+      <w:proofErr w:type="spellEnd"/>
+      <w:r>
+        <w:rPr>
+          <w:rFonts w:ascii="Times New Roman" w:hAnsi="Times New Roman" w:cs="Times New Roman"/>
+          <w:sz w:val="24"/>
+          <w:szCs w:val="24"/>
+        </w:rPr>
+        <w:t xml:space="preserve">. </w:t>
+      </w:r>
+    </w:p>
+    <w:p>
+      <w:pPr>
+        <w:spacing w:after="0" w:line="276" w:lineRule="auto"/>
+        <w:ind w:firstLine="709"/>
+        <w:jc w:val="both"/>
+        <w:rPr>
+          <w:rFonts w:ascii="Times New Roman" w:hAnsi="Times New Roman" w:cs="Times New Roman"/>
+          <w:sz w:val="24"/>
+          <w:szCs w:val="24"/>
+        </w:rPr>
+      </w:pPr>
+      <w:r>
+        <w:rPr>
+          <w:rFonts w:ascii="Times New Roman" w:hAnsi="Times New Roman" w:cs="Times New Roman"/>
+          <w:sz w:val="24"/>
+          <w:szCs w:val="24"/>
+        </w:rPr>
+        <w:t>7.5.2</w:t>
+      </w:r>
+      <w:r>
+        <w:rPr>
+          <w:rFonts w:ascii="Times New Roman" w:hAnsi="Times New Roman" w:cs="Times New Roman"/>
+          <w:sz w:val="24"/>
+          <w:szCs w:val="24"/>
+        </w:rPr>
+        <w:t xml:space="preserve"> </w:t>
+      </w:r>
+      <w:r>
+        <w:rPr>
+          <w:rFonts w:ascii="Times New Roman" w:hAnsi="Times New Roman" w:cs="Times New Roman"/>
+          <w:sz w:val="24"/>
+          <w:szCs w:val="24"/>
+        </w:rPr>
+        <w:t xml:space="preserve">Для подключения платы </w:t>
+      </w:r>
+      <w:r>
+        <w:rPr>
+          <w:rFonts w:ascii="Times New Roman" w:hAnsi="Times New Roman" w:cs="Times New Roman"/>
+          <w:b/>
+          <w:sz w:val="24"/>
+          <w:szCs w:val="24"/>
+        </w:rPr>
+        <w:t>Процессора</w:t>
+      </w:r>
+      <w:r>
+        <w:rPr>
+          <w:rFonts w:ascii="Times New Roman" w:hAnsi="Times New Roman" w:cs="Times New Roman"/>
+          <w:sz w:val="24"/>
+          <w:szCs w:val="24"/>
+        </w:rPr>
+        <w:t xml:space="preserve"> в приборе должна быть установлена исправная и запрограммированная плата </w:t>
+      </w:r>
+      <w:r>
+        <w:rPr>
+          <w:rFonts w:ascii="Times New Roman" w:hAnsi="Times New Roman" w:cs="Times New Roman"/>
+          <w:b/>
+          <w:sz w:val="24"/>
+          <w:szCs w:val="24"/>
+        </w:rPr>
         <w:t>Панели управления</w:t>
       </w:r>
       <w:r>
@@ -1982,1936 +4112,44 @@
           <w:sz w:val="24"/>
           <w:szCs w:val="24"/>
         </w:rPr>
-        <w:t>, а затем напряжения 3,3</w:t>
-      </w:r>
-      <w:r>
-        <w:rPr>
-          <w:rFonts w:ascii="Times New Roman" w:hAnsi="Times New Roman" w:cs="Times New Roman"/>
-          <w:sz w:val="24"/>
-          <w:szCs w:val="24"/>
-          <w:lang w:val="en-US"/>
-        </w:rPr>
-        <w:t>V</w:t>
-      </w:r>
-      <w:r>
-        <w:rPr>
-          <w:rFonts w:ascii="Times New Roman" w:hAnsi="Times New Roman" w:cs="Times New Roman"/>
-          <w:sz w:val="24"/>
-          <w:szCs w:val="24"/>
-        </w:rPr>
-        <w:t xml:space="preserve"> на выводе 1 этой микросхемы. Запрограммируйте </w:t>
-      </w:r>
-      <w:r>
-        <w:rPr>
-          <w:rFonts w:ascii="Times New Roman" w:hAnsi="Times New Roman" w:cs="Times New Roman"/>
-          <w:sz w:val="24"/>
-          <w:szCs w:val="24"/>
-        </w:rPr>
-        <w:t xml:space="preserve">микроконтроллер </w:t>
-      </w:r>
-      <w:r>
-        <w:rPr>
-          <w:rFonts w:ascii="Times New Roman" w:hAnsi="Times New Roman" w:cs="Times New Roman"/>
-          <w:sz w:val="24"/>
-          <w:szCs w:val="24"/>
-          <w:lang w:val="en-US"/>
-        </w:rPr>
-        <w:t>PIC</w:t>
-      </w:r>
-      <w:r>
-        <w:rPr>
-          <w:rFonts w:ascii="Times New Roman" w:hAnsi="Times New Roman" w:cs="Times New Roman"/>
-          <w:sz w:val="24"/>
-          <w:szCs w:val="24"/>
-        </w:rPr>
-        <w:t>18</w:t>
-      </w:r>
-      <w:r>
-        <w:rPr>
-          <w:rFonts w:ascii="Times New Roman" w:hAnsi="Times New Roman" w:cs="Times New Roman"/>
-          <w:sz w:val="24"/>
-          <w:szCs w:val="24"/>
-          <w:lang w:val="en-US"/>
-        </w:rPr>
-        <w:t>F</w:t>
-      </w:r>
-      <w:r>
-        <w:rPr>
-          <w:rFonts w:ascii="Times New Roman" w:hAnsi="Times New Roman" w:cs="Times New Roman"/>
-          <w:sz w:val="24"/>
-          <w:szCs w:val="24"/>
-        </w:rPr>
-        <w:t>2515</w:t>
-      </w:r>
-      <w:r>
-        <w:rPr>
-          <w:rFonts w:ascii="Times New Roman" w:hAnsi="Times New Roman" w:cs="Times New Roman"/>
-          <w:sz w:val="24"/>
-          <w:szCs w:val="24"/>
-          <w:lang w:val="en-US"/>
-        </w:rPr>
-        <w:t>ISO</w:t>
-      </w:r>
-      <w:r>
-        <w:rPr>
-          <w:rFonts w:ascii="Times New Roman" w:hAnsi="Times New Roman" w:cs="Times New Roman"/>
-          <w:sz w:val="24"/>
-          <w:szCs w:val="24"/>
-        </w:rPr>
         <w:t>.</w:t>
       </w:r>
-      <w:r>
-        <w:rPr>
-          <w:rFonts w:ascii="Times New Roman" w:hAnsi="Times New Roman" w:cs="Times New Roman"/>
-          <w:sz w:val="24"/>
-          <w:szCs w:val="24"/>
-        </w:rPr>
-        <w:t xml:space="preserve"> Дополнительных регулировок</w:t>
-      </w:r>
-      <w:r>
-        <w:rPr>
-          <w:rFonts w:ascii="Times New Roman" w:hAnsi="Times New Roman" w:cs="Times New Roman"/>
-          <w:sz w:val="24"/>
-          <w:szCs w:val="24"/>
-        </w:rPr>
-        <w:t xml:space="preserve"> плата не требует.</w:t>
-      </w:r>
-    </w:p>
-    <w:p>
-      <w:pPr>
-        <w:spacing w:line="276" w:lineRule="auto"/>
-        <w:ind w:firstLine="709"/>
-        <w:jc w:val="both"/>
-        <w:rPr>
-          <w:rFonts w:ascii="Times New Roman" w:hAnsi="Times New Roman" w:cs="Times New Roman"/>
-          <w:sz w:val="24"/>
-          <w:szCs w:val="24"/>
-        </w:rPr>
-      </w:pPr>
-      <w:r>
-        <w:rPr>
-          <w:rFonts w:ascii="Times New Roman" w:hAnsi="Times New Roman" w:cs="Times New Roman"/>
-          <w:sz w:val="24"/>
-          <w:szCs w:val="24"/>
-        </w:rPr>
-        <w:t>7.4.2</w:t>
-      </w:r>
-      <w:r>
-        <w:rPr>
-          <w:rFonts w:ascii="Times New Roman" w:hAnsi="Times New Roman" w:cs="Times New Roman"/>
-          <w:sz w:val="24"/>
-          <w:szCs w:val="24"/>
-        </w:rPr>
-        <w:t xml:space="preserve"> Программирование микроконтроллера </w:t>
-      </w:r>
-      <w:r>
-        <w:rPr>
-          <w:rFonts w:ascii="Times New Roman" w:hAnsi="Times New Roman" w:cs="Times New Roman"/>
-          <w:sz w:val="24"/>
-          <w:szCs w:val="24"/>
-          <w:lang w:val="en-US"/>
-        </w:rPr>
-        <w:t>PIC</w:t>
-      </w:r>
-      <w:r>
-        <w:rPr>
-          <w:rFonts w:ascii="Times New Roman" w:hAnsi="Times New Roman" w:cs="Times New Roman"/>
-          <w:sz w:val="24"/>
-          <w:szCs w:val="24"/>
-        </w:rPr>
-        <w:t>18</w:t>
-      </w:r>
-      <w:r>
-        <w:rPr>
-          <w:rFonts w:ascii="Times New Roman" w:hAnsi="Times New Roman" w:cs="Times New Roman"/>
-          <w:sz w:val="24"/>
-          <w:szCs w:val="24"/>
-          <w:lang w:val="en-US"/>
-        </w:rPr>
-        <w:t>F</w:t>
-      </w:r>
-      <w:r>
-        <w:rPr>
-          <w:rFonts w:ascii="Times New Roman" w:hAnsi="Times New Roman" w:cs="Times New Roman"/>
-          <w:sz w:val="24"/>
-          <w:szCs w:val="24"/>
-        </w:rPr>
-        <w:t>2515</w:t>
-      </w:r>
-      <w:r>
-        <w:rPr>
-          <w:rFonts w:ascii="Times New Roman" w:hAnsi="Times New Roman" w:cs="Times New Roman"/>
-          <w:sz w:val="24"/>
-          <w:szCs w:val="24"/>
-          <w:lang w:val="en-US"/>
-        </w:rPr>
-        <w:t>ISO</w:t>
-      </w:r>
-      <w:r>
-        <w:rPr>
-          <w:rFonts w:ascii="Times New Roman" w:hAnsi="Times New Roman" w:cs="Times New Roman"/>
-          <w:sz w:val="24"/>
-          <w:szCs w:val="24"/>
-        </w:rPr>
-        <w:t xml:space="preserve"> (</w:t>
-      </w:r>
-      <w:r>
-        <w:rPr>
-          <w:rFonts w:ascii="Times New Roman" w:hAnsi="Times New Roman" w:cs="Times New Roman"/>
-          <w:sz w:val="24"/>
-          <w:szCs w:val="24"/>
-          <w:lang w:val="en-US"/>
-        </w:rPr>
-        <w:t>DD</w:t>
-      </w:r>
-      <w:r>
-        <w:rPr>
-          <w:rFonts w:ascii="Times New Roman" w:hAnsi="Times New Roman" w:cs="Times New Roman"/>
-          <w:sz w:val="24"/>
-          <w:szCs w:val="24"/>
-        </w:rPr>
-        <w:t>1).</w:t>
-      </w:r>
-    </w:p>
-    <w:p>
-      <w:pPr>
-        <w:spacing w:line="276" w:lineRule="auto"/>
-        <w:ind w:firstLine="709"/>
-        <w:jc w:val="both"/>
-        <w:rPr>
-          <w:rFonts w:ascii="Times New Roman" w:hAnsi="Times New Roman" w:cs="Times New Roman"/>
-          <w:sz w:val="24"/>
-          <w:szCs w:val="24"/>
-        </w:rPr>
-      </w:pPr>
-      <w:r>
-        <w:rPr>
-          <w:rFonts w:ascii="Times New Roman" w:hAnsi="Times New Roman" w:cs="Times New Roman"/>
-          <w:sz w:val="24"/>
-          <w:szCs w:val="24"/>
-        </w:rPr>
-        <w:t xml:space="preserve">Для программирования микросхемы </w:t>
-      </w:r>
-      <w:r>
-        <w:rPr>
-          <w:rFonts w:ascii="Times New Roman" w:hAnsi="Times New Roman" w:cs="Times New Roman"/>
-          <w:sz w:val="24"/>
-          <w:szCs w:val="24"/>
-          <w:lang w:val="en-US"/>
-        </w:rPr>
-        <w:t>PIC</w:t>
-      </w:r>
-      <w:r>
-        <w:rPr>
-          <w:rFonts w:ascii="Times New Roman" w:hAnsi="Times New Roman" w:cs="Times New Roman"/>
-          <w:sz w:val="24"/>
-          <w:szCs w:val="24"/>
-        </w:rPr>
-        <w:t>18</w:t>
-      </w:r>
-      <w:r>
-        <w:rPr>
-          <w:rFonts w:ascii="Times New Roman" w:hAnsi="Times New Roman" w:cs="Times New Roman"/>
-          <w:sz w:val="24"/>
-          <w:szCs w:val="24"/>
-          <w:lang w:val="en-US"/>
-        </w:rPr>
-        <w:t>F</w:t>
-      </w:r>
-      <w:r>
-        <w:rPr>
-          <w:rFonts w:ascii="Times New Roman" w:hAnsi="Times New Roman" w:cs="Times New Roman"/>
-          <w:sz w:val="24"/>
-          <w:szCs w:val="24"/>
-        </w:rPr>
-        <w:t>2515</w:t>
-      </w:r>
-      <w:r>
-        <w:rPr>
-          <w:rFonts w:ascii="Times New Roman" w:hAnsi="Times New Roman" w:cs="Times New Roman"/>
-          <w:sz w:val="24"/>
-          <w:szCs w:val="24"/>
-          <w:lang w:val="en-US"/>
-        </w:rPr>
-        <w:t>ISO</w:t>
-      </w:r>
-      <w:r>
-        <w:rPr>
-          <w:rFonts w:ascii="Times New Roman" w:hAnsi="Times New Roman" w:cs="Times New Roman"/>
-          <w:sz w:val="24"/>
-          <w:szCs w:val="24"/>
-        </w:rPr>
-        <w:t xml:space="preserve"> требуется:</w:t>
-      </w:r>
-    </w:p>
-    <w:p>
-      <w:pPr>
-        <w:spacing w:line="276" w:lineRule="auto"/>
-        <w:ind w:firstLine="709"/>
-        <w:jc w:val="both"/>
-        <w:rPr>
-          <w:rFonts w:ascii="Times New Roman" w:hAnsi="Times New Roman" w:cs="Times New Roman"/>
-          <w:sz w:val="24"/>
-          <w:szCs w:val="24"/>
-        </w:rPr>
-      </w:pPr>
-      <w:r>
-        <w:rPr>
-          <w:rFonts w:ascii="Times New Roman" w:hAnsi="Times New Roman" w:cs="Times New Roman"/>
-          <w:sz w:val="24"/>
-          <w:szCs w:val="24"/>
-        </w:rPr>
-        <w:t xml:space="preserve">- ПК с установленной </w:t>
-      </w:r>
-      <w:r>
-        <w:rPr>
-          <w:rFonts w:ascii="Times New Roman" w:hAnsi="Times New Roman" w:cs="Times New Roman"/>
-          <w:sz w:val="24"/>
-          <w:szCs w:val="24"/>
-          <w:lang w:val="en-US"/>
-        </w:rPr>
-        <w:t>OC</w:t>
-      </w:r>
-      <w:r>
-        <w:rPr>
-          <w:rFonts w:ascii="Times New Roman" w:hAnsi="Times New Roman" w:cs="Times New Roman"/>
-          <w:sz w:val="24"/>
-          <w:szCs w:val="24"/>
-        </w:rPr>
-        <w:t xml:space="preserve"> </w:t>
-      </w:r>
-      <w:r>
-        <w:rPr>
-          <w:rFonts w:ascii="Times New Roman" w:hAnsi="Times New Roman" w:cs="Times New Roman"/>
-          <w:sz w:val="24"/>
-          <w:szCs w:val="24"/>
-          <w:lang w:val="en-US"/>
-        </w:rPr>
-        <w:t>Windows</w:t>
-      </w:r>
-      <w:r>
-        <w:rPr>
-          <w:rFonts w:ascii="Times New Roman" w:hAnsi="Times New Roman" w:cs="Times New Roman"/>
-          <w:sz w:val="24"/>
-          <w:szCs w:val="24"/>
-        </w:rPr>
-        <w:t xml:space="preserve"> версии 7 или выше;</w:t>
-      </w:r>
-    </w:p>
-    <w:p>
-      <w:pPr>
-        <w:spacing w:line="276" w:lineRule="auto"/>
-        <w:ind w:firstLine="709"/>
-        <w:jc w:val="both"/>
-        <w:rPr>
-          <w:rFonts w:ascii="Times New Roman" w:hAnsi="Times New Roman" w:cs="Times New Roman"/>
-          <w:sz w:val="24"/>
-          <w:szCs w:val="24"/>
-        </w:rPr>
-      </w:pPr>
-      <w:r>
-        <w:rPr>
-          <w:rFonts w:ascii="Times New Roman" w:hAnsi="Times New Roman" w:cs="Times New Roman"/>
-          <w:sz w:val="24"/>
-          <w:szCs w:val="24"/>
-        </w:rPr>
-        <w:t xml:space="preserve">- среда разработки </w:t>
-      </w:r>
-      <w:r>
-        <w:rPr>
-          <w:rFonts w:ascii="Times New Roman" w:hAnsi="Times New Roman" w:cs="Times New Roman"/>
-          <w:sz w:val="24"/>
-          <w:szCs w:val="24"/>
-          <w:lang w:val="en-US"/>
-        </w:rPr>
-        <w:t>MPLAB</w:t>
-      </w:r>
-      <w:r>
-        <w:rPr>
-          <w:rFonts w:ascii="Times New Roman" w:hAnsi="Times New Roman" w:cs="Times New Roman"/>
-          <w:sz w:val="24"/>
-          <w:szCs w:val="24"/>
-        </w:rPr>
-        <w:t xml:space="preserve"> </w:t>
-      </w:r>
-      <w:r>
-        <w:rPr>
-          <w:rFonts w:ascii="Times New Roman" w:hAnsi="Times New Roman" w:cs="Times New Roman"/>
-          <w:sz w:val="24"/>
-          <w:szCs w:val="24"/>
-          <w:lang w:val="en-US"/>
-        </w:rPr>
-        <w:t>IDE</w:t>
-      </w:r>
-      <w:r>
-        <w:rPr>
-          <w:rFonts w:ascii="Times New Roman" w:hAnsi="Times New Roman" w:cs="Times New Roman"/>
-          <w:sz w:val="24"/>
-          <w:szCs w:val="24"/>
-        </w:rPr>
-        <w:t xml:space="preserve"> </w:t>
-      </w:r>
-      <w:r>
-        <w:rPr>
-          <w:rFonts w:ascii="Times New Roman" w:hAnsi="Times New Roman" w:cs="Times New Roman"/>
-          <w:sz w:val="24"/>
-          <w:szCs w:val="24"/>
-          <w:lang w:val="en-US"/>
-        </w:rPr>
-        <w:t>v</w:t>
-      </w:r>
-      <w:r>
-        <w:rPr>
-          <w:rFonts w:ascii="Times New Roman" w:hAnsi="Times New Roman" w:cs="Times New Roman"/>
-          <w:sz w:val="24"/>
-          <w:szCs w:val="24"/>
-        </w:rPr>
-        <w:t>.8.92;</w:t>
-      </w:r>
-    </w:p>
-    <w:p>
-      <w:pPr>
-        <w:spacing w:line="276" w:lineRule="auto"/>
-        <w:ind w:firstLine="709"/>
-        <w:jc w:val="both"/>
-        <w:rPr>
-          <w:rFonts w:ascii="Times New Roman" w:hAnsi="Times New Roman" w:cs="Times New Roman"/>
-          <w:sz w:val="24"/>
-          <w:szCs w:val="24"/>
-        </w:rPr>
-      </w:pPr>
-      <w:r>
-        <w:rPr>
-          <w:rFonts w:ascii="Times New Roman" w:hAnsi="Times New Roman" w:cs="Times New Roman"/>
-          <w:sz w:val="24"/>
-          <w:szCs w:val="24"/>
-        </w:rPr>
-        <w:t xml:space="preserve">- программатор </w:t>
-      </w:r>
-      <w:r>
-        <w:rPr>
-          <w:rFonts w:ascii="Times New Roman" w:hAnsi="Times New Roman" w:cs="Times New Roman"/>
-          <w:sz w:val="24"/>
-          <w:szCs w:val="24"/>
-          <w:lang w:val="en-US"/>
-        </w:rPr>
-        <w:t>PICkit</w:t>
-      </w:r>
-      <w:r>
-        <w:rPr>
-          <w:rFonts w:ascii="Times New Roman" w:hAnsi="Times New Roman" w:cs="Times New Roman"/>
-          <w:sz w:val="24"/>
-          <w:szCs w:val="24"/>
-        </w:rPr>
-        <w:t xml:space="preserve"> 3 фирмы </w:t>
-      </w:r>
-      <w:r>
-        <w:rPr>
-          <w:rFonts w:ascii="Times New Roman" w:hAnsi="Times New Roman" w:cs="Times New Roman"/>
-          <w:sz w:val="24"/>
-          <w:szCs w:val="24"/>
-          <w:lang w:val="en-US"/>
-        </w:rPr>
-        <w:t>Microchip</w:t>
-      </w:r>
-      <w:r>
-        <w:rPr>
-          <w:rFonts w:ascii="Times New Roman" w:hAnsi="Times New Roman" w:cs="Times New Roman"/>
-          <w:sz w:val="24"/>
-          <w:szCs w:val="24"/>
-        </w:rPr>
-        <w:t>.</w:t>
-      </w:r>
-    </w:p>
-    <w:p>
-      <w:pPr>
-        <w:spacing w:line="276" w:lineRule="auto"/>
-        <w:ind w:firstLine="709"/>
-        <w:jc w:val="both"/>
-        <w:rPr>
-          <w:rFonts w:ascii="Times New Roman" w:hAnsi="Times New Roman" w:cs="Times New Roman"/>
-          <w:sz w:val="24"/>
-          <w:szCs w:val="24"/>
-        </w:rPr>
-      </w:pPr>
-      <w:r>
-        <w:rPr>
-          <w:rFonts w:ascii="Times New Roman" w:hAnsi="Times New Roman" w:cs="Times New Roman"/>
-          <w:sz w:val="24"/>
-          <w:szCs w:val="24"/>
-        </w:rPr>
-        <w:t xml:space="preserve">Программатор соединить с ПК через порт </w:t>
-      </w:r>
-      <w:r>
-        <w:rPr>
-          <w:rFonts w:ascii="Times New Roman" w:hAnsi="Times New Roman" w:cs="Times New Roman"/>
-          <w:sz w:val="24"/>
-          <w:szCs w:val="24"/>
-          <w:lang w:val="en-US"/>
-        </w:rPr>
-        <w:t>USB</w:t>
-      </w:r>
-      <w:r>
-        <w:rPr>
-          <w:rFonts w:ascii="Times New Roman" w:hAnsi="Times New Roman" w:cs="Times New Roman"/>
-          <w:sz w:val="24"/>
-          <w:szCs w:val="24"/>
-        </w:rPr>
-        <w:t xml:space="preserve">. Первые пять контактов второго разъёма программатора соеднить с соответствующими контактами разъёма </w:t>
-      </w:r>
-      <w:r>
-        <w:rPr>
-          <w:rFonts w:ascii="Times New Roman" w:hAnsi="Times New Roman" w:cs="Times New Roman"/>
-          <w:sz w:val="24"/>
-          <w:szCs w:val="24"/>
-          <w:lang w:val="en-US"/>
-        </w:rPr>
-        <w:t>XP</w:t>
-      </w:r>
-      <w:r>
-        <w:rPr>
-          <w:rFonts w:ascii="Times New Roman" w:hAnsi="Times New Roman" w:cs="Times New Roman"/>
-          <w:sz w:val="24"/>
-          <w:szCs w:val="24"/>
-        </w:rPr>
-        <w:t xml:space="preserve">1 платы </w:t>
-      </w:r>
-      <w:r>
-        <w:rPr>
-          <w:rFonts w:ascii="Times New Roman" w:hAnsi="Times New Roman" w:cs="Times New Roman"/>
-          <w:b/>
-          <w:sz w:val="24"/>
-          <w:szCs w:val="24"/>
-        </w:rPr>
-        <w:t xml:space="preserve">Панели управления </w:t>
-      </w:r>
-      <w:r>
-        <w:rPr>
-          <w:rFonts w:ascii="Times New Roman" w:hAnsi="Times New Roman" w:cs="Times New Roman"/>
-          <w:sz w:val="24"/>
-          <w:szCs w:val="24"/>
-        </w:rPr>
-        <w:t>(УШЯИ.467851.015).</w:t>
-      </w:r>
-    </w:p>
-    <w:p>
-      <w:pPr>
-        <w:spacing w:line="276" w:lineRule="auto"/>
-        <w:ind w:firstLine="709"/>
-        <w:jc w:val="both"/>
-        <w:rPr>
-          <w:rFonts w:ascii="Times New Roman" w:hAnsi="Times New Roman" w:cs="Times New Roman"/>
-          <w:sz w:val="24"/>
-          <w:szCs w:val="24"/>
-        </w:rPr>
-      </w:pPr>
-      <w:r>
-        <w:rPr>
-          <w:rFonts w:ascii="Times New Roman" w:hAnsi="Times New Roman" w:cs="Times New Roman"/>
-          <w:sz w:val="24"/>
-          <w:szCs w:val="24"/>
-        </w:rPr>
-        <w:t>Программирование производится в следующей последовательности (</w:t>
-      </w:r>
-      <w:r>
-        <w:rPr>
-          <w:rFonts w:ascii="Times New Roman" w:hAnsi="Times New Roman" w:cs="Times New Roman"/>
-          <w:b/>
-          <w:sz w:val="24"/>
-          <w:szCs w:val="24"/>
-        </w:rPr>
-        <w:t>ВНИМАНИЕ! Для программирования микропроцессора питание на осциллограф подавать не нужно</w:t>
-      </w:r>
-      <w:r>
-        <w:rPr>
-          <w:rFonts w:ascii="Times New Roman" w:hAnsi="Times New Roman" w:cs="Times New Roman"/>
-          <w:sz w:val="24"/>
-          <w:szCs w:val="24"/>
-        </w:rPr>
-        <w:t>):</w:t>
-      </w:r>
-    </w:p>
-    <w:p>
-      <w:pPr>
-        <w:spacing w:line="276" w:lineRule="auto"/>
-        <w:ind w:firstLine="709"/>
-        <w:jc w:val="both"/>
-        <w:rPr>
-          <w:rFonts w:ascii="Times New Roman" w:hAnsi="Times New Roman" w:cs="Times New Roman"/>
-          <w:sz w:val="24"/>
-          <w:szCs w:val="24"/>
-        </w:rPr>
-      </w:pPr>
-      <w:r>
-        <w:rPr>
-          <w:rFonts w:ascii="Times New Roman" w:hAnsi="Times New Roman" w:cs="Times New Roman"/>
-          <w:sz w:val="24"/>
-          <w:szCs w:val="24"/>
-        </w:rPr>
-        <w:t>- на ПК запустить программу “</w:t>
-      </w:r>
-      <w:r>
-        <w:rPr>
-          <w:rFonts w:ascii="Times New Roman" w:hAnsi="Times New Roman" w:cs="Times New Roman"/>
-          <w:sz w:val="24"/>
-          <w:szCs w:val="24"/>
-          <w:lang w:val="en-US"/>
-        </w:rPr>
-        <w:t>MPLAB</w:t>
-      </w:r>
-      <w:r>
-        <w:rPr>
-          <w:rFonts w:ascii="Times New Roman" w:hAnsi="Times New Roman" w:cs="Times New Roman"/>
-          <w:sz w:val="24"/>
-          <w:szCs w:val="24"/>
-        </w:rPr>
-        <w:t xml:space="preserve"> </w:t>
-      </w:r>
-      <w:r>
-        <w:rPr>
-          <w:rFonts w:ascii="Times New Roman" w:hAnsi="Times New Roman" w:cs="Times New Roman"/>
-          <w:sz w:val="24"/>
-          <w:szCs w:val="24"/>
-          <w:lang w:val="en-US"/>
-        </w:rPr>
-        <w:t>IDE</w:t>
-      </w:r>
-      <w:r>
-        <w:rPr>
-          <w:rFonts w:ascii="Times New Roman" w:hAnsi="Times New Roman" w:cs="Times New Roman"/>
-          <w:sz w:val="24"/>
-          <w:szCs w:val="24"/>
-        </w:rPr>
-        <w:t xml:space="preserve">” </w:t>
-      </w:r>
-      <w:r>
-        <w:rPr>
-          <w:rFonts w:ascii="Times New Roman" w:hAnsi="Times New Roman" w:cs="Times New Roman"/>
-          <w:sz w:val="24"/>
-          <w:szCs w:val="24"/>
-          <w:lang w:val="en-US"/>
-        </w:rPr>
-        <w:t>v</w:t>
-      </w:r>
-      <w:r>
-        <w:rPr>
-          <w:rFonts w:ascii="Times New Roman" w:hAnsi="Times New Roman" w:cs="Times New Roman"/>
-          <w:sz w:val="24"/>
-          <w:szCs w:val="24"/>
-        </w:rPr>
-        <w:t>.8.92;</w:t>
-      </w:r>
-    </w:p>
-    <w:p>
-      <w:pPr>
-        <w:spacing w:line="276" w:lineRule="auto"/>
-        <w:ind w:firstLine="709"/>
-        <w:jc w:val="both"/>
-        <w:rPr>
-          <w:rFonts w:ascii="Times New Roman" w:hAnsi="Times New Roman" w:cs="Times New Roman"/>
-          <w:sz w:val="24"/>
-          <w:szCs w:val="24"/>
-          <w:lang w:val="en-US"/>
-        </w:rPr>
-      </w:pPr>
-      <w:r>
-        <w:rPr>
-          <w:rFonts w:ascii="Times New Roman" w:hAnsi="Times New Roman" w:cs="Times New Roman"/>
-          <w:sz w:val="24"/>
-          <w:szCs w:val="24"/>
-          <w:lang w:val="en-US"/>
-        </w:rPr>
-        <w:t xml:space="preserve">- </w:t>
-      </w:r>
-      <w:r>
-        <w:rPr>
-          <w:rFonts w:ascii="Times New Roman" w:hAnsi="Times New Roman" w:cs="Times New Roman"/>
-          <w:sz w:val="24"/>
-          <w:szCs w:val="24"/>
-        </w:rPr>
-        <w:t>через</w:t>
-      </w:r>
-      <w:r>
-        <w:rPr>
-          <w:rFonts w:ascii="Times New Roman" w:hAnsi="Times New Roman" w:cs="Times New Roman"/>
-          <w:sz w:val="24"/>
-          <w:szCs w:val="24"/>
-          <w:lang w:val="en-US"/>
-        </w:rPr>
-        <w:t xml:space="preserve"> </w:t>
-      </w:r>
-      <w:r>
-        <w:rPr>
-          <w:rFonts w:ascii="Times New Roman" w:hAnsi="Times New Roman" w:cs="Times New Roman"/>
-          <w:sz w:val="24"/>
-          <w:szCs w:val="24"/>
-        </w:rPr>
-        <w:t>меню</w:t>
-      </w:r>
-      <w:r>
-        <w:rPr>
-          <w:rFonts w:ascii="Times New Roman" w:hAnsi="Times New Roman" w:cs="Times New Roman"/>
-          <w:sz w:val="24"/>
-          <w:szCs w:val="24"/>
-          <w:lang w:val="en-US"/>
-        </w:rPr>
-        <w:t xml:space="preserve"> </w:t>
-      </w:r>
-      <w:r>
-        <w:rPr>
-          <w:rFonts w:ascii="Times New Roman" w:hAnsi="Times New Roman" w:cs="Times New Roman"/>
-          <w:b/>
-          <w:sz w:val="24"/>
-          <w:szCs w:val="24"/>
-          <w:lang w:val="en-US"/>
-        </w:rPr>
-        <w:t>File\Import</w:t>
-      </w:r>
-      <w:r>
-        <w:rPr>
-          <w:rFonts w:ascii="Times New Roman" w:hAnsi="Times New Roman" w:cs="Times New Roman"/>
-          <w:sz w:val="24"/>
-          <w:szCs w:val="24"/>
-          <w:lang w:val="en-US"/>
-        </w:rPr>
-        <w:t xml:space="preserve"> </w:t>
-      </w:r>
-      <w:r>
-        <w:rPr>
-          <w:rFonts w:ascii="Times New Roman" w:hAnsi="Times New Roman" w:cs="Times New Roman"/>
-          <w:sz w:val="24"/>
-          <w:szCs w:val="24"/>
-        </w:rPr>
-        <w:t>импортировать</w:t>
-      </w:r>
-      <w:r>
-        <w:rPr>
-          <w:rFonts w:ascii="Times New Roman" w:hAnsi="Times New Roman" w:cs="Times New Roman"/>
-          <w:sz w:val="24"/>
-          <w:szCs w:val="24"/>
-          <w:lang w:val="en-US"/>
-        </w:rPr>
-        <w:t xml:space="preserve"> </w:t>
-      </w:r>
-      <w:r>
-        <w:rPr>
-          <w:rFonts w:ascii="Times New Roman" w:hAnsi="Times New Roman" w:cs="Times New Roman"/>
-          <w:sz w:val="24"/>
-          <w:szCs w:val="24"/>
-        </w:rPr>
-        <w:t>файл</w:t>
-      </w:r>
-      <w:r>
-        <w:rPr>
-          <w:rFonts w:ascii="Times New Roman" w:hAnsi="Times New Roman" w:cs="Times New Roman"/>
-          <w:sz w:val="24"/>
-          <w:szCs w:val="24"/>
-          <w:lang w:val="en-US"/>
-        </w:rPr>
-        <w:t xml:space="preserve"> </w:t>
-      </w:r>
-      <w:r>
-        <w:rPr>
-          <w:rFonts w:ascii="Times New Roman" w:hAnsi="Times New Roman" w:cs="Times New Roman"/>
-          <w:b/>
-          <w:sz w:val="24"/>
-          <w:szCs w:val="24"/>
-          <w:lang w:val="en-US"/>
-        </w:rPr>
-        <w:t>S8-54\sources\</w:t>
-      </w:r>
-      <w:r>
-        <w:rPr>
-          <w:rFonts w:ascii="Times New Roman" w:hAnsi="Times New Roman" w:cs="Times New Roman"/>
-          <w:sz w:val="24"/>
-          <w:szCs w:val="24"/>
-          <w:lang w:val="en-US"/>
-        </w:rPr>
-        <w:t xml:space="preserve"> </w:t>
-      </w:r>
-      <w:r>
-        <w:rPr>
-          <w:rFonts w:ascii="Times New Roman" w:hAnsi="Times New Roman" w:cs="Times New Roman"/>
-          <w:b/>
-          <w:sz w:val="24"/>
-          <w:szCs w:val="24"/>
-          <w:lang w:val="en-US"/>
-        </w:rPr>
-        <w:t>Panel \</w:t>
-      </w:r>
-      <w:r>
-        <w:rPr>
-          <w:rFonts w:ascii="Times New Roman" w:hAnsi="Times New Roman" w:cs="Times New Roman"/>
-          <w:sz w:val="24"/>
-          <w:szCs w:val="24"/>
-          <w:lang w:val="en-US"/>
-        </w:rPr>
-        <w:t xml:space="preserve"> </w:t>
-      </w:r>
-      <w:r>
-        <w:rPr>
-          <w:rFonts w:ascii="Times New Roman" w:hAnsi="Times New Roman" w:cs="Times New Roman"/>
-          <w:b/>
-          <w:sz w:val="24"/>
-          <w:szCs w:val="24"/>
-          <w:lang w:val="en-US"/>
-        </w:rPr>
-        <w:t>mn_sever_rf.hex</w:t>
-      </w:r>
-      <w:r>
-        <w:rPr>
-          <w:rFonts w:ascii="Times New Roman" w:hAnsi="Times New Roman" w:cs="Times New Roman"/>
-          <w:sz w:val="24"/>
-          <w:szCs w:val="24"/>
-          <w:lang w:val="en-US"/>
-        </w:rPr>
-        <w:t>;</w:t>
-      </w:r>
-    </w:p>
-    <w:p>
-      <w:pPr>
-        <w:spacing w:line="276" w:lineRule="auto"/>
-        <w:ind w:firstLine="709"/>
-        <w:jc w:val="both"/>
-        <w:rPr>
-          <w:rFonts w:ascii="Times New Roman" w:hAnsi="Times New Roman" w:cs="Times New Roman"/>
-          <w:sz w:val="24"/>
-          <w:szCs w:val="24"/>
-          <w:lang w:val="en-US"/>
-        </w:rPr>
-      </w:pPr>
-      <w:r>
-        <w:rPr>
-          <w:rFonts w:ascii="Times New Roman" w:hAnsi="Times New Roman" w:cs="Times New Roman"/>
-          <w:sz w:val="24"/>
-          <w:szCs w:val="24"/>
-          <w:lang w:val="en-US"/>
-        </w:rPr>
-        <w:t xml:space="preserve">- </w:t>
-      </w:r>
-      <w:r>
-        <w:rPr>
-          <w:rFonts w:ascii="Times New Roman" w:hAnsi="Times New Roman" w:cs="Times New Roman"/>
-          <w:sz w:val="24"/>
-          <w:szCs w:val="24"/>
-        </w:rPr>
-        <w:t>в</w:t>
-      </w:r>
-      <w:r>
-        <w:rPr>
-          <w:rFonts w:ascii="Times New Roman" w:hAnsi="Times New Roman" w:cs="Times New Roman"/>
-          <w:sz w:val="24"/>
-          <w:szCs w:val="24"/>
-          <w:lang w:val="en-US"/>
-        </w:rPr>
-        <w:t xml:space="preserve"> </w:t>
-      </w:r>
-      <w:r>
-        <w:rPr>
-          <w:rFonts w:ascii="Times New Roman" w:hAnsi="Times New Roman" w:cs="Times New Roman"/>
-          <w:sz w:val="24"/>
-          <w:szCs w:val="24"/>
-        </w:rPr>
-        <w:t>меню</w:t>
-      </w:r>
-      <w:r>
-        <w:rPr>
-          <w:rFonts w:ascii="Times New Roman" w:hAnsi="Times New Roman" w:cs="Times New Roman"/>
-          <w:sz w:val="24"/>
-          <w:szCs w:val="24"/>
-          <w:lang w:val="en-US"/>
-        </w:rPr>
-        <w:t xml:space="preserve"> </w:t>
-      </w:r>
-      <w:r>
-        <w:rPr>
-          <w:rFonts w:ascii="Times New Roman" w:hAnsi="Times New Roman" w:cs="Times New Roman"/>
-          <w:b/>
-          <w:sz w:val="24"/>
-          <w:szCs w:val="24"/>
-          <w:lang w:val="en-US"/>
-        </w:rPr>
-        <w:t>Programmer\Select Programmer</w:t>
-      </w:r>
-      <w:r>
-        <w:rPr>
-          <w:rFonts w:ascii="Times New Roman" w:hAnsi="Times New Roman" w:cs="Times New Roman"/>
-          <w:sz w:val="24"/>
-          <w:szCs w:val="24"/>
-          <w:lang w:val="en-US"/>
-        </w:rPr>
-        <w:t xml:space="preserve"> </w:t>
-      </w:r>
-      <w:r>
-        <w:rPr>
-          <w:rFonts w:ascii="Times New Roman" w:hAnsi="Times New Roman" w:cs="Times New Roman"/>
-          <w:sz w:val="24"/>
-          <w:szCs w:val="24"/>
-        </w:rPr>
-        <w:t>выбрать</w:t>
-      </w:r>
-      <w:r>
-        <w:rPr>
-          <w:rFonts w:ascii="Times New Roman" w:hAnsi="Times New Roman" w:cs="Times New Roman"/>
-          <w:sz w:val="24"/>
-          <w:szCs w:val="24"/>
-          <w:lang w:val="en-US"/>
-        </w:rPr>
-        <w:t xml:space="preserve"> </w:t>
-      </w:r>
-      <w:r>
-        <w:rPr>
-          <w:rFonts w:ascii="Times New Roman" w:hAnsi="Times New Roman" w:cs="Times New Roman"/>
-          <w:b/>
-          <w:sz w:val="24"/>
-          <w:szCs w:val="24"/>
-          <w:lang w:val="en-US"/>
-        </w:rPr>
-        <w:t>PICkit 3</w:t>
-      </w:r>
-      <w:r>
-        <w:rPr>
-          <w:rFonts w:ascii="Times New Roman" w:hAnsi="Times New Roman" w:cs="Times New Roman"/>
-          <w:sz w:val="24"/>
-          <w:szCs w:val="24"/>
-          <w:lang w:val="en-US"/>
-        </w:rPr>
-        <w:t>;</w:t>
-      </w:r>
-    </w:p>
-    <w:p>
-      <w:pPr>
-        <w:spacing w:line="276" w:lineRule="auto"/>
-        <w:ind w:firstLine="709"/>
-        <w:jc w:val="both"/>
-        <w:rPr>
-          <w:rFonts w:ascii="Times New Roman" w:hAnsi="Times New Roman" w:cs="Times New Roman"/>
-          <w:sz w:val="24"/>
-          <w:szCs w:val="24"/>
-          <w:lang w:val="en-US"/>
-        </w:rPr>
-      </w:pPr>
-      <w:r>
-        <w:rPr>
-          <w:rFonts w:ascii="Times New Roman" w:hAnsi="Times New Roman" w:cs="Times New Roman"/>
-          <w:sz w:val="24"/>
-          <w:szCs w:val="24"/>
-          <w:lang w:val="en-US"/>
-        </w:rPr>
-        <w:t xml:space="preserve">- </w:t>
-      </w:r>
-      <w:r>
-        <w:rPr>
-          <w:rFonts w:ascii="Times New Roman" w:hAnsi="Times New Roman" w:cs="Times New Roman"/>
-          <w:sz w:val="24"/>
-          <w:szCs w:val="24"/>
-        </w:rPr>
-        <w:t>в</w:t>
-      </w:r>
-      <w:r>
-        <w:rPr>
-          <w:rFonts w:ascii="Times New Roman" w:hAnsi="Times New Roman" w:cs="Times New Roman"/>
-          <w:sz w:val="24"/>
-          <w:szCs w:val="24"/>
-          <w:lang w:val="en-US"/>
-        </w:rPr>
-        <w:t xml:space="preserve"> </w:t>
-      </w:r>
-      <w:r>
-        <w:rPr>
-          <w:rFonts w:ascii="Times New Roman" w:hAnsi="Times New Roman" w:cs="Times New Roman"/>
-          <w:sz w:val="24"/>
-          <w:szCs w:val="24"/>
-        </w:rPr>
-        <w:t>меню</w:t>
-      </w:r>
-      <w:r>
-        <w:rPr>
-          <w:rFonts w:ascii="Times New Roman" w:hAnsi="Times New Roman" w:cs="Times New Roman"/>
-          <w:sz w:val="24"/>
-          <w:szCs w:val="24"/>
-          <w:lang w:val="en-US"/>
-        </w:rPr>
-        <w:t xml:space="preserve"> </w:t>
-      </w:r>
-      <w:r>
-        <w:rPr>
-          <w:rFonts w:ascii="Times New Roman" w:hAnsi="Times New Roman" w:cs="Times New Roman"/>
-          <w:b/>
-          <w:sz w:val="24"/>
-          <w:szCs w:val="24"/>
-          <w:lang w:val="en-US"/>
-        </w:rPr>
-        <w:t>Configure\Select Device…</w:t>
-      </w:r>
-      <w:r>
-        <w:rPr>
-          <w:rFonts w:ascii="Times New Roman" w:hAnsi="Times New Roman" w:cs="Times New Roman"/>
-          <w:sz w:val="24"/>
-          <w:szCs w:val="24"/>
-          <w:lang w:val="en-US"/>
-        </w:rPr>
-        <w:t xml:space="preserve"> </w:t>
-      </w:r>
-      <w:r>
-        <w:rPr>
-          <w:rFonts w:ascii="Times New Roman" w:hAnsi="Times New Roman" w:cs="Times New Roman"/>
-          <w:sz w:val="24"/>
-          <w:szCs w:val="24"/>
-        </w:rPr>
-        <w:t>выбрать</w:t>
-      </w:r>
-      <w:r>
-        <w:rPr>
-          <w:rFonts w:ascii="Times New Roman" w:hAnsi="Times New Roman" w:cs="Times New Roman"/>
-          <w:sz w:val="24"/>
-          <w:szCs w:val="24"/>
-          <w:lang w:val="en-US"/>
-        </w:rPr>
-        <w:t xml:space="preserve"> </w:t>
-      </w:r>
-      <w:r>
-        <w:rPr>
-          <w:rFonts w:ascii="Times New Roman" w:hAnsi="Times New Roman" w:cs="Times New Roman"/>
-          <w:sz w:val="24"/>
-          <w:szCs w:val="24"/>
-        </w:rPr>
-        <w:t>устройство</w:t>
-      </w:r>
-      <w:r>
-        <w:rPr>
-          <w:rFonts w:ascii="Times New Roman" w:hAnsi="Times New Roman" w:cs="Times New Roman"/>
-          <w:sz w:val="24"/>
-          <w:szCs w:val="24"/>
-          <w:lang w:val="en-US"/>
-        </w:rPr>
-        <w:t xml:space="preserve"> </w:t>
-      </w:r>
-      <w:r>
-        <w:rPr>
-          <w:rFonts w:ascii="Times New Roman" w:hAnsi="Times New Roman" w:cs="Times New Roman"/>
-          <w:b/>
-          <w:sz w:val="24"/>
-          <w:szCs w:val="24"/>
-          <w:lang w:val="en-US"/>
-        </w:rPr>
-        <w:t>PIC18F2515</w:t>
-      </w:r>
-      <w:r>
-        <w:rPr>
-          <w:rFonts w:ascii="Times New Roman" w:hAnsi="Times New Roman" w:cs="Times New Roman"/>
-          <w:sz w:val="24"/>
-          <w:szCs w:val="24"/>
-          <w:lang w:val="en-US"/>
-        </w:rPr>
-        <w:t xml:space="preserve">; </w:t>
-      </w:r>
-    </w:p>
-    <w:p>
-      <w:pPr>
-        <w:spacing w:line="276" w:lineRule="auto"/>
-        <w:ind w:firstLine="709"/>
-        <w:jc w:val="both"/>
-        <w:rPr>
-          <w:rFonts w:ascii="Times New Roman" w:hAnsi="Times New Roman" w:cs="Times New Roman"/>
-          <w:sz w:val="24"/>
-          <w:szCs w:val="24"/>
-          <w:lang w:val="en-US"/>
-        </w:rPr>
-      </w:pPr>
-      <w:r>
-        <w:rPr>
-          <w:rFonts w:ascii="Times New Roman" w:hAnsi="Times New Roman" w:cs="Times New Roman"/>
-          <w:sz w:val="24"/>
-          <w:szCs w:val="24"/>
-          <w:lang w:val="en-US"/>
-        </w:rPr>
-        <w:t xml:space="preserve">- </w:t>
-      </w:r>
-      <w:r>
-        <w:rPr>
-          <w:rFonts w:ascii="Times New Roman" w:hAnsi="Times New Roman" w:cs="Times New Roman"/>
-          <w:sz w:val="24"/>
-          <w:szCs w:val="24"/>
-        </w:rPr>
-        <w:t>во</w:t>
-      </w:r>
-      <w:r>
-        <w:rPr>
-          <w:rFonts w:ascii="Times New Roman" w:hAnsi="Times New Roman" w:cs="Times New Roman"/>
-          <w:sz w:val="24"/>
-          <w:szCs w:val="24"/>
-          <w:lang w:val="en-US"/>
-        </w:rPr>
-        <w:t xml:space="preserve"> </w:t>
-      </w:r>
-      <w:r>
-        <w:rPr>
-          <w:rFonts w:ascii="Times New Roman" w:hAnsi="Times New Roman" w:cs="Times New Roman"/>
-          <w:sz w:val="24"/>
-          <w:szCs w:val="24"/>
-        </w:rPr>
-        <w:t>вкладке</w:t>
-      </w:r>
-      <w:r>
-        <w:rPr>
-          <w:rFonts w:ascii="Times New Roman" w:hAnsi="Times New Roman" w:cs="Times New Roman"/>
-          <w:sz w:val="24"/>
-          <w:szCs w:val="24"/>
-          <w:lang w:val="en-US"/>
-        </w:rPr>
-        <w:t xml:space="preserve"> </w:t>
-      </w:r>
-      <w:r>
-        <w:rPr>
-          <w:rFonts w:ascii="Times New Roman" w:hAnsi="Times New Roman" w:cs="Times New Roman"/>
-          <w:b/>
-          <w:sz w:val="24"/>
-          <w:szCs w:val="24"/>
-          <w:lang w:val="en-US"/>
-        </w:rPr>
-        <w:t xml:space="preserve">Power </w:t>
-      </w:r>
-      <w:r>
-        <w:rPr>
-          <w:rFonts w:ascii="Times New Roman" w:hAnsi="Times New Roman" w:cs="Times New Roman"/>
-          <w:sz w:val="24"/>
-          <w:szCs w:val="24"/>
-        </w:rPr>
-        <w:t>меню</w:t>
-      </w:r>
-      <w:r>
-        <w:rPr>
-          <w:rFonts w:ascii="Times New Roman" w:hAnsi="Times New Roman" w:cs="Times New Roman"/>
-          <w:sz w:val="24"/>
-          <w:szCs w:val="24"/>
-          <w:lang w:val="en-US"/>
-        </w:rPr>
-        <w:t xml:space="preserve"> </w:t>
-      </w:r>
-      <w:r>
-        <w:rPr>
-          <w:rFonts w:ascii="Times New Roman" w:hAnsi="Times New Roman" w:cs="Times New Roman"/>
-          <w:b/>
-          <w:sz w:val="24"/>
-          <w:szCs w:val="24"/>
-          <w:lang w:val="en-US"/>
-        </w:rPr>
-        <w:t>Programmer\Settings</w:t>
-      </w:r>
-      <w:r>
-        <w:rPr>
-          <w:rFonts w:ascii="Times New Roman" w:hAnsi="Times New Roman" w:cs="Times New Roman"/>
-          <w:sz w:val="24"/>
-          <w:szCs w:val="24"/>
-          <w:lang w:val="en-US"/>
-        </w:rPr>
-        <w:t xml:space="preserve"> </w:t>
-      </w:r>
-      <w:r>
-        <w:rPr>
-          <w:rFonts w:ascii="Times New Roman" w:hAnsi="Times New Roman" w:cs="Times New Roman"/>
-          <w:sz w:val="24"/>
-          <w:szCs w:val="24"/>
-        </w:rPr>
-        <w:t>установить</w:t>
-      </w:r>
-      <w:r>
-        <w:rPr>
-          <w:rFonts w:ascii="Times New Roman" w:hAnsi="Times New Roman" w:cs="Times New Roman"/>
-          <w:sz w:val="24"/>
-          <w:szCs w:val="24"/>
-          <w:lang w:val="en-US"/>
-        </w:rPr>
-        <w:t xml:space="preserve"> </w:t>
-      </w:r>
-      <w:r>
-        <w:rPr>
-          <w:rFonts w:ascii="Times New Roman" w:hAnsi="Times New Roman" w:cs="Times New Roman"/>
-          <w:sz w:val="24"/>
-          <w:szCs w:val="24"/>
-        </w:rPr>
-        <w:t>напряжение</w:t>
-      </w:r>
-      <w:r>
-        <w:rPr>
-          <w:rFonts w:ascii="Times New Roman" w:hAnsi="Times New Roman" w:cs="Times New Roman"/>
-          <w:sz w:val="24"/>
-          <w:szCs w:val="24"/>
-          <w:lang w:val="en-US"/>
-        </w:rPr>
-        <w:t xml:space="preserve"> 5.0</w:t>
-      </w:r>
-      <w:r>
-        <w:rPr>
-          <w:rFonts w:ascii="Times New Roman" w:hAnsi="Times New Roman" w:cs="Times New Roman"/>
-          <w:sz w:val="24"/>
-          <w:szCs w:val="24"/>
-        </w:rPr>
-        <w:t>В</w:t>
-      </w:r>
-      <w:r>
-        <w:rPr>
-          <w:rFonts w:ascii="Times New Roman" w:hAnsi="Times New Roman" w:cs="Times New Roman"/>
-          <w:sz w:val="24"/>
-          <w:szCs w:val="24"/>
-          <w:lang w:val="en-US"/>
-        </w:rPr>
-        <w:t xml:space="preserve"> </w:t>
-      </w:r>
-      <w:r>
-        <w:rPr>
-          <w:rFonts w:ascii="Times New Roman" w:hAnsi="Times New Roman" w:cs="Times New Roman"/>
-          <w:sz w:val="24"/>
-          <w:szCs w:val="24"/>
-        </w:rPr>
-        <w:t>и</w:t>
-      </w:r>
-      <w:r>
-        <w:rPr>
-          <w:rFonts w:ascii="Times New Roman" w:hAnsi="Times New Roman" w:cs="Times New Roman"/>
-          <w:sz w:val="24"/>
-          <w:szCs w:val="24"/>
-          <w:lang w:val="en-US"/>
-        </w:rPr>
-        <w:t xml:space="preserve"> </w:t>
-      </w:r>
-      <w:r>
-        <w:rPr>
-          <w:rFonts w:ascii="Times New Roman" w:hAnsi="Times New Roman" w:cs="Times New Roman"/>
-          <w:sz w:val="24"/>
-          <w:szCs w:val="24"/>
-        </w:rPr>
-        <w:t>выбрать</w:t>
-      </w:r>
-      <w:r>
-        <w:rPr>
-          <w:rFonts w:ascii="Times New Roman" w:hAnsi="Times New Roman" w:cs="Times New Roman"/>
-          <w:sz w:val="24"/>
-          <w:szCs w:val="24"/>
-          <w:lang w:val="en-US"/>
-        </w:rPr>
-        <w:t xml:space="preserve"> </w:t>
-      </w:r>
-      <w:r>
-        <w:rPr>
-          <w:rFonts w:ascii="Times New Roman" w:hAnsi="Times New Roman" w:cs="Times New Roman"/>
-          <w:sz w:val="24"/>
-          <w:szCs w:val="24"/>
-        </w:rPr>
-        <w:t>пункт</w:t>
-      </w:r>
-      <w:r>
-        <w:rPr>
-          <w:rFonts w:ascii="Times New Roman" w:hAnsi="Times New Roman" w:cs="Times New Roman"/>
-          <w:sz w:val="24"/>
-          <w:szCs w:val="24"/>
-          <w:lang w:val="en-US"/>
-        </w:rPr>
-        <w:t xml:space="preserve"> </w:t>
-      </w:r>
-      <w:r>
-        <w:rPr>
-          <w:rFonts w:ascii="Times New Roman" w:hAnsi="Times New Roman" w:cs="Times New Roman"/>
-          <w:b/>
-          <w:sz w:val="24"/>
-          <w:szCs w:val="24"/>
-          <w:lang w:val="en-US"/>
-        </w:rPr>
-        <w:t>Power target circuit from PICkit 3</w:t>
-      </w:r>
-      <w:r>
-        <w:rPr>
-          <w:rFonts w:ascii="Times New Roman" w:hAnsi="Times New Roman" w:cs="Times New Roman"/>
-          <w:sz w:val="24"/>
-          <w:szCs w:val="24"/>
-          <w:lang w:val="en-US"/>
-        </w:rPr>
-        <w:t>;</w:t>
-      </w:r>
-    </w:p>
-    <w:p>
-      <w:pPr>
-        <w:spacing w:line="276" w:lineRule="auto"/>
-        <w:ind w:firstLine="709"/>
-        <w:jc w:val="both"/>
-        <w:rPr>
-          <w:rFonts w:ascii="Times New Roman" w:hAnsi="Times New Roman" w:cs="Times New Roman"/>
-          <w:sz w:val="24"/>
-          <w:szCs w:val="24"/>
-        </w:rPr>
-      </w:pPr>
-      <w:r>
-        <w:rPr>
-          <w:rFonts w:ascii="Times New Roman" w:hAnsi="Times New Roman" w:cs="Times New Roman"/>
-          <w:sz w:val="24"/>
-          <w:szCs w:val="24"/>
-        </w:rPr>
-        <w:t xml:space="preserve">- выполнить программирование микропроцессора через меню </w:t>
-      </w:r>
-      <w:r>
-        <w:rPr>
-          <w:rFonts w:ascii="Times New Roman" w:hAnsi="Times New Roman" w:cs="Times New Roman"/>
-          <w:b/>
-          <w:sz w:val="24"/>
-          <w:szCs w:val="24"/>
-          <w:lang w:val="en-US"/>
-        </w:rPr>
-        <w:t>Programmer</w:t>
-      </w:r>
-      <w:r>
-        <w:rPr>
-          <w:rFonts w:ascii="Times New Roman" w:hAnsi="Times New Roman" w:cs="Times New Roman"/>
-          <w:b/>
-          <w:sz w:val="24"/>
-          <w:szCs w:val="24"/>
-        </w:rPr>
-        <w:t>\</w:t>
-      </w:r>
-      <w:r>
-        <w:rPr>
-          <w:rFonts w:ascii="Times New Roman" w:hAnsi="Times New Roman" w:cs="Times New Roman"/>
-          <w:b/>
-          <w:sz w:val="24"/>
-          <w:szCs w:val="24"/>
-          <w:lang w:val="en-US"/>
-        </w:rPr>
-        <w:t>Program</w:t>
-      </w:r>
-      <w:r>
-        <w:rPr>
-          <w:rFonts w:ascii="Times New Roman" w:hAnsi="Times New Roman" w:cs="Times New Roman"/>
-          <w:sz w:val="24"/>
-          <w:szCs w:val="24"/>
-        </w:rPr>
-        <w:t>. Успешное завершение обозначается сообщением «</w:t>
-      </w:r>
-      <w:r>
-        <w:rPr>
-          <w:rFonts w:ascii="Times New Roman" w:hAnsi="Times New Roman" w:cs="Times New Roman"/>
-          <w:b/>
-          <w:sz w:val="24"/>
-          <w:szCs w:val="24"/>
-          <w:lang w:val="en-US"/>
-        </w:rPr>
-        <w:t>Programming</w:t>
-      </w:r>
-      <w:r>
-        <w:rPr>
-          <w:rFonts w:ascii="Times New Roman" w:hAnsi="Times New Roman" w:cs="Times New Roman"/>
-          <w:b/>
-          <w:sz w:val="24"/>
-          <w:szCs w:val="24"/>
-        </w:rPr>
-        <w:t>/</w:t>
-      </w:r>
-      <w:r>
-        <w:rPr>
-          <w:rFonts w:ascii="Times New Roman" w:hAnsi="Times New Roman" w:cs="Times New Roman"/>
-          <w:b/>
-          <w:sz w:val="24"/>
-          <w:szCs w:val="24"/>
-          <w:lang w:val="en-US"/>
-        </w:rPr>
-        <w:t>Verify</w:t>
-      </w:r>
-      <w:r>
-        <w:rPr>
-          <w:rFonts w:ascii="Times New Roman" w:hAnsi="Times New Roman" w:cs="Times New Roman"/>
-          <w:b/>
-          <w:sz w:val="24"/>
-          <w:szCs w:val="24"/>
-        </w:rPr>
-        <w:t xml:space="preserve"> </w:t>
-      </w:r>
-      <w:r>
-        <w:rPr>
-          <w:rFonts w:ascii="Times New Roman" w:hAnsi="Times New Roman" w:cs="Times New Roman"/>
-          <w:b/>
-          <w:sz w:val="24"/>
-          <w:szCs w:val="24"/>
-          <w:lang w:val="en-US"/>
-        </w:rPr>
-        <w:t>complete</w:t>
-      </w:r>
-      <w:r>
-        <w:rPr>
-          <w:rFonts w:ascii="Times New Roman" w:hAnsi="Times New Roman" w:cs="Times New Roman"/>
-          <w:sz w:val="24"/>
-          <w:szCs w:val="24"/>
-        </w:rPr>
-        <w:t>»;</w:t>
-      </w:r>
-    </w:p>
-    <w:p>
-      <w:pPr>
-        <w:spacing w:line="276" w:lineRule="auto"/>
-        <w:ind w:firstLine="709"/>
-        <w:jc w:val="both"/>
-        <w:rPr>
-          <w:rFonts w:ascii="Times New Roman" w:hAnsi="Times New Roman" w:cs="Times New Roman"/>
-          <w:sz w:val="24"/>
-          <w:szCs w:val="24"/>
-        </w:rPr>
-      </w:pPr>
-      <w:r>
-        <w:rPr>
-          <w:rFonts w:ascii="Times New Roman" w:hAnsi="Times New Roman" w:cs="Times New Roman"/>
-          <w:sz w:val="24"/>
-          <w:szCs w:val="24"/>
-        </w:rPr>
-        <w:t>- отсоединить программатор.</w:t>
-      </w:r>
-    </w:p>
-    <w:p>
-      <w:pPr>
-        <w:spacing w:line="276" w:lineRule="auto"/>
-        <w:ind w:firstLine="709"/>
-        <w:jc w:val="both"/>
-        <w:rPr>
-          <w:rFonts w:ascii="Times New Roman" w:hAnsi="Times New Roman" w:cs="Times New Roman"/>
-          <w:sz w:val="24"/>
-          <w:szCs w:val="24"/>
-        </w:rPr>
-      </w:pPr>
-      <w:r>
-        <w:rPr>
-          <w:rFonts w:ascii="Times New Roman" w:hAnsi="Times New Roman" w:cs="Times New Roman"/>
-          <w:sz w:val="24"/>
-          <w:szCs w:val="24"/>
-        </w:rPr>
-        <w:t xml:space="preserve">7.4.3 Проверка работоспособности платы </w:t>
-      </w:r>
-      <w:r>
-        <w:rPr>
-          <w:rFonts w:ascii="Times New Roman" w:hAnsi="Times New Roman" w:cs="Times New Roman"/>
-          <w:b/>
-          <w:sz w:val="24"/>
-          <w:szCs w:val="24"/>
-        </w:rPr>
-        <w:t xml:space="preserve">Панели управления </w:t>
-      </w:r>
-      <w:r>
-        <w:rPr>
-          <w:rFonts w:ascii="Times New Roman" w:hAnsi="Times New Roman" w:cs="Times New Roman"/>
-          <w:sz w:val="24"/>
-          <w:szCs w:val="24"/>
-        </w:rPr>
-        <w:t>осуществляется п</w:t>
-      </w:r>
-      <w:r>
-        <w:rPr>
-          <w:rFonts w:ascii="Times New Roman" w:hAnsi="Times New Roman" w:cs="Times New Roman"/>
-          <w:sz w:val="24"/>
-          <w:szCs w:val="24"/>
-        </w:rPr>
-        <w:t>о</w:t>
-      </w:r>
-      <w:r>
-        <w:rPr>
-          <w:rFonts w:ascii="Times New Roman" w:hAnsi="Times New Roman" w:cs="Times New Roman"/>
-          <w:sz w:val="24"/>
-          <w:szCs w:val="24"/>
-        </w:rPr>
-        <w:t>сле установки платы в рабочем приборе после проверки работоспособности</w:t>
-      </w:r>
-      <w:r>
-        <w:rPr>
-          <w:rFonts w:ascii="Times New Roman" w:hAnsi="Times New Roman" w:cs="Times New Roman"/>
-          <w:b/>
-          <w:sz w:val="24"/>
-          <w:szCs w:val="24"/>
-        </w:rPr>
-        <w:t xml:space="preserve"> Процессора</w:t>
-      </w:r>
-      <w:r>
-        <w:rPr>
-          <w:rFonts w:ascii="Times New Roman" w:hAnsi="Times New Roman" w:cs="Times New Roman"/>
-          <w:sz w:val="24"/>
-          <w:szCs w:val="24"/>
-        </w:rPr>
-        <w:t xml:space="preserve"> (УШЯИ.467444.108).</w:t>
-      </w:r>
-    </w:p>
-    <w:p>
-      <w:pPr>
-        <w:spacing w:line="276" w:lineRule="auto"/>
-        <w:ind w:firstLine="709"/>
-        <w:jc w:val="both"/>
-        <w:rPr>
-          <w:rFonts w:ascii="Times New Roman" w:hAnsi="Times New Roman" w:cs="Times New Roman"/>
-          <w:sz w:val="24"/>
-          <w:szCs w:val="24"/>
-        </w:rPr>
-      </w:pPr>
-    </w:p>
-    <w:p>
-      <w:pPr>
-        <w:spacing w:line="276" w:lineRule="auto"/>
-        <w:ind w:firstLine="709"/>
-        <w:jc w:val="both"/>
-        <w:rPr>
-          <w:rFonts w:ascii="Times New Roman" w:hAnsi="Times New Roman" w:cs="Times New Roman"/>
-          <w:sz w:val="24"/>
-          <w:szCs w:val="24"/>
-        </w:rPr>
-      </w:pPr>
-      <w:r>
-        <w:rPr>
-          <w:rFonts w:ascii="Times New Roman" w:hAnsi="Times New Roman" w:cs="Times New Roman"/>
-          <w:sz w:val="24"/>
-          <w:szCs w:val="24"/>
-        </w:rPr>
-        <w:t>7.5.1</w:t>
-      </w:r>
-      <w:r>
-        <w:rPr>
-          <w:rFonts w:ascii="Times New Roman" w:hAnsi="Times New Roman" w:cs="Times New Roman"/>
-          <w:b/>
-          <w:sz w:val="24"/>
-          <w:szCs w:val="24"/>
-        </w:rPr>
-        <w:t xml:space="preserve"> Процессор</w:t>
-      </w:r>
-      <w:r>
-        <w:rPr>
-          <w:rFonts w:ascii="Times New Roman" w:hAnsi="Times New Roman" w:cs="Times New Roman"/>
-          <w:sz w:val="24"/>
-          <w:szCs w:val="24"/>
-        </w:rPr>
-        <w:t xml:space="preserve"> </w:t>
-      </w:r>
-      <w:r>
-        <w:rPr>
-          <w:rFonts w:ascii="Times New Roman" w:hAnsi="Times New Roman" w:cs="Times New Roman"/>
-          <w:sz w:val="24"/>
-          <w:szCs w:val="24"/>
-        </w:rPr>
-        <w:t>(УШЯИ.467444.108)</w:t>
-      </w:r>
-      <w:r>
-        <w:rPr>
-          <w:rFonts w:ascii="Times New Roman" w:hAnsi="Times New Roman" w:cs="Times New Roman"/>
-          <w:sz w:val="24"/>
-          <w:szCs w:val="24"/>
-        </w:rPr>
-        <w:t xml:space="preserve"> </w:t>
-      </w:r>
-      <w:r>
-        <w:rPr>
-          <w:rFonts w:ascii="Times New Roman" w:hAnsi="Times New Roman" w:cs="Times New Roman"/>
-          <w:sz w:val="24"/>
-          <w:szCs w:val="24"/>
-        </w:rPr>
-        <w:t>содержит основной процессор осциллографа</w:t>
-      </w:r>
-      <w:r>
-        <w:rPr>
-          <w:rFonts w:ascii="Times New Roman" w:hAnsi="Times New Roman" w:cs="Times New Roman"/>
-          <w:sz w:val="24"/>
-          <w:szCs w:val="24"/>
-        </w:rPr>
-        <w:t xml:space="preserve"> с дополнительной оперативной памятью</w:t>
-      </w:r>
-      <w:r>
-        <w:rPr>
-          <w:rFonts w:ascii="Times New Roman" w:hAnsi="Times New Roman" w:cs="Times New Roman"/>
-          <w:sz w:val="24"/>
-          <w:szCs w:val="24"/>
-        </w:rPr>
-        <w:t>, два канала аналого-цифровых преобразователей,</w:t>
-      </w:r>
-      <w:r>
-        <w:rPr>
-          <w:rFonts w:ascii="Times New Roman" w:hAnsi="Times New Roman" w:cs="Times New Roman"/>
-          <w:sz w:val="24"/>
-          <w:szCs w:val="24"/>
-        </w:rPr>
-        <w:t xml:space="preserve"> формирователь синхроимпульса,</w:t>
-      </w:r>
-      <w:r>
-        <w:rPr>
-          <w:rFonts w:ascii="Times New Roman" w:hAnsi="Times New Roman" w:cs="Times New Roman"/>
-          <w:sz w:val="24"/>
-          <w:szCs w:val="24"/>
-        </w:rPr>
-        <w:t xml:space="preserve"> ПЛИС</w:t>
-      </w:r>
-      <w:r>
-        <w:rPr>
-          <w:rFonts w:ascii="Times New Roman" w:hAnsi="Times New Roman" w:cs="Times New Roman"/>
-          <w:sz w:val="24"/>
-          <w:szCs w:val="24"/>
-        </w:rPr>
-        <w:t xml:space="preserve">, формирователь сигналов калибратора, </w:t>
-      </w:r>
-      <w:r>
-        <w:rPr>
-          <w:rFonts w:ascii="Times New Roman" w:hAnsi="Times New Roman" w:cs="Times New Roman"/>
-          <w:sz w:val="24"/>
-          <w:szCs w:val="24"/>
-        </w:rPr>
-        <w:lastRenderedPageBreak/>
-        <w:t xml:space="preserve">рандомизатор, формирователь звукового сигнала и микросхему </w:t>
-      </w:r>
-      <w:r>
-        <w:rPr>
-          <w:rFonts w:ascii="Times New Roman" w:hAnsi="Times New Roman" w:cs="Times New Roman"/>
-          <w:sz w:val="24"/>
-          <w:szCs w:val="24"/>
-        </w:rPr>
-        <w:t xml:space="preserve">для </w:t>
-      </w:r>
-      <w:r>
-        <w:rPr>
-          <w:rFonts w:ascii="Times New Roman" w:hAnsi="Times New Roman" w:cs="Times New Roman"/>
-          <w:sz w:val="24"/>
-          <w:szCs w:val="24"/>
-        </w:rPr>
-        <w:t xml:space="preserve">формирования сигналов связи прибора </w:t>
-      </w:r>
-      <w:r>
-        <w:rPr>
-          <w:rFonts w:ascii="Times New Roman" w:hAnsi="Times New Roman" w:cs="Times New Roman"/>
-          <w:sz w:val="24"/>
-          <w:szCs w:val="24"/>
-        </w:rPr>
-        <w:t>в сети “</w:t>
-      </w:r>
-      <w:r>
-        <w:rPr>
-          <w:rFonts w:ascii="Times New Roman" w:hAnsi="Times New Roman" w:cs="Times New Roman"/>
-          <w:sz w:val="24"/>
-          <w:szCs w:val="24"/>
-          <w:lang w:val="en-US"/>
-        </w:rPr>
-        <w:t>Ethernet</w:t>
-      </w:r>
-      <w:r>
-        <w:rPr>
-          <w:rFonts w:ascii="Times New Roman" w:hAnsi="Times New Roman" w:cs="Times New Roman"/>
-          <w:sz w:val="24"/>
-          <w:szCs w:val="24"/>
-        </w:rPr>
-        <w:t>”.</w:t>
-      </w:r>
-    </w:p>
-    <w:p>
-      <w:pPr>
-        <w:spacing w:line="276" w:lineRule="auto"/>
-        <w:ind w:firstLine="709"/>
-        <w:jc w:val="both"/>
-        <w:rPr>
-          <w:rFonts w:ascii="Times New Roman" w:hAnsi="Times New Roman" w:cs="Times New Roman"/>
-          <w:sz w:val="24"/>
-          <w:szCs w:val="24"/>
-        </w:rPr>
-      </w:pPr>
-      <w:r>
-        <w:rPr>
-          <w:rFonts w:ascii="Times New Roman" w:hAnsi="Times New Roman" w:cs="Times New Roman"/>
-          <w:sz w:val="24"/>
-          <w:szCs w:val="24"/>
-        </w:rPr>
-        <w:t>ПЛИС</w:t>
-      </w:r>
-      <w:r>
-        <w:rPr>
-          <w:rFonts w:ascii="Times New Roman" w:hAnsi="Times New Roman" w:cs="Times New Roman"/>
-          <w:sz w:val="24"/>
-          <w:szCs w:val="24"/>
-        </w:rPr>
-        <w:t xml:space="preserve"> </w:t>
-      </w:r>
-      <w:r>
-        <w:rPr>
-          <w:rFonts w:ascii="Times New Roman" w:hAnsi="Times New Roman" w:cs="Times New Roman"/>
-          <w:sz w:val="24"/>
-          <w:szCs w:val="24"/>
-          <w:lang w:val="en-US"/>
-        </w:rPr>
-        <w:t>DD</w:t>
-      </w:r>
-      <w:r>
-        <w:rPr>
-          <w:rFonts w:ascii="Times New Roman" w:hAnsi="Times New Roman" w:cs="Times New Roman"/>
-          <w:sz w:val="24"/>
-          <w:szCs w:val="24"/>
-        </w:rPr>
-        <w:t>3 (</w:t>
-      </w:r>
-      <w:r>
-        <w:rPr>
-          <w:rFonts w:ascii="Times New Roman" w:hAnsi="Times New Roman" w:cs="Times New Roman"/>
-          <w:sz w:val="24"/>
-          <w:szCs w:val="24"/>
-          <w:lang w:val="en-US"/>
-        </w:rPr>
-        <w:t>EP</w:t>
-      </w:r>
-      <w:r>
-        <w:rPr>
-          <w:rFonts w:ascii="Times New Roman" w:hAnsi="Times New Roman" w:cs="Times New Roman"/>
-          <w:sz w:val="24"/>
-          <w:szCs w:val="24"/>
-        </w:rPr>
-        <w:t>3</w:t>
-      </w:r>
-      <w:r>
-        <w:rPr>
-          <w:rFonts w:ascii="Times New Roman" w:hAnsi="Times New Roman" w:cs="Times New Roman"/>
-          <w:sz w:val="24"/>
-          <w:szCs w:val="24"/>
-          <w:lang w:val="en-US"/>
-        </w:rPr>
-        <w:t>C</w:t>
-      </w:r>
-      <w:r>
-        <w:rPr>
-          <w:rFonts w:ascii="Times New Roman" w:hAnsi="Times New Roman" w:cs="Times New Roman"/>
-          <w:sz w:val="24"/>
-          <w:szCs w:val="24"/>
-        </w:rPr>
-        <w:t>16</w:t>
-      </w:r>
-      <w:r>
-        <w:rPr>
-          <w:rFonts w:ascii="Times New Roman" w:hAnsi="Times New Roman" w:cs="Times New Roman"/>
-          <w:sz w:val="24"/>
-          <w:szCs w:val="24"/>
-          <w:lang w:val="en-US"/>
-        </w:rPr>
-        <w:t>Q</w:t>
-      </w:r>
-      <w:r>
-        <w:rPr>
-          <w:rFonts w:ascii="Times New Roman" w:hAnsi="Times New Roman" w:cs="Times New Roman"/>
-          <w:sz w:val="24"/>
-          <w:szCs w:val="24"/>
-        </w:rPr>
-        <w:t>240</w:t>
-      </w:r>
-      <w:r>
-        <w:rPr>
-          <w:rFonts w:ascii="Times New Roman" w:hAnsi="Times New Roman" w:cs="Times New Roman"/>
-          <w:sz w:val="24"/>
-          <w:szCs w:val="24"/>
-          <w:lang w:val="en-US"/>
-        </w:rPr>
-        <w:t>C</w:t>
-      </w:r>
-      <w:r>
-        <w:rPr>
-          <w:rFonts w:ascii="Times New Roman" w:hAnsi="Times New Roman" w:cs="Times New Roman"/>
-          <w:sz w:val="24"/>
-          <w:szCs w:val="24"/>
-        </w:rPr>
-        <w:t>8</w:t>
-      </w:r>
-      <w:r>
-        <w:rPr>
-          <w:rFonts w:ascii="Times New Roman" w:hAnsi="Times New Roman" w:cs="Times New Roman"/>
-          <w:sz w:val="24"/>
-          <w:szCs w:val="24"/>
-          <w:lang w:val="en-US"/>
-        </w:rPr>
-        <w:t>N</w:t>
-      </w:r>
-      <w:r>
-        <w:rPr>
-          <w:rFonts w:ascii="Times New Roman" w:hAnsi="Times New Roman" w:cs="Times New Roman"/>
-          <w:sz w:val="24"/>
-          <w:szCs w:val="24"/>
-        </w:rPr>
-        <w:t>)</w:t>
-      </w:r>
-      <w:r>
-        <w:rPr>
-          <w:rFonts w:ascii="Times New Roman" w:hAnsi="Times New Roman" w:cs="Times New Roman"/>
-          <w:sz w:val="24"/>
-          <w:szCs w:val="24"/>
-        </w:rPr>
-        <w:t xml:space="preserve"> осуществляет </w:t>
-      </w:r>
-      <w:r>
-        <w:rPr>
-          <w:rFonts w:ascii="Times New Roman" w:hAnsi="Times New Roman" w:cs="Times New Roman"/>
-          <w:sz w:val="24"/>
-          <w:szCs w:val="24"/>
-        </w:rPr>
-        <w:t xml:space="preserve">управления режимом дискретизации сигналов, </w:t>
-      </w:r>
-      <w:r>
-        <w:rPr>
-          <w:rFonts w:ascii="Times New Roman" w:hAnsi="Times New Roman" w:cs="Times New Roman"/>
-          <w:sz w:val="24"/>
-          <w:szCs w:val="24"/>
-        </w:rPr>
-        <w:t xml:space="preserve">обеспечивает </w:t>
-      </w:r>
-      <w:r>
-        <w:rPr>
-          <w:rFonts w:ascii="Times New Roman" w:hAnsi="Times New Roman" w:cs="Times New Roman"/>
-          <w:sz w:val="24"/>
-          <w:szCs w:val="24"/>
-        </w:rPr>
-        <w:t>привязк</w:t>
-      </w:r>
-      <w:r>
-        <w:rPr>
-          <w:rFonts w:ascii="Times New Roman" w:hAnsi="Times New Roman" w:cs="Times New Roman"/>
-          <w:sz w:val="24"/>
-          <w:szCs w:val="24"/>
-        </w:rPr>
-        <w:t>у</w:t>
-      </w:r>
-      <w:r>
-        <w:rPr>
-          <w:rFonts w:ascii="Times New Roman" w:hAnsi="Times New Roman" w:cs="Times New Roman"/>
-          <w:sz w:val="24"/>
-          <w:szCs w:val="24"/>
-        </w:rPr>
-        <w:t xml:space="preserve"> начала записи</w:t>
-      </w:r>
-      <w:r>
-        <w:rPr>
-          <w:rFonts w:ascii="Times New Roman" w:hAnsi="Times New Roman" w:cs="Times New Roman"/>
-          <w:sz w:val="24"/>
-          <w:szCs w:val="24"/>
-        </w:rPr>
-        <w:t xml:space="preserve"> результатов дискретизации к синхроимпульсу в соответствии с установленной величиной предзапуска, </w:t>
-      </w:r>
-      <w:r>
-        <w:rPr>
-          <w:rFonts w:ascii="Times New Roman" w:hAnsi="Times New Roman" w:cs="Times New Roman"/>
-          <w:sz w:val="24"/>
-          <w:szCs w:val="24"/>
-        </w:rPr>
-        <w:t xml:space="preserve">осуществляет </w:t>
-      </w:r>
-      <w:r>
-        <w:rPr>
-          <w:rFonts w:ascii="Times New Roman" w:hAnsi="Times New Roman" w:cs="Times New Roman"/>
-          <w:sz w:val="24"/>
-          <w:szCs w:val="24"/>
-        </w:rPr>
-        <w:t>оперативно</w:t>
-      </w:r>
-      <w:r>
-        <w:rPr>
-          <w:rFonts w:ascii="Times New Roman" w:hAnsi="Times New Roman" w:cs="Times New Roman"/>
-          <w:sz w:val="24"/>
-          <w:szCs w:val="24"/>
-        </w:rPr>
-        <w:t>е</w:t>
-      </w:r>
-      <w:r>
-        <w:rPr>
-          <w:rFonts w:ascii="Times New Roman" w:hAnsi="Times New Roman" w:cs="Times New Roman"/>
-          <w:sz w:val="24"/>
-          <w:szCs w:val="24"/>
-        </w:rPr>
-        <w:t xml:space="preserve"> хранени</w:t>
-      </w:r>
-      <w:r>
-        <w:rPr>
-          <w:rFonts w:ascii="Times New Roman" w:hAnsi="Times New Roman" w:cs="Times New Roman"/>
-          <w:sz w:val="24"/>
-          <w:szCs w:val="24"/>
-        </w:rPr>
-        <w:t xml:space="preserve">е </w:t>
-      </w:r>
-      <w:r>
-        <w:rPr>
-          <w:rFonts w:ascii="Times New Roman" w:hAnsi="Times New Roman" w:cs="Times New Roman"/>
-          <w:sz w:val="24"/>
-          <w:szCs w:val="24"/>
-        </w:rPr>
-        <w:t xml:space="preserve">результатов дискретизации, </w:t>
-      </w:r>
-      <w:r>
-        <w:rPr>
-          <w:rFonts w:ascii="Times New Roman" w:hAnsi="Times New Roman" w:cs="Times New Roman"/>
-          <w:sz w:val="24"/>
-          <w:szCs w:val="24"/>
-        </w:rPr>
-        <w:t>управл</w:t>
-      </w:r>
-      <w:r>
-        <w:rPr>
-          <w:rFonts w:ascii="Times New Roman" w:hAnsi="Times New Roman" w:cs="Times New Roman"/>
-          <w:sz w:val="24"/>
-          <w:szCs w:val="24"/>
-        </w:rPr>
-        <w:t>я</w:t>
-      </w:r>
-      <w:r>
-        <w:rPr>
-          <w:rFonts w:ascii="Times New Roman" w:hAnsi="Times New Roman" w:cs="Times New Roman"/>
-          <w:sz w:val="24"/>
-          <w:szCs w:val="24"/>
-        </w:rPr>
-        <w:t>е</w:t>
-      </w:r>
-      <w:r>
-        <w:rPr>
-          <w:rFonts w:ascii="Times New Roman" w:hAnsi="Times New Roman" w:cs="Times New Roman"/>
-          <w:sz w:val="24"/>
-          <w:szCs w:val="24"/>
-        </w:rPr>
-        <w:t>т</w:t>
-      </w:r>
-      <w:r>
-        <w:rPr>
-          <w:rFonts w:ascii="Times New Roman" w:hAnsi="Times New Roman" w:cs="Times New Roman"/>
-          <w:sz w:val="24"/>
-          <w:szCs w:val="24"/>
-        </w:rPr>
-        <w:t xml:space="preserve"> </w:t>
-      </w:r>
-      <w:r>
-        <w:rPr>
-          <w:rFonts w:ascii="Times New Roman" w:hAnsi="Times New Roman" w:cs="Times New Roman"/>
-          <w:sz w:val="24"/>
-          <w:szCs w:val="24"/>
-        </w:rPr>
-        <w:t xml:space="preserve">калибратором осциллографа и рандомизатором. </w:t>
-      </w:r>
-    </w:p>
-    <w:p>
-      <w:pPr>
-        <w:spacing w:line="276" w:lineRule="auto"/>
-        <w:ind w:firstLine="709"/>
-        <w:jc w:val="both"/>
-        <w:rPr>
-          <w:rFonts w:ascii="Times New Roman" w:hAnsi="Times New Roman" w:cs="Times New Roman"/>
-          <w:sz w:val="24"/>
-          <w:szCs w:val="24"/>
-        </w:rPr>
-      </w:pPr>
-      <w:r>
-        <w:rPr>
-          <w:rFonts w:ascii="Times New Roman" w:hAnsi="Times New Roman" w:cs="Times New Roman"/>
-          <w:sz w:val="24"/>
-          <w:szCs w:val="24"/>
-        </w:rPr>
-        <w:t>7.5.2</w:t>
-      </w:r>
-      <w:r>
-        <w:rPr>
-          <w:rFonts w:ascii="Times New Roman" w:hAnsi="Times New Roman" w:cs="Times New Roman"/>
-          <w:sz w:val="24"/>
-          <w:szCs w:val="24"/>
-        </w:rPr>
-        <w:t xml:space="preserve"> </w:t>
-      </w:r>
-      <w:r>
-        <w:rPr>
-          <w:rFonts w:ascii="Times New Roman" w:hAnsi="Times New Roman" w:cs="Times New Roman"/>
-          <w:sz w:val="24"/>
-          <w:szCs w:val="24"/>
-        </w:rPr>
-        <w:t xml:space="preserve">Для подключения платы </w:t>
+    </w:p>
+    <w:p>
+      <w:pPr>
+        <w:spacing w:after="0" w:line="276" w:lineRule="auto"/>
+        <w:ind w:firstLine="709"/>
+        <w:jc w:val="both"/>
+        <w:rPr>
+          <w:rFonts w:ascii="Times New Roman" w:hAnsi="Times New Roman" w:cs="Times New Roman"/>
+          <w:sz w:val="24"/>
+          <w:szCs w:val="24"/>
+        </w:rPr>
+      </w:pPr>
+      <w:r>
+        <w:rPr>
+          <w:rFonts w:ascii="Times New Roman" w:hAnsi="Times New Roman" w:cs="Times New Roman"/>
+          <w:sz w:val="24"/>
+          <w:szCs w:val="24"/>
+        </w:rPr>
+        <w:t xml:space="preserve">Отключите разъем осциллографа </w:t>
+      </w:r>
+      <w:r>
+        <w:rPr>
+          <w:rFonts w:ascii="Times New Roman" w:hAnsi="Times New Roman" w:cs="Times New Roman"/>
+          <w:sz w:val="24"/>
+          <w:szCs w:val="24"/>
+          <w:lang w:val="en-US"/>
+        </w:rPr>
+        <w:t>XS</w:t>
+      </w:r>
+      <w:r>
+        <w:rPr>
+          <w:rFonts w:ascii="Times New Roman" w:hAnsi="Times New Roman" w:cs="Times New Roman"/>
+          <w:sz w:val="24"/>
+          <w:szCs w:val="24"/>
+        </w:rPr>
+        <w:t xml:space="preserve">16 от платы </w:t>
       </w:r>
       <w:r>
         <w:rPr>
@@ -3928,78 +4166,25 @@
           <w:sz w:val="24"/>
           <w:szCs w:val="24"/>
         </w:rPr>
-        <w:t xml:space="preserve"> в приборе должна быть установлена исправная и запрограммированная плата </w:t>
-      </w:r>
-      <w:r>
-        <w:rPr>
-          <w:rFonts w:ascii="Times New Roman" w:hAnsi="Times New Roman" w:cs="Times New Roman"/>
-          <w:b/>
-          <w:sz w:val="24"/>
-          <w:szCs w:val="24"/>
-        </w:rPr>
-        <w:t>Панели управления</w:t>
-      </w:r>
-      <w:r>
-        <w:rPr>
-          <w:rFonts w:ascii="Times New Roman" w:hAnsi="Times New Roman" w:cs="Times New Roman"/>
-          <w:sz w:val="24"/>
-          <w:szCs w:val="24"/>
-        </w:rPr>
-        <w:t>.</w:t>
-      </w:r>
-    </w:p>
-    <w:p>
-      <w:pPr>
-        <w:spacing w:line="276" w:lineRule="auto"/>
-        <w:ind w:firstLine="709"/>
-        <w:jc w:val="both"/>
-        <w:rPr>
-          <w:rFonts w:ascii="Times New Roman" w:hAnsi="Times New Roman" w:cs="Times New Roman"/>
-          <w:sz w:val="24"/>
-          <w:szCs w:val="24"/>
-        </w:rPr>
-      </w:pPr>
-      <w:r>
-        <w:rPr>
-          <w:rFonts w:ascii="Times New Roman" w:hAnsi="Times New Roman" w:cs="Times New Roman"/>
-          <w:sz w:val="24"/>
-          <w:szCs w:val="24"/>
-        </w:rPr>
-        <w:t xml:space="preserve">Отключите разъем осциллографа </w:t>
-      </w:r>
-      <w:r>
-        <w:rPr>
-          <w:rFonts w:ascii="Times New Roman" w:hAnsi="Times New Roman" w:cs="Times New Roman"/>
-          <w:sz w:val="24"/>
-          <w:szCs w:val="24"/>
-          <w:lang w:val="en-US"/>
-        </w:rPr>
-        <w:t>XS</w:t>
-      </w:r>
-      <w:r>
-        <w:rPr>
-          <w:rFonts w:ascii="Times New Roman" w:hAnsi="Times New Roman" w:cs="Times New Roman"/>
-          <w:sz w:val="24"/>
-          <w:szCs w:val="24"/>
-        </w:rPr>
-        <w:t xml:space="preserve">16 от платы </w:t>
-      </w:r>
-      <w:r>
-        <w:rPr>
-          <w:rFonts w:ascii="Times New Roman" w:hAnsi="Times New Roman" w:cs="Times New Roman"/>
-          <w:b/>
-          <w:sz w:val="24"/>
-          <w:szCs w:val="24"/>
-        </w:rPr>
-        <w:t>Процессора</w:t>
-      </w:r>
-      <w:r>
-        <w:rPr>
-          <w:rFonts w:ascii="Times New Roman" w:hAnsi="Times New Roman" w:cs="Times New Roman"/>
-          <w:sz w:val="24"/>
-          <w:szCs w:val="24"/>
-        </w:rPr>
-        <w:t xml:space="preserve"> прозвоните на плате контакты 4, 5, 6, 8 относителено корпуса прибора на отсутствие КЗ.</w:t>
+        <w:t xml:space="preserve"> прозвоните на плате контакты 4, 5, 6, 8 </w:t>
+      </w:r>
+      <w:proofErr w:type="spellStart"/>
+      <w:r>
+        <w:rPr>
+          <w:rFonts w:ascii="Times New Roman" w:hAnsi="Times New Roman" w:cs="Times New Roman"/>
+          <w:sz w:val="24"/>
+          <w:szCs w:val="24"/>
+        </w:rPr>
+        <w:t>относителено</w:t>
+      </w:r>
+      <w:proofErr w:type="spellEnd"/>
+      <w:r>
+        <w:rPr>
+          <w:rFonts w:ascii="Times New Roman" w:hAnsi="Times New Roman" w:cs="Times New Roman"/>
+          <w:sz w:val="24"/>
+          <w:szCs w:val="24"/>
+        </w:rPr>
+        <w:t xml:space="preserve"> корпуса прибора на отсутствие КЗ.</w:t>
       </w:r>
       <w:r>
         <w:rPr>
@@ -4187,7 +4372,7 @@
           <w:ilvl w:val="2"/>
           <w:numId w:val="3"/>
         </w:numPr>
-        <w:spacing w:line="276" w:lineRule="auto"/>
+        <w:spacing w:after="0" w:line="276" w:lineRule="auto"/>
         <w:ind w:left="709" w:firstLine="709"/>
         <w:jc w:val="both"/>
         <w:rPr>
@@ -4283,7 +4468,7 @@
     <w:p>
       <w:pPr>
         <w:widowControl w:val="0"/>
-        <w:spacing w:line="276" w:lineRule="auto"/>
+        <w:spacing w:after="0" w:line="276" w:lineRule="auto"/>
         <w:ind w:firstLine="709"/>
         <w:jc w:val="both"/>
         <w:rPr>
@@ -4374,7 +4559,7 @@
     </w:p>
     <w:p>
       <w:pPr>
-        <w:spacing w:line="276" w:lineRule="auto"/>
+        <w:spacing w:after="0" w:line="276" w:lineRule="auto"/>
         <w:ind w:firstLine="709"/>
         <w:jc w:val="both"/>
         <w:rPr>
@@ -4428,7 +4613,7 @@
     </w:p>
     <w:p>
       <w:pPr>
-        <w:spacing w:line="276" w:lineRule="auto"/>
+        <w:spacing w:after="0" w:line="276" w:lineRule="auto"/>
         <w:ind w:firstLine="709"/>
         <w:jc w:val="both"/>
         <w:rPr>
@@ -4482,7 +4667,7 @@
     </w:p>
     <w:p>
       <w:pPr>
-        <w:spacing w:line="276" w:lineRule="auto"/>
+        <w:spacing w:after="0" w:line="276" w:lineRule="auto"/>
         <w:ind w:firstLine="709"/>
         <w:jc w:val="both"/>
         <w:rPr>
@@ -4540,21 +4725,22 @@
     </w:p>
     <w:p>
       <w:pPr>
-        <w:spacing w:line="276" w:lineRule="auto"/>
-        <w:ind w:firstLine="709"/>
-        <w:jc w:val="both"/>
-        <w:rPr>
-          <w:rFonts w:ascii="Times New Roman" w:hAnsi="Times New Roman" w:cs="Times New Roman"/>
-          <w:sz w:val="24"/>
-          <w:szCs w:val="24"/>
-        </w:rPr>
-      </w:pPr>
-      <w:r>
-        <w:rPr>
-          <w:rFonts w:ascii="Times New Roman" w:hAnsi="Times New Roman" w:cs="Times New Roman"/>
-          <w:sz w:val="24"/>
-          <w:szCs w:val="24"/>
-        </w:rPr>
+        <w:spacing w:after="0" w:line="276" w:lineRule="auto"/>
+        <w:ind w:firstLine="709"/>
+        <w:jc w:val="both"/>
+        <w:rPr>
+          <w:rFonts w:ascii="Times New Roman" w:hAnsi="Times New Roman" w:cs="Times New Roman"/>
+          <w:sz w:val="24"/>
+          <w:szCs w:val="24"/>
+        </w:rPr>
+      </w:pPr>
+      <w:r>
+        <w:rPr>
+          <w:rFonts w:ascii="Times New Roman" w:hAnsi="Times New Roman" w:cs="Times New Roman"/>
+          <w:sz w:val="24"/>
+          <w:szCs w:val="24"/>
+        </w:rPr>
+        <w:lastRenderedPageBreak/>
         <w:t xml:space="preserve">Программатором </w:t>
       </w:r>
       <w:r>
@@ -4657,7 +4843,7 @@
     </w:p>
     <w:p>
       <w:pPr>
-        <w:spacing w:line="276" w:lineRule="auto"/>
+        <w:spacing w:after="0" w:line="276" w:lineRule="auto"/>
         <w:ind w:firstLine="709"/>
         <w:jc w:val="both"/>
         <w:rPr>
@@ -4677,7 +4863,7 @@
     </w:p>
     <w:p>
       <w:pPr>
-        <w:spacing w:line="276" w:lineRule="auto"/>
+        <w:spacing w:after="0" w:line="276" w:lineRule="auto"/>
         <w:ind w:firstLine="709"/>
         <w:jc w:val="both"/>
         <w:rPr>
@@ -4737,7 +4923,7 @@
     </w:p>
     <w:p>
       <w:pPr>
-        <w:spacing w:line="276" w:lineRule="auto"/>
+        <w:spacing w:after="0" w:line="276" w:lineRule="auto"/>
         <w:ind w:firstLine="709"/>
         <w:jc w:val="both"/>
         <w:rPr>
@@ -4791,7 +4977,7 @@
     </w:p>
     <w:p>
       <w:pPr>
-        <w:spacing w:line="276" w:lineRule="auto"/>
+        <w:spacing w:after="0" w:line="276" w:lineRule="auto"/>
         <w:ind w:firstLine="709"/>
         <w:jc w:val="both"/>
         <w:rPr>
@@ -4930,6 +5116,7 @@
         </w:rPr>
         <w:t>.</w:t>
       </w:r>
+      <w:proofErr w:type="spellStart"/>
       <w:r>
         <w:rPr>
           <w:rFonts w:ascii="Times New Roman" w:hAnsi="Times New Roman" w:cs="Times New Roman"/>
@@ -4940,6 +5127,7 @@
         </w:rPr>
         <w:t>jic</w:t>
       </w:r>
+      <w:proofErr w:type="spellEnd"/>
       <w:r>
         <w:rPr>
           <w:rFonts w:ascii="Times New Roman" w:hAnsi="Times New Roman" w:cs="Times New Roman"/>
@@ -4959,7 +5147,7 @@
     </w:p>
     <w:p>
       <w:pPr>
-        <w:spacing w:line="276" w:lineRule="auto"/>
+        <w:spacing w:after="0" w:line="276" w:lineRule="auto"/>
         <w:ind w:firstLine="709"/>
         <w:jc w:val="both"/>
         <w:rPr>
@@ -5048,13 +5236,23 @@
         </w:rPr>
         <w:t xml:space="preserve"> </w:t>
       </w:r>
-      <w:r>
-        <w:rPr>
-          <w:rFonts w:ascii="Times New Roman" w:hAnsi="Times New Roman" w:cs="Times New Roman"/>
-          <w:sz w:val="24"/>
-          <w:szCs w:val="24"/>
-        </w:rPr>
-        <w:t xml:space="preserve">сетвой шнур от сети и отсоедините </w:t>
+      <w:proofErr w:type="spellStart"/>
+      <w:r>
+        <w:rPr>
+          <w:rFonts w:ascii="Times New Roman" w:hAnsi="Times New Roman" w:cs="Times New Roman"/>
+          <w:sz w:val="24"/>
+          <w:szCs w:val="24"/>
+        </w:rPr>
+        <w:t>сетвой</w:t>
+      </w:r>
+      <w:proofErr w:type="spellEnd"/>
+      <w:r>
+        <w:rPr>
+          <w:rFonts w:ascii="Times New Roman" w:hAnsi="Times New Roman" w:cs="Times New Roman"/>
+          <w:sz w:val="24"/>
+          <w:szCs w:val="24"/>
+        </w:rPr>
+        <w:t xml:space="preserve"> шнур от сети и отсоедините </w:t>
       </w:r>
       <w:r>
         <w:rPr>
@@ -5067,7 +5265,7 @@
     </w:p>
     <w:p>
       <w:pPr>
-        <w:spacing w:line="276" w:lineRule="auto"/>
+        <w:spacing w:after="0" w:line="276" w:lineRule="auto"/>
         <w:ind w:firstLine="709"/>
         <w:jc w:val="both"/>
         <w:rPr>
@@ -5157,7 +5355,7 @@
     </w:p>
     <w:p>
       <w:pPr>
-        <w:spacing w:line="276" w:lineRule="auto"/>
+        <w:spacing w:after="0" w:line="276" w:lineRule="auto"/>
         <w:ind w:firstLine="709"/>
         <w:jc w:val="both"/>
         <w:rPr>
@@ -5228,7 +5426,7 @@
     </w:p>
     <w:p>
       <w:pPr>
-        <w:spacing w:line="276" w:lineRule="auto"/>
+        <w:spacing w:after="0" w:line="276" w:lineRule="auto"/>
         <w:ind w:firstLine="709"/>
         <w:jc w:val="both"/>
         <w:rPr>
@@ -5282,7 +5480,7 @@
     </w:p>
     <w:p>
       <w:pPr>
-        <w:spacing w:line="276" w:lineRule="auto"/>
+        <w:spacing w:after="0" w:line="276" w:lineRule="auto"/>
         <w:ind w:firstLine="709"/>
         <w:jc w:val="both"/>
         <w:rPr>
@@ -5357,7 +5555,7 @@
     </w:p>
     <w:p>
       <w:pPr>
-        <w:spacing w:line="276" w:lineRule="auto"/>
+        <w:spacing w:after="0" w:line="276" w:lineRule="auto"/>
         <w:ind w:firstLine="709"/>
         <w:jc w:val="both"/>
         <w:rPr>
@@ -5432,7 +5630,1129 @@
     </w:p>
     <w:p>
       <w:pPr>
-        <w:spacing w:line="276" w:lineRule="auto"/>
+        <w:spacing w:after="0" w:line="276" w:lineRule="auto"/>
+        <w:ind w:firstLine="709"/>
+        <w:jc w:val="both"/>
+        <w:rPr>
+          <w:rFonts w:ascii="Times New Roman" w:hAnsi="Times New Roman" w:cs="Times New Roman"/>
+          <w:sz w:val="24"/>
+          <w:szCs w:val="24"/>
+        </w:rPr>
+      </w:pPr>
+      <w:r>
+        <w:rPr>
+          <w:rFonts w:ascii="Times New Roman" w:hAnsi="Times New Roman" w:cs="Times New Roman"/>
+          <w:sz w:val="24"/>
+          <w:szCs w:val="24"/>
+        </w:rPr>
+        <w:t xml:space="preserve">Программатор соединить с ПК через порт </w:t>
+      </w:r>
+      <w:r>
+        <w:rPr>
+          <w:rFonts w:ascii="Times New Roman" w:hAnsi="Times New Roman" w:cs="Times New Roman"/>
+          <w:sz w:val="24"/>
+          <w:szCs w:val="24"/>
+          <w:lang w:val="en-US"/>
+        </w:rPr>
+        <w:t>USB</w:t>
+      </w:r>
+      <w:r>
+        <w:rPr>
+          <w:rFonts w:ascii="Times New Roman" w:hAnsi="Times New Roman" w:cs="Times New Roman"/>
+          <w:sz w:val="24"/>
+          <w:szCs w:val="24"/>
+        </w:rPr>
+        <w:t xml:space="preserve">. Соединить разъём </w:t>
+      </w:r>
+      <w:r>
+        <w:rPr>
+          <w:rFonts w:ascii="Times New Roman" w:hAnsi="Times New Roman" w:cs="Times New Roman"/>
+          <w:sz w:val="24"/>
+          <w:szCs w:val="24"/>
+          <w:lang w:val="en-US"/>
+        </w:rPr>
+        <w:t>STM</w:t>
+      </w:r>
+      <w:r>
+        <w:rPr>
+          <w:rFonts w:ascii="Times New Roman" w:hAnsi="Times New Roman" w:cs="Times New Roman"/>
+          <w:sz w:val="24"/>
+          <w:szCs w:val="24"/>
+        </w:rPr>
+        <w:t xml:space="preserve">32 программатора с разъёмом </w:t>
+      </w:r>
+      <w:r>
+        <w:rPr>
+          <w:rFonts w:ascii="Times New Roman" w:hAnsi="Times New Roman" w:cs="Times New Roman"/>
+          <w:sz w:val="24"/>
+          <w:szCs w:val="24"/>
+          <w:lang w:val="en-US"/>
+        </w:rPr>
+        <w:t>XP</w:t>
+      </w:r>
+      <w:r>
+        <w:rPr>
+          <w:rFonts w:ascii="Times New Roman" w:hAnsi="Times New Roman" w:cs="Times New Roman"/>
+          <w:sz w:val="24"/>
+          <w:szCs w:val="24"/>
+        </w:rPr>
+        <w:t>1 платы процессора с помощью шлейфа из состава программатора.</w:t>
+      </w:r>
+    </w:p>
+    <w:p>
+      <w:pPr>
+        <w:spacing w:after="0" w:line="276" w:lineRule="auto"/>
+        <w:ind w:firstLine="709"/>
+        <w:jc w:val="both"/>
+        <w:rPr>
+          <w:rFonts w:ascii="Times New Roman" w:hAnsi="Times New Roman" w:cs="Times New Roman"/>
+          <w:sz w:val="24"/>
+          <w:szCs w:val="24"/>
+        </w:rPr>
+      </w:pPr>
+      <w:r>
+        <w:rPr>
+          <w:rFonts w:ascii="Times New Roman" w:hAnsi="Times New Roman" w:cs="Times New Roman"/>
+          <w:sz w:val="24"/>
+          <w:szCs w:val="24"/>
+        </w:rPr>
+        <w:t>Программирование производится в следующей последовательности:</w:t>
+      </w:r>
+    </w:p>
+    <w:p>
+      <w:pPr>
+        <w:spacing w:after="0" w:line="276" w:lineRule="auto"/>
+        <w:ind w:firstLine="709"/>
+        <w:jc w:val="both"/>
+        <w:rPr>
+          <w:rFonts w:ascii="Times New Roman" w:hAnsi="Times New Roman" w:cs="Times New Roman"/>
+          <w:sz w:val="24"/>
+          <w:szCs w:val="24"/>
+        </w:rPr>
+      </w:pPr>
+      <w:r>
+        <w:rPr>
+          <w:rFonts w:ascii="Times New Roman" w:hAnsi="Times New Roman" w:cs="Times New Roman"/>
+          <w:sz w:val="24"/>
+          <w:szCs w:val="24"/>
+        </w:rPr>
+        <w:t>- включить осциллограф;</w:t>
+      </w:r>
+    </w:p>
+    <w:p>
+      <w:pPr>
+        <w:spacing w:after="0" w:line="276" w:lineRule="auto"/>
+        <w:ind w:firstLine="709"/>
+        <w:jc w:val="both"/>
+        <w:rPr>
+          <w:rFonts w:ascii="Times New Roman" w:hAnsi="Times New Roman" w:cs="Times New Roman"/>
+          <w:sz w:val="24"/>
+          <w:szCs w:val="24"/>
+        </w:rPr>
+      </w:pPr>
+      <w:r>
+        <w:rPr>
+          <w:rFonts w:ascii="Times New Roman" w:hAnsi="Times New Roman" w:cs="Times New Roman"/>
+          <w:sz w:val="24"/>
+          <w:szCs w:val="24"/>
+        </w:rPr>
+        <w:t>- на ПК запус</w:t>
+      </w:r>
+      <w:r>
+        <w:rPr>
+          <w:rFonts w:ascii="Times New Roman" w:hAnsi="Times New Roman" w:cs="Times New Roman"/>
+          <w:sz w:val="24"/>
+          <w:szCs w:val="24"/>
+        </w:rPr>
+        <w:t>т</w:t>
+      </w:r>
+      <w:r>
+        <w:rPr>
+          <w:rFonts w:ascii="Times New Roman" w:hAnsi="Times New Roman" w:cs="Times New Roman"/>
+          <w:sz w:val="24"/>
+          <w:szCs w:val="24"/>
+        </w:rPr>
+        <w:t xml:space="preserve">ить программу </w:t>
+      </w:r>
+      <w:r>
+        <w:rPr>
+          <w:rFonts w:ascii="Times New Roman" w:hAnsi="Times New Roman" w:cs="Times New Roman"/>
+          <w:sz w:val="24"/>
+          <w:szCs w:val="24"/>
+          <w:lang w:val="en-US"/>
+        </w:rPr>
+        <w:t>STM</w:t>
+      </w:r>
+      <w:r>
+        <w:rPr>
+          <w:rFonts w:ascii="Times New Roman" w:hAnsi="Times New Roman" w:cs="Times New Roman"/>
+          <w:sz w:val="24"/>
+          <w:szCs w:val="24"/>
+        </w:rPr>
+        <w:t xml:space="preserve">32 </w:t>
+      </w:r>
+      <w:r>
+        <w:rPr>
+          <w:rFonts w:ascii="Times New Roman" w:hAnsi="Times New Roman" w:cs="Times New Roman"/>
+          <w:sz w:val="24"/>
+          <w:szCs w:val="24"/>
+          <w:lang w:val="en-US"/>
+        </w:rPr>
+        <w:t>ST</w:t>
+      </w:r>
+      <w:r>
+        <w:rPr>
+          <w:rFonts w:ascii="Times New Roman" w:hAnsi="Times New Roman" w:cs="Times New Roman"/>
+          <w:sz w:val="24"/>
+          <w:szCs w:val="24"/>
+        </w:rPr>
+        <w:t>-</w:t>
+      </w:r>
+      <w:r>
+        <w:rPr>
+          <w:rFonts w:ascii="Times New Roman" w:hAnsi="Times New Roman" w:cs="Times New Roman"/>
+          <w:sz w:val="24"/>
+          <w:szCs w:val="24"/>
+          <w:lang w:val="en-US"/>
+        </w:rPr>
+        <w:t>LINK</w:t>
+      </w:r>
+      <w:r>
+        <w:rPr>
+          <w:rFonts w:ascii="Times New Roman" w:hAnsi="Times New Roman" w:cs="Times New Roman"/>
+          <w:sz w:val="24"/>
+          <w:szCs w:val="24"/>
+        </w:rPr>
+        <w:t xml:space="preserve"> </w:t>
+      </w:r>
+      <w:r>
+        <w:rPr>
+          <w:rFonts w:ascii="Times New Roman" w:hAnsi="Times New Roman" w:cs="Times New Roman"/>
+          <w:sz w:val="24"/>
+          <w:szCs w:val="24"/>
+          <w:lang w:val="en-US"/>
+        </w:rPr>
+        <w:t>Utility</w:t>
+      </w:r>
+      <w:r>
+        <w:rPr>
+          <w:rFonts w:ascii="Times New Roman" w:hAnsi="Times New Roman" w:cs="Times New Roman"/>
+          <w:sz w:val="24"/>
+          <w:szCs w:val="24"/>
+        </w:rPr>
+        <w:t>;</w:t>
+      </w:r>
+    </w:p>
+    <w:p>
+      <w:pPr>
+        <w:spacing w:after="0" w:line="276" w:lineRule="auto"/>
+        <w:ind w:firstLine="709"/>
+        <w:jc w:val="both"/>
+        <w:rPr>
+          <w:rFonts w:ascii="Times New Roman" w:hAnsi="Times New Roman" w:cs="Times New Roman"/>
+          <w:sz w:val="24"/>
+          <w:szCs w:val="24"/>
+        </w:rPr>
+      </w:pPr>
+      <w:r>
+        <w:rPr>
+          <w:rFonts w:ascii="Times New Roman" w:hAnsi="Times New Roman" w:cs="Times New Roman"/>
+          <w:sz w:val="24"/>
+          <w:szCs w:val="24"/>
+        </w:rPr>
+        <w:t xml:space="preserve">- выбрать пункт меню </w:t>
+      </w:r>
+      <w:r>
+        <w:rPr>
+          <w:rFonts w:ascii="Times New Roman" w:hAnsi="Times New Roman" w:cs="Times New Roman"/>
+          <w:b/>
+          <w:sz w:val="24"/>
+          <w:szCs w:val="24"/>
+          <w:lang w:val="en-US"/>
+        </w:rPr>
+        <w:t>Target</w:t>
+      </w:r>
+      <w:r>
+        <w:rPr>
+          <w:rFonts w:ascii="Times New Roman" w:hAnsi="Times New Roman" w:cs="Times New Roman"/>
+          <w:b/>
+          <w:sz w:val="24"/>
+          <w:szCs w:val="24"/>
+        </w:rPr>
+        <w:t>\</w:t>
+      </w:r>
+      <w:r>
+        <w:rPr>
+          <w:rFonts w:ascii="Times New Roman" w:hAnsi="Times New Roman" w:cs="Times New Roman"/>
+          <w:b/>
+          <w:sz w:val="24"/>
+          <w:szCs w:val="24"/>
+          <w:lang w:val="en-US"/>
+        </w:rPr>
+        <w:t>Program</w:t>
+      </w:r>
+      <w:r>
+        <w:rPr>
+          <w:rFonts w:ascii="Times New Roman" w:hAnsi="Times New Roman" w:cs="Times New Roman"/>
+          <w:sz w:val="24"/>
+          <w:szCs w:val="24"/>
+        </w:rPr>
+        <w:t>;</w:t>
+      </w:r>
+    </w:p>
+    <w:p>
+      <w:pPr>
+        <w:spacing w:after="0" w:line="276" w:lineRule="auto"/>
+        <w:ind w:firstLine="709"/>
+        <w:jc w:val="both"/>
+        <w:rPr>
+          <w:rFonts w:ascii="Times New Roman" w:hAnsi="Times New Roman" w:cs="Times New Roman"/>
+          <w:sz w:val="24"/>
+          <w:szCs w:val="24"/>
+        </w:rPr>
+      </w:pPr>
+      <w:r>
+        <w:rPr>
+          <w:rFonts w:ascii="Times New Roman" w:hAnsi="Times New Roman" w:cs="Times New Roman"/>
+          <w:sz w:val="24"/>
+          <w:szCs w:val="24"/>
+        </w:rPr>
+        <w:t xml:space="preserve">- в окне </w:t>
+      </w:r>
+      <w:r>
+        <w:rPr>
+          <w:rFonts w:ascii="Times New Roman" w:hAnsi="Times New Roman" w:cs="Times New Roman"/>
+          <w:b/>
+          <w:sz w:val="24"/>
+          <w:szCs w:val="24"/>
+          <w:lang w:val="en-US"/>
+        </w:rPr>
+        <w:t>Download</w:t>
+      </w:r>
+      <w:r>
+        <w:rPr>
+          <w:rFonts w:ascii="Times New Roman" w:hAnsi="Times New Roman" w:cs="Times New Roman"/>
+          <w:sz w:val="24"/>
+          <w:szCs w:val="24"/>
+        </w:rPr>
+        <w:t xml:space="preserve"> нажать кнопку </w:t>
+      </w:r>
+      <w:r>
+        <w:rPr>
+          <w:rFonts w:ascii="Times New Roman" w:hAnsi="Times New Roman" w:cs="Times New Roman"/>
+          <w:b/>
+          <w:sz w:val="24"/>
+          <w:szCs w:val="24"/>
+          <w:lang w:val="en-US"/>
+        </w:rPr>
+        <w:t>Browse</w:t>
+      </w:r>
+      <w:r>
+        <w:rPr>
+          <w:rFonts w:ascii="Times New Roman" w:hAnsi="Times New Roman" w:cs="Times New Roman"/>
+          <w:sz w:val="24"/>
+          <w:szCs w:val="24"/>
+        </w:rPr>
+        <w:t xml:space="preserve"> и выбрать файл </w:t>
+      </w:r>
+      <w:r>
+        <w:rPr>
+          <w:rFonts w:ascii="Times New Roman" w:hAnsi="Times New Roman" w:cs="Times New Roman"/>
+          <w:b/>
+          <w:sz w:val="24"/>
+          <w:szCs w:val="24"/>
+          <w:lang w:val="en-US"/>
+        </w:rPr>
+        <w:t>Loader</w:t>
+      </w:r>
+      <w:r>
+        <w:rPr>
+          <w:rFonts w:ascii="Times New Roman" w:hAnsi="Times New Roman" w:cs="Times New Roman"/>
+          <w:b/>
+          <w:sz w:val="24"/>
+          <w:szCs w:val="24"/>
+        </w:rPr>
+        <w:t>54.</w:t>
+      </w:r>
+      <w:r>
+        <w:rPr>
+          <w:rFonts w:ascii="Times New Roman" w:hAnsi="Times New Roman" w:cs="Times New Roman"/>
+          <w:b/>
+          <w:sz w:val="24"/>
+          <w:szCs w:val="24"/>
+          <w:lang w:val="en-US"/>
+        </w:rPr>
+        <w:t>hex</w:t>
+      </w:r>
+      <w:r>
+        <w:rPr>
+          <w:rFonts w:ascii="Times New Roman" w:hAnsi="Times New Roman" w:cs="Times New Roman"/>
+          <w:sz w:val="24"/>
+          <w:szCs w:val="24"/>
+        </w:rPr>
+        <w:t>;</w:t>
+      </w:r>
+    </w:p>
+    <w:p>
+      <w:pPr>
+        <w:spacing w:after="0" w:line="276" w:lineRule="auto"/>
+        <w:ind w:firstLine="709"/>
+        <w:jc w:val="both"/>
+        <w:rPr>
+          <w:rFonts w:ascii="Times New Roman" w:hAnsi="Times New Roman" w:cs="Times New Roman"/>
+          <w:sz w:val="24"/>
+          <w:szCs w:val="24"/>
+        </w:rPr>
+      </w:pPr>
+      <w:r>
+        <w:rPr>
+          <w:rFonts w:ascii="Times New Roman" w:hAnsi="Times New Roman" w:cs="Times New Roman"/>
+          <w:sz w:val="24"/>
+          <w:szCs w:val="24"/>
+        </w:rPr>
+        <w:t xml:space="preserve">- в окне </w:t>
+      </w:r>
+      <w:r>
+        <w:rPr>
+          <w:rFonts w:ascii="Times New Roman" w:hAnsi="Times New Roman" w:cs="Times New Roman"/>
+          <w:sz w:val="24"/>
+          <w:szCs w:val="24"/>
+          <w:lang w:val="en-US"/>
+        </w:rPr>
+        <w:t>Download</w:t>
+      </w:r>
+      <w:r>
+        <w:rPr>
+          <w:rFonts w:ascii="Times New Roman" w:hAnsi="Times New Roman" w:cs="Times New Roman"/>
+          <w:sz w:val="24"/>
+          <w:szCs w:val="24"/>
+        </w:rPr>
+        <w:t xml:space="preserve"> нажать кнопку </w:t>
+      </w:r>
+      <w:r>
+        <w:rPr>
+          <w:rFonts w:ascii="Times New Roman" w:hAnsi="Times New Roman" w:cs="Times New Roman"/>
+          <w:b/>
+          <w:sz w:val="24"/>
+          <w:szCs w:val="24"/>
+          <w:lang w:val="en-US"/>
+        </w:rPr>
+        <w:t>Start</w:t>
+      </w:r>
+      <w:r>
+        <w:rPr>
+          <w:rFonts w:ascii="Times New Roman" w:hAnsi="Times New Roman" w:cs="Times New Roman"/>
+          <w:sz w:val="24"/>
+          <w:szCs w:val="24"/>
+        </w:rPr>
+        <w:t>;</w:t>
+      </w:r>
+    </w:p>
+    <w:p>
+      <w:pPr>
+        <w:spacing w:after="0" w:line="276" w:lineRule="auto"/>
+        <w:ind w:firstLine="709"/>
+        <w:jc w:val="both"/>
+        <w:rPr>
+          <w:rFonts w:ascii="Times New Roman" w:hAnsi="Times New Roman" w:cs="Times New Roman"/>
+          <w:sz w:val="24"/>
+          <w:szCs w:val="24"/>
+        </w:rPr>
+      </w:pPr>
+      <w:r>
+        <w:rPr>
+          <w:rFonts w:ascii="Times New Roman" w:hAnsi="Times New Roman" w:cs="Times New Roman"/>
+          <w:sz w:val="24"/>
+          <w:szCs w:val="24"/>
+        </w:rPr>
+        <w:t xml:space="preserve">- по завершении процесса программирования снова выбрать пункт меню </w:t>
+      </w:r>
+      <w:r>
+        <w:rPr>
+          <w:rFonts w:ascii="Times New Roman" w:hAnsi="Times New Roman" w:cs="Times New Roman"/>
+          <w:b/>
+          <w:sz w:val="24"/>
+          <w:szCs w:val="24"/>
+          <w:lang w:val="en-US"/>
+        </w:rPr>
+        <w:t>Target</w:t>
+      </w:r>
+      <w:r>
+        <w:rPr>
+          <w:rFonts w:ascii="Times New Roman" w:hAnsi="Times New Roman" w:cs="Times New Roman"/>
+          <w:b/>
+          <w:sz w:val="24"/>
+          <w:szCs w:val="24"/>
+        </w:rPr>
+        <w:t>\</w:t>
+      </w:r>
+      <w:r>
+        <w:rPr>
+          <w:rFonts w:ascii="Times New Roman" w:hAnsi="Times New Roman" w:cs="Times New Roman"/>
+          <w:b/>
+          <w:sz w:val="24"/>
+          <w:szCs w:val="24"/>
+          <w:lang w:val="en-US"/>
+        </w:rPr>
+        <w:t>Program</w:t>
+      </w:r>
+      <w:r>
+        <w:rPr>
+          <w:rFonts w:ascii="Times New Roman" w:hAnsi="Times New Roman" w:cs="Times New Roman"/>
+          <w:sz w:val="24"/>
+          <w:szCs w:val="24"/>
+        </w:rPr>
+        <w:t xml:space="preserve"> и выбрать файл </w:t>
+      </w:r>
+      <w:r>
+        <w:rPr>
+          <w:rFonts w:ascii="Times New Roman" w:hAnsi="Times New Roman" w:cs="Times New Roman"/>
+          <w:b/>
+          <w:sz w:val="24"/>
+          <w:szCs w:val="24"/>
+          <w:lang w:val="en-US"/>
+        </w:rPr>
+        <w:t>Device</w:t>
+      </w:r>
+      <w:r>
+        <w:rPr>
+          <w:rFonts w:ascii="Times New Roman" w:hAnsi="Times New Roman" w:cs="Times New Roman"/>
+          <w:b/>
+          <w:sz w:val="24"/>
+          <w:szCs w:val="24"/>
+        </w:rPr>
+        <w:t>.</w:t>
+      </w:r>
+      <w:r>
+        <w:rPr>
+          <w:rFonts w:ascii="Times New Roman" w:hAnsi="Times New Roman" w:cs="Times New Roman"/>
+          <w:b/>
+          <w:sz w:val="24"/>
+          <w:szCs w:val="24"/>
+          <w:lang w:val="en-US"/>
+        </w:rPr>
+        <w:t>hex</w:t>
+      </w:r>
+      <w:r>
+        <w:rPr>
+          <w:rFonts w:ascii="Times New Roman" w:hAnsi="Times New Roman" w:cs="Times New Roman"/>
+          <w:sz w:val="24"/>
+          <w:szCs w:val="24"/>
+        </w:rPr>
+        <w:t>;</w:t>
+      </w:r>
+    </w:p>
+    <w:p>
+      <w:pPr>
+        <w:spacing w:after="0" w:line="276" w:lineRule="auto"/>
+        <w:ind w:firstLine="709"/>
+        <w:jc w:val="both"/>
+        <w:rPr>
+          <w:rFonts w:ascii="Times New Roman" w:hAnsi="Times New Roman" w:cs="Times New Roman"/>
+          <w:sz w:val="24"/>
+          <w:szCs w:val="24"/>
+        </w:rPr>
+      </w:pPr>
+      <w:r>
+        <w:rPr>
+          <w:rFonts w:ascii="Times New Roman" w:hAnsi="Times New Roman" w:cs="Times New Roman"/>
+          <w:sz w:val="24"/>
+          <w:szCs w:val="24"/>
+        </w:rPr>
+        <w:t xml:space="preserve">- нажать кнопку </w:t>
+      </w:r>
+      <w:r>
+        <w:rPr>
+          <w:rFonts w:ascii="Times New Roman" w:hAnsi="Times New Roman" w:cs="Times New Roman"/>
+          <w:b/>
+          <w:sz w:val="24"/>
+          <w:szCs w:val="24"/>
+          <w:lang w:val="en-US"/>
+        </w:rPr>
+        <w:t>Start</w:t>
+      </w:r>
+      <w:r>
+        <w:rPr>
+          <w:rFonts w:ascii="Times New Roman" w:hAnsi="Times New Roman" w:cs="Times New Roman"/>
+          <w:sz w:val="24"/>
+          <w:szCs w:val="24"/>
+        </w:rPr>
+        <w:t>;</w:t>
+      </w:r>
+    </w:p>
+    <w:p>
+      <w:pPr>
+        <w:spacing w:after="0" w:line="276" w:lineRule="auto"/>
+        <w:ind w:firstLine="709"/>
+        <w:jc w:val="both"/>
+        <w:rPr>
+          <w:rFonts w:ascii="Times New Roman" w:hAnsi="Times New Roman" w:cs="Times New Roman"/>
+          <w:sz w:val="24"/>
+          <w:szCs w:val="24"/>
+        </w:rPr>
+      </w:pPr>
+      <w:r>
+        <w:rPr>
+          <w:rFonts w:ascii="Times New Roman" w:hAnsi="Times New Roman" w:cs="Times New Roman"/>
+          <w:sz w:val="24"/>
+          <w:szCs w:val="24"/>
+        </w:rPr>
+        <w:t>- по завершении процесса программирования выключить питание осциллографа и отсоединить программатор.</w:t>
+      </w:r>
+    </w:p>
+    <w:p>
+      <w:pPr>
+        <w:spacing w:after="0" w:line="276" w:lineRule="auto"/>
+        <w:ind w:firstLine="709"/>
+        <w:jc w:val="both"/>
+        <w:rPr>
+          <w:rFonts w:ascii="Times New Roman" w:hAnsi="Times New Roman" w:cs="Times New Roman"/>
+          <w:sz w:val="24"/>
+          <w:szCs w:val="24"/>
+        </w:rPr>
+      </w:pPr>
+      <w:r>
+        <w:rPr>
+          <w:rFonts w:ascii="Times New Roman" w:hAnsi="Times New Roman" w:cs="Times New Roman"/>
+          <w:sz w:val="24"/>
+          <w:szCs w:val="24"/>
+        </w:rPr>
+        <w:t>7.5.5</w:t>
+      </w:r>
+      <w:r>
+        <w:rPr>
+          <w:rFonts w:ascii="Times New Roman" w:hAnsi="Times New Roman" w:cs="Times New Roman"/>
+          <w:sz w:val="24"/>
+          <w:szCs w:val="24"/>
+        </w:rPr>
+        <w:t xml:space="preserve"> Установка напряжения калибратора осциллографа.</w:t>
+      </w:r>
+    </w:p>
+    <w:p>
+      <w:pPr>
+        <w:spacing w:after="0" w:line="276" w:lineRule="auto"/>
+        <w:ind w:firstLine="709"/>
+        <w:jc w:val="both"/>
+        <w:rPr>
+          <w:rFonts w:ascii="Times New Roman" w:hAnsi="Times New Roman" w:cs="Times New Roman"/>
+          <w:sz w:val="24"/>
+          <w:szCs w:val="24"/>
+        </w:rPr>
+      </w:pPr>
+      <w:r>
+        <w:rPr>
+          <w:rFonts w:ascii="Times New Roman" w:hAnsi="Times New Roman" w:cs="Times New Roman"/>
+          <w:sz w:val="24"/>
+          <w:szCs w:val="24"/>
+        </w:rPr>
+        <w:t>Установка напряжения калибратора осциллографа осуществляется на рабочем осциллографе со снятым</w:t>
+      </w:r>
+      <w:r>
+        <w:rPr>
+          <w:rFonts w:ascii="Times New Roman" w:hAnsi="Times New Roman" w:cs="Times New Roman"/>
+          <w:sz w:val="24"/>
+          <w:szCs w:val="24"/>
+        </w:rPr>
+        <w:t>и</w:t>
+      </w:r>
+      <w:r>
+        <w:rPr>
+          <w:rFonts w:ascii="Times New Roman" w:hAnsi="Times New Roman" w:cs="Times New Roman"/>
+          <w:sz w:val="24"/>
+          <w:szCs w:val="24"/>
+        </w:rPr>
+        <w:t xml:space="preserve"> кожухом и верхн</w:t>
+      </w:r>
+      <w:r>
+        <w:rPr>
+          <w:rFonts w:ascii="Times New Roman" w:hAnsi="Times New Roman" w:cs="Times New Roman"/>
+          <w:sz w:val="24"/>
+          <w:szCs w:val="24"/>
+        </w:rPr>
+        <w:t>и</w:t>
+      </w:r>
+      <w:r>
+        <w:rPr>
+          <w:rFonts w:ascii="Times New Roman" w:hAnsi="Times New Roman" w:cs="Times New Roman"/>
+          <w:sz w:val="24"/>
+          <w:szCs w:val="24"/>
+        </w:rPr>
+        <w:t>м экраном.</w:t>
+      </w:r>
+    </w:p>
+    <w:p>
+      <w:pPr>
+        <w:spacing w:after="0" w:line="276" w:lineRule="auto"/>
+        <w:ind w:firstLine="709"/>
+        <w:jc w:val="both"/>
+        <w:rPr>
+          <w:rFonts w:ascii="Times New Roman" w:hAnsi="Times New Roman" w:cs="Times New Roman"/>
+          <w:sz w:val="24"/>
+          <w:szCs w:val="24"/>
+        </w:rPr>
+      </w:pPr>
+      <w:r>
+        <w:rPr>
+          <w:rFonts w:ascii="Times New Roman" w:hAnsi="Times New Roman" w:cs="Times New Roman"/>
+          <w:sz w:val="24"/>
+          <w:szCs w:val="24"/>
+        </w:rPr>
+        <w:t>Включите питание осциллографа</w:t>
+      </w:r>
+      <w:r>
+        <w:rPr>
+          <w:rFonts w:ascii="Times New Roman" w:hAnsi="Times New Roman" w:cs="Times New Roman"/>
+          <w:sz w:val="24"/>
+          <w:szCs w:val="24"/>
+        </w:rPr>
+        <w:t>.</w:t>
+      </w:r>
+      <w:r>
+        <w:rPr>
+          <w:rFonts w:ascii="Times New Roman" w:hAnsi="Times New Roman" w:cs="Times New Roman"/>
+          <w:sz w:val="24"/>
+          <w:szCs w:val="24"/>
+        </w:rPr>
+        <w:t xml:space="preserve"> </w:t>
+      </w:r>
+      <w:r>
+        <w:rPr>
+          <w:rFonts w:ascii="Times New Roman" w:hAnsi="Times New Roman" w:cs="Times New Roman"/>
+          <w:sz w:val="24"/>
+          <w:szCs w:val="24"/>
+        </w:rPr>
+        <w:t>С</w:t>
+      </w:r>
+      <w:r>
+        <w:rPr>
+          <w:rFonts w:ascii="Times New Roman" w:hAnsi="Times New Roman" w:cs="Times New Roman"/>
+          <w:sz w:val="24"/>
+          <w:szCs w:val="24"/>
+        </w:rPr>
+        <w:t xml:space="preserve">огласно </w:t>
+      </w:r>
+      <w:r>
+        <w:rPr>
+          <w:rFonts w:ascii="Times New Roman" w:hAnsi="Times New Roman" w:cs="Times New Roman"/>
+          <w:b/>
+          <w:sz w:val="24"/>
+          <w:szCs w:val="24"/>
+        </w:rPr>
+        <w:t>Руководств</w:t>
+      </w:r>
+      <w:r>
+        <w:rPr>
+          <w:rFonts w:ascii="Times New Roman" w:hAnsi="Times New Roman" w:cs="Times New Roman"/>
+          <w:b/>
+          <w:sz w:val="24"/>
+          <w:szCs w:val="24"/>
+        </w:rPr>
+        <w:t>у</w:t>
+      </w:r>
+      <w:r>
+        <w:rPr>
+          <w:rFonts w:ascii="Times New Roman" w:hAnsi="Times New Roman" w:cs="Times New Roman"/>
+          <w:b/>
+          <w:sz w:val="24"/>
+          <w:szCs w:val="24"/>
+        </w:rPr>
+        <w:t xml:space="preserve"> по эксплуатации</w:t>
+      </w:r>
+      <w:r>
+        <w:rPr>
+          <w:rFonts w:ascii="Times New Roman" w:hAnsi="Times New Roman" w:cs="Times New Roman"/>
+          <w:sz w:val="24"/>
+          <w:szCs w:val="24"/>
+        </w:rPr>
+        <w:t xml:space="preserve"> (УШЯИ.411161.063 РЭ)</w:t>
+      </w:r>
+      <w:r>
+        <w:rPr>
+          <w:rFonts w:ascii="Times New Roman" w:hAnsi="Times New Roman" w:cs="Times New Roman"/>
+          <w:sz w:val="24"/>
+          <w:szCs w:val="24"/>
+        </w:rPr>
+        <w:t xml:space="preserve"> в </w:t>
+      </w:r>
+      <w:proofErr w:type="gramStart"/>
+      <w:r>
+        <w:rPr>
+          <w:rFonts w:ascii="Times New Roman" w:hAnsi="Times New Roman" w:cs="Times New Roman"/>
+          <w:sz w:val="24"/>
+          <w:szCs w:val="24"/>
+        </w:rPr>
+        <w:t>меню ”СЕРВИС</w:t>
+      </w:r>
+      <w:proofErr w:type="gramEnd"/>
+      <w:r>
+        <w:rPr>
+          <w:rFonts w:ascii="Times New Roman" w:hAnsi="Times New Roman" w:cs="Times New Roman"/>
+          <w:sz w:val="24"/>
+          <w:szCs w:val="24"/>
+        </w:rPr>
+        <w:t>” последовательно выберите “КАЛИБРАТОР”, “+4</w:t>
+      </w:r>
+      <w:r>
+        <w:rPr>
+          <w:rFonts w:ascii="Times New Roman" w:hAnsi="Times New Roman" w:cs="Times New Roman"/>
+          <w:sz w:val="24"/>
+          <w:szCs w:val="24"/>
+          <w:lang w:val="en-US"/>
+        </w:rPr>
+        <w:t>V</w:t>
+      </w:r>
+      <w:r>
+        <w:rPr>
+          <w:rFonts w:ascii="Times New Roman" w:hAnsi="Times New Roman" w:cs="Times New Roman"/>
+          <w:sz w:val="24"/>
+          <w:szCs w:val="24"/>
+        </w:rPr>
+        <w:t>”.</w:t>
+      </w:r>
+    </w:p>
+    <w:p>
+      <w:pPr>
+        <w:spacing w:after="0" w:line="276" w:lineRule="auto"/>
+        <w:ind w:firstLine="709"/>
+        <w:jc w:val="both"/>
+        <w:rPr>
+          <w:rFonts w:ascii="Times New Roman" w:hAnsi="Times New Roman" w:cs="Times New Roman"/>
+          <w:sz w:val="24"/>
+          <w:szCs w:val="24"/>
+        </w:rPr>
+      </w:pPr>
+      <w:r>
+        <w:rPr>
+          <w:rFonts w:ascii="Times New Roman" w:hAnsi="Times New Roman" w:cs="Times New Roman"/>
+          <w:sz w:val="24"/>
+          <w:szCs w:val="24"/>
+        </w:rPr>
+        <w:t>К выходу калибратора осциллографа подключите</w:t>
+      </w:r>
+      <w:r>
+        <w:rPr>
+          <w:rFonts w:ascii="Times New Roman" w:hAnsi="Times New Roman" w:cs="Times New Roman"/>
+          <w:sz w:val="24"/>
+          <w:szCs w:val="24"/>
+        </w:rPr>
+        <w:t xml:space="preserve"> внешний вол</w:t>
+      </w:r>
+      <w:r>
+        <w:rPr>
+          <w:rFonts w:ascii="Times New Roman" w:hAnsi="Times New Roman" w:cs="Times New Roman"/>
+          <w:sz w:val="24"/>
+          <w:szCs w:val="24"/>
+        </w:rPr>
+        <w:t>ь</w:t>
+      </w:r>
+      <w:r>
+        <w:rPr>
+          <w:rFonts w:ascii="Times New Roman" w:hAnsi="Times New Roman" w:cs="Times New Roman"/>
+          <w:sz w:val="24"/>
+          <w:szCs w:val="24"/>
+        </w:rPr>
+        <w:t>тметр</w:t>
+      </w:r>
+      <w:r>
+        <w:rPr>
+          <w:rFonts w:ascii="Times New Roman" w:hAnsi="Times New Roman" w:cs="Times New Roman"/>
+          <w:sz w:val="24"/>
+          <w:szCs w:val="24"/>
+        </w:rPr>
+        <w:t xml:space="preserve"> второй щуп вольтметра подключите к корпусу осциллографа. На плате </w:t>
+      </w:r>
+      <w:r>
+        <w:rPr>
+          <w:rFonts w:ascii="Times New Roman" w:hAnsi="Times New Roman" w:cs="Times New Roman"/>
+          <w:b/>
+          <w:sz w:val="24"/>
+          <w:szCs w:val="24"/>
+        </w:rPr>
+        <w:t>П</w:t>
+      </w:r>
+      <w:r>
+        <w:rPr>
+          <w:rFonts w:ascii="Times New Roman" w:hAnsi="Times New Roman" w:cs="Times New Roman"/>
+          <w:b/>
+          <w:sz w:val="24"/>
+          <w:szCs w:val="24"/>
+        </w:rPr>
+        <w:t xml:space="preserve">роцессора </w:t>
+      </w:r>
+      <w:r>
+        <w:rPr>
+          <w:rFonts w:ascii="Times New Roman" w:hAnsi="Times New Roman" w:cs="Times New Roman"/>
+          <w:sz w:val="24"/>
+          <w:szCs w:val="24"/>
+        </w:rPr>
+        <w:t>(УШЯИ.467444.108)</w:t>
+      </w:r>
+      <w:r>
+        <w:rPr>
+          <w:rFonts w:ascii="Times New Roman" w:hAnsi="Times New Roman" w:cs="Times New Roman"/>
+          <w:b/>
+          <w:sz w:val="24"/>
+          <w:szCs w:val="24"/>
+        </w:rPr>
+        <w:t xml:space="preserve"> </w:t>
+      </w:r>
+      <w:r>
+        <w:rPr>
+          <w:rFonts w:ascii="Times New Roman" w:hAnsi="Times New Roman" w:cs="Times New Roman"/>
+          <w:sz w:val="24"/>
+          <w:szCs w:val="24"/>
+        </w:rPr>
+        <w:t xml:space="preserve">резистором </w:t>
+      </w:r>
+      <w:r>
+        <w:rPr>
+          <w:rFonts w:ascii="Times New Roman" w:hAnsi="Times New Roman" w:cs="Times New Roman"/>
+          <w:sz w:val="24"/>
+          <w:szCs w:val="24"/>
+          <w:lang w:val="en-US"/>
+        </w:rPr>
+        <w:t>RP</w:t>
+      </w:r>
+      <w:r>
+        <w:rPr>
+          <w:rFonts w:ascii="Times New Roman" w:hAnsi="Times New Roman" w:cs="Times New Roman"/>
+          <w:sz w:val="24"/>
+          <w:szCs w:val="24"/>
+        </w:rPr>
+        <w:t>1 установите показания вольтметра в пределах 3,981</w:t>
+      </w:r>
+      <w:r>
+        <w:rPr>
+          <w:rFonts w:ascii="Times New Roman" w:hAnsi="Times New Roman" w:cs="Times New Roman"/>
+          <w:sz w:val="24"/>
+          <w:szCs w:val="24"/>
+          <w:lang w:val="en-US"/>
+        </w:rPr>
+        <w:t>V</w:t>
+      </w:r>
+      <w:r>
+        <w:rPr>
+          <w:rFonts w:ascii="Times New Roman" w:hAnsi="Times New Roman" w:cs="Times New Roman"/>
+          <w:sz w:val="24"/>
+          <w:szCs w:val="24"/>
+        </w:rPr>
+        <w:t>-4,019</w:t>
+      </w:r>
+      <w:r>
+        <w:rPr>
+          <w:rFonts w:ascii="Times New Roman" w:hAnsi="Times New Roman" w:cs="Times New Roman"/>
+          <w:sz w:val="24"/>
+          <w:szCs w:val="24"/>
+          <w:lang w:val="en-US"/>
+        </w:rPr>
+        <w:t>V</w:t>
+      </w:r>
+      <w:r>
+        <w:rPr>
+          <w:rFonts w:ascii="Times New Roman" w:hAnsi="Times New Roman" w:cs="Times New Roman"/>
+          <w:sz w:val="24"/>
+          <w:szCs w:val="24"/>
+        </w:rPr>
+        <w:t>.</w:t>
+      </w:r>
+    </w:p>
+    <w:p>
+      <w:pPr>
+        <w:spacing w:after="0" w:line="276" w:lineRule="auto"/>
+        <w:ind w:firstLine="709"/>
+        <w:jc w:val="both"/>
+        <w:rPr>
+          <w:rFonts w:ascii="Times New Roman" w:hAnsi="Times New Roman" w:cs="Times New Roman"/>
+          <w:sz w:val="24"/>
+          <w:szCs w:val="24"/>
+        </w:rPr>
+      </w:pPr>
+      <w:r>
+        <w:rPr>
+          <w:rFonts w:ascii="Times New Roman" w:hAnsi="Times New Roman" w:cs="Times New Roman"/>
+          <w:sz w:val="24"/>
+          <w:szCs w:val="24"/>
+        </w:rPr>
+        <w:t xml:space="preserve">7.5.6 Регулировка </w:t>
+      </w:r>
+      <w:proofErr w:type="spellStart"/>
+      <w:r>
+        <w:rPr>
+          <w:rFonts w:ascii="Times New Roman" w:hAnsi="Times New Roman" w:cs="Times New Roman"/>
+          <w:sz w:val="24"/>
+          <w:szCs w:val="24"/>
+        </w:rPr>
+        <w:t>рандомизатора</w:t>
+      </w:r>
+      <w:proofErr w:type="spellEnd"/>
+      <w:r>
+        <w:rPr>
+          <w:rFonts w:ascii="Times New Roman" w:hAnsi="Times New Roman" w:cs="Times New Roman"/>
+          <w:sz w:val="24"/>
+          <w:szCs w:val="24"/>
+        </w:rPr>
+        <w:t>.</w:t>
+      </w:r>
+    </w:p>
+    <w:p>
+      <w:pPr>
+        <w:spacing w:after="0" w:line="276" w:lineRule="auto"/>
+        <w:ind w:firstLine="709"/>
+        <w:jc w:val="both"/>
+        <w:rPr>
+          <w:rFonts w:ascii="Times New Roman" w:hAnsi="Times New Roman" w:cs="Times New Roman"/>
+          <w:sz w:val="24"/>
+          <w:szCs w:val="24"/>
+        </w:rPr>
+      </w:pPr>
+      <w:r>
+        <w:rPr>
+          <w:rFonts w:ascii="Times New Roman" w:hAnsi="Times New Roman" w:cs="Times New Roman"/>
+          <w:sz w:val="24"/>
+          <w:szCs w:val="24"/>
+        </w:rPr>
+        <w:t>Рег</w:t>
+      </w:r>
+      <w:r>
+        <w:rPr>
+          <w:rFonts w:ascii="Times New Roman" w:hAnsi="Times New Roman" w:cs="Times New Roman"/>
+          <w:sz w:val="24"/>
+          <w:szCs w:val="24"/>
+        </w:rPr>
+        <w:t>у</w:t>
+      </w:r>
+      <w:r>
+        <w:rPr>
+          <w:rFonts w:ascii="Times New Roman" w:hAnsi="Times New Roman" w:cs="Times New Roman"/>
+          <w:sz w:val="24"/>
+          <w:szCs w:val="24"/>
+        </w:rPr>
+        <w:t xml:space="preserve">лировка </w:t>
+      </w:r>
+      <w:proofErr w:type="spellStart"/>
+      <w:r>
+        <w:rPr>
+          <w:rFonts w:ascii="Times New Roman" w:hAnsi="Times New Roman" w:cs="Times New Roman"/>
+          <w:sz w:val="24"/>
+          <w:szCs w:val="24"/>
+        </w:rPr>
+        <w:t>рандомизатора</w:t>
+      </w:r>
+      <w:proofErr w:type="spellEnd"/>
+      <w:r>
+        <w:rPr>
+          <w:rFonts w:ascii="Times New Roman" w:hAnsi="Times New Roman" w:cs="Times New Roman"/>
+          <w:sz w:val="24"/>
+          <w:szCs w:val="24"/>
+        </w:rPr>
+        <w:t xml:space="preserve"> осуществляется также на рабочем осциллографе со снятым</w:t>
+      </w:r>
+      <w:r>
+        <w:rPr>
+          <w:rFonts w:ascii="Times New Roman" w:hAnsi="Times New Roman" w:cs="Times New Roman"/>
+          <w:sz w:val="24"/>
+          <w:szCs w:val="24"/>
+        </w:rPr>
+        <w:t>и</w:t>
+      </w:r>
+      <w:r>
+        <w:rPr>
+          <w:rFonts w:ascii="Times New Roman" w:hAnsi="Times New Roman" w:cs="Times New Roman"/>
+          <w:sz w:val="24"/>
+          <w:szCs w:val="24"/>
+        </w:rPr>
+        <w:t xml:space="preserve"> кожухом и верхним экраном.</w:t>
+      </w:r>
+    </w:p>
+    <w:p>
+      <w:pPr>
+        <w:spacing w:after="0" w:line="276" w:lineRule="auto"/>
+        <w:ind w:firstLine="709"/>
+        <w:jc w:val="both"/>
+        <w:rPr>
+          <w:rFonts w:ascii="Times New Roman" w:hAnsi="Times New Roman" w:cs="Times New Roman"/>
+          <w:sz w:val="24"/>
+          <w:szCs w:val="24"/>
+        </w:rPr>
+      </w:pPr>
+      <w:r>
+        <w:rPr>
+          <w:rFonts w:ascii="Times New Roman" w:hAnsi="Times New Roman" w:cs="Times New Roman"/>
+          <w:sz w:val="24"/>
+          <w:szCs w:val="24"/>
+        </w:rPr>
+        <w:t>Включите питание осциллографа. Выключите МЕНЮ. Нажмите по 2 раза последовательно кнопки передней панели “1”, “2”, “3”, ”4”, ”5”</w:t>
+      </w:r>
+      <w:r>
+        <w:rPr>
+          <w:rFonts w:ascii="Times New Roman" w:hAnsi="Times New Roman" w:cs="Times New Roman"/>
+          <w:sz w:val="24"/>
+          <w:szCs w:val="24"/>
+        </w:rPr>
+        <w:t xml:space="preserve">. Включите МЕНЮ, выберите “ОТЛАДКА”/“КОНСОЛЬ” число строк-5. Затем выберите “РАНД-ТОР”, </w:t>
+      </w:r>
+      <w:r>
+        <w:rPr>
+          <w:rFonts w:ascii="Times New Roman" w:hAnsi="Times New Roman" w:cs="Times New Roman"/>
+          <w:sz w:val="24"/>
+          <w:szCs w:val="24"/>
+        </w:rPr>
+        <w:t>“И</w:t>
+      </w:r>
+      <w:r>
+        <w:rPr>
+          <w:rFonts w:ascii="Times New Roman" w:hAnsi="Times New Roman" w:cs="Times New Roman"/>
+          <w:sz w:val="24"/>
+          <w:szCs w:val="24"/>
+        </w:rPr>
+        <w:t>нформация</w:t>
+      </w:r>
+      <w:r>
+        <w:rPr>
+          <w:rFonts w:ascii="Times New Roman" w:hAnsi="Times New Roman" w:cs="Times New Roman"/>
+          <w:sz w:val="24"/>
+          <w:szCs w:val="24"/>
+        </w:rPr>
+        <w:t>”-</w:t>
+      </w:r>
+      <w:r>
+        <w:rPr>
+          <w:rFonts w:ascii="Times New Roman" w:hAnsi="Times New Roman" w:cs="Times New Roman"/>
+          <w:sz w:val="24"/>
+          <w:szCs w:val="24"/>
+        </w:rPr>
+        <w:t xml:space="preserve"> “Показывать”</w:t>
+      </w:r>
+      <w:r>
+        <w:rPr>
+          <w:rFonts w:ascii="Times New Roman" w:hAnsi="Times New Roman" w:cs="Times New Roman"/>
+          <w:sz w:val="24"/>
+          <w:szCs w:val="24"/>
+        </w:rPr>
+        <w:t>, “</w:t>
+      </w:r>
+      <w:proofErr w:type="spellStart"/>
+      <w:r>
+        <w:rPr>
+          <w:rFonts w:ascii="Times New Roman" w:hAnsi="Times New Roman" w:cs="Times New Roman"/>
+          <w:sz w:val="24"/>
+          <w:szCs w:val="24"/>
+        </w:rPr>
+        <w:t>Усредн</w:t>
+      </w:r>
+      <w:proofErr w:type="spellEnd"/>
+      <w:r>
+        <w:rPr>
+          <w:rFonts w:ascii="Times New Roman" w:hAnsi="Times New Roman" w:cs="Times New Roman"/>
+          <w:sz w:val="24"/>
+          <w:szCs w:val="24"/>
+        </w:rPr>
+        <w:t>” – 4.</w:t>
+      </w:r>
+    </w:p>
+    <w:p>
+      <w:pPr>
+        <w:spacing w:after="0" w:line="276" w:lineRule="auto"/>
         <w:ind w:firstLine="709"/>
         <w:jc w:val="both"/>
         <w:rPr>
@@ -5448,705 +6768,11 @@
           <w:szCs w:val="24"/>
         </w:rPr>
         <w:lastRenderedPageBreak/>
-        <w:t xml:space="preserve">Программатор соединить с ПК через порт </w:t>
-      </w:r>
-      <w:r>
-        <w:rPr>
-          <w:rFonts w:ascii="Times New Roman" w:hAnsi="Times New Roman" w:cs="Times New Roman"/>
-          <w:sz w:val="24"/>
-          <w:szCs w:val="24"/>
-          <w:lang w:val="en-US"/>
-        </w:rPr>
-        <w:t>USB</w:t>
-      </w:r>
-      <w:r>
-        <w:rPr>
-          <w:rFonts w:ascii="Times New Roman" w:hAnsi="Times New Roman" w:cs="Times New Roman"/>
-          <w:sz w:val="24"/>
-          <w:szCs w:val="24"/>
-        </w:rPr>
-        <w:t xml:space="preserve">. Соединить разъём </w:t>
-      </w:r>
-      <w:r>
-        <w:rPr>
-          <w:rFonts w:ascii="Times New Roman" w:hAnsi="Times New Roman" w:cs="Times New Roman"/>
-          <w:sz w:val="24"/>
-          <w:szCs w:val="24"/>
-          <w:lang w:val="en-US"/>
-        </w:rPr>
-        <w:t>STM</w:t>
-      </w:r>
-      <w:r>
-        <w:rPr>
-          <w:rFonts w:ascii="Times New Roman" w:hAnsi="Times New Roman" w:cs="Times New Roman"/>
-          <w:sz w:val="24"/>
-          <w:szCs w:val="24"/>
-        </w:rPr>
-        <w:t xml:space="preserve">32 программатора с разъёмом </w:t>
-      </w:r>
-      <w:r>
-        <w:rPr>
-          <w:rFonts w:ascii="Times New Roman" w:hAnsi="Times New Roman" w:cs="Times New Roman"/>
-          <w:sz w:val="24"/>
-          <w:szCs w:val="24"/>
-          <w:lang w:val="en-US"/>
-        </w:rPr>
-        <w:t>XP</w:t>
-      </w:r>
-      <w:r>
-        <w:rPr>
-          <w:rFonts w:ascii="Times New Roman" w:hAnsi="Times New Roman" w:cs="Times New Roman"/>
-          <w:sz w:val="24"/>
-          <w:szCs w:val="24"/>
-        </w:rPr>
-        <w:t>1 платы процессора с помощью шлейфа из состава программатора.</w:t>
-      </w:r>
-    </w:p>
-    <w:p>
-      <w:pPr>
-        <w:spacing w:line="276" w:lineRule="auto"/>
-        <w:ind w:firstLine="709"/>
-        <w:jc w:val="both"/>
-        <w:rPr>
-          <w:rFonts w:ascii="Times New Roman" w:hAnsi="Times New Roman" w:cs="Times New Roman"/>
-          <w:sz w:val="24"/>
-          <w:szCs w:val="24"/>
-        </w:rPr>
-      </w:pPr>
-      <w:r>
-        <w:rPr>
-          <w:rFonts w:ascii="Times New Roman" w:hAnsi="Times New Roman" w:cs="Times New Roman"/>
-          <w:sz w:val="24"/>
-          <w:szCs w:val="24"/>
-        </w:rPr>
-        <w:t>Программирование производится в следующей последовательности:</w:t>
-      </w:r>
-    </w:p>
-    <w:p>
-      <w:pPr>
-        <w:spacing w:line="276" w:lineRule="auto"/>
-        <w:ind w:firstLine="709"/>
-        <w:jc w:val="both"/>
-        <w:rPr>
-          <w:rFonts w:ascii="Times New Roman" w:hAnsi="Times New Roman" w:cs="Times New Roman"/>
-          <w:sz w:val="24"/>
-          <w:szCs w:val="24"/>
-        </w:rPr>
-      </w:pPr>
-      <w:r>
-        <w:rPr>
-          <w:rFonts w:ascii="Times New Roman" w:hAnsi="Times New Roman" w:cs="Times New Roman"/>
-          <w:sz w:val="24"/>
-          <w:szCs w:val="24"/>
-        </w:rPr>
-        <w:t>- включить осциллограф;</w:t>
-      </w:r>
-    </w:p>
-    <w:p>
-      <w:pPr>
-        <w:spacing w:line="276" w:lineRule="auto"/>
-        <w:ind w:firstLine="709"/>
-        <w:jc w:val="both"/>
-        <w:rPr>
-          <w:rFonts w:ascii="Times New Roman" w:hAnsi="Times New Roman" w:cs="Times New Roman"/>
-          <w:sz w:val="24"/>
-          <w:szCs w:val="24"/>
-        </w:rPr>
-      </w:pPr>
-      <w:r>
-        <w:rPr>
-          <w:rFonts w:ascii="Times New Roman" w:hAnsi="Times New Roman" w:cs="Times New Roman"/>
-          <w:sz w:val="24"/>
-          <w:szCs w:val="24"/>
-        </w:rPr>
-        <w:t>- на ПК запус</w:t>
-      </w:r>
-      <w:r>
-        <w:rPr>
-          <w:rFonts w:ascii="Times New Roman" w:hAnsi="Times New Roman" w:cs="Times New Roman"/>
-          <w:sz w:val="24"/>
-          <w:szCs w:val="24"/>
-        </w:rPr>
-        <w:t>т</w:t>
-      </w:r>
-      <w:r>
-        <w:rPr>
-          <w:rFonts w:ascii="Times New Roman" w:hAnsi="Times New Roman" w:cs="Times New Roman"/>
-          <w:sz w:val="24"/>
-          <w:szCs w:val="24"/>
-        </w:rPr>
-        <w:t xml:space="preserve">ить программу </w:t>
-      </w:r>
-      <w:r>
-        <w:rPr>
-          <w:rFonts w:ascii="Times New Roman" w:hAnsi="Times New Roman" w:cs="Times New Roman"/>
-          <w:sz w:val="24"/>
-          <w:szCs w:val="24"/>
-          <w:lang w:val="en-US"/>
-        </w:rPr>
-        <w:t>STM</w:t>
-      </w:r>
-      <w:r>
-        <w:rPr>
-          <w:rFonts w:ascii="Times New Roman" w:hAnsi="Times New Roman" w:cs="Times New Roman"/>
-          <w:sz w:val="24"/>
-          <w:szCs w:val="24"/>
-        </w:rPr>
-        <w:t xml:space="preserve">32 </w:t>
-      </w:r>
-      <w:r>
-        <w:rPr>
-          <w:rFonts w:ascii="Times New Roman" w:hAnsi="Times New Roman" w:cs="Times New Roman"/>
-          <w:sz w:val="24"/>
-          <w:szCs w:val="24"/>
-          <w:lang w:val="en-US"/>
-        </w:rPr>
-        <w:t>ST</w:t>
-      </w:r>
-      <w:r>
-        <w:rPr>
-          <w:rFonts w:ascii="Times New Roman" w:hAnsi="Times New Roman" w:cs="Times New Roman"/>
-          <w:sz w:val="24"/>
-          <w:szCs w:val="24"/>
-        </w:rPr>
-        <w:t>-</w:t>
-      </w:r>
-      <w:r>
-        <w:rPr>
-          <w:rFonts w:ascii="Times New Roman" w:hAnsi="Times New Roman" w:cs="Times New Roman"/>
-          <w:sz w:val="24"/>
-          <w:szCs w:val="24"/>
-          <w:lang w:val="en-US"/>
-        </w:rPr>
-        <w:t>LINK</w:t>
-      </w:r>
-      <w:r>
-        <w:rPr>
-          <w:rFonts w:ascii="Times New Roman" w:hAnsi="Times New Roman" w:cs="Times New Roman"/>
-          <w:sz w:val="24"/>
-          <w:szCs w:val="24"/>
-        </w:rPr>
-        <w:t xml:space="preserve"> </w:t>
-      </w:r>
-      <w:r>
-        <w:rPr>
-          <w:rFonts w:ascii="Times New Roman" w:hAnsi="Times New Roman" w:cs="Times New Roman"/>
-          <w:sz w:val="24"/>
-          <w:szCs w:val="24"/>
-          <w:lang w:val="en-US"/>
-        </w:rPr>
-        <w:t>Utility</w:t>
-      </w:r>
-      <w:r>
-        <w:rPr>
-          <w:rFonts w:ascii="Times New Roman" w:hAnsi="Times New Roman" w:cs="Times New Roman"/>
-          <w:sz w:val="24"/>
-          <w:szCs w:val="24"/>
-        </w:rPr>
-        <w:t>;</w:t>
-      </w:r>
-    </w:p>
-    <w:p>
-      <w:pPr>
-        <w:spacing w:line="276" w:lineRule="auto"/>
-        <w:ind w:firstLine="709"/>
-        <w:jc w:val="both"/>
-        <w:rPr>
-          <w:rFonts w:ascii="Times New Roman" w:hAnsi="Times New Roman" w:cs="Times New Roman"/>
-          <w:sz w:val="24"/>
-          <w:szCs w:val="24"/>
-        </w:rPr>
-      </w:pPr>
-      <w:r>
-        <w:rPr>
-          <w:rFonts w:ascii="Times New Roman" w:hAnsi="Times New Roman" w:cs="Times New Roman"/>
-          <w:sz w:val="24"/>
-          <w:szCs w:val="24"/>
-        </w:rPr>
-        <w:t xml:space="preserve">- выбрать пункт меню </w:t>
-      </w:r>
-      <w:r>
-        <w:rPr>
-          <w:rFonts w:ascii="Times New Roman" w:hAnsi="Times New Roman" w:cs="Times New Roman"/>
-          <w:b/>
-          <w:sz w:val="24"/>
-          <w:szCs w:val="24"/>
-          <w:lang w:val="en-US"/>
-        </w:rPr>
-        <w:t>Target</w:t>
-      </w:r>
-      <w:r>
-        <w:rPr>
-          <w:rFonts w:ascii="Times New Roman" w:hAnsi="Times New Roman" w:cs="Times New Roman"/>
-          <w:b/>
-          <w:sz w:val="24"/>
-          <w:szCs w:val="24"/>
-        </w:rPr>
-        <w:t>\</w:t>
-      </w:r>
-      <w:r>
-        <w:rPr>
-          <w:rFonts w:ascii="Times New Roman" w:hAnsi="Times New Roman" w:cs="Times New Roman"/>
-          <w:b/>
-          <w:sz w:val="24"/>
-          <w:szCs w:val="24"/>
-          <w:lang w:val="en-US"/>
-        </w:rPr>
-        <w:t>Program</w:t>
-      </w:r>
-      <w:r>
-        <w:rPr>
-          <w:rFonts w:ascii="Times New Roman" w:hAnsi="Times New Roman" w:cs="Times New Roman"/>
-          <w:sz w:val="24"/>
-          <w:szCs w:val="24"/>
-        </w:rPr>
-        <w:t>;</w:t>
-      </w:r>
-    </w:p>
-    <w:p>
-      <w:pPr>
-        <w:spacing w:line="276" w:lineRule="auto"/>
-        <w:ind w:firstLine="709"/>
-        <w:jc w:val="both"/>
-        <w:rPr>
-          <w:rFonts w:ascii="Times New Roman" w:hAnsi="Times New Roman" w:cs="Times New Roman"/>
-          <w:sz w:val="24"/>
-          <w:szCs w:val="24"/>
-        </w:rPr>
-      </w:pPr>
-      <w:r>
-        <w:rPr>
-          <w:rFonts w:ascii="Times New Roman" w:hAnsi="Times New Roman" w:cs="Times New Roman"/>
-          <w:sz w:val="24"/>
-          <w:szCs w:val="24"/>
-        </w:rPr>
-        <w:t xml:space="preserve">- в окне </w:t>
-      </w:r>
-      <w:r>
-        <w:rPr>
-          <w:rFonts w:ascii="Times New Roman" w:hAnsi="Times New Roman" w:cs="Times New Roman"/>
-          <w:b/>
-          <w:sz w:val="24"/>
-          <w:szCs w:val="24"/>
-          <w:lang w:val="en-US"/>
-        </w:rPr>
-        <w:t>Download</w:t>
-      </w:r>
-      <w:r>
-        <w:rPr>
-          <w:rFonts w:ascii="Times New Roman" w:hAnsi="Times New Roman" w:cs="Times New Roman"/>
-          <w:sz w:val="24"/>
-          <w:szCs w:val="24"/>
-        </w:rPr>
-        <w:t xml:space="preserve"> нажать кнопку </w:t>
-      </w:r>
-      <w:r>
-        <w:rPr>
-          <w:rFonts w:ascii="Times New Roman" w:hAnsi="Times New Roman" w:cs="Times New Roman"/>
-          <w:b/>
-          <w:sz w:val="24"/>
-          <w:szCs w:val="24"/>
-          <w:lang w:val="en-US"/>
-        </w:rPr>
-        <w:t>Browse</w:t>
-      </w:r>
-      <w:r>
-        <w:rPr>
-          <w:rFonts w:ascii="Times New Roman" w:hAnsi="Times New Roman" w:cs="Times New Roman"/>
-          <w:sz w:val="24"/>
-          <w:szCs w:val="24"/>
-        </w:rPr>
-        <w:t xml:space="preserve"> и выбрать файл </w:t>
-      </w:r>
-      <w:r>
-        <w:rPr>
-          <w:rFonts w:ascii="Times New Roman" w:hAnsi="Times New Roman" w:cs="Times New Roman"/>
-          <w:b/>
-          <w:sz w:val="24"/>
-          <w:szCs w:val="24"/>
-          <w:lang w:val="en-US"/>
-        </w:rPr>
-        <w:t>Loader</w:t>
-      </w:r>
-      <w:r>
-        <w:rPr>
-          <w:rFonts w:ascii="Times New Roman" w:hAnsi="Times New Roman" w:cs="Times New Roman"/>
-          <w:b/>
-          <w:sz w:val="24"/>
-          <w:szCs w:val="24"/>
-        </w:rPr>
-        <w:t>54.</w:t>
-      </w:r>
-      <w:r>
-        <w:rPr>
-          <w:rFonts w:ascii="Times New Roman" w:hAnsi="Times New Roman" w:cs="Times New Roman"/>
-          <w:b/>
-          <w:sz w:val="24"/>
-          <w:szCs w:val="24"/>
-          <w:lang w:val="en-US"/>
-        </w:rPr>
-        <w:t>hex</w:t>
-      </w:r>
-      <w:r>
-        <w:rPr>
-          <w:rFonts w:ascii="Times New Roman" w:hAnsi="Times New Roman" w:cs="Times New Roman"/>
-          <w:sz w:val="24"/>
-          <w:szCs w:val="24"/>
-        </w:rPr>
-        <w:t>;</w:t>
-      </w:r>
-    </w:p>
-    <w:p>
-      <w:pPr>
-        <w:spacing w:line="276" w:lineRule="auto"/>
-        <w:ind w:firstLine="709"/>
-        <w:jc w:val="both"/>
-        <w:rPr>
-          <w:rFonts w:ascii="Times New Roman" w:hAnsi="Times New Roman" w:cs="Times New Roman"/>
-          <w:sz w:val="24"/>
-          <w:szCs w:val="24"/>
-        </w:rPr>
-      </w:pPr>
-      <w:r>
-        <w:rPr>
-          <w:rFonts w:ascii="Times New Roman" w:hAnsi="Times New Roman" w:cs="Times New Roman"/>
-          <w:sz w:val="24"/>
-          <w:szCs w:val="24"/>
-        </w:rPr>
-        <w:t xml:space="preserve">- в окне </w:t>
-      </w:r>
-      <w:r>
-        <w:rPr>
-          <w:rFonts w:ascii="Times New Roman" w:hAnsi="Times New Roman" w:cs="Times New Roman"/>
-          <w:sz w:val="24"/>
-          <w:szCs w:val="24"/>
-          <w:lang w:val="en-US"/>
-        </w:rPr>
-        <w:t>Download</w:t>
-      </w:r>
-      <w:r>
-        <w:rPr>
-          <w:rFonts w:ascii="Times New Roman" w:hAnsi="Times New Roman" w:cs="Times New Roman"/>
-          <w:sz w:val="24"/>
-          <w:szCs w:val="24"/>
-        </w:rPr>
-        <w:t xml:space="preserve"> нажать кнопку </w:t>
-      </w:r>
-      <w:r>
-        <w:rPr>
-          <w:rFonts w:ascii="Times New Roman" w:hAnsi="Times New Roman" w:cs="Times New Roman"/>
-          <w:b/>
-          <w:sz w:val="24"/>
-          <w:szCs w:val="24"/>
-          <w:lang w:val="en-US"/>
-        </w:rPr>
-        <w:t>Start</w:t>
-      </w:r>
-      <w:r>
-        <w:rPr>
-          <w:rFonts w:ascii="Times New Roman" w:hAnsi="Times New Roman" w:cs="Times New Roman"/>
-          <w:sz w:val="24"/>
-          <w:szCs w:val="24"/>
-        </w:rPr>
-        <w:t>;</w:t>
-      </w:r>
-    </w:p>
-    <w:p>
-      <w:pPr>
-        <w:spacing w:line="276" w:lineRule="auto"/>
-        <w:ind w:firstLine="709"/>
-        <w:jc w:val="both"/>
-        <w:rPr>
-          <w:rFonts w:ascii="Times New Roman" w:hAnsi="Times New Roman" w:cs="Times New Roman"/>
-          <w:sz w:val="24"/>
-          <w:szCs w:val="24"/>
-        </w:rPr>
-      </w:pPr>
-      <w:r>
-        <w:rPr>
-          <w:rFonts w:ascii="Times New Roman" w:hAnsi="Times New Roman" w:cs="Times New Roman"/>
-          <w:sz w:val="24"/>
-          <w:szCs w:val="24"/>
-        </w:rPr>
-        <w:t xml:space="preserve">- по завершении процесса программирования снова выбрать пункт меню </w:t>
-      </w:r>
-      <w:r>
-        <w:rPr>
-          <w:rFonts w:ascii="Times New Roman" w:hAnsi="Times New Roman" w:cs="Times New Roman"/>
-          <w:b/>
-          <w:sz w:val="24"/>
-          <w:szCs w:val="24"/>
-          <w:lang w:val="en-US"/>
-        </w:rPr>
-        <w:t>Target</w:t>
-      </w:r>
-      <w:r>
-        <w:rPr>
-          <w:rFonts w:ascii="Times New Roman" w:hAnsi="Times New Roman" w:cs="Times New Roman"/>
-          <w:b/>
-          <w:sz w:val="24"/>
-          <w:szCs w:val="24"/>
-        </w:rPr>
-        <w:t>\</w:t>
-      </w:r>
-      <w:r>
-        <w:rPr>
-          <w:rFonts w:ascii="Times New Roman" w:hAnsi="Times New Roman" w:cs="Times New Roman"/>
-          <w:b/>
-          <w:sz w:val="24"/>
-          <w:szCs w:val="24"/>
-          <w:lang w:val="en-US"/>
-        </w:rPr>
-        <w:t>Program</w:t>
-      </w:r>
-      <w:r>
-        <w:rPr>
-          <w:rFonts w:ascii="Times New Roman" w:hAnsi="Times New Roman" w:cs="Times New Roman"/>
-          <w:sz w:val="24"/>
-          <w:szCs w:val="24"/>
-        </w:rPr>
-        <w:t xml:space="preserve"> и выбрать файл </w:t>
-      </w:r>
-      <w:r>
-        <w:rPr>
-          <w:rFonts w:ascii="Times New Roman" w:hAnsi="Times New Roman" w:cs="Times New Roman"/>
-          <w:b/>
-          <w:sz w:val="24"/>
-          <w:szCs w:val="24"/>
-          <w:lang w:val="en-US"/>
-        </w:rPr>
-        <w:t>Device</w:t>
-      </w:r>
-      <w:r>
-        <w:rPr>
-          <w:rFonts w:ascii="Times New Roman" w:hAnsi="Times New Roman" w:cs="Times New Roman"/>
-          <w:b/>
-          <w:sz w:val="24"/>
-          <w:szCs w:val="24"/>
-        </w:rPr>
-        <w:t>.</w:t>
-      </w:r>
-      <w:r>
-        <w:rPr>
-          <w:rFonts w:ascii="Times New Roman" w:hAnsi="Times New Roman" w:cs="Times New Roman"/>
-          <w:b/>
-          <w:sz w:val="24"/>
-          <w:szCs w:val="24"/>
-          <w:lang w:val="en-US"/>
-        </w:rPr>
-        <w:t>hex</w:t>
-      </w:r>
-      <w:r>
-        <w:rPr>
-          <w:rFonts w:ascii="Times New Roman" w:hAnsi="Times New Roman" w:cs="Times New Roman"/>
-          <w:sz w:val="24"/>
-          <w:szCs w:val="24"/>
-        </w:rPr>
-        <w:t>;</w:t>
-      </w:r>
-    </w:p>
-    <w:p>
-      <w:pPr>
-        <w:spacing w:line="276" w:lineRule="auto"/>
-        <w:ind w:firstLine="709"/>
-        <w:jc w:val="both"/>
-        <w:rPr>
-          <w:rFonts w:ascii="Times New Roman" w:hAnsi="Times New Roman" w:cs="Times New Roman"/>
-          <w:sz w:val="24"/>
-          <w:szCs w:val="24"/>
-        </w:rPr>
-      </w:pPr>
-      <w:r>
-        <w:rPr>
-          <w:rFonts w:ascii="Times New Roman" w:hAnsi="Times New Roman" w:cs="Times New Roman"/>
-          <w:sz w:val="24"/>
-          <w:szCs w:val="24"/>
-        </w:rPr>
-        <w:t xml:space="preserve">- нажать кнопку </w:t>
-      </w:r>
-      <w:r>
-        <w:rPr>
-          <w:rFonts w:ascii="Times New Roman" w:hAnsi="Times New Roman" w:cs="Times New Roman"/>
-          <w:b/>
-          <w:sz w:val="24"/>
-          <w:szCs w:val="24"/>
-          <w:lang w:val="en-US"/>
-        </w:rPr>
-        <w:t>Start</w:t>
-      </w:r>
-      <w:r>
-        <w:rPr>
-          <w:rFonts w:ascii="Times New Roman" w:hAnsi="Times New Roman" w:cs="Times New Roman"/>
-          <w:sz w:val="24"/>
-          <w:szCs w:val="24"/>
-        </w:rPr>
-        <w:t>;</w:t>
-      </w:r>
-    </w:p>
-    <w:p>
-      <w:pPr>
-        <w:spacing w:line="276" w:lineRule="auto"/>
-        <w:ind w:firstLine="709"/>
-        <w:jc w:val="both"/>
-        <w:rPr>
-          <w:rFonts w:ascii="Times New Roman" w:hAnsi="Times New Roman" w:cs="Times New Roman"/>
-          <w:sz w:val="24"/>
-          <w:szCs w:val="24"/>
-        </w:rPr>
-      </w:pPr>
-      <w:r>
-        <w:rPr>
-          <w:rFonts w:ascii="Times New Roman" w:hAnsi="Times New Roman" w:cs="Times New Roman"/>
-          <w:sz w:val="24"/>
-          <w:szCs w:val="24"/>
-        </w:rPr>
-        <w:t>- по завершении процесса программирования выключить питание осциллографа и отсоединить программатор.</w:t>
-      </w:r>
-    </w:p>
-    <w:p>
-      <w:pPr>
-        <w:spacing w:line="276" w:lineRule="auto"/>
-        <w:ind w:firstLine="709"/>
-        <w:jc w:val="both"/>
-        <w:rPr>
-          <w:rFonts w:ascii="Times New Roman" w:hAnsi="Times New Roman" w:cs="Times New Roman"/>
-          <w:sz w:val="24"/>
-          <w:szCs w:val="24"/>
-        </w:rPr>
-      </w:pPr>
-      <w:r>
-        <w:rPr>
-          <w:rFonts w:ascii="Times New Roman" w:hAnsi="Times New Roman" w:cs="Times New Roman"/>
-          <w:sz w:val="24"/>
-          <w:szCs w:val="24"/>
-        </w:rPr>
-        <w:t>7.5.5</w:t>
-      </w:r>
-      <w:r>
-        <w:rPr>
-          <w:rFonts w:ascii="Times New Roman" w:hAnsi="Times New Roman" w:cs="Times New Roman"/>
-          <w:sz w:val="24"/>
-          <w:szCs w:val="24"/>
-        </w:rPr>
-        <w:t xml:space="preserve"> Установка напряжения калибратора осциллографа.</w:t>
-      </w:r>
-    </w:p>
-    <w:p>
-      <w:pPr>
-        <w:spacing w:line="276" w:lineRule="auto"/>
-        <w:ind w:firstLine="709"/>
-        <w:jc w:val="both"/>
-        <w:rPr>
-          <w:rFonts w:ascii="Times New Roman" w:hAnsi="Times New Roman" w:cs="Times New Roman"/>
-          <w:sz w:val="24"/>
-          <w:szCs w:val="24"/>
-        </w:rPr>
-      </w:pPr>
-      <w:r>
-        <w:rPr>
-          <w:rFonts w:ascii="Times New Roman" w:hAnsi="Times New Roman" w:cs="Times New Roman"/>
-          <w:sz w:val="24"/>
-          <w:szCs w:val="24"/>
-        </w:rPr>
-        <w:t>Установка напряжения калибратора осциллографа осуществляется на рабочем осциллографе со снятым</w:t>
-      </w:r>
-      <w:r>
-        <w:rPr>
-          <w:rFonts w:ascii="Times New Roman" w:hAnsi="Times New Roman" w:cs="Times New Roman"/>
-          <w:sz w:val="24"/>
-          <w:szCs w:val="24"/>
-        </w:rPr>
-        <w:t>и</w:t>
-      </w:r>
-      <w:r>
-        <w:rPr>
-          <w:rFonts w:ascii="Times New Roman" w:hAnsi="Times New Roman" w:cs="Times New Roman"/>
-          <w:sz w:val="24"/>
-          <w:szCs w:val="24"/>
-        </w:rPr>
-        <w:t xml:space="preserve"> кожухом и верхн</w:t>
-      </w:r>
-      <w:r>
-        <w:rPr>
-          <w:rFonts w:ascii="Times New Roman" w:hAnsi="Times New Roman" w:cs="Times New Roman"/>
-          <w:sz w:val="24"/>
-          <w:szCs w:val="24"/>
-        </w:rPr>
-        <w:t>и</w:t>
-      </w:r>
-      <w:r>
-        <w:rPr>
-          <w:rFonts w:ascii="Times New Roman" w:hAnsi="Times New Roman" w:cs="Times New Roman"/>
-          <w:sz w:val="24"/>
-          <w:szCs w:val="24"/>
-        </w:rPr>
-        <w:t>м экраном.</w:t>
-      </w:r>
-    </w:p>
-    <w:p>
-      <w:pPr>
-        <w:spacing w:line="276" w:lineRule="auto"/>
-        <w:ind w:firstLine="709"/>
-        <w:jc w:val="both"/>
-        <w:rPr>
-          <w:rFonts w:ascii="Times New Roman" w:hAnsi="Times New Roman" w:cs="Times New Roman"/>
-          <w:sz w:val="24"/>
-          <w:szCs w:val="24"/>
-        </w:rPr>
-      </w:pPr>
-      <w:r>
-        <w:rPr>
-          <w:rFonts w:ascii="Times New Roman" w:hAnsi="Times New Roman" w:cs="Times New Roman"/>
-          <w:sz w:val="24"/>
-          <w:szCs w:val="24"/>
-        </w:rPr>
-        <w:t>Включите питание осциллографа</w:t>
-      </w:r>
-      <w:r>
-        <w:rPr>
-          <w:rFonts w:ascii="Times New Roman" w:hAnsi="Times New Roman" w:cs="Times New Roman"/>
-          <w:sz w:val="24"/>
-          <w:szCs w:val="24"/>
-        </w:rPr>
-        <w:t>.</w:t>
-      </w:r>
-      <w:r>
-        <w:rPr>
-          <w:rFonts w:ascii="Times New Roman" w:hAnsi="Times New Roman" w:cs="Times New Roman"/>
-          <w:sz w:val="24"/>
-          <w:szCs w:val="24"/>
-        </w:rPr>
-        <w:t xml:space="preserve"> </w:t>
-      </w:r>
-      <w:r>
-        <w:rPr>
-          <w:rFonts w:ascii="Times New Roman" w:hAnsi="Times New Roman" w:cs="Times New Roman"/>
-          <w:sz w:val="24"/>
-          <w:szCs w:val="24"/>
-        </w:rPr>
-        <w:t>С</w:t>
-      </w:r>
-      <w:r>
-        <w:rPr>
-          <w:rFonts w:ascii="Times New Roman" w:hAnsi="Times New Roman" w:cs="Times New Roman"/>
-          <w:sz w:val="24"/>
-          <w:szCs w:val="24"/>
-        </w:rPr>
-        <w:t xml:space="preserve">огласно </w:t>
-      </w:r>
-      <w:r>
-        <w:rPr>
-          <w:rFonts w:ascii="Times New Roman" w:hAnsi="Times New Roman" w:cs="Times New Roman"/>
-          <w:b/>
-          <w:sz w:val="24"/>
-          <w:szCs w:val="24"/>
-        </w:rPr>
-        <w:t>Руководств</w:t>
-      </w:r>
-      <w:r>
-        <w:rPr>
-          <w:rFonts w:ascii="Times New Roman" w:hAnsi="Times New Roman" w:cs="Times New Roman"/>
-          <w:b/>
+        <w:t>Установите коэффициент разверток 20нс/дел. Подайте на вход осциллографа сигнал с частотой 5-10 МГц, настройте устойчив</w:t>
+      </w:r>
+      <w:r>
+        <w:rPr>
+          <w:rFonts w:ascii="Times New Roman" w:hAnsi="Times New Roman" w:cs="Times New Roman"/>
           <w:sz w:val="24"/>
           <w:szCs w:val="24"/>
         </w:rPr>
@@ -6155,27 +6781,89 @@
       <w:r>
         <w:rPr>
           <w:rFonts w:ascii="Times New Roman" w:hAnsi="Times New Roman" w:cs="Times New Roman"/>
-          <w:b/>
-          <w:sz w:val="24"/>
-          <w:szCs w:val="24"/>
-        </w:rPr>
-        <w:t xml:space="preserve"> по эксплуатации</w:t>
-      </w:r>
-      <w:r>
-        <w:rPr>
-          <w:rFonts w:ascii="Times New Roman" w:hAnsi="Times New Roman" w:cs="Times New Roman"/>
-          <w:sz w:val="24"/>
-          <w:szCs w:val="24"/>
-        </w:rPr>
-        <w:t xml:space="preserve"> (УШЯИ.411161.063 РЭ)</w:t>
-      </w:r>
-      <w:r>
-        <w:rPr>
-          <w:rFonts w:ascii="Times New Roman" w:hAnsi="Times New Roman" w:cs="Times New Roman"/>
-          <w:sz w:val="24"/>
-          <w:szCs w:val="24"/>
-        </w:rPr>
-        <w:t xml:space="preserve"> в </w:t>
+          <w:sz w:val="24"/>
+          <w:szCs w:val="24"/>
+        </w:rPr>
+        <w:t>ю синхронизацию сигнала.</w:t>
+      </w:r>
+    </w:p>
+    <w:p>
+      <w:pPr>
+        <w:spacing w:after="0" w:line="276" w:lineRule="auto"/>
+        <w:ind w:firstLine="709"/>
+        <w:jc w:val="both"/>
+        <w:rPr>
+          <w:rFonts w:ascii="Times New Roman" w:hAnsi="Times New Roman" w:cs="Times New Roman"/>
+          <w:sz w:val="24"/>
+          <w:szCs w:val="24"/>
+        </w:rPr>
+      </w:pPr>
+      <w:r>
+        <w:rPr>
+          <w:rFonts w:ascii="Times New Roman" w:hAnsi="Times New Roman" w:cs="Times New Roman"/>
+          <w:sz w:val="24"/>
+          <w:szCs w:val="24"/>
+        </w:rPr>
+        <w:t xml:space="preserve">На плате </w:t>
+      </w:r>
+      <w:r>
+        <w:rPr>
+          <w:rFonts w:ascii="Times New Roman" w:hAnsi="Times New Roman" w:cs="Times New Roman"/>
+          <w:b/>
+          <w:sz w:val="24"/>
+          <w:szCs w:val="24"/>
+        </w:rPr>
+        <w:t xml:space="preserve">Процессора </w:t>
+      </w:r>
+      <w:r>
+        <w:rPr>
+          <w:rFonts w:ascii="Times New Roman" w:hAnsi="Times New Roman" w:cs="Times New Roman"/>
+          <w:sz w:val="24"/>
+          <w:szCs w:val="24"/>
+        </w:rPr>
+        <w:t>(УШЯИ.467444.108)</w:t>
+      </w:r>
+      <w:r>
+        <w:rPr>
+          <w:rFonts w:ascii="Times New Roman" w:hAnsi="Times New Roman" w:cs="Times New Roman"/>
+          <w:b/>
+          <w:sz w:val="24"/>
+          <w:szCs w:val="24"/>
+        </w:rPr>
+        <w:t xml:space="preserve"> </w:t>
+      </w:r>
+      <w:r>
+        <w:rPr>
+          <w:rFonts w:ascii="Times New Roman" w:hAnsi="Times New Roman" w:cs="Times New Roman"/>
+          <w:sz w:val="24"/>
+          <w:szCs w:val="24"/>
+        </w:rPr>
+        <w:t xml:space="preserve">резистором </w:t>
+      </w:r>
+      <w:r>
+        <w:rPr>
+          <w:rFonts w:ascii="Times New Roman" w:hAnsi="Times New Roman" w:cs="Times New Roman"/>
+          <w:sz w:val="24"/>
+          <w:szCs w:val="24"/>
+          <w:lang w:val="en-US"/>
+        </w:rPr>
+        <w:t>RP</w:t>
+      </w:r>
+      <w:r>
+        <w:rPr>
+          <w:rFonts w:ascii="Times New Roman" w:hAnsi="Times New Roman" w:cs="Times New Roman"/>
+          <w:sz w:val="24"/>
+          <w:szCs w:val="24"/>
+        </w:rPr>
+        <w:t xml:space="preserve">2 добейтесь чтобы </w:t>
+      </w:r>
+      <w:r>
+        <w:rPr>
+          <w:rFonts w:ascii="Times New Roman" w:hAnsi="Times New Roman" w:cs="Times New Roman"/>
+          <w:sz w:val="24"/>
+          <w:szCs w:val="24"/>
+        </w:rPr>
+        <w:t xml:space="preserve">первое числовое </w:t>
       </w:r>
       <w:proofErr w:type="gramStart"/>
       <w:r>
@@ -6184,7 +6872,39 @@
           <w:sz w:val="24"/>
           <w:szCs w:val="24"/>
         </w:rPr>
-        <w:t>меню ”СЕРВИС</w:t>
+        <w:t>зн</w:t>
+      </w:r>
+      <w:r>
+        <w:rPr>
+          <w:rFonts w:ascii="Times New Roman" w:hAnsi="Times New Roman" w:cs="Times New Roman"/>
+          <w:sz w:val="24"/>
+          <w:szCs w:val="24"/>
+        </w:rPr>
+        <w:t>а</w:t>
+      </w:r>
+      <w:r>
+        <w:rPr>
+          <w:rFonts w:ascii="Times New Roman" w:hAnsi="Times New Roman" w:cs="Times New Roman"/>
+          <w:sz w:val="24"/>
+          <w:szCs w:val="24"/>
+        </w:rPr>
+        <w:t>чение</w:t>
+      </w:r>
+      <w:r>
+        <w:rPr>
+          <w:rFonts w:ascii="Times New Roman" w:hAnsi="Times New Roman" w:cs="Times New Roman"/>
+          <w:sz w:val="24"/>
+          <w:szCs w:val="24"/>
+        </w:rPr>
+        <w:t xml:space="preserve"> </w:t>
+      </w:r>
+      <w:r>
+        <w:rPr>
+          <w:rFonts w:ascii="Times New Roman" w:hAnsi="Times New Roman" w:cs="Times New Roman"/>
+          <w:sz w:val="24"/>
+          <w:szCs w:val="24"/>
+        </w:rPr>
+        <w:t>”ВОРОТА</w:t>
       </w:r>
       <w:proofErr w:type="gramEnd"/>
       <w:r>
@@ -6193,474 +6913,6 @@
           <w:sz w:val="24"/>
           <w:szCs w:val="24"/>
         </w:rPr>
-        <w:t>” последовательно выберите “КАЛИБРАТОР”, “+4</w:t>
-      </w:r>
-      <w:r>
-        <w:rPr>
-          <w:rFonts w:ascii="Times New Roman" w:hAnsi="Times New Roman" w:cs="Times New Roman"/>
-          <w:sz w:val="24"/>
-          <w:szCs w:val="24"/>
-          <w:lang w:val="en-US"/>
-        </w:rPr>
-        <w:t>V</w:t>
-      </w:r>
-      <w:r>
-        <w:rPr>
-          <w:rFonts w:ascii="Times New Roman" w:hAnsi="Times New Roman" w:cs="Times New Roman"/>
-          <w:sz w:val="24"/>
-          <w:szCs w:val="24"/>
-        </w:rPr>
-        <w:t>”.</w:t>
-      </w:r>
-    </w:p>
-    <w:p>
-      <w:pPr>
-        <w:spacing w:line="276" w:lineRule="auto"/>
-        <w:ind w:firstLine="709"/>
-        <w:jc w:val="both"/>
-        <w:rPr>
-          <w:rFonts w:ascii="Times New Roman" w:hAnsi="Times New Roman" w:cs="Times New Roman"/>
-          <w:sz w:val="24"/>
-          <w:szCs w:val="24"/>
-        </w:rPr>
-      </w:pPr>
-      <w:r>
-        <w:rPr>
-          <w:rFonts w:ascii="Times New Roman" w:hAnsi="Times New Roman" w:cs="Times New Roman"/>
-          <w:sz w:val="24"/>
-          <w:szCs w:val="24"/>
-        </w:rPr>
-        <w:t>К выходу калибратора осциллографа подключите</w:t>
-      </w:r>
-      <w:r>
-        <w:rPr>
-          <w:rFonts w:ascii="Times New Roman" w:hAnsi="Times New Roman" w:cs="Times New Roman"/>
-          <w:sz w:val="24"/>
-          <w:szCs w:val="24"/>
-        </w:rPr>
-        <w:t xml:space="preserve"> внешний вол</w:t>
-      </w:r>
-      <w:r>
-        <w:rPr>
-          <w:rFonts w:ascii="Times New Roman" w:hAnsi="Times New Roman" w:cs="Times New Roman"/>
-          <w:sz w:val="24"/>
-          <w:szCs w:val="24"/>
-        </w:rPr>
-        <w:t>ь</w:t>
-      </w:r>
-      <w:r>
-        <w:rPr>
-          <w:rFonts w:ascii="Times New Roman" w:hAnsi="Times New Roman" w:cs="Times New Roman"/>
-          <w:sz w:val="24"/>
-          <w:szCs w:val="24"/>
-        </w:rPr>
-        <w:t>тметр</w:t>
-      </w:r>
-      <w:r>
-        <w:rPr>
-          <w:rFonts w:ascii="Times New Roman" w:hAnsi="Times New Roman" w:cs="Times New Roman"/>
-          <w:sz w:val="24"/>
-          <w:szCs w:val="24"/>
-        </w:rPr>
-        <w:t xml:space="preserve"> второй щуп вольтметра подключите к корпусу осциллографа. На плате </w:t>
-      </w:r>
-      <w:r>
-        <w:rPr>
-          <w:rFonts w:ascii="Times New Roman" w:hAnsi="Times New Roman" w:cs="Times New Roman"/>
-          <w:b/>
-          <w:sz w:val="24"/>
-          <w:szCs w:val="24"/>
-        </w:rPr>
-        <w:t>П</w:t>
-      </w:r>
-      <w:r>
-        <w:rPr>
-          <w:rFonts w:ascii="Times New Roman" w:hAnsi="Times New Roman" w:cs="Times New Roman"/>
-          <w:b/>
-          <w:sz w:val="24"/>
-          <w:szCs w:val="24"/>
-        </w:rPr>
-        <w:t xml:space="preserve">роцессора </w:t>
-      </w:r>
-      <w:r>
-        <w:rPr>
-          <w:rFonts w:ascii="Times New Roman" w:hAnsi="Times New Roman" w:cs="Times New Roman"/>
-          <w:sz w:val="24"/>
-          <w:szCs w:val="24"/>
-        </w:rPr>
-        <w:t>(УШЯИ.467444.108)</w:t>
-      </w:r>
-      <w:r>
-        <w:rPr>
-          <w:rFonts w:ascii="Times New Roman" w:hAnsi="Times New Roman" w:cs="Times New Roman"/>
-          <w:b/>
-          <w:sz w:val="24"/>
-          <w:szCs w:val="24"/>
-        </w:rPr>
-        <w:t xml:space="preserve"> </w:t>
-      </w:r>
-      <w:r>
-        <w:rPr>
-          <w:rFonts w:ascii="Times New Roman" w:hAnsi="Times New Roman" w:cs="Times New Roman"/>
-          <w:sz w:val="24"/>
-          <w:szCs w:val="24"/>
-        </w:rPr>
-        <w:t xml:space="preserve">резистором </w:t>
-      </w:r>
-      <w:r>
-        <w:rPr>
-          <w:rFonts w:ascii="Times New Roman" w:hAnsi="Times New Roman" w:cs="Times New Roman"/>
-          <w:sz w:val="24"/>
-          <w:szCs w:val="24"/>
-          <w:lang w:val="en-US"/>
-        </w:rPr>
-        <w:t>RP</w:t>
-      </w:r>
-      <w:r>
-        <w:rPr>
-          <w:rFonts w:ascii="Times New Roman" w:hAnsi="Times New Roman" w:cs="Times New Roman"/>
-          <w:sz w:val="24"/>
-          <w:szCs w:val="24"/>
-        </w:rPr>
-        <w:t>1 установите показания вольтметра в пределах 3,981</w:t>
-      </w:r>
-      <w:r>
-        <w:rPr>
-          <w:rFonts w:ascii="Times New Roman" w:hAnsi="Times New Roman" w:cs="Times New Roman"/>
-          <w:sz w:val="24"/>
-          <w:szCs w:val="24"/>
-          <w:lang w:val="en-US"/>
-        </w:rPr>
-        <w:t>V</w:t>
-      </w:r>
-      <w:r>
-        <w:rPr>
-          <w:rFonts w:ascii="Times New Roman" w:hAnsi="Times New Roman" w:cs="Times New Roman"/>
-          <w:sz w:val="24"/>
-          <w:szCs w:val="24"/>
-        </w:rPr>
-        <w:t>-4,019</w:t>
-      </w:r>
-      <w:r>
-        <w:rPr>
-          <w:rFonts w:ascii="Times New Roman" w:hAnsi="Times New Roman" w:cs="Times New Roman"/>
-          <w:sz w:val="24"/>
-          <w:szCs w:val="24"/>
-          <w:lang w:val="en-US"/>
-        </w:rPr>
-        <w:t>V</w:t>
-      </w:r>
-      <w:r>
-        <w:rPr>
-          <w:rFonts w:ascii="Times New Roman" w:hAnsi="Times New Roman" w:cs="Times New Roman"/>
-          <w:sz w:val="24"/>
-          <w:szCs w:val="24"/>
-        </w:rPr>
-        <w:t>.</w:t>
-      </w:r>
-    </w:p>
-    <w:p>
-      <w:pPr>
-        <w:spacing w:line="276" w:lineRule="auto"/>
-        <w:ind w:firstLine="709"/>
-        <w:jc w:val="both"/>
-        <w:rPr>
-          <w:rFonts w:ascii="Times New Roman" w:hAnsi="Times New Roman" w:cs="Times New Roman"/>
-          <w:sz w:val="24"/>
-          <w:szCs w:val="24"/>
-        </w:rPr>
-      </w:pPr>
-      <w:r>
-        <w:rPr>
-          <w:rFonts w:ascii="Times New Roman" w:hAnsi="Times New Roman" w:cs="Times New Roman"/>
-          <w:sz w:val="24"/>
-          <w:szCs w:val="24"/>
-        </w:rPr>
-        <w:t>7.5.6 Регулировка рандомизатора.</w:t>
-      </w:r>
-    </w:p>
-    <w:p>
-      <w:pPr>
-        <w:spacing w:line="276" w:lineRule="auto"/>
-        <w:ind w:firstLine="709"/>
-        <w:jc w:val="both"/>
-        <w:rPr>
-          <w:rFonts w:ascii="Times New Roman" w:hAnsi="Times New Roman" w:cs="Times New Roman"/>
-          <w:sz w:val="24"/>
-          <w:szCs w:val="24"/>
-        </w:rPr>
-      </w:pPr>
-      <w:r>
-        <w:rPr>
-          <w:rFonts w:ascii="Times New Roman" w:hAnsi="Times New Roman" w:cs="Times New Roman"/>
-          <w:sz w:val="24"/>
-          <w:szCs w:val="24"/>
-        </w:rPr>
-        <w:t>Рег</w:t>
-      </w:r>
-      <w:r>
-        <w:rPr>
-          <w:rFonts w:ascii="Times New Roman" w:hAnsi="Times New Roman" w:cs="Times New Roman"/>
-          <w:sz w:val="24"/>
-          <w:szCs w:val="24"/>
-        </w:rPr>
-        <w:t>у</w:t>
-      </w:r>
-      <w:r>
-        <w:rPr>
-          <w:rFonts w:ascii="Times New Roman" w:hAnsi="Times New Roman" w:cs="Times New Roman"/>
-          <w:sz w:val="24"/>
-          <w:szCs w:val="24"/>
-        </w:rPr>
-        <w:t>лировка рандомизатора осуществляется также на рабочем осциллографе со снятым</w:t>
-      </w:r>
-      <w:r>
-        <w:rPr>
-          <w:rFonts w:ascii="Times New Roman" w:hAnsi="Times New Roman" w:cs="Times New Roman"/>
-          <w:sz w:val="24"/>
-          <w:szCs w:val="24"/>
-        </w:rPr>
-        <w:t>и</w:t>
-      </w:r>
-      <w:r>
-        <w:rPr>
-          <w:rFonts w:ascii="Times New Roman" w:hAnsi="Times New Roman" w:cs="Times New Roman"/>
-          <w:sz w:val="24"/>
-          <w:szCs w:val="24"/>
-        </w:rPr>
-        <w:t xml:space="preserve"> кожухом и верхним экраном.</w:t>
-      </w:r>
-    </w:p>
-    <w:p>
-      <w:pPr>
-        <w:spacing w:line="276" w:lineRule="auto"/>
-        <w:ind w:firstLine="709"/>
-        <w:jc w:val="both"/>
-        <w:rPr>
-          <w:rFonts w:ascii="Times New Roman" w:hAnsi="Times New Roman" w:cs="Times New Roman"/>
-          <w:sz w:val="24"/>
-          <w:szCs w:val="24"/>
-        </w:rPr>
-      </w:pPr>
-      <w:r>
-        <w:rPr>
-          <w:rFonts w:ascii="Times New Roman" w:hAnsi="Times New Roman" w:cs="Times New Roman"/>
-          <w:sz w:val="24"/>
-          <w:szCs w:val="24"/>
-        </w:rPr>
-        <w:t>Включите питание осциллографа. Выключите МЕНЮ. Нажмите по 2 раза последовательно кнопки передней панели “1”, “2”, “3”, ”4”, ”5”</w:t>
-      </w:r>
-      <w:r>
-        <w:rPr>
-          <w:rFonts w:ascii="Times New Roman" w:hAnsi="Times New Roman" w:cs="Times New Roman"/>
-          <w:sz w:val="24"/>
-          <w:szCs w:val="24"/>
-        </w:rPr>
-        <w:t xml:space="preserve">. Включите МЕНЮ, выберите “ОТЛАДКА”/“КОНСОЛЬ” число строк-5. Затем выберите “РАНД-ТОР”, </w:t>
-      </w:r>
-      <w:r>
-        <w:rPr>
-          <w:rFonts w:ascii="Times New Roman" w:hAnsi="Times New Roman" w:cs="Times New Roman"/>
-          <w:sz w:val="24"/>
-          <w:szCs w:val="24"/>
-        </w:rPr>
-        <w:t>“И</w:t>
-      </w:r>
-      <w:r>
-        <w:rPr>
-          <w:rFonts w:ascii="Times New Roman" w:hAnsi="Times New Roman" w:cs="Times New Roman"/>
-          <w:sz w:val="24"/>
-          <w:szCs w:val="24"/>
-        </w:rPr>
-        <w:t>нформация</w:t>
-      </w:r>
-      <w:r>
-        <w:rPr>
-          <w:rFonts w:ascii="Times New Roman" w:hAnsi="Times New Roman" w:cs="Times New Roman"/>
-          <w:sz w:val="24"/>
-          <w:szCs w:val="24"/>
-        </w:rPr>
-        <w:t>”-</w:t>
-      </w:r>
-      <w:r>
-        <w:rPr>
-          <w:rFonts w:ascii="Times New Roman" w:hAnsi="Times New Roman" w:cs="Times New Roman"/>
-          <w:sz w:val="24"/>
-          <w:szCs w:val="24"/>
-        </w:rPr>
-        <w:t xml:space="preserve"> “Показывать”</w:t>
-      </w:r>
-      <w:r>
-        <w:rPr>
-          <w:rFonts w:ascii="Times New Roman" w:hAnsi="Times New Roman" w:cs="Times New Roman"/>
-          <w:sz w:val="24"/>
-          <w:szCs w:val="24"/>
-        </w:rPr>
-        <w:t>, “Усредн” – 4.</w:t>
-      </w:r>
-    </w:p>
-    <w:p>
-      <w:pPr>
-        <w:spacing w:line="276" w:lineRule="auto"/>
-        <w:ind w:firstLine="709"/>
-        <w:jc w:val="both"/>
-        <w:rPr>
-          <w:rFonts w:ascii="Times New Roman" w:hAnsi="Times New Roman" w:cs="Times New Roman"/>
-          <w:sz w:val="24"/>
-          <w:szCs w:val="24"/>
-        </w:rPr>
-      </w:pPr>
-      <w:r>
-        <w:rPr>
-          <w:rFonts w:ascii="Times New Roman" w:hAnsi="Times New Roman" w:cs="Times New Roman"/>
-          <w:sz w:val="24"/>
-          <w:szCs w:val="24"/>
-        </w:rPr>
-        <w:t>Установите коэффициент разверток 20нс/дел. Подайте на вход осциллографа сигнал с частотой 5-10 МГц, настройте устойчив</w:t>
-      </w:r>
-      <w:r>
-        <w:rPr>
-          <w:rFonts w:ascii="Times New Roman" w:hAnsi="Times New Roman" w:cs="Times New Roman"/>
-          <w:sz w:val="24"/>
-          <w:szCs w:val="24"/>
-        </w:rPr>
-        <w:t>у</w:t>
-      </w:r>
-      <w:r>
-        <w:rPr>
-          <w:rFonts w:ascii="Times New Roman" w:hAnsi="Times New Roman" w:cs="Times New Roman"/>
-          <w:sz w:val="24"/>
-          <w:szCs w:val="24"/>
-        </w:rPr>
-        <w:t>ю синхронизацию сигнала.</w:t>
-      </w:r>
-    </w:p>
-    <w:p>
-      <w:pPr>
-        <w:spacing w:line="276" w:lineRule="auto"/>
-        <w:ind w:firstLine="709"/>
-        <w:jc w:val="both"/>
-        <w:rPr>
-          <w:rFonts w:ascii="Times New Roman" w:hAnsi="Times New Roman" w:cs="Times New Roman"/>
-          <w:sz w:val="24"/>
-          <w:szCs w:val="24"/>
-        </w:rPr>
-      </w:pPr>
-      <w:r>
-        <w:rPr>
-          <w:rFonts w:ascii="Times New Roman" w:hAnsi="Times New Roman" w:cs="Times New Roman"/>
-          <w:sz w:val="24"/>
-          <w:szCs w:val="24"/>
-        </w:rPr>
-        <w:t xml:space="preserve">На плате </w:t>
-      </w:r>
-      <w:r>
-        <w:rPr>
-          <w:rFonts w:ascii="Times New Roman" w:hAnsi="Times New Roman" w:cs="Times New Roman"/>
-          <w:b/>
-          <w:sz w:val="24"/>
-          <w:szCs w:val="24"/>
-        </w:rPr>
-        <w:t xml:space="preserve">Процессора </w:t>
-      </w:r>
-      <w:r>
-        <w:rPr>
-          <w:rFonts w:ascii="Times New Roman" w:hAnsi="Times New Roman" w:cs="Times New Roman"/>
-          <w:sz w:val="24"/>
-          <w:szCs w:val="24"/>
-        </w:rPr>
-        <w:t>(УШЯИ.467444.108)</w:t>
-      </w:r>
-      <w:r>
-        <w:rPr>
-          <w:rFonts w:ascii="Times New Roman" w:hAnsi="Times New Roman" w:cs="Times New Roman"/>
-          <w:b/>
-          <w:sz w:val="24"/>
-          <w:szCs w:val="24"/>
-        </w:rPr>
-        <w:t xml:space="preserve"> </w:t>
-      </w:r>
-      <w:r>
-        <w:rPr>
-          <w:rFonts w:ascii="Times New Roman" w:hAnsi="Times New Roman" w:cs="Times New Roman"/>
-          <w:sz w:val="24"/>
-          <w:szCs w:val="24"/>
-        </w:rPr>
-        <w:t xml:space="preserve">резистором </w:t>
-      </w:r>
-      <w:r>
-        <w:rPr>
-          <w:rFonts w:ascii="Times New Roman" w:hAnsi="Times New Roman" w:cs="Times New Roman"/>
-          <w:sz w:val="24"/>
-          <w:szCs w:val="24"/>
-          <w:lang w:val="en-US"/>
-        </w:rPr>
-        <w:t>RP</w:t>
-      </w:r>
-      <w:r>
-        <w:rPr>
-          <w:rFonts w:ascii="Times New Roman" w:hAnsi="Times New Roman" w:cs="Times New Roman"/>
-          <w:sz w:val="24"/>
-          <w:szCs w:val="24"/>
-        </w:rPr>
-        <w:t xml:space="preserve">2 добейтесь чтобы </w:t>
-      </w:r>
-      <w:r>
-        <w:rPr>
-          <w:rFonts w:ascii="Times New Roman" w:hAnsi="Times New Roman" w:cs="Times New Roman"/>
-          <w:sz w:val="24"/>
-          <w:szCs w:val="24"/>
-        </w:rPr>
-        <w:t xml:space="preserve">первое числовое </w:t>
-      </w:r>
-      <w:proofErr w:type="gramStart"/>
-      <w:r>
-        <w:rPr>
-          <w:rFonts w:ascii="Times New Roman" w:hAnsi="Times New Roman" w:cs="Times New Roman"/>
-          <w:sz w:val="24"/>
-          <w:szCs w:val="24"/>
-        </w:rPr>
-        <w:t>зн</w:t>
-      </w:r>
-      <w:r>
-        <w:rPr>
-          <w:rFonts w:ascii="Times New Roman" w:hAnsi="Times New Roman" w:cs="Times New Roman"/>
-          <w:sz w:val="24"/>
-          <w:szCs w:val="24"/>
-        </w:rPr>
-        <w:t>а</w:t>
-      </w:r>
-      <w:r>
-        <w:rPr>
-          <w:rFonts w:ascii="Times New Roman" w:hAnsi="Times New Roman" w:cs="Times New Roman"/>
-          <w:sz w:val="24"/>
-          <w:szCs w:val="24"/>
-        </w:rPr>
-        <w:t>чение</w:t>
-      </w:r>
-      <w:r>
-        <w:rPr>
-          <w:rFonts w:ascii="Times New Roman" w:hAnsi="Times New Roman" w:cs="Times New Roman"/>
-          <w:sz w:val="24"/>
-          <w:szCs w:val="24"/>
-        </w:rPr>
-        <w:t xml:space="preserve"> </w:t>
-      </w:r>
-      <w:r>
-        <w:rPr>
-          <w:rFonts w:ascii="Times New Roman" w:hAnsi="Times New Roman" w:cs="Times New Roman"/>
-          <w:sz w:val="24"/>
-          <w:szCs w:val="24"/>
-        </w:rPr>
-        <w:t>”ВОРОТА</w:t>
-      </w:r>
-      <w:proofErr w:type="gramEnd"/>
-      <w:r>
-        <w:rPr>
-          <w:rFonts w:ascii="Times New Roman" w:hAnsi="Times New Roman" w:cs="Times New Roman"/>
-          <w:sz w:val="24"/>
-          <w:szCs w:val="24"/>
-        </w:rPr>
         <w:t>”</w:t>
       </w:r>
       <w:r>
@@ -6669,23 +6921,26 @@
           <w:sz w:val="24"/>
           <w:szCs w:val="24"/>
         </w:rPr>
-        <w:t xml:space="preserve"> было не менее 1000, а второе не более 3000. Процесс установки этих значений статистический поэтому медленный, дождитесь установки </w:t>
-      </w:r>
-      <w:r>
-        <w:rPr>
-          <w:rFonts w:ascii="Times New Roman" w:hAnsi="Times New Roman" w:cs="Times New Roman"/>
-          <w:sz w:val="24"/>
-          <w:szCs w:val="24"/>
-        </w:rPr>
-        <w:lastRenderedPageBreak/>
-        <w:t>значений. Если настройка выполнена правильно изображение сигнала на экране осциллографа будет без разрывов и искажений.</w:t>
-      </w:r>
-    </w:p>
-    <w:p>
-      <w:pPr>
-        <w:spacing w:line="276" w:lineRule="auto"/>
-        <w:ind w:firstLine="709"/>
-        <w:jc w:val="both"/>
+        <w:t xml:space="preserve"> было не менее 1000, а второе не более 3000. Процесс установки этих значений статистический поэтому медленный, дождитесь установки значений. Если настройка выполнена правильно изображение сигнала на экране осциллографа будет без разрывов и искажений.</w:t>
+      </w:r>
+    </w:p>
+    <w:p>
+      <w:pPr>
+        <w:spacing w:after="0" w:line="276" w:lineRule="auto"/>
+        <w:ind w:firstLine="709"/>
+        <w:jc w:val="both"/>
+        <w:rPr>
+          <w:rFonts w:ascii="Times New Roman" w:hAnsi="Times New Roman" w:cs="Times New Roman"/>
+          <w:sz w:val="24"/>
+          <w:szCs w:val="24"/>
+        </w:rPr>
+      </w:pPr>
+    </w:p>
+    <w:p>
+      <w:pPr>
+        <w:spacing w:after="0" w:line="276" w:lineRule="auto"/>
+        <w:ind w:firstLine="709"/>
+        <w:jc w:val="center"/>
         <w:rPr>
           <w:rFonts w:ascii="Times New Roman" w:hAnsi="Times New Roman" w:cs="Times New Roman"/>
           <w:sz w:val="24"/>
@@ -6701,9 +6956,9 @@
           <w:lang w:eastAsia="ru-RU"/>
         </w:rPr>
         <w:drawing>
-          <wp:inline distT="0" distB="0" distL="0" distR="0" wp14:anchorId="7AD50E99" wp14:editId="5A9E00C9">
-            <wp:extent cx="4682490" cy="3511868"/>
-            <wp:effectExtent l="0" t="0" r="3810" b="0"/>
+          <wp:inline distT="0" distB="0" distL="0" distR="0" wp14:anchorId="7AD50E99" wp14:editId="13A4772F">
+            <wp:extent cx="4038600" cy="3028950"/>
+            <wp:effectExtent l="0" t="0" r="0" b="0"/>
             <wp:docPr id="4" name="Рисунок 4"/>
             <wp:cNvGraphicFramePr>
               <a:graphicFrameLocks xmlns:a="http://schemas.openxmlformats.org/drawingml/2006/main" noChangeAspect="1"/>
@@ -6730,7 +6985,7 @@
                   <pic:spPr>
                     <a:xfrm>
                       <a:off x="0" y="0"/>
-                      <a:ext cx="4795754" cy="3596816"/>
+                      <a:ext cx="4142733" cy="3107050"/>
                     </a:xfrm>
                     <a:prstGeom prst="rect">
                       <a:avLst/>
@@ -6745,50 +7000,85 @@
     </w:p>
     <w:p>
       <w:pPr>
-        <w:spacing w:line="276" w:lineRule="auto"/>
-        <w:ind w:firstLine="709"/>
-        <w:jc w:val="both"/>
-        <w:rPr>
-          <w:rFonts w:ascii="Times New Roman" w:hAnsi="Times New Roman" w:cs="Times New Roman"/>
-          <w:sz w:val="24"/>
-          <w:szCs w:val="24"/>
-        </w:rPr>
-      </w:pPr>
-      <w:r>
-        <w:rPr>
-          <w:rFonts w:ascii="Times New Roman" w:hAnsi="Times New Roman" w:cs="Times New Roman"/>
-          <w:sz w:val="24"/>
-          <w:szCs w:val="24"/>
-        </w:rPr>
-        <w:t xml:space="preserve">После настройки рандомизатора </w:t>
-      </w:r>
-      <w:r>
-        <w:rPr>
-          <w:rFonts w:ascii="Times New Roman" w:hAnsi="Times New Roman" w:cs="Times New Roman"/>
-          <w:sz w:val="24"/>
-          <w:szCs w:val="24"/>
-        </w:rPr>
-        <w:t xml:space="preserve">последовательным нажатием кнопки “МЕНЮ” выключите меню. </w:t>
-      </w:r>
-    </w:p>
-    <w:p>
-      <w:pPr>
-        <w:spacing w:before="240" w:line="276" w:lineRule="auto"/>
-        <w:ind w:firstLine="709"/>
-        <w:jc w:val="both"/>
-        <w:rPr>
-          <w:rFonts w:ascii="Times New Roman" w:hAnsi="Times New Roman" w:cs="Times New Roman"/>
-          <w:sz w:val="24"/>
-          <w:szCs w:val="24"/>
-        </w:rPr>
-      </w:pPr>
-      <w:r>
-        <w:rPr>
-          <w:rFonts w:ascii="Times New Roman" w:hAnsi="Times New Roman" w:cs="Times New Roman"/>
-          <w:sz w:val="24"/>
-          <w:szCs w:val="24"/>
-        </w:rPr>
-        <w:t>7.6 Предварительная настройка тракта вертикального отклонения (</w:t>
+        <w:spacing w:after="0" w:line="276" w:lineRule="auto"/>
+        <w:ind w:firstLine="709"/>
+        <w:jc w:val="center"/>
+        <w:rPr>
+          <w:rFonts w:ascii="Times New Roman" w:hAnsi="Times New Roman" w:cs="Times New Roman"/>
+          <w:sz w:val="24"/>
+          <w:szCs w:val="24"/>
+        </w:rPr>
+      </w:pPr>
+    </w:p>
+    <w:p>
+      <w:pPr>
+        <w:spacing w:after="0" w:line="276" w:lineRule="auto"/>
+        <w:ind w:firstLine="709"/>
+        <w:jc w:val="both"/>
+        <w:rPr>
+          <w:rFonts w:ascii="Times New Roman" w:hAnsi="Times New Roman" w:cs="Times New Roman"/>
+          <w:sz w:val="24"/>
+          <w:szCs w:val="24"/>
+        </w:rPr>
+      </w:pPr>
+      <w:r>
+        <w:rPr>
+          <w:rFonts w:ascii="Times New Roman" w:hAnsi="Times New Roman" w:cs="Times New Roman"/>
+          <w:sz w:val="24"/>
+          <w:szCs w:val="24"/>
+        </w:rPr>
+        <w:t xml:space="preserve">После настройки </w:t>
+      </w:r>
+      <w:proofErr w:type="spellStart"/>
+      <w:r>
+        <w:rPr>
+          <w:rFonts w:ascii="Times New Roman" w:hAnsi="Times New Roman" w:cs="Times New Roman"/>
+          <w:sz w:val="24"/>
+          <w:szCs w:val="24"/>
+        </w:rPr>
+        <w:t>рандомизатора</w:t>
+      </w:r>
+      <w:proofErr w:type="spellEnd"/>
+      <w:r>
+        <w:rPr>
+          <w:rFonts w:ascii="Times New Roman" w:hAnsi="Times New Roman" w:cs="Times New Roman"/>
+          <w:sz w:val="24"/>
+          <w:szCs w:val="24"/>
+        </w:rPr>
+        <w:t xml:space="preserve"> </w:t>
+      </w:r>
+      <w:r>
+        <w:rPr>
+          <w:rFonts w:ascii="Times New Roman" w:hAnsi="Times New Roman" w:cs="Times New Roman"/>
+          <w:sz w:val="24"/>
+          <w:szCs w:val="24"/>
+        </w:rPr>
+        <w:t>последовательным нажатием кнопки “МЕНЮ” выключите меню.</w:t>
+      </w:r>
+    </w:p>
+    <w:p>
+      <w:pPr>
+        <w:pStyle w:val="a3"/>
+        <w:numPr>
+          <w:ilvl w:val="1"/>
+          <w:numId w:val="3"/>
+        </w:numPr>
+        <w:spacing w:after="0" w:line="276" w:lineRule="auto"/>
+        <w:ind w:left="0" w:firstLine="709"/>
+        <w:jc w:val="both"/>
+        <w:rPr>
+          <w:rFonts w:ascii="Times New Roman" w:hAnsi="Times New Roman" w:cs="Times New Roman"/>
+          <w:sz w:val="24"/>
+          <w:szCs w:val="24"/>
+        </w:rPr>
+      </w:pPr>
+      <w:r>
+        <w:rPr>
+          <w:rFonts w:ascii="Times New Roman" w:hAnsi="Times New Roman" w:cs="Times New Roman"/>
+          <w:sz w:val="24"/>
+          <w:szCs w:val="24"/>
+        </w:rPr>
+        <w:t>Предварительная настройка тракта вертикального отклонения (</w:t>
       </w:r>
       <w:r>
         <w:rPr>
@@ -6818,9 +7108,22 @@
     </w:p>
     <w:p>
       <w:pPr>
-        <w:spacing w:before="240" w:line="276" w:lineRule="auto"/>
-        <w:ind w:firstLine="709"/>
-        <w:jc w:val="both"/>
+        <w:pStyle w:val="a3"/>
+        <w:spacing w:after="0" w:line="276" w:lineRule="auto"/>
+        <w:ind w:left="480"/>
+        <w:jc w:val="both"/>
+        <w:rPr>
+          <w:rFonts w:ascii="Times New Roman" w:hAnsi="Times New Roman" w:cs="Times New Roman"/>
+          <w:sz w:val="24"/>
+          <w:szCs w:val="24"/>
+        </w:rPr>
+      </w:pPr>
+    </w:p>
+    <w:p>
+      <w:pPr>
+        <w:spacing w:after="0" w:line="276" w:lineRule="auto"/>
+        <w:ind w:firstLine="709"/>
+        <w:jc w:val="center"/>
         <w:rPr>
           <w:rFonts w:ascii="Times New Roman" w:hAnsi="Times New Roman" w:cs="Times New Roman"/>
           <w:sz w:val="24"/>
@@ -6836,9 +7139,9 @@
           <w:lang w:eastAsia="ru-RU"/>
         </w:rPr>
         <w:drawing>
-          <wp:inline distT="0" distB="0" distL="0" distR="0" wp14:anchorId="7A910CF0" wp14:editId="29AA3EF0">
-            <wp:extent cx="4975012" cy="3731260"/>
-            <wp:effectExtent l="0" t="0" r="0" b="2540"/>
+          <wp:inline distT="0" distB="0" distL="0" distR="0" wp14:anchorId="7A910CF0" wp14:editId="5DC53898">
+            <wp:extent cx="3924300" cy="2943225"/>
+            <wp:effectExtent l="0" t="0" r="0" b="9525"/>
             <wp:docPr id="8" name="Рисунок 8"/>
             <wp:cNvGraphicFramePr>
               <a:graphicFrameLocks xmlns:a="http://schemas.openxmlformats.org/drawingml/2006/main" noChangeAspect="1"/>
@@ -6865,7 +7168,7 @@
                   <pic:spPr>
                     <a:xfrm>
                       <a:off x="0" y="0"/>
-                      <a:ext cx="4975012" cy="3731260"/>
+                      <a:ext cx="3928423" cy="2946317"/>
                     </a:xfrm>
                     <a:prstGeom prst="rect">
                       <a:avLst/>
@@ -6880,7 +7183,39 @@
     </w:p>
     <w:p>
       <w:pPr>
-        <w:spacing w:before="240" w:line="276" w:lineRule="auto"/>
+        <w:spacing w:after="0" w:line="276" w:lineRule="auto"/>
+        <w:ind w:firstLine="709"/>
+        <w:jc w:val="center"/>
+        <w:rPr>
+          <w:rFonts w:ascii="Times New Roman" w:hAnsi="Times New Roman" w:cs="Times New Roman"/>
+          <w:sz w:val="24"/>
+          <w:szCs w:val="24"/>
+        </w:rPr>
+      </w:pPr>
+    </w:p>
+    <w:p>
+      <w:pPr>
+        <w:spacing w:after="0" w:line="276" w:lineRule="auto"/>
+        <w:ind w:firstLine="709"/>
+        <w:jc w:val="both"/>
+        <w:rPr>
+          <w:rFonts w:ascii="Times New Roman" w:hAnsi="Times New Roman" w:cs="Times New Roman"/>
+          <w:sz w:val="24"/>
+          <w:szCs w:val="24"/>
+        </w:rPr>
+      </w:pPr>
+      <w:r>
+        <w:rPr>
+          <w:rFonts w:ascii="Times New Roman" w:hAnsi="Times New Roman" w:cs="Times New Roman"/>
+          <w:sz w:val="24"/>
+          <w:szCs w:val="24"/>
+        </w:rPr>
+        <w:t>Вставка в текст Матюшонка</w:t>
+      </w:r>
+    </w:p>
+    <w:p>
+      <w:pPr>
+        <w:spacing w:after="0" w:line="276" w:lineRule="auto"/>
         <w:ind w:firstLine="709"/>
         <w:jc w:val="both"/>
         <w:rPr>
@@ -6896,32 +7231,12 @@
           <w:szCs w:val="24"/>
         </w:rPr>
         <w:lastRenderedPageBreak/>
-        <w:t>Вставка в текст Матюшонка</w:t>
-      </w:r>
-    </w:p>
-    <w:p>
-      <w:pPr>
-        <w:spacing w:before="240" w:line="276" w:lineRule="auto"/>
-        <w:ind w:firstLine="709"/>
-        <w:jc w:val="both"/>
-        <w:rPr>
-          <w:rFonts w:ascii="Times New Roman" w:hAnsi="Times New Roman" w:cs="Times New Roman"/>
-          <w:sz w:val="24"/>
-          <w:szCs w:val="24"/>
-        </w:rPr>
-      </w:pPr>
-      <w:r>
-        <w:rPr>
-          <w:rFonts w:ascii="Times New Roman" w:hAnsi="Times New Roman" w:cs="Times New Roman"/>
-          <w:sz w:val="24"/>
-          <w:szCs w:val="24"/>
-        </w:rPr>
         <w:t xml:space="preserve">- - - - - - </w:t>
       </w:r>
     </w:p>
     <w:p>
       <w:pPr>
-        <w:spacing w:before="240" w:line="276" w:lineRule="auto"/>
+        <w:spacing w:after="0" w:line="276" w:lineRule="auto"/>
         <w:ind w:firstLine="709"/>
         <w:jc w:val="both"/>
         <w:rPr>
@@ -6941,19 +7256,19 @@
     </w:p>
     <w:p>
       <w:pPr>
-        <w:spacing w:line="276" w:lineRule="auto"/>
-        <w:ind w:firstLine="709"/>
-        <w:jc w:val="both"/>
-        <w:rPr>
-          <w:rFonts w:ascii="Times New Roman" w:hAnsi="Times New Roman" w:cs="Times New Roman"/>
-          <w:sz w:val="24"/>
-          <w:szCs w:val="24"/>
-        </w:rPr>
-      </w:pPr>
-    </w:p>
-    <w:p>
-      <w:pPr>
-        <w:spacing w:before="240" w:line="276" w:lineRule="auto"/>
+        <w:spacing w:after="0" w:line="276" w:lineRule="auto"/>
+        <w:ind w:firstLine="709"/>
+        <w:jc w:val="both"/>
+        <w:rPr>
+          <w:rFonts w:ascii="Times New Roman" w:hAnsi="Times New Roman" w:cs="Times New Roman"/>
+          <w:sz w:val="24"/>
+          <w:szCs w:val="24"/>
+        </w:rPr>
+      </w:pPr>
+    </w:p>
+    <w:p>
+      <w:pPr>
+        <w:spacing w:after="0" w:line="276" w:lineRule="auto"/>
         <w:ind w:firstLine="709"/>
         <w:jc w:val="both"/>
         <w:rPr>
@@ -6989,42 +7304,113 @@
     </w:p>
     <w:p>
       <w:pPr>
-        <w:spacing w:before="240" w:line="276" w:lineRule="auto"/>
-        <w:ind w:firstLine="709"/>
-        <w:jc w:val="both"/>
-        <w:rPr>
-          <w:rFonts w:ascii="Times New Roman" w:hAnsi="Times New Roman" w:cs="Times New Roman"/>
-          <w:sz w:val="24"/>
-          <w:szCs w:val="24"/>
-        </w:rPr>
-      </w:pPr>
-      <w:r>
-        <w:rPr>
-          <w:rFonts w:ascii="Times New Roman" w:hAnsi="Times New Roman" w:cs="Times New Roman"/>
-          <w:sz w:val="24"/>
-          <w:szCs w:val="24"/>
-        </w:rPr>
-        <w:t>Общая балансировка тракта вертикального отклонения обоих каналов выполняется автоматически при калибровке осциллографа по встроенному калибратору, однако остается небольшое смещение нуля в каналах на чувствительных диапазонах 2; 5; 10 мв/дел при открытом входе.</w:t>
-      </w:r>
-    </w:p>
-    <w:p>
-      <w:pPr>
-        <w:spacing w:before="240" w:line="276" w:lineRule="auto"/>
-        <w:ind w:firstLine="709"/>
-        <w:jc w:val="both"/>
-        <w:rPr>
-          <w:rFonts w:ascii="Times New Roman" w:hAnsi="Times New Roman" w:cs="Times New Roman"/>
-          <w:sz w:val="24"/>
-          <w:szCs w:val="24"/>
-        </w:rPr>
-      </w:pPr>
-      <w:r>
-        <w:rPr>
-          <w:rFonts w:ascii="Times New Roman" w:hAnsi="Times New Roman" w:cs="Times New Roman"/>
-          <w:sz w:val="24"/>
-          <w:szCs w:val="24"/>
-        </w:rPr>
-        <w:t xml:space="preserve">Дополнительная балансировка выполняется на </w:t>
+        <w:spacing w:after="0" w:line="276" w:lineRule="auto"/>
+        <w:ind w:firstLine="709"/>
+        <w:jc w:val="both"/>
+        <w:rPr>
+          <w:rFonts w:ascii="Times New Roman" w:hAnsi="Times New Roman" w:cs="Times New Roman"/>
+          <w:sz w:val="24"/>
+          <w:szCs w:val="24"/>
+        </w:rPr>
+      </w:pPr>
+      <w:r>
+        <w:rPr>
+          <w:rFonts w:ascii="Times New Roman" w:hAnsi="Times New Roman" w:cs="Times New Roman"/>
+          <w:sz w:val="24"/>
+          <w:szCs w:val="24"/>
+        </w:rPr>
+        <w:t xml:space="preserve">Общая балансировка тракта вертикального отклонения обоих каналов выполняется автоматически при калибровке осциллографа по встроенному калибратору, однако остается небольшое смещение нуля в каналах на чувствительных диапазонах 2; 5; 10 </w:t>
+      </w:r>
+      <w:proofErr w:type="spellStart"/>
+      <w:r>
+        <w:rPr>
+          <w:rFonts w:ascii="Times New Roman" w:hAnsi="Times New Roman" w:cs="Times New Roman"/>
+          <w:sz w:val="24"/>
+          <w:szCs w:val="24"/>
+        </w:rPr>
+        <w:t>мв</w:t>
+      </w:r>
+      <w:proofErr w:type="spellEnd"/>
+      <w:r>
+        <w:rPr>
+          <w:rFonts w:ascii="Times New Roman" w:hAnsi="Times New Roman" w:cs="Times New Roman"/>
+          <w:sz w:val="24"/>
+          <w:szCs w:val="24"/>
+        </w:rPr>
+        <w:t>/дел при открытом входе.</w:t>
+      </w:r>
+    </w:p>
+    <w:p>
+      <w:pPr>
+        <w:spacing w:after="0" w:line="276" w:lineRule="auto"/>
+        <w:ind w:firstLine="709"/>
+        <w:jc w:val="both"/>
+        <w:rPr>
+          <w:rFonts w:ascii="Times New Roman" w:hAnsi="Times New Roman" w:cs="Times New Roman"/>
+          <w:sz w:val="24"/>
+          <w:szCs w:val="24"/>
+        </w:rPr>
+      </w:pPr>
+      <w:r>
+        <w:rPr>
+          <w:rFonts w:ascii="Times New Roman" w:hAnsi="Times New Roman" w:cs="Times New Roman"/>
+          <w:sz w:val="24"/>
+          <w:szCs w:val="24"/>
+        </w:rPr>
+        <w:t>Дополнительная балансировка выполняется на собранном</w:t>
+      </w:r>
+      <w:r>
+        <w:rPr>
+          <w:rFonts w:ascii="Times New Roman" w:hAnsi="Times New Roman" w:cs="Times New Roman"/>
+          <w:sz w:val="24"/>
+          <w:szCs w:val="24"/>
+        </w:rPr>
+        <w:t xml:space="preserve"> </w:t>
+      </w:r>
+      <w:r>
+        <w:rPr>
+          <w:rFonts w:ascii="Times New Roman" w:hAnsi="Times New Roman" w:cs="Times New Roman"/>
+          <w:sz w:val="24"/>
+          <w:szCs w:val="24"/>
+        </w:rPr>
+        <w:t>и настроенном осциллографе.</w:t>
+      </w:r>
+    </w:p>
+    <w:p>
+      <w:pPr>
+        <w:spacing w:after="0" w:line="276" w:lineRule="auto"/>
+        <w:ind w:firstLine="709"/>
+        <w:jc w:val="both"/>
+        <w:rPr>
+          <w:rFonts w:ascii="Times New Roman" w:hAnsi="Times New Roman" w:cs="Times New Roman"/>
+          <w:sz w:val="24"/>
+          <w:szCs w:val="24"/>
+        </w:rPr>
+      </w:pPr>
+      <w:r>
+        <w:rPr>
+          <w:rFonts w:ascii="Times New Roman" w:hAnsi="Times New Roman" w:cs="Times New Roman"/>
+          <w:sz w:val="24"/>
+          <w:szCs w:val="24"/>
+        </w:rPr>
+        <w:t xml:space="preserve">Выполните калибровку каналов вертикального отклонения согласно </w:t>
+      </w:r>
+      <w:r>
+        <w:rPr>
+          <w:rFonts w:ascii="Times New Roman" w:hAnsi="Times New Roman" w:cs="Times New Roman"/>
+          <w:b/>
+          <w:sz w:val="24"/>
+          <w:szCs w:val="24"/>
+        </w:rPr>
+        <w:t>Руководству по эксплуатации</w:t>
+      </w:r>
+      <w:r>
+        <w:rPr>
+          <w:rFonts w:ascii="Times New Roman" w:hAnsi="Times New Roman" w:cs="Times New Roman"/>
+          <w:sz w:val="24"/>
+          <w:szCs w:val="24"/>
+        </w:rPr>
+        <w:t xml:space="preserve"> (УШЯИ.411161.063 РЭ). В меню каналов установите “Связь”</w:t>
       </w:r>
       <w:proofErr w:type="gramStart"/>
       <w:r>
@@ -7033,7 +7419,7 @@
           <w:sz w:val="24"/>
           <w:szCs w:val="24"/>
         </w:rPr>
-        <w:t>собранном  и</w:t>
+        <w:t>/”Пост</w:t>
       </w:r>
       <w:proofErr w:type="gramEnd"/>
       <w:r>
@@ -7042,44 +7428,81 @@
           <w:sz w:val="24"/>
           <w:szCs w:val="24"/>
         </w:rPr>
-        <w:t xml:space="preserve"> настроенном осциллографе.</w:t>
-      </w:r>
-    </w:p>
-    <w:p>
-      <w:pPr>
-        <w:spacing w:before="240" w:line="276" w:lineRule="auto"/>
-        <w:ind w:firstLine="709"/>
-        <w:jc w:val="both"/>
-        <w:rPr>
-          <w:rFonts w:ascii="Times New Roman" w:hAnsi="Times New Roman" w:cs="Times New Roman"/>
-          <w:sz w:val="24"/>
-          <w:szCs w:val="24"/>
-        </w:rPr>
-      </w:pPr>
-      <w:r>
-        <w:rPr>
-          <w:rFonts w:ascii="Times New Roman" w:hAnsi="Times New Roman" w:cs="Times New Roman"/>
-          <w:sz w:val="24"/>
-          <w:szCs w:val="24"/>
-        </w:rPr>
-        <w:t xml:space="preserve">Выполните калибровку каналов вертикального отклонения согласно </w:t>
-      </w:r>
-      <w:r>
-        <w:rPr>
-          <w:rFonts w:ascii="Times New Roman" w:hAnsi="Times New Roman" w:cs="Times New Roman"/>
-          <w:b/>
-          <w:sz w:val="24"/>
-          <w:szCs w:val="24"/>
-        </w:rPr>
-        <w:t>Руководству по эксплуатации</w:t>
-      </w:r>
-      <w:r>
-        <w:rPr>
-          <w:rFonts w:ascii="Times New Roman" w:hAnsi="Times New Roman" w:cs="Times New Roman"/>
-          <w:sz w:val="24"/>
-          <w:szCs w:val="24"/>
-        </w:rPr>
-        <w:t xml:space="preserve"> (УШЯИ.411161.063 РЭ). В меню каналов установите “Связь”</w:t>
+        <w:t>”. В меню “ИЗМЕРЕНИЯ” выберите измерение “</w:t>
+      </w:r>
+      <w:r>
+        <w:rPr>
+          <w:rFonts w:ascii="Times New Roman" w:hAnsi="Times New Roman" w:cs="Times New Roman"/>
+          <w:sz w:val="24"/>
+          <w:szCs w:val="24"/>
+          <w:lang w:val="en-US"/>
+        </w:rPr>
+        <w:t>U</w:t>
+      </w:r>
+      <w:r>
+        <w:rPr>
+          <w:rFonts w:ascii="Times New Roman" w:hAnsi="Times New Roman" w:cs="Times New Roman"/>
+          <w:sz w:val="24"/>
+          <w:szCs w:val="24"/>
+        </w:rPr>
+        <w:t xml:space="preserve"> </w:t>
+      </w:r>
+      <w:proofErr w:type="spellStart"/>
+      <w:r>
+        <w:rPr>
+          <w:rFonts w:ascii="Times New Roman" w:hAnsi="Times New Roman" w:cs="Times New Roman"/>
+          <w:sz w:val="24"/>
+          <w:szCs w:val="24"/>
+        </w:rPr>
+        <w:t>скз</w:t>
+      </w:r>
+      <w:proofErr w:type="spellEnd"/>
+      <w:r>
+        <w:rPr>
+          <w:rFonts w:ascii="Times New Roman" w:hAnsi="Times New Roman" w:cs="Times New Roman"/>
+          <w:sz w:val="24"/>
+          <w:szCs w:val="24"/>
+        </w:rPr>
+        <w:t xml:space="preserve">”. </w:t>
+      </w:r>
+      <w:proofErr w:type="spellStart"/>
+      <w:r>
+        <w:rPr>
+          <w:rFonts w:ascii="Times New Roman" w:hAnsi="Times New Roman" w:cs="Times New Roman"/>
+          <w:sz w:val="24"/>
+          <w:szCs w:val="24"/>
+        </w:rPr>
+        <w:t>Закоратите</w:t>
+      </w:r>
+      <w:proofErr w:type="spellEnd"/>
+      <w:r>
+        <w:rPr>
+          <w:rFonts w:ascii="Times New Roman" w:hAnsi="Times New Roman" w:cs="Times New Roman"/>
+          <w:sz w:val="24"/>
+          <w:szCs w:val="24"/>
+        </w:rPr>
+        <w:t xml:space="preserve"> входы обоих каналов.</w:t>
+      </w:r>
+    </w:p>
+    <w:p>
+      <w:pPr>
+        <w:spacing w:after="0" w:line="276" w:lineRule="auto"/>
+        <w:ind w:firstLine="709"/>
+        <w:jc w:val="both"/>
+        <w:rPr>
+          <w:rFonts w:ascii="Times New Roman" w:hAnsi="Times New Roman" w:cs="Times New Roman"/>
+          <w:sz w:val="24"/>
+          <w:szCs w:val="24"/>
+          <w:lang w:val="en-US"/>
+        </w:rPr>
+      </w:pPr>
+      <w:r>
+        <w:rPr>
+          <w:rFonts w:ascii="Times New Roman" w:hAnsi="Times New Roman" w:cs="Times New Roman"/>
+          <w:sz w:val="24"/>
+          <w:szCs w:val="24"/>
+        </w:rPr>
+        <w:t xml:space="preserve"> Выключите МЕНЮ. Нажмите по 2 раза последовательно кнопки передней панели “1”, “2”, “3”, ”4”, ”5”. Включите МЕНЮ, выберите “ОТЛАДКА”</w:t>
       </w:r>
       <w:proofErr w:type="gramStart"/>
       <w:r>
@@ -7088,7 +7511,24 @@
           <w:sz w:val="24"/>
           <w:szCs w:val="24"/>
         </w:rPr>
-        <w:t>/”Пост</w:t>
+        <w:t>/</w:t>
+      </w:r>
+      <w:r>
+        <w:rPr>
+          <w:rFonts w:ascii="Times New Roman" w:hAnsi="Times New Roman" w:cs="Times New Roman"/>
+          <w:sz w:val="24"/>
+          <w:szCs w:val="24"/>
+          <w:lang w:val="en-US"/>
+        </w:rPr>
+        <w:t>”</w:t>
+      </w:r>
+      <w:r>
+        <w:rPr>
+          <w:rFonts w:ascii="Times New Roman" w:hAnsi="Times New Roman" w:cs="Times New Roman"/>
+          <w:sz w:val="24"/>
+          <w:szCs w:val="24"/>
+        </w:rPr>
+        <w:t>АЦП</w:t>
       </w:r>
       <w:proofErr w:type="gramEnd"/>
       <w:r>
@@ -7096,48 +7536,10 @@
           <w:rFonts w:ascii="Times New Roman" w:hAnsi="Times New Roman" w:cs="Times New Roman"/>
           <w:sz w:val="24"/>
           <w:szCs w:val="24"/>
-        </w:rPr>
-        <w:t>”. В меню “ИЗМЕРЕНИЯ” выберите измерение “</w:t>
-      </w:r>
-      <w:r>
-        <w:rPr>
-          <w:rFonts w:ascii="Times New Roman" w:hAnsi="Times New Roman" w:cs="Times New Roman"/>
-          <w:sz w:val="24"/>
-          <w:szCs w:val="24"/>
-          <w:lang w:val="en-US"/>
-        </w:rPr>
-        <w:t>U</w:t>
-      </w:r>
-      <w:r>
-        <w:rPr>
-          <w:rFonts w:ascii="Times New Roman" w:hAnsi="Times New Roman" w:cs="Times New Roman"/>
-          <w:sz w:val="24"/>
-          <w:szCs w:val="24"/>
-        </w:rPr>
-        <w:t xml:space="preserve"> скз”. Закоратите входы обоих каналов.</w:t>
-      </w:r>
-    </w:p>
-    <w:p>
-      <w:pPr>
-        <w:spacing w:before="240" w:line="276" w:lineRule="auto"/>
-        <w:ind w:firstLine="709"/>
-        <w:jc w:val="both"/>
-        <w:rPr>
-          <w:rFonts w:ascii="Times New Roman" w:hAnsi="Times New Roman" w:cs="Times New Roman"/>
-          <w:sz w:val="24"/>
-          <w:szCs w:val="24"/>
-          <w:lang w:val="en-US"/>
-        </w:rPr>
-      </w:pPr>
-      <w:r>
-        <w:rPr>
-          <w:rFonts w:ascii="Times New Roman" w:hAnsi="Times New Roman" w:cs="Times New Roman"/>
-          <w:sz w:val="24"/>
-          <w:szCs w:val="24"/>
-        </w:rPr>
-        <w:t xml:space="preserve"> Выключите МЕНЮ. Нажмите по 2 раза последовательно кнопки передней панели “1”, “2”, “3”, ”4”, ”5”. Включите МЕНЮ, выберите “ОТЛАДКА”</w:t>
-      </w:r>
-      <w:proofErr w:type="gramStart"/>
+          <w:lang w:val="en-US"/>
+        </w:rPr>
+        <w:t>”</w:t>
+      </w:r>
       <w:r>
         <w:rPr>
           <w:rFonts w:ascii="Times New Roman" w:hAnsi="Times New Roman" w:cs="Times New Roman"/>
@@ -7161,9 +7563,8 @@
           <w:sz w:val="24"/>
           <w:szCs w:val="24"/>
         </w:rPr>
-        <w:t>АЦП</w:t>
-      </w:r>
-      <w:proofErr w:type="gramEnd"/>
+        <w:t>ДОП СМЕЩ</w:t>
+      </w:r>
       <w:r>
         <w:rPr>
           <w:rFonts w:ascii="Times New Roman" w:hAnsi="Times New Roman" w:cs="Times New Roman"/>
@@ -7173,46 +7574,25 @@
         </w:rPr>
         <w:t>”</w:t>
       </w:r>
-      <w:r>
-        <w:rPr>
-          <w:rFonts w:ascii="Times New Roman" w:hAnsi="Times New Roman" w:cs="Times New Roman"/>
-          <w:sz w:val="24"/>
-          <w:szCs w:val="24"/>
-        </w:rPr>
-        <w:t>/</w:t>
-      </w:r>
-      <w:r>
-        <w:rPr>
-          <w:rFonts w:ascii="Times New Roman" w:hAnsi="Times New Roman" w:cs="Times New Roman"/>
-          <w:sz w:val="24"/>
-          <w:szCs w:val="24"/>
-          <w:lang w:val="en-US"/>
-        </w:rPr>
-        <w:t>”</w:t>
-      </w:r>
-      <w:r>
-        <w:rPr>
-          <w:rFonts w:ascii="Times New Roman" w:hAnsi="Times New Roman" w:cs="Times New Roman"/>
-          <w:sz w:val="24"/>
-          <w:szCs w:val="24"/>
-        </w:rPr>
-        <w:t>ДОП СМЕЩ</w:t>
-      </w:r>
-      <w:r>
-        <w:rPr>
-          <w:rFonts w:ascii="Times New Roman" w:hAnsi="Times New Roman" w:cs="Times New Roman"/>
-          <w:sz w:val="24"/>
-          <w:szCs w:val="24"/>
-          <w:lang w:val="en-US"/>
-        </w:rPr>
-        <w:t>”</w:t>
-      </w:r>
-    </w:p>
-    <w:p>
-      <w:pPr>
-        <w:spacing w:before="240" w:line="276" w:lineRule="auto"/>
-        <w:ind w:firstLine="709"/>
-        <w:jc w:val="both"/>
+    </w:p>
+    <w:p>
+      <w:pPr>
+        <w:spacing w:after="0" w:line="276" w:lineRule="auto"/>
+        <w:ind w:firstLine="709"/>
+        <w:jc w:val="both"/>
+        <w:rPr>
+          <w:rFonts w:ascii="Times New Roman" w:hAnsi="Times New Roman" w:cs="Times New Roman"/>
+          <w:sz w:val="24"/>
+          <w:szCs w:val="24"/>
+          <w:lang w:val="en-US"/>
+        </w:rPr>
+      </w:pPr>
+    </w:p>
+    <w:p>
+      <w:pPr>
+        <w:spacing w:after="0" w:line="276" w:lineRule="auto"/>
+        <w:ind w:firstLine="709"/>
+        <w:jc w:val="center"/>
         <w:rPr>
           <w:rFonts w:ascii="Times New Roman" w:hAnsi="Times New Roman" w:cs="Times New Roman"/>
           <w:sz w:val="24"/>
@@ -7229,9 +7609,9 @@
           <w:lang w:eastAsia="ru-RU"/>
         </w:rPr>
         <w:drawing>
-          <wp:inline distT="0" distB="0" distL="0" distR="0" wp14:anchorId="033D3876" wp14:editId="5EABADFA">
-            <wp:extent cx="5181600" cy="3886200"/>
-            <wp:effectExtent l="0" t="0" r="0" b="0"/>
+          <wp:inline distT="0" distB="0" distL="0" distR="0" wp14:anchorId="033D3876" wp14:editId="5379C83F">
+            <wp:extent cx="4165600" cy="3124200"/>
+            <wp:effectExtent l="0" t="0" r="6350" b="0"/>
             <wp:docPr id="1" name="Рисунок 1"/>
             <wp:cNvGraphicFramePr>
               <a:graphicFrameLocks xmlns:a="http://schemas.openxmlformats.org/drawingml/2006/main" noChangeAspect="1"/>
@@ -7258,7 +7638,7 @@
                   <pic:spPr>
                     <a:xfrm>
                       <a:off x="0" y="0"/>
-                      <a:ext cx="5219445" cy="3914584"/>
+                      <a:ext cx="4196027" cy="3147020"/>
                     </a:xfrm>
                     <a:prstGeom prst="rect">
                       <a:avLst/>
@@ -7273,31 +7653,35 @@
     </w:p>
     <w:p>
       <w:pPr>
-        <w:spacing w:before="240" w:line="276" w:lineRule="auto"/>
-        <w:ind w:firstLine="709"/>
-        <w:jc w:val="both"/>
-        <w:rPr>
-          <w:rFonts w:ascii="Times New Roman" w:hAnsi="Times New Roman" w:cs="Times New Roman"/>
-          <w:sz w:val="24"/>
-          <w:szCs w:val="24"/>
-        </w:rPr>
-      </w:pPr>
-      <w:r>
-        <w:rPr>
-          <w:rFonts w:ascii="Times New Roman" w:hAnsi="Times New Roman" w:cs="Times New Roman"/>
-          <w:sz w:val="24"/>
-          <w:szCs w:val="24"/>
-        </w:rPr>
-        <w:t xml:space="preserve">Выбирая последовательно регулируемый параметр и устанавливая соответствующий диапазон коэффициентов отклонения ручкой осциллографа </w:t>
-      </w:r>
-      <w:r>
-        <w:rPr>
-          <w:rFonts w:ascii="Times New Roman" w:hAnsi="Times New Roman" w:cs="Times New Roman"/>
-          <w:sz w:val="24"/>
-          <w:szCs w:val="24"/>
-        </w:rPr>
-        <w:lastRenderedPageBreak/>
-        <w:t xml:space="preserve">“УСТАНОВКА” добейтесь минимальных показаний измерений </w:t>
+        <w:spacing w:after="0" w:line="276" w:lineRule="auto"/>
+        <w:ind w:firstLine="709"/>
+        <w:jc w:val="center"/>
+        <w:rPr>
+          <w:rFonts w:ascii="Times New Roman" w:hAnsi="Times New Roman" w:cs="Times New Roman"/>
+          <w:sz w:val="24"/>
+          <w:szCs w:val="24"/>
+          <w:lang w:val="en-US"/>
+        </w:rPr>
+      </w:pPr>
+    </w:p>
+    <w:p>
+      <w:pPr>
+        <w:spacing w:after="0" w:line="276" w:lineRule="auto"/>
+        <w:ind w:firstLine="709"/>
+        <w:jc w:val="both"/>
+        <w:rPr>
+          <w:rFonts w:ascii="Times New Roman" w:hAnsi="Times New Roman" w:cs="Times New Roman"/>
+          <w:sz w:val="24"/>
+          <w:szCs w:val="24"/>
+        </w:rPr>
+      </w:pPr>
+      <w:r>
+        <w:rPr>
+          <w:rFonts w:ascii="Times New Roman" w:hAnsi="Times New Roman" w:cs="Times New Roman"/>
+          <w:sz w:val="24"/>
+          <w:szCs w:val="24"/>
+        </w:rPr>
+        <w:t xml:space="preserve">Выбирая последовательно регулируемый параметр и устанавливая соответствующий диапазон коэффициентов отклонения ручкой осциллографа “УСТАНОВКА” добейтесь минимальных показаний измерений </w:t>
       </w:r>
       <w:r>
         <w:rPr>
@@ -7314,12 +7698,48 @@
           <w:sz w:val="24"/>
           <w:szCs w:val="24"/>
         </w:rPr>
-        <w:t xml:space="preserve"> скз на обоих каналах и на диапазонах коэффициентов отклонения 2; 5: 10 мв/дел.</w:t>
-      </w:r>
-    </w:p>
-    <w:p>
-      <w:pPr>
-        <w:spacing w:before="240" w:line="276" w:lineRule="auto"/>
+        <w:t xml:space="preserve"> </w:t>
+      </w:r>
+      <w:proofErr w:type="spellStart"/>
+      <w:r>
+        <w:rPr>
+          <w:rFonts w:ascii="Times New Roman" w:hAnsi="Times New Roman" w:cs="Times New Roman"/>
+          <w:sz w:val="24"/>
+          <w:szCs w:val="24"/>
+        </w:rPr>
+        <w:t>скз</w:t>
+      </w:r>
+      <w:proofErr w:type="spellEnd"/>
+      <w:r>
+        <w:rPr>
+          <w:rFonts w:ascii="Times New Roman" w:hAnsi="Times New Roman" w:cs="Times New Roman"/>
+          <w:sz w:val="24"/>
+          <w:szCs w:val="24"/>
+        </w:rPr>
+        <w:t xml:space="preserve"> на обоих каналах и на диапазонах коэффициентов отклонения 2; 5: 10 </w:t>
+      </w:r>
+      <w:proofErr w:type="spellStart"/>
+      <w:r>
+        <w:rPr>
+          <w:rFonts w:ascii="Times New Roman" w:hAnsi="Times New Roman" w:cs="Times New Roman"/>
+          <w:sz w:val="24"/>
+          <w:szCs w:val="24"/>
+        </w:rPr>
+        <w:t>мв</w:t>
+      </w:r>
+      <w:proofErr w:type="spellEnd"/>
+      <w:r>
+        <w:rPr>
+          <w:rFonts w:ascii="Times New Roman" w:hAnsi="Times New Roman" w:cs="Times New Roman"/>
+          <w:sz w:val="24"/>
+          <w:szCs w:val="24"/>
+        </w:rPr>
+        <w:t>/дел.</w:t>
+      </w:r>
+    </w:p>
+    <w:p>
+      <w:pPr>
+        <w:spacing w:after="0" w:line="276" w:lineRule="auto"/>
         <w:ind w:firstLine="709"/>
         <w:jc w:val="both"/>
         <w:rPr>
@@ -7339,7 +7759,7 @@
     </w:p>
     <w:p>
       <w:pPr>
-        <w:spacing w:before="240" w:line="276" w:lineRule="auto"/>
+        <w:spacing w:after="0" w:line="276" w:lineRule="auto"/>
         <w:ind w:firstLine="709"/>
         <w:jc w:val="both"/>
         <w:rPr>
